--- a/09-代码实现与迭代/系统测试文档.docx
+++ b/09-代码实现与迭代/系统测试文档.docx
@@ -3453,35 +3453,35 @@
                 <w:rFonts w:ascii="Times New Roman" w:hAnsi="Times New Roman" w:eastAsia="宋体"/>
                 <w:sz w:val="17"/>
               </w:rPr>
-              <w:t>IT-045</w:t>
-            </w:r>
-          </w:p>
-        </w:tc>
-        <w:tc>
-          <w:tcPr>
-            <w:tcW w:type="dxa" w:w="3324"/>
-          </w:tcPr>
-          <w:p>
-            <w:r>
-              <w:rPr>
-                <w:rFonts w:ascii="Times New Roman" w:hAnsi="Times New Roman" w:eastAsia="宋体"/>
-                <w:sz w:val="17"/>
-              </w:rPr>
-              <w:t>统一页面可访问</w:t>
-            </w:r>
-          </w:p>
-        </w:tc>
-        <w:tc>
-          <w:tcPr>
-            <w:tcW w:type="dxa" w:w="3324"/>
-          </w:tcPr>
-          <w:p>
-            <w:r>
-              <w:rPr>
-                <w:rFonts w:ascii="Times New Roman" w:hAnsi="Times New Roman" w:eastAsia="宋体"/>
-                <w:sz w:val="17"/>
-              </w:rPr>
-              <w:t>200，含登录入口</w:t>
+              <w:t>IT-043</w:t>
+            </w:r>
+          </w:p>
+        </w:tc>
+        <w:tc>
+          <w:tcPr>
+            <w:tcW w:type="dxa" w:w="3324"/>
+          </w:tcPr>
+          <w:p>
+            <w:r>
+              <w:rPr>
+                <w:rFonts w:ascii="Times New Roman" w:hAnsi="Times New Roman" w:eastAsia="宋体"/>
+                <w:sz w:val="17"/>
+              </w:rPr>
+              <w:t>管理员排课（新建课程）</w:t>
+            </w:r>
+          </w:p>
+        </w:tc>
+        <w:tc>
+          <w:tcPr>
+            <w:tcW w:type="dxa" w:w="3324"/>
+          </w:tcPr>
+          <w:p>
+            <w:r>
+              <w:rPr>
+                <w:rFonts w:ascii="Times New Roman" w:hAnsi="Times New Roman" w:eastAsia="宋体"/>
+                <w:sz w:val="17"/>
+              </w:rPr>
+              <w:t>200，返回新 id</w:t>
             </w:r>
           </w:p>
         </w:tc>
@@ -3497,35 +3497,35 @@
                 <w:rFonts w:ascii="Times New Roman" w:hAnsi="Times New Roman" w:eastAsia="宋体"/>
                 <w:sz w:val="17"/>
               </w:rPr>
-              <w:t>FE-001</w:t>
-            </w:r>
-          </w:p>
-        </w:tc>
-        <w:tc>
-          <w:tcPr>
-            <w:tcW w:type="dxa" w:w="3324"/>
-          </w:tcPr>
-          <w:p>
-            <w:r>
-              <w:rPr>
-                <w:rFonts w:ascii="Times New Roman" w:hAnsi="Times New Roman" w:eastAsia="宋体"/>
-                <w:sz w:val="17"/>
-              </w:rPr>
-              <w:t>内联脚本语法</w:t>
-            </w:r>
-          </w:p>
-        </w:tc>
-        <w:tc>
-          <w:tcPr>
-            <w:tcW w:type="dxa" w:w="3324"/>
-          </w:tcPr>
-          <w:p>
-            <w:r>
-              <w:rPr>
-                <w:rFonts w:ascii="Times New Roman" w:hAnsi="Times New Roman" w:eastAsia="宋体"/>
-                <w:sz w:val="17"/>
-              </w:rPr>
-              <w:t>合法</w:t>
+              <w:t>IT-044</w:t>
+            </w:r>
+          </w:p>
+        </w:tc>
+        <w:tc>
+          <w:tcPr>
+            <w:tcW w:type="dxa" w:w="3324"/>
+          </w:tcPr>
+          <w:p>
+            <w:r>
+              <w:rPr>
+                <w:rFonts w:ascii="Times New Roman" w:hAnsi="Times New Roman" w:eastAsia="宋体"/>
+                <w:sz w:val="17"/>
+              </w:rPr>
+              <w:t>**店长排课**（本次放开的权限）</w:t>
+            </w:r>
+          </w:p>
+        </w:tc>
+        <w:tc>
+          <w:tcPr>
+            <w:tcW w:type="dxa" w:w="3324"/>
+          </w:tcPr>
+          <w:p>
+            <w:r>
+              <w:rPr>
+                <w:rFonts w:ascii="Times New Roman" w:hAnsi="Times New Roman" w:eastAsia="宋体"/>
+                <w:sz w:val="17"/>
+              </w:rPr>
+              <w:t>200，返回新 id</w:t>
             </w:r>
           </w:p>
         </w:tc>
@@ -3541,35 +3541,35 @@
                 <w:rFonts w:ascii="Times New Roman" w:hAnsi="Times New Roman" w:eastAsia="宋体"/>
                 <w:sz w:val="17"/>
               </w:rPr>
-              <w:t>FE-002</w:t>
-            </w:r>
-          </w:p>
-        </w:tc>
-        <w:tc>
-          <w:tcPr>
-            <w:tcW w:type="dxa" w:w="3324"/>
-          </w:tcPr>
-          <w:p>
-            <w:r>
-              <w:rPr>
-                <w:rFonts w:ascii="Times New Roman" w:hAnsi="Times New Roman" w:eastAsia="宋体"/>
-                <w:sz w:val="17"/>
-              </w:rPr>
-              <w:t>onclick 参数已加引号</w:t>
-            </w:r>
-          </w:p>
-        </w:tc>
-        <w:tc>
-          <w:tcPr>
-            <w:tcW w:type="dxa" w:w="3324"/>
-          </w:tcPr>
-          <w:p>
-            <w:r>
-              <w:rPr>
-                <w:rFonts w:ascii="Times New Roman" w:hAnsi="Times New Roman" w:eastAsia="宋体"/>
-                <w:sz w:val="17"/>
-              </w:rPr>
-              <w:t>41 个处理器全部合规</w:t>
+              <w:t>IT-045</w:t>
+            </w:r>
+          </w:p>
+        </w:tc>
+        <w:tc>
+          <w:tcPr>
+            <w:tcW w:type="dxa" w:w="3324"/>
+          </w:tcPr>
+          <w:p>
+            <w:r>
+              <w:rPr>
+                <w:rFonts w:ascii="Times New Roman" w:hAnsi="Times New Roman" w:eastAsia="宋体"/>
+                <w:sz w:val="17"/>
+              </w:rPr>
+              <w:t>会员排课</w:t>
+            </w:r>
+          </w:p>
+        </w:tc>
+        <w:tc>
+          <w:tcPr>
+            <w:tcW w:type="dxa" w:w="3324"/>
+          </w:tcPr>
+          <w:p>
+            <w:r>
+              <w:rPr>
+                <w:rFonts w:ascii="Times New Roman" w:hAnsi="Times New Roman" w:eastAsia="宋体"/>
+                <w:sz w:val="17"/>
+              </w:rPr>
+              <w:t>**403**（会员只能选课，不能排课）</w:t>
             </w:r>
           </w:p>
         </w:tc>
@@ -3585,35 +3585,35 @@
                 <w:rFonts w:ascii="Times New Roman" w:hAnsi="Times New Roman" w:eastAsia="宋体"/>
                 <w:sz w:val="17"/>
               </w:rPr>
-              <w:t>FE-003</w:t>
-            </w:r>
-          </w:p>
-        </w:tc>
-        <w:tc>
-          <w:tcPr>
-            <w:tcW w:type="dxa" w:w="3324"/>
-          </w:tcPr>
-          <w:p>
-            <w:r>
-              <w:rPr>
-                <w:rFonts w:ascii="Times New Roman" w:hAnsi="Times New Roman" w:eastAsia="宋体"/>
-                <w:sz w:val="17"/>
-              </w:rPr>
-              <w:t>onclick 调用的函数已定义</w:t>
-            </w:r>
-          </w:p>
-        </w:tc>
-        <w:tc>
-          <w:tcPr>
-            <w:tcW w:type="dxa" w:w="3324"/>
-          </w:tcPr>
-          <w:p>
-            <w:r>
-              <w:rPr>
-                <w:rFonts w:ascii="Times New Roman" w:hAnsi="Times New Roman" w:eastAsia="宋体"/>
-                <w:sz w:val="17"/>
-              </w:rPr>
-              <w:t>41 个函数全部存在</w:t>
+              <w:t>IT-046</w:t>
+            </w:r>
+          </w:p>
+        </w:tc>
+        <w:tc>
+          <w:tcPr>
+            <w:tcW w:type="dxa" w:w="3324"/>
+          </w:tcPr>
+          <w:p>
+            <w:r>
+              <w:rPr>
+                <w:rFonts w:ascii="Times New Roman" w:hAnsi="Times New Roman" w:eastAsia="宋体"/>
+                <w:sz w:val="17"/>
+              </w:rPr>
+              <w:t>课程编号重复</w:t>
+            </w:r>
+          </w:p>
+        </w:tc>
+        <w:tc>
+          <w:tcPr>
+            <w:tcW w:type="dxa" w:w="3324"/>
+          </w:tcPr>
+          <w:p>
+            <w:r>
+              <w:rPr>
+                <w:rFonts w:ascii="Times New Roman" w:hAnsi="Times New Roman" w:eastAsia="宋体"/>
+                <w:sz w:val="17"/>
+              </w:rPr>
+              <w:t>400，提示"课程编号已存在"</w:t>
             </w:r>
           </w:p>
         </w:tc>
@@ -3629,35 +3629,35 @@
                 <w:rFonts w:ascii="Times New Roman" w:hAnsi="Times New Roman" w:eastAsia="宋体"/>
                 <w:sz w:val="17"/>
               </w:rPr>
-              <w:t>FE-004</w:t>
-            </w:r>
-          </w:p>
-        </w:tc>
-        <w:tc>
-          <w:tcPr>
-            <w:tcW w:type="dxa" w:w="3324"/>
-          </w:tcPr>
-          <w:p>
-            <w:r>
-              <w:rPr>
-                <w:rFonts w:ascii="Times New Roman" w:hAnsi="Times New Roman" w:eastAsia="宋体"/>
-                <w:sz w:val="17"/>
-              </w:rPr>
-              <w:t>`$('id')` 引用的元素存在</w:t>
-            </w:r>
-          </w:p>
-        </w:tc>
-        <w:tc>
-          <w:tcPr>
-            <w:tcW w:type="dxa" w:w="3324"/>
-          </w:tcPr>
-          <w:p>
-            <w:r>
-              <w:rPr>
-                <w:rFonts w:ascii="Times New Roman" w:hAnsi="Times New Roman" w:eastAsia="宋体"/>
-                <w:sz w:val="17"/>
-              </w:rPr>
-              <w:t>45 个元素全部存在</w:t>
+              <w:t>IT-047</w:t>
+            </w:r>
+          </w:p>
+        </w:tc>
+        <w:tc>
+          <w:tcPr>
+            <w:tcW w:type="dxa" w:w="3324"/>
+          </w:tcPr>
+          <w:p>
+            <w:r>
+              <w:rPr>
+                <w:rFonts w:ascii="Times New Roman" w:hAnsi="Times New Roman" w:eastAsia="宋体"/>
+                <w:sz w:val="17"/>
+              </w:rPr>
+              <w:t>结束时间早于开始时间</w:t>
+            </w:r>
+          </w:p>
+        </w:tc>
+        <w:tc>
+          <w:tcPr>
+            <w:tcW w:type="dxa" w:w="3324"/>
+          </w:tcPr>
+          <w:p>
+            <w:r>
+              <w:rPr>
+                <w:rFonts w:ascii="Times New Roman" w:hAnsi="Times New Roman" w:eastAsia="宋体"/>
+                <w:sz w:val="17"/>
+              </w:rPr>
+              <w:t>400</w:t>
             </w:r>
           </w:p>
         </w:tc>
@@ -3673,35 +3673,35 @@
                 <w:rFonts w:ascii="Times New Roman" w:hAnsi="Times New Roman" w:eastAsia="宋体"/>
                 <w:sz w:val="17"/>
               </w:rPr>
-              <w:t>FE-005</w:t>
-            </w:r>
-          </w:p>
-        </w:tc>
-        <w:tc>
-          <w:tcPr>
-            <w:tcW w:type="dxa" w:w="3324"/>
-          </w:tcPr>
-          <w:p>
-            <w:r>
-              <w:rPr>
-                <w:rFonts w:ascii="Times New Roman" w:hAnsi="Times New Roman" w:eastAsia="宋体"/>
-                <w:sz w:val="17"/>
-              </w:rPr>
-              <w:t>前端调用的接口后端均存在</w:t>
-            </w:r>
-          </w:p>
-        </w:tc>
-        <w:tc>
-          <w:tcPr>
-            <w:tcW w:type="dxa" w:w="3324"/>
-          </w:tcPr>
-          <w:p>
-            <w:r>
-              <w:rPr>
-                <w:rFonts w:ascii="Times New Roman" w:hAnsi="Times New Roman" w:eastAsia="宋体"/>
-                <w:sz w:val="17"/>
-              </w:rPr>
-              <w:t>30 个调用全部匹配</w:t>
+              <w:t>IT-048</w:t>
+            </w:r>
+          </w:p>
+        </w:tc>
+        <w:tc>
+          <w:tcPr>
+            <w:tcW w:type="dxa" w:w="3324"/>
+          </w:tcPr>
+          <w:p>
+            <w:r>
+              <w:rPr>
+                <w:rFonts w:ascii="Times New Roman" w:hAnsi="Times New Roman" w:eastAsia="宋体"/>
+                <w:sz w:val="17"/>
+              </w:rPr>
+              <w:t>容量小于 1</w:t>
+            </w:r>
+          </w:p>
+        </w:tc>
+        <w:tc>
+          <w:tcPr>
+            <w:tcW w:type="dxa" w:w="3324"/>
+          </w:tcPr>
+          <w:p>
+            <w:r>
+              <w:rPr>
+                <w:rFonts w:ascii="Times New Roman" w:hAnsi="Times New Roman" w:eastAsia="宋体"/>
+                <w:sz w:val="17"/>
+              </w:rPr>
+              <w:t>400</w:t>
             </w:r>
           </w:p>
         </w:tc>
@@ -3717,35 +3717,35 @@
                 <w:rFonts w:ascii="Times New Roman" w:hAnsi="Times New Roman" w:eastAsia="宋体"/>
                 <w:sz w:val="17"/>
               </w:rPr>
-              <w:t>BT-001~004</w:t>
-            </w:r>
-          </w:p>
-        </w:tc>
-        <w:tc>
-          <w:tcPr>
-            <w:tcW w:type="dxa" w:w="3324"/>
-          </w:tcPr>
-          <w:p>
-            <w:r>
-              <w:rPr>
-                <w:rFonts w:ascii="Times New Roman" w:hAnsi="Times New Roman" w:eastAsia="宋体"/>
-                <w:sz w:val="17"/>
-              </w:rPr>
-              <w:t>登录页渲染、演示账号、填充按钮、错误提示</w:t>
-            </w:r>
-          </w:p>
-        </w:tc>
-        <w:tc>
-          <w:tcPr>
-            <w:tcW w:type="dxa" w:w="3324"/>
-          </w:tcPr>
-          <w:p>
-            <w:r>
-              <w:rPr>
-                <w:rFonts w:ascii="Times New Roman" w:hAnsi="Times New Roman" w:eastAsia="宋体"/>
-                <w:sz w:val="17"/>
-              </w:rPr>
-              <w:t>全部有响应</w:t>
+              <w:t>IT-049</w:t>
+            </w:r>
+          </w:p>
+        </w:tc>
+        <w:tc>
+          <w:tcPr>
+            <w:tcW w:type="dxa" w:w="3324"/>
+          </w:tcPr>
+          <w:p>
+            <w:r>
+              <w:rPr>
+                <w:rFonts w:ascii="Times New Roman" w:hAnsi="Times New Roman" w:eastAsia="宋体"/>
+                <w:sz w:val="17"/>
+              </w:rPr>
+              <w:t>开始时间早于当前时间</w:t>
+            </w:r>
+          </w:p>
+        </w:tc>
+        <w:tc>
+          <w:tcPr>
+            <w:tcW w:type="dxa" w:w="3324"/>
+          </w:tcPr>
+          <w:p>
+            <w:r>
+              <w:rPr>
+                <w:rFonts w:ascii="Times New Roman" w:hAnsi="Times New Roman" w:eastAsia="宋体"/>
+                <w:sz w:val="17"/>
+              </w:rPr>
+              <w:t>400（不能排过去的课）</w:t>
             </w:r>
           </w:p>
         </w:tc>
@@ -3761,35 +3761,35 @@
                 <w:rFonts w:ascii="Times New Roman" w:hAnsi="Times New Roman" w:eastAsia="宋体"/>
                 <w:sz w:val="17"/>
               </w:rPr>
-              <w:t>BT-029~032</w:t>
-            </w:r>
-          </w:p>
-        </w:tc>
-        <w:tc>
-          <w:tcPr>
-            <w:tcW w:type="dxa" w:w="3324"/>
-          </w:tcPr>
-          <w:p>
-            <w:r>
-              <w:rPr>
-                <w:rFonts w:ascii="Times New Roman" w:hAnsi="Times New Roman" w:eastAsia="宋体"/>
-                <w:sz w:val="17"/>
-              </w:rPr>
-              <w:t>无 JS 错误 / 无 5xx / 无未定义函数 / 无 404</w:t>
-            </w:r>
-          </w:p>
-        </w:tc>
-        <w:tc>
-          <w:tcPr>
-            <w:tcW w:type="dxa" w:w="3324"/>
-          </w:tcPr>
-          <w:p>
-            <w:r>
-              <w:rPr>
-                <w:rFonts w:ascii="Times New Roman" w:hAnsi="Times New Roman" w:eastAsia="宋体"/>
-                <w:sz w:val="17"/>
-              </w:rPr>
-              <w:t>全部为 0</w:t>
+              <w:t>IT-050</w:t>
+            </w:r>
+          </w:p>
+        </w:tc>
+        <w:tc>
+          <w:tcPr>
+            <w:tcW w:type="dxa" w:w="3324"/>
+          </w:tcPr>
+          <w:p>
+            <w:r>
+              <w:rPr>
+                <w:rFonts w:ascii="Times New Roman" w:hAnsi="Times New Roman" w:eastAsia="宋体"/>
+                <w:sz w:val="17"/>
+              </w:rPr>
+              <w:t>教练或场地时段冲突</w:t>
+            </w:r>
+          </w:p>
+        </w:tc>
+        <w:tc>
+          <w:tcPr>
+            <w:tcW w:type="dxa" w:w="3324"/>
+          </w:tcPr>
+          <w:p>
+            <w:r>
+              <w:rPr>
+                <w:rFonts w:ascii="Times New Roman" w:hAnsi="Times New Roman" w:eastAsia="宋体"/>
+                <w:sz w:val="17"/>
+              </w:rPr>
+              <w:t>400，提示含 SYS-R3</w:t>
             </w:r>
           </w:p>
         </w:tc>
@@ -3805,35 +3805,35 @@
                 <w:rFonts w:ascii="Times New Roman" w:hAnsi="Times New Roman" w:eastAsia="宋体"/>
                 <w:sz w:val="17"/>
               </w:rPr>
-              <w:t>编号</w:t>
-            </w:r>
-          </w:p>
-        </w:tc>
-        <w:tc>
-          <w:tcPr>
-            <w:tcW w:type="dxa" w:w="3324"/>
-          </w:tcPr>
-          <w:p>
-            <w:r>
-              <w:rPr>
-                <w:rFonts w:ascii="Times New Roman" w:hAnsi="Times New Roman" w:eastAsia="宋体"/>
-                <w:sz w:val="17"/>
-              </w:rPr>
-              <w:t>级别</w:t>
-            </w:r>
-          </w:p>
-        </w:tc>
-        <w:tc>
-          <w:tcPr>
-            <w:tcW w:type="dxa" w:w="3324"/>
-          </w:tcPr>
-          <w:p>
-            <w:r>
-              <w:rPr>
-                <w:rFonts w:ascii="Times New Roman" w:hAnsi="Times New Roman" w:eastAsia="宋体"/>
-                <w:sz w:val="17"/>
-              </w:rPr>
-              <w:t>现象 根因 修复</w:t>
+              <w:t>IT-051</w:t>
+            </w:r>
+          </w:p>
+        </w:tc>
+        <w:tc>
+          <w:tcPr>
+            <w:tcW w:type="dxa" w:w="3324"/>
+          </w:tcPr>
+          <w:p>
+            <w:r>
+              <w:rPr>
+                <w:rFonts w:ascii="Times New Roman" w:hAnsi="Times New Roman" w:eastAsia="宋体"/>
+                <w:sz w:val="17"/>
+              </w:rPr>
+              <w:t>店长修改课程名称与容量</w:t>
+            </w:r>
+          </w:p>
+        </w:tc>
+        <w:tc>
+          <w:tcPr>
+            <w:tcW w:type="dxa" w:w="3324"/>
+          </w:tcPr>
+          <w:p>
+            <w:r>
+              <w:rPr>
+                <w:rFonts w:ascii="Times New Roman" w:hAnsi="Times New Roman" w:eastAsia="宋体"/>
+                <w:sz w:val="17"/>
+              </w:rPr>
+              <w:t>200，修改生效</w:t>
             </w:r>
           </w:p>
         </w:tc>
@@ -3849,35 +3849,35 @@
                 <w:rFonts w:ascii="Times New Roman" w:hAnsi="Times New Roman" w:eastAsia="宋体"/>
                 <w:sz w:val="17"/>
               </w:rPr>
-              <w:t>**BUG-010**</w:t>
-            </w:r>
-          </w:p>
-        </w:tc>
-        <w:tc>
-          <w:tcPr>
-            <w:tcW w:type="dxa" w:w="3324"/>
-          </w:tcPr>
-          <w:p>
-            <w:r>
-              <w:rPr>
-                <w:rFonts w:ascii="Times New Roman" w:hAnsi="Times New Roman" w:eastAsia="宋体"/>
-                <w:sz w:val="17"/>
-              </w:rPr>
-              <w:t>**严重**</w:t>
-            </w:r>
-          </w:p>
-        </w:tc>
-        <w:tc>
-          <w:tcPr>
-            <w:tcW w:type="dxa" w:w="3324"/>
-          </w:tcPr>
-          <w:p>
-            <w:r>
-              <w:rPr>
-                <w:rFonts w:ascii="Times New Roman" w:hAnsi="Times New Roman" w:eastAsia="宋体"/>
-                <w:sz w:val="17"/>
-              </w:rPr>
-              <w:t>后端**第二次启动直接失败**（Cannot start ApplicationContext） 账号初始化不幂等：重复绑定角色触发主键冲突，被 catch 吞掉但事务已被标记 rollback-only，提交时抛 `UnexpectedRollbackException` `bindRole` 改为 SQL 层 `insert ... select ... where not exists` 幂等写入；已连续两次重启验证</w:t>
+              <w:t>IT-052</w:t>
+            </w:r>
+          </w:p>
+        </w:tc>
+        <w:tc>
+          <w:tcPr>
+            <w:tcW w:type="dxa" w:w="3324"/>
+          </w:tcPr>
+          <w:p>
+            <w:r>
+              <w:rPr>
+                <w:rFonts w:ascii="Times New Roman" w:hAnsi="Times New Roman" w:eastAsia="宋体"/>
+                <w:sz w:val="17"/>
+              </w:rPr>
+              <w:t>店长下架课程</w:t>
+            </w:r>
+          </w:p>
+        </w:tc>
+        <w:tc>
+          <w:tcPr>
+            <w:tcW w:type="dxa" w:w="3324"/>
+          </w:tcPr>
+          <w:p>
+            <w:r>
+              <w:rPr>
+                <w:rFonts w:ascii="Times New Roman" w:hAnsi="Times New Roman" w:eastAsia="宋体"/>
+                <w:sz w:val="17"/>
+              </w:rPr>
+              <w:t>200，状态变 cancelled</w:t>
             </w:r>
           </w:p>
         </w:tc>
@@ -3893,35 +3893,35 @@
                 <w:rFonts w:ascii="Times New Roman" w:hAnsi="Times New Roman" w:eastAsia="宋体"/>
                 <w:sz w:val="17"/>
               </w:rPr>
-              <w:t>**BUG-011**</w:t>
-            </w:r>
-          </w:p>
-        </w:tc>
-        <w:tc>
-          <w:tcPr>
-            <w:tcW w:type="dxa" w:w="3324"/>
-          </w:tcPr>
-          <w:p>
-            <w:r>
-              <w:rPr>
-                <w:rFonts w:ascii="Times New Roman" w:hAnsi="Times New Roman" w:eastAsia="宋体"/>
-                <w:sz w:val="17"/>
-              </w:rPr>
-              <w:t>中</w:t>
-            </w:r>
-          </w:p>
-        </w:tc>
-        <w:tc>
-          <w:tcPr>
-            <w:tcW w:type="dxa" w:w="3324"/>
-          </w:tcPr>
-          <w:p>
-            <w:r>
-              <w:rPr>
-                <w:rFonts w:ascii="Times New Roman" w:hAnsi="Times New Roman" w:eastAsia="宋体"/>
-                <w:sz w:val="17"/>
-              </w:rPr>
-              <w:t>浏览器控制台出现 **500** `/favicon.ico` 不存在，被兜底异常处理当成 500 新增 `NoResourceFoundException → 404`；页面加内联空图标避免该请求</w:t>
+              <w:t>IT-053</w:t>
+            </w:r>
+          </w:p>
+        </w:tc>
+        <w:tc>
+          <w:tcPr>
+            <w:tcW w:type="dxa" w:w="3324"/>
+          </w:tcPr>
+          <w:p>
+            <w:r>
+              <w:rPr>
+                <w:rFonts w:ascii="Times New Roman" w:hAnsi="Times New Roman" w:eastAsia="宋体"/>
+                <w:sz w:val="17"/>
+              </w:rPr>
+              <w:t>店长重新上架课程</w:t>
+            </w:r>
+          </w:p>
+        </w:tc>
+        <w:tc>
+          <w:tcPr>
+            <w:tcW w:type="dxa" w:w="3324"/>
+          </w:tcPr>
+          <w:p>
+            <w:r>
+              <w:rPr>
+                <w:rFonts w:ascii="Times New Roman" w:hAnsi="Times New Roman" w:eastAsia="宋体"/>
+                <w:sz w:val="17"/>
+              </w:rPr>
+              <w:t>200，状态变 published</w:t>
             </w:r>
           </w:p>
         </w:tc>
@@ -3937,35 +3937,35 @@
                 <w:rFonts w:ascii="Times New Roman" w:hAnsi="Times New Roman" w:eastAsia="宋体"/>
                 <w:sz w:val="17"/>
               </w:rPr>
-              <w:t>**BUG-012**</w:t>
-            </w:r>
-          </w:p>
-        </w:tc>
-        <w:tc>
-          <w:tcPr>
-            <w:tcW w:type="dxa" w:w="3324"/>
-          </w:tcPr>
-          <w:p>
-            <w:r>
-              <w:rPr>
-                <w:rFonts w:ascii="Times New Roman" w:hAnsi="Times New Roman" w:eastAsia="宋体"/>
-                <w:sz w:val="17"/>
-              </w:rPr>
-              <w:t>中</w:t>
-            </w:r>
-          </w:p>
-        </w:tc>
-        <w:tc>
-          <w:tcPr>
-            <w:tcW w:type="dxa" w:w="3324"/>
-          </w:tcPr>
-          <w:p>
-            <w:r>
-              <w:rPr>
-                <w:rFonts w:ascii="Times New Roman" w:hAnsi="Times New Roman" w:eastAsia="宋体"/>
-                <w:sz w:val="17"/>
-              </w:rPr>
-              <w:t>会员端"取消/签到"按钮**点击无反应**（历史遗留） `onclick="doCancel(${b.id})"` 中字符串预约号未加引号 → `ReferenceError` 静默失败 全部改为 `fn('id')`；并新增**静态检查 FE-002/FE-003** 永久防回归</w:t>
+              <w:t>U-21~34</w:t>
+            </w:r>
+          </w:p>
+        </w:tc>
+        <w:tc>
+          <w:tcPr>
+            <w:tcW w:type="dxa" w:w="3324"/>
+          </w:tcPr>
+          <w:p>
+            <w:r>
+              <w:rPr>
+                <w:rFonts w:ascii="Times New Roman" w:hAnsi="Times New Roman" w:eastAsia="宋体"/>
+                <w:sz w:val="17"/>
+              </w:rPr>
+              <w:t>单元：`CourseManageTest`（14 条）</w:t>
+            </w:r>
+          </w:p>
+        </w:tc>
+        <w:tc>
+          <w:tcPr>
+            <w:tcW w:type="dxa" w:w="3324"/>
+          </w:tcPr>
+          <w:p>
+            <w:r>
+              <w:rPr>
+                <w:rFonts w:ascii="Times New Roman" w:hAnsi="Times New Roman" w:eastAsia="宋体"/>
+                <w:sz w:val="17"/>
+              </w:rPr>
+              <w:t>—</w:t>
             </w:r>
           </w:p>
         </w:tc>
@@ -3981,35 +3981,35 @@
                 <w:rFonts w:ascii="Times New Roman" w:hAnsi="Times New Roman" w:eastAsia="宋体"/>
                 <w:sz w:val="17"/>
               </w:rPr>
-              <w:t>**BUG-013**</w:t>
-            </w:r>
-          </w:p>
-        </w:tc>
-        <w:tc>
-          <w:tcPr>
-            <w:tcW w:type="dxa" w:w="3324"/>
-          </w:tcPr>
-          <w:p>
-            <w:r>
-              <w:rPr>
-                <w:rFonts w:ascii="Times New Roman" w:hAnsi="Times New Roman" w:eastAsia="宋体"/>
-                <w:sz w:val="17"/>
-              </w:rPr>
-              <w:t>低</w:t>
-            </w:r>
-          </w:p>
-        </w:tc>
-        <w:tc>
-          <w:tcPr>
-            <w:tcW w:type="dxa" w:w="3324"/>
-          </w:tcPr>
-          <w:p>
-            <w:r>
-              <w:rPr>
-                <w:rFonts w:ascii="Times New Roman" w:hAnsi="Times New Roman" w:eastAsia="宋体"/>
-                <w:sz w:val="17"/>
-              </w:rPr>
-              <w:t>风险扫描在冷启动首次调用可能出现前端未渲染 前端固定 `sleep` 等待不足 + 后端首次调用较慢 前端改为轮询等待内容；后端去掉一次重复查询</w:t>
+              <w:t>编号</w:t>
+            </w:r>
+          </w:p>
+        </w:tc>
+        <w:tc>
+          <w:tcPr>
+            <w:tcW w:type="dxa" w:w="3324"/>
+          </w:tcPr>
+          <w:p>
+            <w:r>
+              <w:rPr>
+                <w:rFonts w:ascii="Times New Roman" w:hAnsi="Times New Roman" w:eastAsia="宋体"/>
+                <w:sz w:val="17"/>
+              </w:rPr>
+              <w:t>用例</w:t>
+            </w:r>
+          </w:p>
+        </w:tc>
+        <w:tc>
+          <w:tcPr>
+            <w:tcW w:type="dxa" w:w="3324"/>
+          </w:tcPr>
+          <w:p>
+            <w:r>
+              <w:rPr>
+                <w:rFonts w:ascii="Times New Roman" w:hAnsi="Times New Roman" w:eastAsia="宋体"/>
+                <w:sz w:val="17"/>
+              </w:rPr>
+              <w:t>预期</w:t>
             </w:r>
           </w:p>
         </w:tc>
@@ -4025,35 +4025,35 @@
                 <w:rFonts w:ascii="Times New Roman" w:hAnsi="Times New Roman" w:eastAsia="宋体"/>
                 <w:sz w:val="17"/>
               </w:rPr>
-              <w:t>**BUG-014**</w:t>
-            </w:r>
-          </w:p>
-        </w:tc>
-        <w:tc>
-          <w:tcPr>
-            <w:tcW w:type="dxa" w:w="3324"/>
-          </w:tcPr>
-          <w:p>
-            <w:r>
-              <w:rPr>
-                <w:rFonts w:ascii="Times New Roman" w:hAnsi="Times New Roman" w:eastAsia="宋体"/>
-                <w:sz w:val="17"/>
-              </w:rPr>
-              <w:t>低</w:t>
-            </w:r>
-          </w:p>
-        </w:tc>
-        <w:tc>
-          <w:tcPr>
-            <w:tcW w:type="dxa" w:w="3324"/>
-          </w:tcPr>
-          <w:p>
-            <w:r>
-              <w:rPr>
-                <w:rFonts w:ascii="Times New Roman" w:hAnsi="Times New Roman" w:eastAsia="宋体"/>
-                <w:sz w:val="17"/>
-              </w:rPr>
-              <w:t>自动化测试偶发失败（约 1/3 概率） 测试用例依赖前一个脚本的数据状态 测试开始前先调用管理员接口重置数据，用例自包含</w:t>
+              <w:t>IT-054</w:t>
+            </w:r>
+          </w:p>
+        </w:tc>
+        <w:tc>
+          <w:tcPr>
+            <w:tcW w:type="dxa" w:w="3324"/>
+          </w:tcPr>
+          <w:p>
+            <w:r>
+              <w:rPr>
+                <w:rFonts w:ascii="Times New Roman" w:hAnsi="Times New Roman" w:eastAsia="宋体"/>
+                <w:sz w:val="17"/>
+              </w:rPr>
+              <w:t>会员自愿选课</w:t>
+            </w:r>
+          </w:p>
+        </w:tc>
+        <w:tc>
+          <w:tcPr>
+            <w:tcW w:type="dxa" w:w="3324"/>
+          </w:tcPr>
+          <w:p>
+            <w:r>
+              <w:rPr>
+                <w:rFonts w:ascii="Times New Roman" w:hAnsi="Times New Roman" w:eastAsia="宋体"/>
+                <w:sz w:val="17"/>
+              </w:rPr>
+              <w:t>200，返回预约号</w:t>
             </w:r>
           </w:p>
         </w:tc>
@@ -4069,35 +4069,35 @@
                 <w:rFonts w:ascii="Times New Roman" w:hAnsi="Times New Roman" w:eastAsia="宋体"/>
                 <w:sz w:val="17"/>
               </w:rPr>
-              <w:t>编号</w:t>
-            </w:r>
-          </w:p>
-        </w:tc>
-        <w:tc>
-          <w:tcPr>
-            <w:tcW w:type="dxa" w:w="3324"/>
-          </w:tcPr>
-          <w:p>
-            <w:r>
-              <w:rPr>
-                <w:rFonts w:ascii="Times New Roman" w:hAnsi="Times New Roman" w:eastAsia="宋体"/>
-                <w:sz w:val="17"/>
-              </w:rPr>
-              <w:t>现象</w:t>
-            </w:r>
-          </w:p>
-        </w:tc>
-        <w:tc>
-          <w:tcPr>
-            <w:tcW w:type="dxa" w:w="3324"/>
-          </w:tcPr>
-          <w:p>
-            <w:r>
-              <w:rPr>
-                <w:rFonts w:ascii="Times New Roman" w:hAnsi="Times New Roman" w:eastAsia="宋体"/>
-                <w:sz w:val="17"/>
-              </w:rPr>
-              <w:t>修复</w:t>
+              <w:t>IT-055</w:t>
+            </w:r>
+          </w:p>
+        </w:tc>
+        <w:tc>
+          <w:tcPr>
+            <w:tcW w:type="dxa" w:w="3324"/>
+          </w:tcPr>
+          <w:p>
+            <w:r>
+              <w:rPr>
+                <w:rFonts w:ascii="Times New Roman" w:hAnsi="Times New Roman" w:eastAsia="宋体"/>
+                <w:sz w:val="17"/>
+              </w:rPr>
+              <w:t>重复选课</w:t>
+            </w:r>
+          </w:p>
+        </w:tc>
+        <w:tc>
+          <w:tcPr>
+            <w:tcW w:type="dxa" w:w="3324"/>
+          </w:tcPr>
+          <w:p>
+            <w:r>
+              <w:rPr>
+                <w:rFonts w:ascii="Times New Roman" w:hAnsi="Times New Roman" w:eastAsia="宋体"/>
+                <w:sz w:val="17"/>
+              </w:rPr>
+              <w:t>幂等，返回同一预约号</w:t>
             </w:r>
           </w:p>
         </w:tc>
@@ -4113,35 +4113,35 @@
                 <w:rFonts w:ascii="Times New Roman" w:hAnsi="Times New Roman" w:eastAsia="宋体"/>
                 <w:sz w:val="17"/>
               </w:rPr>
-              <w:t>BUG-001~006</w:t>
-            </w:r>
-          </w:p>
-        </w:tc>
-        <w:tc>
-          <w:tcPr>
-            <w:tcW w:type="dxa" w:w="3324"/>
-          </w:tcPr>
-          <w:p>
-            <w:r>
-              <w:rPr>
-                <w:rFonts w:ascii="Times New Roman" w:hAnsi="Times New Roman" w:eastAsia="宋体"/>
-                <w:sz w:val="17"/>
-              </w:rPr>
-              <w:t>会员端按钮无反应、状态英文、重复操作 500、后台无预约列表等</w:t>
-            </w:r>
-          </w:p>
-        </w:tc>
-        <w:tc>
-          <w:tcPr>
-            <w:tcW w:type="dxa" w:w="3324"/>
-          </w:tcPr>
-          <w:p>
-            <w:r>
-              <w:rPr>
-                <w:rFonts w:ascii="Times New Roman" w:hAnsi="Times New Roman" w:eastAsia="宋体"/>
-                <w:sz w:val="17"/>
-              </w:rPr>
-              <w:t>见上一版测试文档（已合入本版 BUG-012 等条目）</w:t>
+              <w:t>IT-056</w:t>
+            </w:r>
+          </w:p>
+        </w:tc>
+        <w:tc>
+          <w:tcPr>
+            <w:tcW w:type="dxa" w:w="3324"/>
+          </w:tcPr>
+          <w:p>
+            <w:r>
+              <w:rPr>
+                <w:rFonts w:ascii="Times New Roman" w:hAnsi="Times New Roman" w:eastAsia="宋体"/>
+                <w:sz w:val="17"/>
+              </w:rPr>
+              <w:t>会员伪造他人会员号选课</w:t>
+            </w:r>
+          </w:p>
+        </w:tc>
+        <w:tc>
+          <w:tcPr>
+            <w:tcW w:type="dxa" w:w="3324"/>
+          </w:tcPr>
+          <w:p>
+            <w:r>
+              <w:rPr>
+                <w:rFonts w:ascii="Times New Roman" w:hAnsi="Times New Roman" w:eastAsia="宋体"/>
+                <w:sz w:val="17"/>
+              </w:rPr>
+              <w:t>服务端强制为本人</w:t>
             </w:r>
           </w:p>
         </w:tc>
@@ -4157,35 +4157,35 @@
                 <w:rFonts w:ascii="Times New Roman" w:hAnsi="Times New Roman" w:eastAsia="宋体"/>
                 <w:sz w:val="17"/>
               </w:rPr>
-              <w:t>BUG-007</w:t>
-            </w:r>
-          </w:p>
-        </w:tc>
-        <w:tc>
-          <w:tcPr>
-            <w:tcW w:type="dxa" w:w="3324"/>
-          </w:tcPr>
-          <w:p>
-            <w:r>
-              <w:rPr>
-                <w:rFonts w:ascii="Times New Roman" w:hAnsi="Times New Roman" w:eastAsia="宋体"/>
-                <w:sz w:val="17"/>
-              </w:rPr>
-              <w:t>取消后无法再约同一课程</w:t>
-            </w:r>
-          </w:p>
-        </w:tc>
-        <w:tc>
-          <w:tcPr>
-            <w:tcW w:type="dxa" w:w="3324"/>
-          </w:tcPr>
-          <w:p>
-            <w:r>
-              <w:rPr>
-                <w:rFonts w:ascii="Times New Roman" w:hAnsi="Times New Roman" w:eastAsia="宋体"/>
-                <w:sz w:val="17"/>
-              </w:rPr>
-              <w:t>迁移 V6 删除 booking 唯一键，幂等改由应用层判重</w:t>
+              <w:t>IT-057</w:t>
+            </w:r>
+          </w:p>
+        </w:tc>
+        <w:tc>
+          <w:tcPr>
+            <w:tcW w:type="dxa" w:w="3324"/>
+          </w:tcPr>
+          <w:p>
+            <w:r>
+              <w:rPr>
+                <w:rFonts w:ascii="Times New Roman" w:hAnsi="Times New Roman" w:eastAsia="宋体"/>
+                <w:sz w:val="17"/>
+              </w:rPr>
+              <w:t>我的课表</w:t>
+            </w:r>
+          </w:p>
+        </w:tc>
+        <w:tc>
+          <w:tcPr>
+            <w:tcW w:type="dxa" w:w="3324"/>
+          </w:tcPr>
+          <w:p>
+            <w:r>
+              <w:rPr>
+                <w:rFonts w:ascii="Times New Roman" w:hAnsi="Times New Roman" w:eastAsia="宋体"/>
+                <w:sz w:val="17"/>
+              </w:rPr>
+              <w:t>200，至少一条</w:t>
             </w:r>
           </w:p>
         </w:tc>
@@ -4201,35 +4201,35 @@
                 <w:rFonts w:ascii="Times New Roman" w:hAnsi="Times New Roman" w:eastAsia="宋体"/>
                 <w:sz w:val="17"/>
               </w:rPr>
-              <w:t>BUG-008</w:t>
-            </w:r>
-          </w:p>
-        </w:tc>
-        <w:tc>
-          <w:tcPr>
-            <w:tcW w:type="dxa" w:w="3324"/>
-          </w:tcPr>
-          <w:p>
-            <w:r>
-              <w:rPr>
-                <w:rFonts w:ascii="Times New Roman" w:hAnsi="Times New Roman" w:eastAsia="宋体"/>
-                <w:sz w:val="17"/>
-              </w:rPr>
-              <w:t>接口中文乱码</w:t>
-            </w:r>
-          </w:p>
-        </w:tc>
-        <w:tc>
-          <w:tcPr>
-            <w:tcW w:type="dxa" w:w="3324"/>
-          </w:tcPr>
-          <w:p>
-            <w:r>
-              <w:rPr>
-                <w:rFonts w:ascii="Times New Roman" w:hAnsi="Times New Roman" w:eastAsia="宋体"/>
-                <w:sz w:val="17"/>
-              </w:rPr>
-              <w:t>`spring.sql.init.encoding: UTF-8`</w:t>
+              <w:t>IT-058</w:t>
+            </w:r>
+          </w:p>
+        </w:tc>
+        <w:tc>
+          <w:tcPr>
+            <w:tcW w:type="dxa" w:w="3324"/>
+          </w:tcPr>
+          <w:p>
+            <w:r>
+              <w:rPr>
+                <w:rFonts w:ascii="Times New Roman" w:hAnsi="Times New Roman" w:eastAsia="宋体"/>
+                <w:sz w:val="17"/>
+              </w:rPr>
+              <w:t>会员自愿退课</w:t>
+            </w:r>
+          </w:p>
+        </w:tc>
+        <w:tc>
+          <w:tcPr>
+            <w:tcW w:type="dxa" w:w="3324"/>
+          </w:tcPr>
+          <w:p>
+            <w:r>
+              <w:rPr>
+                <w:rFonts w:ascii="Times New Roman" w:hAnsi="Times New Roman" w:eastAsia="宋体"/>
+                <w:sz w:val="17"/>
+              </w:rPr>
+              <w:t>200，名额释放</w:t>
             </w:r>
           </w:p>
         </w:tc>
@@ -4245,35 +4245,35 @@
                 <w:rFonts w:ascii="Times New Roman" w:hAnsi="Times New Roman" w:eastAsia="宋体"/>
                 <w:sz w:val="17"/>
               </w:rPr>
-              <w:t>BUG-009</w:t>
-            </w:r>
-          </w:p>
-        </w:tc>
-        <w:tc>
-          <w:tcPr>
-            <w:tcW w:type="dxa" w:w="3324"/>
-          </w:tcPr>
-          <w:p>
-            <w:r>
-              <w:rPr>
-                <w:rFonts w:ascii="Times New Roman" w:hAnsi="Times New Roman" w:eastAsia="宋体"/>
-                <w:sz w:val="17"/>
-              </w:rPr>
-              <w:t>健康检查 DOWN</w:t>
-            </w:r>
-          </w:p>
-        </w:tc>
-        <w:tc>
-          <w:tcPr>
-            <w:tcW w:type="dxa" w:w="3324"/>
-          </w:tcPr>
-          <w:p>
-            <w:r>
-              <w:rPr>
-                <w:rFonts w:ascii="Times New Roman" w:hAnsi="Times New Roman" w:eastAsia="宋体"/>
-                <w:sz w:val="17"/>
-              </w:rPr>
-              <w:t>本地关闭 Redis 健康检查</w:t>
+              <w:t>IT-059</w:t>
+            </w:r>
+          </w:p>
+        </w:tc>
+        <w:tc>
+          <w:tcPr>
+            <w:tcW w:type="dxa" w:w="3324"/>
+          </w:tcPr>
+          <w:p>
+            <w:r>
+              <w:rPr>
+                <w:rFonts w:ascii="Times New Roman" w:hAnsi="Times New Roman" w:eastAsia="宋体"/>
+                <w:sz w:val="17"/>
+              </w:rPr>
+              <w:t>重复退课</w:t>
+            </w:r>
+          </w:p>
+        </w:tc>
+        <w:tc>
+          <w:tcPr>
+            <w:tcW w:type="dxa" w:w="3324"/>
+          </w:tcPr>
+          <w:p>
+            <w:r>
+              <w:rPr>
+                <w:rFonts w:ascii="Times New Roman" w:hAnsi="Times New Roman" w:eastAsia="宋体"/>
+                <w:sz w:val="17"/>
+              </w:rPr>
+              <w:t>409（INVALID_STATE）</w:t>
             </w:r>
           </w:p>
         </w:tc>
@@ -4289,35 +4289,35 @@
                 <w:rFonts w:ascii="Times New Roman" w:hAnsi="Times New Roman" w:eastAsia="宋体"/>
                 <w:sz w:val="17"/>
               </w:rPr>
-              <w:t>层次</w:t>
-            </w:r>
-          </w:p>
-        </w:tc>
-        <w:tc>
-          <w:tcPr>
-            <w:tcW w:type="dxa" w:w="3324"/>
-          </w:tcPr>
-          <w:p>
-            <w:r>
-              <w:rPr>
-                <w:rFonts w:ascii="Times New Roman" w:hAnsi="Times New Roman" w:eastAsia="宋体"/>
-                <w:sz w:val="17"/>
-              </w:rPr>
-              <w:t>命令</w:t>
-            </w:r>
-          </w:p>
-        </w:tc>
-        <w:tc>
-          <w:tcPr>
-            <w:tcW w:type="dxa" w:w="3324"/>
-          </w:tcPr>
-          <w:p>
-            <w:r>
-              <w:rPr>
-                <w:rFonts w:ascii="Times New Roman" w:hAnsi="Times New Roman" w:eastAsia="宋体"/>
-                <w:sz w:val="17"/>
-              </w:rPr>
-              <w:t>结果</w:t>
+              <w:t>BT-010/011</w:t>
+            </w:r>
+          </w:p>
+        </w:tc>
+        <w:tc>
+          <w:tcPr>
+            <w:tcW w:type="dxa" w:w="3324"/>
+          </w:tcPr>
+          <w:p>
+            <w:r>
+              <w:rPr>
+                <w:rFonts w:ascii="Times New Roman" w:hAnsi="Times New Roman" w:eastAsia="宋体"/>
+                <w:sz w:val="17"/>
+              </w:rPr>
+              <w:t>浏览器实测「选课」「退课」按钮有响应</w:t>
+            </w:r>
+          </w:p>
+        </w:tc>
+        <w:tc>
+          <w:tcPr>
+            <w:tcW w:type="dxa" w:w="3324"/>
+          </w:tcPr>
+          <w:p>
+            <w:r>
+              <w:rPr>
+                <w:rFonts w:ascii="Times New Roman" w:hAnsi="Times New Roman" w:eastAsia="宋体"/>
+                <w:sz w:val="17"/>
+              </w:rPr>
+              <w:t>通过</w:t>
             </w:r>
           </w:p>
         </w:tc>
@@ -4333,35 +4333,35 @@
                 <w:rFonts w:ascii="Times New Roman" w:hAnsi="Times New Roman" w:eastAsia="宋体"/>
                 <w:sz w:val="17"/>
               </w:rPr>
-              <w:t>单元 + 架构 + BDD</w:t>
-            </w:r>
-          </w:p>
-        </w:tc>
-        <w:tc>
-          <w:tcPr>
-            <w:tcW w:type="dxa" w:w="3324"/>
-          </w:tcPr>
-          <w:p>
-            <w:r>
-              <w:rPr>
-                <w:rFonts w:ascii="Times New Roman" w:hAnsi="Times New Roman" w:eastAsia="宋体"/>
-                <w:sz w:val="17"/>
-              </w:rPr>
-              <w:t>`mvn test`</w:t>
-            </w:r>
-          </w:p>
-        </w:tc>
-        <w:tc>
-          <w:tcPr>
-            <w:tcW w:type="dxa" w:w="3324"/>
-          </w:tcPr>
-          <w:p>
-            <w:r>
-              <w:rPr>
-                <w:rFonts w:ascii="Times New Roman" w:hAnsi="Times New Roman" w:eastAsia="宋体"/>
-                <w:sz w:val="17"/>
-              </w:rPr>
-              <w:t>**56 / 56 通过**，BUILD SUCCESS</w:t>
+              <w:t>BT-027</w:t>
+            </w:r>
+          </w:p>
+        </w:tc>
+        <w:tc>
+          <w:tcPr>
+            <w:tcW w:type="dxa" w:w="3324"/>
+          </w:tcPr>
+          <w:p>
+            <w:r>
+              <w:rPr>
+                <w:rFonts w:ascii="Times New Roman" w:hAnsi="Times New Roman" w:eastAsia="宋体"/>
+                <w:sz w:val="17"/>
+              </w:rPr>
+              <w:t>浏览器实测店长可见「课程管理」标签</w:t>
+            </w:r>
+          </w:p>
+        </w:tc>
+        <w:tc>
+          <w:tcPr>
+            <w:tcW w:type="dxa" w:w="3324"/>
+          </w:tcPr>
+          <w:p>
+            <w:r>
+              <w:rPr>
+                <w:rFonts w:ascii="Times New Roman" w:hAnsi="Times New Roman" w:eastAsia="宋体"/>
+                <w:sz w:val="17"/>
+              </w:rPr>
+              <w:t>可见</w:t>
             </w:r>
           </w:p>
         </w:tc>
@@ -4377,35 +4377,35 @@
                 <w:rFonts w:ascii="Times New Roman" w:hAnsi="Times New Roman" w:eastAsia="宋体"/>
                 <w:sz w:val="17"/>
               </w:rPr>
-              <w:t>集成测试</w:t>
-            </w:r>
-          </w:p>
-        </w:tc>
-        <w:tc>
-          <w:tcPr>
-            <w:tcW w:type="dxa" w:w="3324"/>
-          </w:tcPr>
-          <w:p>
-            <w:r>
-              <w:rPr>
-                <w:rFonts w:ascii="Times New Roman" w:hAnsi="Times New Roman" w:eastAsia="宋体"/>
-                <w:sz w:val="17"/>
-              </w:rPr>
-              <w:t>`node verify/integration-test.js`</w:t>
-            </w:r>
-          </w:p>
-        </w:tc>
-        <w:tc>
-          <w:tcPr>
-            <w:tcW w:type="dxa" w:w="3324"/>
-          </w:tcPr>
-          <w:p>
-            <w:r>
-              <w:rPr>
-                <w:rFonts w:ascii="Times New Roman" w:hAnsi="Times New Roman" w:eastAsia="宋体"/>
-                <w:sz w:val="17"/>
-              </w:rPr>
-              <w:t>**45 / 45 通过**</w:t>
+              <w:t>编号</w:t>
+            </w:r>
+          </w:p>
+        </w:tc>
+        <w:tc>
+          <w:tcPr>
+            <w:tcW w:type="dxa" w:w="3324"/>
+          </w:tcPr>
+          <w:p>
+            <w:r>
+              <w:rPr>
+                <w:rFonts w:ascii="Times New Roman" w:hAnsi="Times New Roman" w:eastAsia="宋体"/>
+                <w:sz w:val="17"/>
+              </w:rPr>
+              <w:t>用例</w:t>
+            </w:r>
+          </w:p>
+        </w:tc>
+        <w:tc>
+          <w:tcPr>
+            <w:tcW w:type="dxa" w:w="3324"/>
+          </w:tcPr>
+          <w:p>
+            <w:r>
+              <w:rPr>
+                <w:rFonts w:ascii="Times New Roman" w:hAnsi="Times New Roman" w:eastAsia="宋体"/>
+                <w:sz w:val="17"/>
+              </w:rPr>
+              <w:t>预期</w:t>
             </w:r>
           </w:p>
         </w:tc>
@@ -4421,35 +4421,35 @@
                 <w:rFonts w:ascii="Times New Roman" w:hAnsi="Times New Roman" w:eastAsia="宋体"/>
                 <w:sz w:val="17"/>
               </w:rPr>
-              <w:t>前端静态检查</w:t>
-            </w:r>
-          </w:p>
-        </w:tc>
-        <w:tc>
-          <w:tcPr>
-            <w:tcW w:type="dxa" w:w="3324"/>
-          </w:tcPr>
-          <w:p>
-            <w:r>
-              <w:rPr>
-                <w:rFonts w:ascii="Times New Roman" w:hAnsi="Times New Roman" w:eastAsia="宋体"/>
-                <w:sz w:val="17"/>
-              </w:rPr>
-              <w:t>`node verify/frontend-check.js`</w:t>
-            </w:r>
-          </w:p>
-        </w:tc>
-        <w:tc>
-          <w:tcPr>
-            <w:tcW w:type="dxa" w:w="3324"/>
-          </w:tcPr>
-          <w:p>
-            <w:r>
-              <w:rPr>
-                <w:rFonts w:ascii="Times New Roman" w:hAnsi="Times New Roman" w:eastAsia="宋体"/>
-                <w:sz w:val="17"/>
-              </w:rPr>
-              <w:t>**5 / 5 通过**</w:t>
+              <w:t>IT-045</w:t>
+            </w:r>
+          </w:p>
+        </w:tc>
+        <w:tc>
+          <w:tcPr>
+            <w:tcW w:type="dxa" w:w="3324"/>
+          </w:tcPr>
+          <w:p>
+            <w:r>
+              <w:rPr>
+                <w:rFonts w:ascii="Times New Roman" w:hAnsi="Times New Roman" w:eastAsia="宋体"/>
+                <w:sz w:val="17"/>
+              </w:rPr>
+              <w:t>统一页面可访问</w:t>
+            </w:r>
+          </w:p>
+        </w:tc>
+        <w:tc>
+          <w:tcPr>
+            <w:tcW w:type="dxa" w:w="3324"/>
+          </w:tcPr>
+          <w:p>
+            <w:r>
+              <w:rPr>
+                <w:rFonts w:ascii="Times New Roman" w:hAnsi="Times New Roman" w:eastAsia="宋体"/>
+                <w:sz w:val="17"/>
+              </w:rPr>
+              <w:t>200，含登录入口</w:t>
             </w:r>
           </w:p>
         </w:tc>
@@ -4465,35 +4465,35 @@
                 <w:rFonts w:ascii="Times New Roman" w:hAnsi="Times New Roman" w:eastAsia="宋体"/>
                 <w:sz w:val="17"/>
               </w:rPr>
-              <w:t>真实浏览器测试</w:t>
-            </w:r>
-          </w:p>
-        </w:tc>
-        <w:tc>
-          <w:tcPr>
-            <w:tcW w:type="dxa" w:w="3324"/>
-          </w:tcPr>
-          <w:p>
-            <w:r>
-              <w:rPr>
-                <w:rFonts w:ascii="Times New Roman" w:hAnsi="Times New Roman" w:eastAsia="宋体"/>
-                <w:sz w:val="17"/>
-              </w:rPr>
-              <w:t>`node verify/browser-test.js`</w:t>
-            </w:r>
-          </w:p>
-        </w:tc>
-        <w:tc>
-          <w:tcPr>
-            <w:tcW w:type="dxa" w:w="3324"/>
-          </w:tcPr>
-          <w:p>
-            <w:r>
-              <w:rPr>
-                <w:rFonts w:ascii="Times New Roman" w:hAnsi="Times New Roman" w:eastAsia="宋体"/>
-                <w:sz w:val="17"/>
-              </w:rPr>
-              <w:t>**32 / 32 通过**（连续 3 次稳定复现）</w:t>
+              <w:t>FE-001</w:t>
+            </w:r>
+          </w:p>
+        </w:tc>
+        <w:tc>
+          <w:tcPr>
+            <w:tcW w:type="dxa" w:w="3324"/>
+          </w:tcPr>
+          <w:p>
+            <w:r>
+              <w:rPr>
+                <w:rFonts w:ascii="Times New Roman" w:hAnsi="Times New Roman" w:eastAsia="宋体"/>
+                <w:sz w:val="17"/>
+              </w:rPr>
+              <w:t>内联脚本语法</w:t>
+            </w:r>
+          </w:p>
+        </w:tc>
+        <w:tc>
+          <w:tcPr>
+            <w:tcW w:type="dxa" w:w="3324"/>
+          </w:tcPr>
+          <w:p>
+            <w:r>
+              <w:rPr>
+                <w:rFonts w:ascii="Times New Roman" w:hAnsi="Times New Roman" w:eastAsia="宋体"/>
+                <w:sz w:val="17"/>
+              </w:rPr>
+              <w:t>合法</w:t>
             </w:r>
           </w:p>
         </w:tc>
@@ -4509,35 +4509,35 @@
                 <w:rFonts w:ascii="Times New Roman" w:hAnsi="Times New Roman" w:eastAsia="宋体"/>
                 <w:sz w:val="17"/>
               </w:rPr>
-              <w:t>Node 参考实现 BDD</w:t>
-            </w:r>
-          </w:p>
-        </w:tc>
-        <w:tc>
-          <w:tcPr>
-            <w:tcW w:type="dxa" w:w="3324"/>
-          </w:tcPr>
-          <w:p>
-            <w:r>
-              <w:rPr>
-                <w:rFonts w:ascii="Times New Roman" w:hAnsi="Times New Roman" w:eastAsia="宋体"/>
-                <w:sz w:val="17"/>
-              </w:rPr>
-              <w:t>`node verify/run.js`</w:t>
-            </w:r>
-          </w:p>
-        </w:tc>
-        <w:tc>
-          <w:tcPr>
-            <w:tcW w:type="dxa" w:w="3324"/>
-          </w:tcPr>
-          <w:p>
-            <w:r>
-              <w:rPr>
-                <w:rFonts w:ascii="Times New Roman" w:hAnsi="Times New Roman" w:eastAsia="宋体"/>
-                <w:sz w:val="17"/>
-              </w:rPr>
-              <w:t>**18 / 18 通过**</w:t>
+              <w:t>FE-002</w:t>
+            </w:r>
+          </w:p>
+        </w:tc>
+        <w:tc>
+          <w:tcPr>
+            <w:tcW w:type="dxa" w:w="3324"/>
+          </w:tcPr>
+          <w:p>
+            <w:r>
+              <w:rPr>
+                <w:rFonts w:ascii="Times New Roman" w:hAnsi="Times New Roman" w:eastAsia="宋体"/>
+                <w:sz w:val="17"/>
+              </w:rPr>
+              <w:t>onclick 参数已加引号</w:t>
+            </w:r>
+          </w:p>
+        </w:tc>
+        <w:tc>
+          <w:tcPr>
+            <w:tcW w:type="dxa" w:w="3324"/>
+          </w:tcPr>
+          <w:p>
+            <w:r>
+              <w:rPr>
+                <w:rFonts w:ascii="Times New Roman" w:hAnsi="Times New Roman" w:eastAsia="宋体"/>
+                <w:sz w:val="17"/>
+              </w:rPr>
+              <w:t>41 个处理器全部合规</w:t>
             </w:r>
           </w:p>
         </w:tc>
@@ -4553,35 +4553,35 @@
                 <w:rFonts w:ascii="Times New Roman" w:hAnsi="Times New Roman" w:eastAsia="宋体"/>
                 <w:sz w:val="17"/>
               </w:rPr>
-              <w:t>Node 可运行版冒烟</w:t>
-            </w:r>
-          </w:p>
-        </w:tc>
-        <w:tc>
-          <w:tcPr>
-            <w:tcW w:type="dxa" w:w="3324"/>
-          </w:tcPr>
-          <w:p>
-            <w:r>
-              <w:rPr>
-                <w:rFonts w:ascii="Times New Roman" w:hAnsi="Times New Roman" w:eastAsia="宋体"/>
-                <w:sz w:val="17"/>
-              </w:rPr>
-              <w:t>`node app/smoke.js`</w:t>
-            </w:r>
-          </w:p>
-        </w:tc>
-        <w:tc>
-          <w:tcPr>
-            <w:tcW w:type="dxa" w:w="3324"/>
-          </w:tcPr>
-          <w:p>
-            <w:r>
-              <w:rPr>
-                <w:rFonts w:ascii="Times New Roman" w:hAnsi="Times New Roman" w:eastAsia="宋体"/>
-                <w:sz w:val="17"/>
-              </w:rPr>
-              <w:t>**18 / 18 通过**</w:t>
+              <w:t>FE-003</w:t>
+            </w:r>
+          </w:p>
+        </w:tc>
+        <w:tc>
+          <w:tcPr>
+            <w:tcW w:type="dxa" w:w="3324"/>
+          </w:tcPr>
+          <w:p>
+            <w:r>
+              <w:rPr>
+                <w:rFonts w:ascii="Times New Roman" w:hAnsi="Times New Roman" w:eastAsia="宋体"/>
+                <w:sz w:val="17"/>
+              </w:rPr>
+              <w:t>onclick 调用的函数已定义</w:t>
+            </w:r>
+          </w:p>
+        </w:tc>
+        <w:tc>
+          <w:tcPr>
+            <w:tcW w:type="dxa" w:w="3324"/>
+          </w:tcPr>
+          <w:p>
+            <w:r>
+              <w:rPr>
+                <w:rFonts w:ascii="Times New Roman" w:hAnsi="Times New Roman" w:eastAsia="宋体"/>
+                <w:sz w:val="17"/>
+              </w:rPr>
+              <w:t>41 个函数全部存在</w:t>
             </w:r>
           </w:p>
         </w:tc>
@@ -4597,6 +4597,974 @@
                 <w:rFonts w:ascii="Times New Roman" w:hAnsi="Times New Roman" w:eastAsia="宋体"/>
                 <w:sz w:val="17"/>
               </w:rPr>
+              <w:t>FE-004</w:t>
+            </w:r>
+          </w:p>
+        </w:tc>
+        <w:tc>
+          <w:tcPr>
+            <w:tcW w:type="dxa" w:w="3324"/>
+          </w:tcPr>
+          <w:p>
+            <w:r>
+              <w:rPr>
+                <w:rFonts w:ascii="Times New Roman" w:hAnsi="Times New Roman" w:eastAsia="宋体"/>
+                <w:sz w:val="17"/>
+              </w:rPr>
+              <w:t>`$('id')` 引用的元素存在</w:t>
+            </w:r>
+          </w:p>
+        </w:tc>
+        <w:tc>
+          <w:tcPr>
+            <w:tcW w:type="dxa" w:w="3324"/>
+          </w:tcPr>
+          <w:p>
+            <w:r>
+              <w:rPr>
+                <w:rFonts w:ascii="Times New Roman" w:hAnsi="Times New Roman" w:eastAsia="宋体"/>
+                <w:sz w:val="17"/>
+              </w:rPr>
+              <w:t>45 个元素全部存在</w:t>
+            </w:r>
+          </w:p>
+        </w:tc>
+      </w:tr>
+      <w:tr>
+        <w:tc>
+          <w:tcPr>
+            <w:tcW w:type="dxa" w:w="3324"/>
+          </w:tcPr>
+          <w:p>
+            <w:r>
+              <w:rPr>
+                <w:rFonts w:ascii="Times New Roman" w:hAnsi="Times New Roman" w:eastAsia="宋体"/>
+                <w:sz w:val="17"/>
+              </w:rPr>
+              <w:t>FE-005</w:t>
+            </w:r>
+          </w:p>
+        </w:tc>
+        <w:tc>
+          <w:tcPr>
+            <w:tcW w:type="dxa" w:w="3324"/>
+          </w:tcPr>
+          <w:p>
+            <w:r>
+              <w:rPr>
+                <w:rFonts w:ascii="Times New Roman" w:hAnsi="Times New Roman" w:eastAsia="宋体"/>
+                <w:sz w:val="17"/>
+              </w:rPr>
+              <w:t>前端调用的接口后端均存在</w:t>
+            </w:r>
+          </w:p>
+        </w:tc>
+        <w:tc>
+          <w:tcPr>
+            <w:tcW w:type="dxa" w:w="3324"/>
+          </w:tcPr>
+          <w:p>
+            <w:r>
+              <w:rPr>
+                <w:rFonts w:ascii="Times New Roman" w:hAnsi="Times New Roman" w:eastAsia="宋体"/>
+                <w:sz w:val="17"/>
+              </w:rPr>
+              <w:t>30 个调用全部匹配</w:t>
+            </w:r>
+          </w:p>
+        </w:tc>
+      </w:tr>
+      <w:tr>
+        <w:tc>
+          <w:tcPr>
+            <w:tcW w:type="dxa" w:w="3324"/>
+          </w:tcPr>
+          <w:p>
+            <w:r>
+              <w:rPr>
+                <w:rFonts w:ascii="Times New Roman" w:hAnsi="Times New Roman" w:eastAsia="宋体"/>
+                <w:sz w:val="17"/>
+              </w:rPr>
+              <w:t>BT-001~004</w:t>
+            </w:r>
+          </w:p>
+        </w:tc>
+        <w:tc>
+          <w:tcPr>
+            <w:tcW w:type="dxa" w:w="3324"/>
+          </w:tcPr>
+          <w:p>
+            <w:r>
+              <w:rPr>
+                <w:rFonts w:ascii="Times New Roman" w:hAnsi="Times New Roman" w:eastAsia="宋体"/>
+                <w:sz w:val="17"/>
+              </w:rPr>
+              <w:t>登录页渲染、演示账号、填充按钮、错误提示</w:t>
+            </w:r>
+          </w:p>
+        </w:tc>
+        <w:tc>
+          <w:tcPr>
+            <w:tcW w:type="dxa" w:w="3324"/>
+          </w:tcPr>
+          <w:p>
+            <w:r>
+              <w:rPr>
+                <w:rFonts w:ascii="Times New Roman" w:hAnsi="Times New Roman" w:eastAsia="宋体"/>
+                <w:sz w:val="17"/>
+              </w:rPr>
+              <w:t>全部有响应</w:t>
+            </w:r>
+          </w:p>
+        </w:tc>
+      </w:tr>
+      <w:tr>
+        <w:tc>
+          <w:tcPr>
+            <w:tcW w:type="dxa" w:w="3324"/>
+          </w:tcPr>
+          <w:p>
+            <w:r>
+              <w:rPr>
+                <w:rFonts w:ascii="Times New Roman" w:hAnsi="Times New Roman" w:eastAsia="宋体"/>
+                <w:sz w:val="17"/>
+              </w:rPr>
+              <w:t>BT-029~032</w:t>
+            </w:r>
+          </w:p>
+        </w:tc>
+        <w:tc>
+          <w:tcPr>
+            <w:tcW w:type="dxa" w:w="3324"/>
+          </w:tcPr>
+          <w:p>
+            <w:r>
+              <w:rPr>
+                <w:rFonts w:ascii="Times New Roman" w:hAnsi="Times New Roman" w:eastAsia="宋体"/>
+                <w:sz w:val="17"/>
+              </w:rPr>
+              <w:t>无 JS 错误 / 无 5xx / 无未定义函数 / 无 404</w:t>
+            </w:r>
+          </w:p>
+        </w:tc>
+        <w:tc>
+          <w:tcPr>
+            <w:tcW w:type="dxa" w:w="3324"/>
+          </w:tcPr>
+          <w:p>
+            <w:r>
+              <w:rPr>
+                <w:rFonts w:ascii="Times New Roman" w:hAnsi="Times New Roman" w:eastAsia="宋体"/>
+                <w:sz w:val="17"/>
+              </w:rPr>
+              <w:t>全部为 0</w:t>
+            </w:r>
+          </w:p>
+        </w:tc>
+      </w:tr>
+      <w:tr>
+        <w:tc>
+          <w:tcPr>
+            <w:tcW w:type="dxa" w:w="3324"/>
+          </w:tcPr>
+          <w:p>
+            <w:r>
+              <w:rPr>
+                <w:rFonts w:ascii="Times New Roman" w:hAnsi="Times New Roman" w:eastAsia="宋体"/>
+                <w:sz w:val="17"/>
+              </w:rPr>
+              <w:t>编号</w:t>
+            </w:r>
+          </w:p>
+        </w:tc>
+        <w:tc>
+          <w:tcPr>
+            <w:tcW w:type="dxa" w:w="3324"/>
+          </w:tcPr>
+          <w:p>
+            <w:r>
+              <w:rPr>
+                <w:rFonts w:ascii="Times New Roman" w:hAnsi="Times New Roman" w:eastAsia="宋体"/>
+                <w:sz w:val="17"/>
+              </w:rPr>
+              <w:t>级别</w:t>
+            </w:r>
+          </w:p>
+        </w:tc>
+        <w:tc>
+          <w:tcPr>
+            <w:tcW w:type="dxa" w:w="3324"/>
+          </w:tcPr>
+          <w:p>
+            <w:r>
+              <w:rPr>
+                <w:rFonts w:ascii="Times New Roman" w:hAnsi="Times New Roman" w:eastAsia="宋体"/>
+                <w:sz w:val="17"/>
+              </w:rPr>
+              <w:t>现象 根因 修复</w:t>
+            </w:r>
+          </w:p>
+        </w:tc>
+      </w:tr>
+      <w:tr>
+        <w:tc>
+          <w:tcPr>
+            <w:tcW w:type="dxa" w:w="3324"/>
+          </w:tcPr>
+          <w:p>
+            <w:r>
+              <w:rPr>
+                <w:rFonts w:ascii="Times New Roman" w:hAnsi="Times New Roman" w:eastAsia="宋体"/>
+                <w:sz w:val="17"/>
+              </w:rPr>
+              <w:t>**BUG-010**</w:t>
+            </w:r>
+          </w:p>
+        </w:tc>
+        <w:tc>
+          <w:tcPr>
+            <w:tcW w:type="dxa" w:w="3324"/>
+          </w:tcPr>
+          <w:p>
+            <w:r>
+              <w:rPr>
+                <w:rFonts w:ascii="Times New Roman" w:hAnsi="Times New Roman" w:eastAsia="宋体"/>
+                <w:sz w:val="17"/>
+              </w:rPr>
+              <w:t>**严重**</w:t>
+            </w:r>
+          </w:p>
+        </w:tc>
+        <w:tc>
+          <w:tcPr>
+            <w:tcW w:type="dxa" w:w="3324"/>
+          </w:tcPr>
+          <w:p>
+            <w:r>
+              <w:rPr>
+                <w:rFonts w:ascii="Times New Roman" w:hAnsi="Times New Roman" w:eastAsia="宋体"/>
+                <w:sz w:val="17"/>
+              </w:rPr>
+              <w:t>后端**第二次启动直接失败**（Cannot start ApplicationContext） 账号初始化不幂等：重复绑定角色触发主键冲突，被 catch 吞掉但事务已被标记 rollback-only，提交时抛 `UnexpectedRollbackException` `bindRole` 改为 SQL 层 `insert ... select ... where not exists` 幂等写入；已连续两次重启验证</w:t>
+            </w:r>
+          </w:p>
+        </w:tc>
+      </w:tr>
+      <w:tr>
+        <w:tc>
+          <w:tcPr>
+            <w:tcW w:type="dxa" w:w="3324"/>
+          </w:tcPr>
+          <w:p>
+            <w:r>
+              <w:rPr>
+                <w:rFonts w:ascii="Times New Roman" w:hAnsi="Times New Roman" w:eastAsia="宋体"/>
+                <w:sz w:val="17"/>
+              </w:rPr>
+              <w:t>**BUG-011**</w:t>
+            </w:r>
+          </w:p>
+        </w:tc>
+        <w:tc>
+          <w:tcPr>
+            <w:tcW w:type="dxa" w:w="3324"/>
+          </w:tcPr>
+          <w:p>
+            <w:r>
+              <w:rPr>
+                <w:rFonts w:ascii="Times New Roman" w:hAnsi="Times New Roman" w:eastAsia="宋体"/>
+                <w:sz w:val="17"/>
+              </w:rPr>
+              <w:t>中</w:t>
+            </w:r>
+          </w:p>
+        </w:tc>
+        <w:tc>
+          <w:tcPr>
+            <w:tcW w:type="dxa" w:w="3324"/>
+          </w:tcPr>
+          <w:p>
+            <w:r>
+              <w:rPr>
+                <w:rFonts w:ascii="Times New Roman" w:hAnsi="Times New Roman" w:eastAsia="宋体"/>
+                <w:sz w:val="17"/>
+              </w:rPr>
+              <w:t>浏览器控制台出现 **500** `/favicon.ico` 不存在，被兜底异常处理当成 500 新增 `NoResourceFoundException → 404`；页面加内联空图标避免该请求</w:t>
+            </w:r>
+          </w:p>
+        </w:tc>
+      </w:tr>
+      <w:tr>
+        <w:tc>
+          <w:tcPr>
+            <w:tcW w:type="dxa" w:w="3324"/>
+          </w:tcPr>
+          <w:p>
+            <w:r>
+              <w:rPr>
+                <w:rFonts w:ascii="Times New Roman" w:hAnsi="Times New Roman" w:eastAsia="宋体"/>
+                <w:sz w:val="17"/>
+              </w:rPr>
+              <w:t>**BUG-012**</w:t>
+            </w:r>
+          </w:p>
+        </w:tc>
+        <w:tc>
+          <w:tcPr>
+            <w:tcW w:type="dxa" w:w="3324"/>
+          </w:tcPr>
+          <w:p>
+            <w:r>
+              <w:rPr>
+                <w:rFonts w:ascii="Times New Roman" w:hAnsi="Times New Roman" w:eastAsia="宋体"/>
+                <w:sz w:val="17"/>
+              </w:rPr>
+              <w:t>中</w:t>
+            </w:r>
+          </w:p>
+        </w:tc>
+        <w:tc>
+          <w:tcPr>
+            <w:tcW w:type="dxa" w:w="3324"/>
+          </w:tcPr>
+          <w:p>
+            <w:r>
+              <w:rPr>
+                <w:rFonts w:ascii="Times New Roman" w:hAnsi="Times New Roman" w:eastAsia="宋体"/>
+                <w:sz w:val="17"/>
+              </w:rPr>
+              <w:t>会员端"取消/签到"按钮**点击无反应**（历史遗留） `onclick="doCancel(${b.id})"` 中字符串预约号未加引号 → `ReferenceError` 静默失败 全部改为 `fn('id')`；并新增**静态检查 FE-002/FE-003** 永久防回归</w:t>
+            </w:r>
+          </w:p>
+        </w:tc>
+      </w:tr>
+      <w:tr>
+        <w:tc>
+          <w:tcPr>
+            <w:tcW w:type="dxa" w:w="3324"/>
+          </w:tcPr>
+          <w:p>
+            <w:r>
+              <w:rPr>
+                <w:rFonts w:ascii="Times New Roman" w:hAnsi="Times New Roman" w:eastAsia="宋体"/>
+                <w:sz w:val="17"/>
+              </w:rPr>
+              <w:t>**BUG-013**</w:t>
+            </w:r>
+          </w:p>
+        </w:tc>
+        <w:tc>
+          <w:tcPr>
+            <w:tcW w:type="dxa" w:w="3324"/>
+          </w:tcPr>
+          <w:p>
+            <w:r>
+              <w:rPr>
+                <w:rFonts w:ascii="Times New Roman" w:hAnsi="Times New Roman" w:eastAsia="宋体"/>
+                <w:sz w:val="17"/>
+              </w:rPr>
+              <w:t>低</w:t>
+            </w:r>
+          </w:p>
+        </w:tc>
+        <w:tc>
+          <w:tcPr>
+            <w:tcW w:type="dxa" w:w="3324"/>
+          </w:tcPr>
+          <w:p>
+            <w:r>
+              <w:rPr>
+                <w:rFonts w:ascii="Times New Roman" w:hAnsi="Times New Roman" w:eastAsia="宋体"/>
+                <w:sz w:val="17"/>
+              </w:rPr>
+              <w:t>风险扫描在冷启动首次调用可能出现前端未渲染 前端固定 `sleep` 等待不足 + 后端首次调用较慢 前端改为轮询等待内容；后端去掉一次重复查询</w:t>
+            </w:r>
+          </w:p>
+        </w:tc>
+      </w:tr>
+      <w:tr>
+        <w:tc>
+          <w:tcPr>
+            <w:tcW w:type="dxa" w:w="3324"/>
+          </w:tcPr>
+          <w:p>
+            <w:r>
+              <w:rPr>
+                <w:rFonts w:ascii="Times New Roman" w:hAnsi="Times New Roman" w:eastAsia="宋体"/>
+                <w:sz w:val="17"/>
+              </w:rPr>
+              <w:t>**BUG-014**</w:t>
+            </w:r>
+          </w:p>
+        </w:tc>
+        <w:tc>
+          <w:tcPr>
+            <w:tcW w:type="dxa" w:w="3324"/>
+          </w:tcPr>
+          <w:p>
+            <w:r>
+              <w:rPr>
+                <w:rFonts w:ascii="Times New Roman" w:hAnsi="Times New Roman" w:eastAsia="宋体"/>
+                <w:sz w:val="17"/>
+              </w:rPr>
+              <w:t>低</w:t>
+            </w:r>
+          </w:p>
+        </w:tc>
+        <w:tc>
+          <w:tcPr>
+            <w:tcW w:type="dxa" w:w="3324"/>
+          </w:tcPr>
+          <w:p>
+            <w:r>
+              <w:rPr>
+                <w:rFonts w:ascii="Times New Roman" w:hAnsi="Times New Roman" w:eastAsia="宋体"/>
+                <w:sz w:val="17"/>
+              </w:rPr>
+              <w:t>自动化测试偶发失败（约 1/3 概率） 测试用例依赖前一个脚本的数据状态 测试开始前先调用管理员接口重置数据，用例自包含</w:t>
+            </w:r>
+          </w:p>
+        </w:tc>
+      </w:tr>
+      <w:tr>
+        <w:tc>
+          <w:tcPr>
+            <w:tcW w:type="dxa" w:w="3324"/>
+          </w:tcPr>
+          <w:p>
+            <w:r>
+              <w:rPr>
+                <w:rFonts w:ascii="Times New Roman" w:hAnsi="Times New Roman" w:eastAsia="宋体"/>
+                <w:sz w:val="17"/>
+              </w:rPr>
+              <w:t>编号</w:t>
+            </w:r>
+          </w:p>
+        </w:tc>
+        <w:tc>
+          <w:tcPr>
+            <w:tcW w:type="dxa" w:w="3324"/>
+          </w:tcPr>
+          <w:p>
+            <w:r>
+              <w:rPr>
+                <w:rFonts w:ascii="Times New Roman" w:hAnsi="Times New Roman" w:eastAsia="宋体"/>
+                <w:sz w:val="17"/>
+              </w:rPr>
+              <w:t>现象</w:t>
+            </w:r>
+          </w:p>
+        </w:tc>
+        <w:tc>
+          <w:tcPr>
+            <w:tcW w:type="dxa" w:w="3324"/>
+          </w:tcPr>
+          <w:p>
+            <w:r>
+              <w:rPr>
+                <w:rFonts w:ascii="Times New Roman" w:hAnsi="Times New Roman" w:eastAsia="宋体"/>
+                <w:sz w:val="17"/>
+              </w:rPr>
+              <w:t>修复</w:t>
+            </w:r>
+          </w:p>
+        </w:tc>
+      </w:tr>
+      <w:tr>
+        <w:tc>
+          <w:tcPr>
+            <w:tcW w:type="dxa" w:w="3324"/>
+          </w:tcPr>
+          <w:p>
+            <w:r>
+              <w:rPr>
+                <w:rFonts w:ascii="Times New Roman" w:hAnsi="Times New Roman" w:eastAsia="宋体"/>
+                <w:sz w:val="17"/>
+              </w:rPr>
+              <w:t>BUG-001~006</w:t>
+            </w:r>
+          </w:p>
+        </w:tc>
+        <w:tc>
+          <w:tcPr>
+            <w:tcW w:type="dxa" w:w="3324"/>
+          </w:tcPr>
+          <w:p>
+            <w:r>
+              <w:rPr>
+                <w:rFonts w:ascii="Times New Roman" w:hAnsi="Times New Roman" w:eastAsia="宋体"/>
+                <w:sz w:val="17"/>
+              </w:rPr>
+              <w:t>会员端按钮无反应、状态英文、重复操作 500、后台无预约列表等</w:t>
+            </w:r>
+          </w:p>
+        </w:tc>
+        <w:tc>
+          <w:tcPr>
+            <w:tcW w:type="dxa" w:w="3324"/>
+          </w:tcPr>
+          <w:p>
+            <w:r>
+              <w:rPr>
+                <w:rFonts w:ascii="Times New Roman" w:hAnsi="Times New Roman" w:eastAsia="宋体"/>
+                <w:sz w:val="17"/>
+              </w:rPr>
+              <w:t>见上一版测试文档（已合入本版 BUG-012 等条目）</w:t>
+            </w:r>
+          </w:p>
+        </w:tc>
+      </w:tr>
+      <w:tr>
+        <w:tc>
+          <w:tcPr>
+            <w:tcW w:type="dxa" w:w="3324"/>
+          </w:tcPr>
+          <w:p>
+            <w:r>
+              <w:rPr>
+                <w:rFonts w:ascii="Times New Roman" w:hAnsi="Times New Roman" w:eastAsia="宋体"/>
+                <w:sz w:val="17"/>
+              </w:rPr>
+              <w:t>BUG-007</w:t>
+            </w:r>
+          </w:p>
+        </w:tc>
+        <w:tc>
+          <w:tcPr>
+            <w:tcW w:type="dxa" w:w="3324"/>
+          </w:tcPr>
+          <w:p>
+            <w:r>
+              <w:rPr>
+                <w:rFonts w:ascii="Times New Roman" w:hAnsi="Times New Roman" w:eastAsia="宋体"/>
+                <w:sz w:val="17"/>
+              </w:rPr>
+              <w:t>取消后无法再约同一课程</w:t>
+            </w:r>
+          </w:p>
+        </w:tc>
+        <w:tc>
+          <w:tcPr>
+            <w:tcW w:type="dxa" w:w="3324"/>
+          </w:tcPr>
+          <w:p>
+            <w:r>
+              <w:rPr>
+                <w:rFonts w:ascii="Times New Roman" w:hAnsi="Times New Roman" w:eastAsia="宋体"/>
+                <w:sz w:val="17"/>
+              </w:rPr>
+              <w:t>迁移 V6 删除 booking 唯一键，幂等改由应用层判重</w:t>
+            </w:r>
+          </w:p>
+        </w:tc>
+      </w:tr>
+      <w:tr>
+        <w:tc>
+          <w:tcPr>
+            <w:tcW w:type="dxa" w:w="3324"/>
+          </w:tcPr>
+          <w:p>
+            <w:r>
+              <w:rPr>
+                <w:rFonts w:ascii="Times New Roman" w:hAnsi="Times New Roman" w:eastAsia="宋体"/>
+                <w:sz w:val="17"/>
+              </w:rPr>
+              <w:t>BUG-008</w:t>
+            </w:r>
+          </w:p>
+        </w:tc>
+        <w:tc>
+          <w:tcPr>
+            <w:tcW w:type="dxa" w:w="3324"/>
+          </w:tcPr>
+          <w:p>
+            <w:r>
+              <w:rPr>
+                <w:rFonts w:ascii="Times New Roman" w:hAnsi="Times New Roman" w:eastAsia="宋体"/>
+                <w:sz w:val="17"/>
+              </w:rPr>
+              <w:t>接口中文乱码</w:t>
+            </w:r>
+          </w:p>
+        </w:tc>
+        <w:tc>
+          <w:tcPr>
+            <w:tcW w:type="dxa" w:w="3324"/>
+          </w:tcPr>
+          <w:p>
+            <w:r>
+              <w:rPr>
+                <w:rFonts w:ascii="Times New Roman" w:hAnsi="Times New Roman" w:eastAsia="宋体"/>
+                <w:sz w:val="17"/>
+              </w:rPr>
+              <w:t>`spring.sql.init.encoding: UTF-8`</w:t>
+            </w:r>
+          </w:p>
+        </w:tc>
+      </w:tr>
+      <w:tr>
+        <w:tc>
+          <w:tcPr>
+            <w:tcW w:type="dxa" w:w="3324"/>
+          </w:tcPr>
+          <w:p>
+            <w:r>
+              <w:rPr>
+                <w:rFonts w:ascii="Times New Roman" w:hAnsi="Times New Roman" w:eastAsia="宋体"/>
+                <w:sz w:val="17"/>
+              </w:rPr>
+              <w:t>BUG-009</w:t>
+            </w:r>
+          </w:p>
+        </w:tc>
+        <w:tc>
+          <w:tcPr>
+            <w:tcW w:type="dxa" w:w="3324"/>
+          </w:tcPr>
+          <w:p>
+            <w:r>
+              <w:rPr>
+                <w:rFonts w:ascii="Times New Roman" w:hAnsi="Times New Roman" w:eastAsia="宋体"/>
+                <w:sz w:val="17"/>
+              </w:rPr>
+              <w:t>健康检查 DOWN</w:t>
+            </w:r>
+          </w:p>
+        </w:tc>
+        <w:tc>
+          <w:tcPr>
+            <w:tcW w:type="dxa" w:w="3324"/>
+          </w:tcPr>
+          <w:p>
+            <w:r>
+              <w:rPr>
+                <w:rFonts w:ascii="Times New Roman" w:hAnsi="Times New Roman" w:eastAsia="宋体"/>
+                <w:sz w:val="17"/>
+              </w:rPr>
+              <w:t>本地关闭 Redis 健康检查</w:t>
+            </w:r>
+          </w:p>
+        </w:tc>
+      </w:tr>
+      <w:tr>
+        <w:tc>
+          <w:tcPr>
+            <w:tcW w:type="dxa" w:w="3324"/>
+          </w:tcPr>
+          <w:p>
+            <w:r>
+              <w:rPr>
+                <w:rFonts w:ascii="Times New Roman" w:hAnsi="Times New Roman" w:eastAsia="宋体"/>
+                <w:sz w:val="17"/>
+              </w:rPr>
+              <w:t>层次</w:t>
+            </w:r>
+          </w:p>
+        </w:tc>
+        <w:tc>
+          <w:tcPr>
+            <w:tcW w:type="dxa" w:w="3324"/>
+          </w:tcPr>
+          <w:p>
+            <w:r>
+              <w:rPr>
+                <w:rFonts w:ascii="Times New Roman" w:hAnsi="Times New Roman" w:eastAsia="宋体"/>
+                <w:sz w:val="17"/>
+              </w:rPr>
+              <w:t>命令</w:t>
+            </w:r>
+          </w:p>
+        </w:tc>
+        <w:tc>
+          <w:tcPr>
+            <w:tcW w:type="dxa" w:w="3324"/>
+          </w:tcPr>
+          <w:p>
+            <w:r>
+              <w:rPr>
+                <w:rFonts w:ascii="Times New Roman" w:hAnsi="Times New Roman" w:eastAsia="宋体"/>
+                <w:sz w:val="17"/>
+              </w:rPr>
+              <w:t>结果</w:t>
+            </w:r>
+          </w:p>
+        </w:tc>
+      </w:tr>
+      <w:tr>
+        <w:tc>
+          <w:tcPr>
+            <w:tcW w:type="dxa" w:w="3324"/>
+          </w:tcPr>
+          <w:p>
+            <w:r>
+              <w:rPr>
+                <w:rFonts w:ascii="Times New Roman" w:hAnsi="Times New Roman" w:eastAsia="宋体"/>
+                <w:sz w:val="17"/>
+              </w:rPr>
+              <w:t>单元 + 架构 + BDD</w:t>
+            </w:r>
+          </w:p>
+        </w:tc>
+        <w:tc>
+          <w:tcPr>
+            <w:tcW w:type="dxa" w:w="3324"/>
+          </w:tcPr>
+          <w:p>
+            <w:r>
+              <w:rPr>
+                <w:rFonts w:ascii="Times New Roman" w:hAnsi="Times New Roman" w:eastAsia="宋体"/>
+                <w:sz w:val="17"/>
+              </w:rPr>
+              <w:t>`mvn test`</w:t>
+            </w:r>
+          </w:p>
+        </w:tc>
+        <w:tc>
+          <w:tcPr>
+            <w:tcW w:type="dxa" w:w="3324"/>
+          </w:tcPr>
+          <w:p>
+            <w:r>
+              <w:rPr>
+                <w:rFonts w:ascii="Times New Roman" w:hAnsi="Times New Roman" w:eastAsia="宋体"/>
+                <w:sz w:val="17"/>
+              </w:rPr>
+              <w:t>**70 / 70 通过**，BUILD SUCCESS</w:t>
+            </w:r>
+          </w:p>
+        </w:tc>
+      </w:tr>
+      <w:tr>
+        <w:tc>
+          <w:tcPr>
+            <w:tcW w:type="dxa" w:w="3324"/>
+          </w:tcPr>
+          <w:p>
+            <w:r>
+              <w:rPr>
+                <w:rFonts w:ascii="Times New Roman" w:hAnsi="Times New Roman" w:eastAsia="宋体"/>
+                <w:sz w:val="17"/>
+              </w:rPr>
+              <w:t>集成测试</w:t>
+            </w:r>
+          </w:p>
+        </w:tc>
+        <w:tc>
+          <w:tcPr>
+            <w:tcW w:type="dxa" w:w="3324"/>
+          </w:tcPr>
+          <w:p>
+            <w:r>
+              <w:rPr>
+                <w:rFonts w:ascii="Times New Roman" w:hAnsi="Times New Roman" w:eastAsia="宋体"/>
+                <w:sz w:val="17"/>
+              </w:rPr>
+              <w:t>`node verify/integration-test.js`</w:t>
+            </w:r>
+          </w:p>
+        </w:tc>
+        <w:tc>
+          <w:tcPr>
+            <w:tcW w:type="dxa" w:w="3324"/>
+          </w:tcPr>
+          <w:p>
+            <w:r>
+              <w:rPr>
+                <w:rFonts w:ascii="Times New Roman" w:hAnsi="Times New Roman" w:eastAsia="宋体"/>
+                <w:sz w:val="17"/>
+              </w:rPr>
+              <w:t>**62 / 62 通过**</w:t>
+            </w:r>
+          </w:p>
+        </w:tc>
+      </w:tr>
+      <w:tr>
+        <w:tc>
+          <w:tcPr>
+            <w:tcW w:type="dxa" w:w="3324"/>
+          </w:tcPr>
+          <w:p>
+            <w:r>
+              <w:rPr>
+                <w:rFonts w:ascii="Times New Roman" w:hAnsi="Times New Roman" w:eastAsia="宋体"/>
+                <w:sz w:val="17"/>
+              </w:rPr>
+              <w:t>前端静态检查</w:t>
+            </w:r>
+          </w:p>
+        </w:tc>
+        <w:tc>
+          <w:tcPr>
+            <w:tcW w:type="dxa" w:w="3324"/>
+          </w:tcPr>
+          <w:p>
+            <w:r>
+              <w:rPr>
+                <w:rFonts w:ascii="Times New Roman" w:hAnsi="Times New Roman" w:eastAsia="宋体"/>
+                <w:sz w:val="17"/>
+              </w:rPr>
+              <w:t>`node verify/frontend-check.js`</w:t>
+            </w:r>
+          </w:p>
+        </w:tc>
+        <w:tc>
+          <w:tcPr>
+            <w:tcW w:type="dxa" w:w="3324"/>
+          </w:tcPr>
+          <w:p>
+            <w:r>
+              <w:rPr>
+                <w:rFonts w:ascii="Times New Roman" w:hAnsi="Times New Roman" w:eastAsia="宋体"/>
+                <w:sz w:val="17"/>
+              </w:rPr>
+              <w:t>**5 / 5 通过**</w:t>
+            </w:r>
+          </w:p>
+        </w:tc>
+      </w:tr>
+      <w:tr>
+        <w:tc>
+          <w:tcPr>
+            <w:tcW w:type="dxa" w:w="3324"/>
+          </w:tcPr>
+          <w:p>
+            <w:r>
+              <w:rPr>
+                <w:rFonts w:ascii="Times New Roman" w:hAnsi="Times New Roman" w:eastAsia="宋体"/>
+                <w:sz w:val="17"/>
+              </w:rPr>
+              <w:t>真实浏览器测试</w:t>
+            </w:r>
+          </w:p>
+        </w:tc>
+        <w:tc>
+          <w:tcPr>
+            <w:tcW w:type="dxa" w:w="3324"/>
+          </w:tcPr>
+          <w:p>
+            <w:r>
+              <w:rPr>
+                <w:rFonts w:ascii="Times New Roman" w:hAnsi="Times New Roman" w:eastAsia="宋体"/>
+                <w:sz w:val="17"/>
+              </w:rPr>
+              <w:t>`node verify/browser-test.js`</w:t>
+            </w:r>
+          </w:p>
+        </w:tc>
+        <w:tc>
+          <w:tcPr>
+            <w:tcW w:type="dxa" w:w="3324"/>
+          </w:tcPr>
+          <w:p>
+            <w:r>
+              <w:rPr>
+                <w:rFonts w:ascii="Times New Roman" w:hAnsi="Times New Roman" w:eastAsia="宋体"/>
+                <w:sz w:val="17"/>
+              </w:rPr>
+              <w:t>**36 / 36 通过**</w:t>
+            </w:r>
+          </w:p>
+        </w:tc>
+      </w:tr>
+      <w:tr>
+        <w:tc>
+          <w:tcPr>
+            <w:tcW w:type="dxa" w:w="3324"/>
+          </w:tcPr>
+          <w:p>
+            <w:r>
+              <w:rPr>
+                <w:rFonts w:ascii="Times New Roman" w:hAnsi="Times New Roman" w:eastAsia="宋体"/>
+                <w:sz w:val="17"/>
+              </w:rPr>
+              <w:t>Node 参考实现 BDD</w:t>
+            </w:r>
+          </w:p>
+        </w:tc>
+        <w:tc>
+          <w:tcPr>
+            <w:tcW w:type="dxa" w:w="3324"/>
+          </w:tcPr>
+          <w:p>
+            <w:r>
+              <w:rPr>
+                <w:rFonts w:ascii="Times New Roman" w:hAnsi="Times New Roman" w:eastAsia="宋体"/>
+                <w:sz w:val="17"/>
+              </w:rPr>
+              <w:t>`node verify/run.js`</w:t>
+            </w:r>
+          </w:p>
+        </w:tc>
+        <w:tc>
+          <w:tcPr>
+            <w:tcW w:type="dxa" w:w="3324"/>
+          </w:tcPr>
+          <w:p>
+            <w:r>
+              <w:rPr>
+                <w:rFonts w:ascii="Times New Roman" w:hAnsi="Times New Roman" w:eastAsia="宋体"/>
+                <w:sz w:val="17"/>
+              </w:rPr>
+              <w:t>**18 / 18 通过**</w:t>
+            </w:r>
+          </w:p>
+        </w:tc>
+      </w:tr>
+      <w:tr>
+        <w:tc>
+          <w:tcPr>
+            <w:tcW w:type="dxa" w:w="3324"/>
+          </w:tcPr>
+          <w:p>
+            <w:r>
+              <w:rPr>
+                <w:rFonts w:ascii="Times New Roman" w:hAnsi="Times New Roman" w:eastAsia="宋体"/>
+                <w:sz w:val="17"/>
+              </w:rPr>
+              <w:t>Node 可运行版接口冒烟</w:t>
+            </w:r>
+          </w:p>
+        </w:tc>
+        <w:tc>
+          <w:tcPr>
+            <w:tcW w:type="dxa" w:w="3324"/>
+          </w:tcPr>
+          <w:p>
+            <w:r>
+              <w:rPr>
+                <w:rFonts w:ascii="Times New Roman" w:hAnsi="Times New Roman" w:eastAsia="宋体"/>
+                <w:sz w:val="17"/>
+              </w:rPr>
+              <w:t>`node app/smoke.js`</w:t>
+            </w:r>
+          </w:p>
+        </w:tc>
+        <w:tc>
+          <w:tcPr>
+            <w:tcW w:type="dxa" w:w="3324"/>
+          </w:tcPr>
+          <w:p>
+            <w:r>
+              <w:rPr>
+                <w:rFonts w:ascii="Times New Roman" w:hAnsi="Times New Roman" w:eastAsia="宋体"/>
+                <w:sz w:val="17"/>
+              </w:rPr>
+              <w:t>**18 / 18 通过**</w:t>
+            </w:r>
+          </w:p>
+        </w:tc>
+      </w:tr>
+      <w:tr>
+        <w:tc>
+          <w:tcPr>
+            <w:tcW w:type="dxa" w:w="3324"/>
+          </w:tcPr>
+          <w:p>
+            <w:r>
+              <w:rPr>
+                <w:rFonts w:ascii="Times New Roman" w:hAnsi="Times New Roman" w:eastAsia="宋体"/>
+                <w:sz w:val="17"/>
+              </w:rPr>
               <w:t>**合计**</w:t>
             </w:r>
           </w:p>
@@ -4624,7 +5592,7 @@
                 <w:rFonts w:ascii="Times New Roman" w:hAnsi="Times New Roman" w:eastAsia="宋体"/>
                 <w:sz w:val="17"/>
               </w:rPr>
-              <w:t>**174 项检查全部通过**</w:t>
+              <w:t>**209 项检查全部通过**</w:t>
             </w:r>
           </w:p>
         </w:tc>
@@ -4660,6 +5628,22 @@
       </w:pPr>
       <w:r>
         <w:t>E 收费与对账（S2）</w:t>
+      </w:r>
+    </w:p>
+    <w:p>
+      <w:pPr>
+        <w:pStyle w:val="Heading2"/>
+      </w:pPr>
+      <w:r>
+        <w:t>E2 排课与课程维护（管理员 / 店长）</w:t>
+      </w:r>
+    </w:p>
+    <w:p>
+      <w:pPr>
+        <w:pStyle w:val="Heading2"/>
+      </w:pPr>
+      <w:r>
+        <w:t>E3 会员自愿选课 / 退课（所有登录用户）</w:t>
       </w:r>
     </w:p>
     <w:p>
@@ -4720,7 +5704,16 @@
         <w:ind w:left="420"/>
       </w:pPr>
       <w:r>
-        <w:t>• **认证与权限**：未登录 401；会员越权 403；伪造 memberId 被强制为本人；回调接口免令牌放行（真实支付平台不携带前端令牌）。</w:t>
+        <w:t xml:space="preserve">• </w:t>
+      </w:r>
+      <w:r>
+        <w:rPr>
+          <w:b/>
+        </w:rPr>
+        <w:t>认证与权限</w:t>
+      </w:r>
+      <w:r>
+        <w:t>：未登录 401；会员越权 403；伪造 memberId 被强制为本人；回调接口免令牌放行（真实支付平台不携带前端令牌）。</w:t>
       </w:r>
     </w:p>
     <w:p>
@@ -4728,7 +5721,25 @@
         <w:ind w:left="420"/>
       </w:pPr>
       <w:r>
-        <w:t>• **登录后路由**：会员 → 会员端（无门店标签、无接口日志）；店长 → 门店后台；管理员 → 额外出现"系统管理"。</w:t>
+        <w:t xml:space="preserve">• </w:t>
+      </w:r>
+      <w:r>
+        <w:rPr>
+          <w:b/>
+        </w:rPr>
+        <w:t>登录后路由</w:t>
+      </w:r>
+      <w:r>
+        <w:t>：会员 → 会员端（选课 / 退课 / 签到）；店长 → 门店后台（含</w:t>
+      </w:r>
+      <w:r>
+        <w:rPr>
+          <w:b/>
+        </w:rPr>
+        <w:t>课程管理</w:t>
+      </w:r>
+      <w:r>
+        <w:t>，可排课）；管理员 → 再额外出现"系统管理"（数据重置）。</w:t>
       </w:r>
     </w:p>
     <w:p>
@@ -4736,7 +5747,16 @@
         <w:ind w:left="420"/>
       </w:pPr>
       <w:r>
-        <w:t>• **按钮响应**：41 个内联处理器全部指向已定义函数，浏览器实测全部有响应。</w:t>
+        <w:t xml:space="preserve">• </w:t>
+      </w:r>
+      <w:r>
+        <w:rPr>
+          <w:b/>
+        </w:rPr>
+        <w:t>排课权限</w:t>
+      </w:r>
+      <w:r>
+        <w:t>：会员调用排课接口返回 403；店长与管理员均可排课、改课、下架、上架。</w:t>
       </w:r>
     </w:p>
     <w:p>
@@ -4744,7 +5764,16 @@
         <w:ind w:left="420"/>
       </w:pPr>
       <w:r>
-        <w:t>• **幂等性**：重复约课 / 重复回调 / 重复启动（账号初始化）均幂等。</w:t>
+        <w:t xml:space="preserve">• </w:t>
+      </w:r>
+      <w:r>
+        <w:rPr>
+          <w:b/>
+        </w:rPr>
+        <w:t>自愿选课 / 退课</w:t>
+      </w:r>
+      <w:r>
+        <w:t>：会员只能作用于本人（伪造 memberId 被服务端改写）；重复选课幂等；重复退课 409。</w:t>
       </w:r>
     </w:p>
     <w:p>
@@ -4752,7 +5781,50 @@
         <w:ind w:left="420"/>
       </w:pPr>
       <w:r>
-        <w:t>• **重启健壮性**：连续两次重启后端均正常启动，账号无重复。</w:t>
+        <w:t xml:space="preserve">• </w:t>
+      </w:r>
+      <w:r>
+        <w:rPr>
+          <w:b/>
+        </w:rPr>
+        <w:t>按钮响应</w:t>
+      </w:r>
+      <w:r>
+        <w:t>：41 个内联处理器全部指向已定义函数，浏览器实测全部有响应。</w:t>
+      </w:r>
+    </w:p>
+    <w:p>
+      <w:pPr>
+        <w:ind w:left="420"/>
+      </w:pPr>
+      <w:r>
+        <w:t xml:space="preserve">• </w:t>
+      </w:r>
+      <w:r>
+        <w:rPr>
+          <w:b/>
+        </w:rPr>
+        <w:t>幂等性</w:t>
+      </w:r>
+      <w:r>
+        <w:t>：重复约课 / 重复回调 / 重复启动（账号初始化）均幂等。</w:t>
+      </w:r>
+    </w:p>
+    <w:p>
+      <w:pPr>
+        <w:ind w:left="420"/>
+      </w:pPr>
+      <w:r>
+        <w:t xml:space="preserve">• </w:t>
+      </w:r>
+      <w:r>
+        <w:rPr>
+          <w:b/>
+        </w:rPr>
+        <w:t>重启健壮性</w:t>
+      </w:r>
+      <w:r>
+        <w:t>：连续两次重启后端均正常启动，账号无重复。</w:t>
       </w:r>
     </w:p>
     <w:p>

--- a/09-代码实现与迭代/系统测试文档.docx
+++ b/09-代码实现与迭代/系统测试文档.docx
@@ -1531,21 +1531,21 @@
                 <w:rFonts w:ascii="Times New Roman" w:hAnsi="Times New Roman" w:eastAsia="宋体"/>
                 <w:sz w:val="17"/>
               </w:rPr>
-              <w:t>会员访问会员列表</w:t>
-            </w:r>
-          </w:p>
-        </w:tc>
-        <w:tc>
-          <w:tcPr>
-            <w:tcW w:type="dxa" w:w="3324"/>
-          </w:tcPr>
-          <w:p>
-            <w:r>
-              <w:rPr>
-                <w:rFonts w:ascii="Times New Roman" w:hAnsi="Times New Roman" w:eastAsia="宋体"/>
-                <w:sz w:val="17"/>
-              </w:rPr>
-              <w:t>403</w:t>
+              <w:t>会员自助注册</w:t>
+            </w:r>
+          </w:p>
+        </w:tc>
+        <w:tc>
+          <w:tcPr>
+            <w:tcW w:type="dxa" w:w="3324"/>
+          </w:tcPr>
+          <w:p>
+            <w:r>
+              <w:rPr>
+                <w:rFonts w:ascii="Times New Roman" w:hAnsi="Times New Roman" w:eastAsia="宋体"/>
+                <w:sz w:val="17"/>
+              </w:rPr>
+              <w:t>200，role=MEMBER 且已绑定会员 ID</w:t>
             </w:r>
           </w:p>
         </w:tc>
@@ -1575,21 +1575,21 @@
                 <w:rFonts w:ascii="Times New Roman" w:hAnsi="Times New Roman" w:eastAsia="宋体"/>
                 <w:sz w:val="17"/>
               </w:rPr>
-              <w:t>会员查看本人档案</w:t>
-            </w:r>
-          </w:p>
-        </w:tc>
-        <w:tc>
-          <w:tcPr>
-            <w:tcW w:type="dxa" w:w="3324"/>
-          </w:tcPr>
-          <w:p>
-            <w:r>
-              <w:rPr>
-                <w:rFonts w:ascii="Times New Roman" w:hAnsi="Times New Roman" w:eastAsia="宋体"/>
-                <w:sz w:val="17"/>
-              </w:rPr>
-              <w:t>200</w:t>
+              <w:t>注册即登录</w:t>
+            </w:r>
+          </w:p>
+        </w:tc>
+        <w:tc>
+          <w:tcPr>
+            <w:tcW w:type="dxa" w:w="3324"/>
+          </w:tcPr>
+          <w:p>
+            <w:r>
+              <w:rPr>
+                <w:rFonts w:ascii="Times New Roman" w:hAnsi="Times New Roman" w:eastAsia="宋体"/>
+                <w:sz w:val="17"/>
+              </w:rPr>
+              <w:t>200（返回的令牌可直接使用）</w:t>
             </w:r>
           </w:p>
         </w:tc>
@@ -1619,21 +1619,21 @@
                 <w:rFonts w:ascii="Times New Roman" w:hAnsi="Times New Roman" w:eastAsia="宋体"/>
                 <w:sz w:val="17"/>
               </w:rPr>
-              <w:t>会员查看他人档案</w:t>
-            </w:r>
-          </w:p>
-        </w:tc>
-        <w:tc>
-          <w:tcPr>
-            <w:tcW w:type="dxa" w:w="3324"/>
-          </w:tcPr>
-          <w:p>
-            <w:r>
-              <w:rPr>
-                <w:rFonts w:ascii="Times New Roman" w:hAnsi="Times New Roman" w:eastAsia="宋体"/>
-                <w:sz w:val="17"/>
-              </w:rPr>
-              <w:t>403</w:t>
+              <w:t>用户名重复</w:t>
+            </w:r>
+          </w:p>
+        </w:tc>
+        <w:tc>
+          <w:tcPr>
+            <w:tcW w:type="dxa" w:w="3324"/>
+          </w:tcPr>
+          <w:p>
+            <w:r>
+              <w:rPr>
+                <w:rFonts w:ascii="Times New Roman" w:hAnsi="Times New Roman" w:eastAsia="宋体"/>
+                <w:sz w:val="17"/>
+              </w:rPr>
+              <w:t>400，提示"已被占用"</w:t>
             </w:r>
           </w:p>
         </w:tc>
@@ -1663,21 +1663,21 @@
                 <w:rFonts w:ascii="Times New Roman" w:hAnsi="Times New Roman" w:eastAsia="宋体"/>
                 <w:sz w:val="17"/>
               </w:rPr>
-              <w:t>会员访问收费模块</w:t>
-            </w:r>
-          </w:p>
-        </w:tc>
-        <w:tc>
-          <w:tcPr>
-            <w:tcW w:type="dxa" w:w="3324"/>
-          </w:tcPr>
-          <w:p>
-            <w:r>
-              <w:rPr>
-                <w:rFonts w:ascii="Times New Roman" w:hAnsi="Times New Roman" w:eastAsia="宋体"/>
-                <w:sz w:val="17"/>
-              </w:rPr>
-              <w:t>403</w:t>
+              <w:t>密码过短</w:t>
+            </w:r>
+          </w:p>
+        </w:tc>
+        <w:tc>
+          <w:tcPr>
+            <w:tcW w:type="dxa" w:w="3324"/>
+          </w:tcPr>
+          <w:p>
+            <w:r>
+              <w:rPr>
+                <w:rFonts w:ascii="Times New Roman" w:hAnsi="Times New Roman" w:eastAsia="宋体"/>
+                <w:sz w:val="17"/>
+              </w:rPr>
+              <w:t>400，提示"密码至少 6 位"</w:t>
             </w:r>
           </w:p>
         </w:tc>
@@ -1707,21 +1707,21 @@
                 <w:rFonts w:ascii="Times New Roman" w:hAnsi="Times New Roman" w:eastAsia="宋体"/>
                 <w:sz w:val="17"/>
               </w:rPr>
-              <w:t>会员访问经营摘要</w:t>
-            </w:r>
-          </w:p>
-        </w:tc>
-        <w:tc>
-          <w:tcPr>
-            <w:tcW w:type="dxa" w:w="3324"/>
-          </w:tcPr>
-          <w:p>
-            <w:r>
-              <w:rPr>
-                <w:rFonts w:ascii="Times New Roman" w:hAnsi="Times New Roman" w:eastAsia="宋体"/>
-                <w:sz w:val="17"/>
-              </w:rPr>
-              <w:t>403</w:t>
+              <w:t>姓名为空</w:t>
+            </w:r>
+          </w:p>
+        </w:tc>
+        <w:tc>
+          <w:tcPr>
+            <w:tcW w:type="dxa" w:w="3324"/>
+          </w:tcPr>
+          <w:p>
+            <w:r>
+              <w:rPr>
+                <w:rFonts w:ascii="Times New Roman" w:hAnsi="Times New Roman" w:eastAsia="宋体"/>
+                <w:sz w:val="17"/>
+              </w:rPr>
+              <w:t>400</w:t>
             </w:r>
           </w:p>
         </w:tc>
@@ -1751,21 +1751,21 @@
                 <w:rFonts w:ascii="Times New Roman" w:hAnsi="Times New Roman" w:eastAsia="宋体"/>
                 <w:sz w:val="17"/>
               </w:rPr>
-              <w:t>会员执行数据重置</w:t>
-            </w:r>
-          </w:p>
-        </w:tc>
-        <w:tc>
-          <w:tcPr>
-            <w:tcW w:type="dxa" w:w="3324"/>
-          </w:tcPr>
-          <w:p>
-            <w:r>
-              <w:rPr>
-                <w:rFonts w:ascii="Times New Roman" w:hAnsi="Times New Roman" w:eastAsia="宋体"/>
-                <w:sz w:val="17"/>
-              </w:rPr>
-              <w:t>403</w:t>
+              <w:t>新会员查看本人档案</w:t>
+            </w:r>
+          </w:p>
+        </w:tc>
+        <w:tc>
+          <w:tcPr>
+            <w:tcW w:type="dxa" w:w="3324"/>
+          </w:tcPr>
+          <w:p>
+            <w:r>
+              <w:rPr>
+                <w:rFonts w:ascii="Times New Roman" w:hAnsi="Times New Roman" w:eastAsia="宋体"/>
+                <w:sz w:val="17"/>
+              </w:rPr>
+              <w:t>200，状态为 potential（潜在会员）</w:t>
             </w:r>
           </w:p>
         </w:tc>
@@ -1781,35 +1781,35 @@
                 <w:rFonts w:ascii="Times New Roman" w:hAnsi="Times New Roman" w:eastAsia="宋体"/>
                 <w:sz w:val="17"/>
               </w:rPr>
-              <w:t>IT-015</w:t>
-            </w:r>
-          </w:p>
-        </w:tc>
-        <w:tc>
-          <w:tcPr>
-            <w:tcW w:type="dxa" w:w="3324"/>
-          </w:tcPr>
-          <w:p>
-            <w:r>
-              <w:rPr>
-                <w:rFonts w:ascii="Times New Roman" w:hAnsi="Times New Roman" w:eastAsia="宋体"/>
-                <w:sz w:val="17"/>
-              </w:rPr>
-              <w:t>店长执行数据重置（非管理员）</w:t>
-            </w:r>
-          </w:p>
-        </w:tc>
-        <w:tc>
-          <w:tcPr>
-            <w:tcW w:type="dxa" w:w="3324"/>
-          </w:tcPr>
-          <w:p>
-            <w:r>
-              <w:rPr>
-                <w:rFonts w:ascii="Times New Roman" w:hAnsi="Times New Roman" w:eastAsia="宋体"/>
-                <w:sz w:val="17"/>
-              </w:rPr>
-              <w:t>403</w:t>
+              <w:t>U-35~37</w:t>
+            </w:r>
+          </w:p>
+        </w:tc>
+        <w:tc>
+          <w:tcPr>
+            <w:tcW w:type="dxa" w:w="3324"/>
+          </w:tcPr>
+          <w:p>
+            <w:r>
+              <w:rPr>
+                <w:rFonts w:ascii="Times New Roman" w:hAnsi="Times New Roman" w:eastAsia="宋体"/>
+                <w:sz w:val="17"/>
+              </w:rPr>
+              <w:t>单元：`AuthAppServiceTest` 注册用例（3 条）</w:t>
+            </w:r>
+          </w:p>
+        </w:tc>
+        <w:tc>
+          <w:tcPr>
+            <w:tcW w:type="dxa" w:w="3324"/>
+          </w:tcPr>
+          <w:p>
+            <w:r>
+              <w:rPr>
+                <w:rFonts w:ascii="Times New Roman" w:hAnsi="Times New Roman" w:eastAsia="宋体"/>
+                <w:sz w:val="17"/>
+              </w:rPr>
+              <w:t>—</w:t>
             </w:r>
           </w:p>
         </w:tc>
@@ -1825,35 +1825,35 @@
                 <w:rFonts w:ascii="Times New Roman" w:hAnsi="Times New Roman" w:eastAsia="宋体"/>
                 <w:sz w:val="17"/>
               </w:rPr>
-              <w:t>IT-016</w:t>
-            </w:r>
-          </w:p>
-        </w:tc>
-        <w:tc>
-          <w:tcPr>
-            <w:tcW w:type="dxa" w:w="3324"/>
-          </w:tcPr>
-          <w:p>
-            <w:r>
-              <w:rPr>
-                <w:rFonts w:ascii="Times New Roman" w:hAnsi="Times New Roman" w:eastAsia="宋体"/>
-                <w:sz w:val="17"/>
-              </w:rPr>
-              <w:t>会员查询他人预约（伪造 memberId）</w:t>
-            </w:r>
-          </w:p>
-        </w:tc>
-        <w:tc>
-          <w:tcPr>
-            <w:tcW w:type="dxa" w:w="3324"/>
-          </w:tcPr>
-          <w:p>
-            <w:r>
-              <w:rPr>
-                <w:rFonts w:ascii="Times New Roman" w:hAnsi="Times New Roman" w:eastAsia="宋体"/>
-                <w:sz w:val="17"/>
-              </w:rPr>
-              <w:t>服务端强制为本人</w:t>
+              <w:t>BT-033~035</w:t>
+            </w:r>
+          </w:p>
+        </w:tc>
+        <w:tc>
+          <w:tcPr>
+            <w:tcW w:type="dxa" w:w="3324"/>
+          </w:tcPr>
+          <w:p>
+            <w:r>
+              <w:rPr>
+                <w:rFonts w:ascii="Times New Roman" w:hAnsi="Times New Roman" w:eastAsia="宋体"/>
+                <w:sz w:val="17"/>
+              </w:rPr>
+              <w:t>浏览器实测：切换注册表单 → 注册成功 → 进入会员端</w:t>
+            </w:r>
+          </w:p>
+        </w:tc>
+        <w:tc>
+          <w:tcPr>
+            <w:tcW w:type="dxa" w:w="3324"/>
+          </w:tcPr>
+          <w:p>
+            <w:r>
+              <w:rPr>
+                <w:rFonts w:ascii="Times New Roman" w:hAnsi="Times New Roman" w:eastAsia="宋体"/>
+                <w:sz w:val="17"/>
+              </w:rPr>
+              <w:t>通过</w:t>
             </w:r>
           </w:p>
         </w:tc>
@@ -1869,35 +1869,35 @@
                 <w:rFonts w:ascii="Times New Roman" w:hAnsi="Times New Roman" w:eastAsia="宋体"/>
                 <w:sz w:val="17"/>
               </w:rPr>
-              <w:t>IT-021</w:t>
-            </w:r>
-          </w:p>
-        </w:tc>
-        <w:tc>
-          <w:tcPr>
-            <w:tcW w:type="dxa" w:w="3324"/>
-          </w:tcPr>
-          <w:p>
-            <w:r>
-              <w:rPr>
-                <w:rFonts w:ascii="Times New Roman" w:hAnsi="Times New Roman" w:eastAsia="宋体"/>
-                <w:sz w:val="17"/>
-              </w:rPr>
-              <w:t>会员伪造他人 memberId 约课</w:t>
-            </w:r>
-          </w:p>
-        </w:tc>
-        <w:tc>
-          <w:tcPr>
-            <w:tcW w:type="dxa" w:w="3324"/>
-          </w:tcPr>
-          <w:p>
-            <w:r>
-              <w:rPr>
-                <w:rFonts w:ascii="Times New Roman" w:hAnsi="Times New Roman" w:eastAsia="宋体"/>
-                <w:sz w:val="17"/>
-              </w:rPr>
-              <w:t>按本人下单</w:t>
+              <w:t>编号</w:t>
+            </w:r>
+          </w:p>
+        </w:tc>
+        <w:tc>
+          <w:tcPr>
+            <w:tcW w:type="dxa" w:w="3324"/>
+          </w:tcPr>
+          <w:p>
+            <w:r>
+              <w:rPr>
+                <w:rFonts w:ascii="Times New Roman" w:hAnsi="Times New Roman" w:eastAsia="宋体"/>
+                <w:sz w:val="17"/>
+              </w:rPr>
+              <w:t>用例</w:t>
+            </w:r>
+          </w:p>
+        </w:tc>
+        <w:tc>
+          <w:tcPr>
+            <w:tcW w:type="dxa" w:w="3324"/>
+          </w:tcPr>
+          <w:p>
+            <w:r>
+              <w:rPr>
+                <w:rFonts w:ascii="Times New Roman" w:hAnsi="Times New Roman" w:eastAsia="宋体"/>
+                <w:sz w:val="17"/>
+              </w:rPr>
+              <w:t>预期</w:t>
             </w:r>
           </w:p>
         </w:tc>
@@ -1913,35 +1913,35 @@
                 <w:rFonts w:ascii="Times New Roman" w:hAnsi="Times New Roman" w:eastAsia="宋体"/>
                 <w:sz w:val="17"/>
               </w:rPr>
-              <w:t>IT-025</w:t>
-            </w:r>
-          </w:p>
-        </w:tc>
-        <w:tc>
-          <w:tcPr>
-            <w:tcW w:type="dxa" w:w="3324"/>
-          </w:tcPr>
-          <w:p>
-            <w:r>
-              <w:rPr>
-                <w:rFonts w:ascii="Times New Roman" w:hAnsi="Times New Roman" w:eastAsia="宋体"/>
-                <w:sz w:val="17"/>
-              </w:rPr>
-              <w:t>会员尝试判爽约</w:t>
-            </w:r>
-          </w:p>
-        </w:tc>
-        <w:tc>
-          <w:tcPr>
-            <w:tcW w:type="dxa" w:w="3324"/>
-          </w:tcPr>
-          <w:p>
-            <w:r>
-              <w:rPr>
-                <w:rFonts w:ascii="Times New Roman" w:hAnsi="Times New Roman" w:eastAsia="宋体"/>
-                <w:sz w:val="17"/>
-              </w:rPr>
-              <w:t>403（仅门店）</w:t>
+              <w:t>IT-009</w:t>
+            </w:r>
+          </w:p>
+        </w:tc>
+        <w:tc>
+          <w:tcPr>
+            <w:tcW w:type="dxa" w:w="3324"/>
+          </w:tcPr>
+          <w:p>
+            <w:r>
+              <w:rPr>
+                <w:rFonts w:ascii="Times New Roman" w:hAnsi="Times New Roman" w:eastAsia="宋体"/>
+                <w:sz w:val="17"/>
+              </w:rPr>
+              <w:t>会员访问会员列表</w:t>
+            </w:r>
+          </w:p>
+        </w:tc>
+        <w:tc>
+          <w:tcPr>
+            <w:tcW w:type="dxa" w:w="3324"/>
+          </w:tcPr>
+          <w:p>
+            <w:r>
+              <w:rPr>
+                <w:rFonts w:ascii="Times New Roman" w:hAnsi="Times New Roman" w:eastAsia="宋体"/>
+                <w:sz w:val="17"/>
+              </w:rPr>
+              <w:t>403</w:t>
             </w:r>
           </w:p>
         </w:tc>
@@ -1957,35 +1957,35 @@
                 <w:rFonts w:ascii="Times New Roman" w:hAnsi="Times New Roman" w:eastAsia="宋体"/>
                 <w:sz w:val="17"/>
               </w:rPr>
-              <w:t>U-08~15</w:t>
-            </w:r>
-          </w:p>
-        </w:tc>
-        <w:tc>
-          <w:tcPr>
-            <w:tcW w:type="dxa" w:w="3324"/>
-          </w:tcPr>
-          <w:p>
-            <w:r>
-              <w:rPr>
-                <w:rFonts w:ascii="Times New Roman" w:hAnsi="Times New Roman" w:eastAsia="宋体"/>
-                <w:sz w:val="17"/>
-              </w:rPr>
-              <w:t>单元：`AuthContextTest`（会话强制、跨会员访问、管理员门槛）</w:t>
-            </w:r>
-          </w:p>
-        </w:tc>
-        <w:tc>
-          <w:tcPr>
-            <w:tcW w:type="dxa" w:w="3324"/>
-          </w:tcPr>
-          <w:p>
-            <w:r>
-              <w:rPr>
-                <w:rFonts w:ascii="Times New Roman" w:hAnsi="Times New Roman" w:eastAsia="宋体"/>
-                <w:sz w:val="17"/>
-              </w:rPr>
-              <w:t>见测试类</w:t>
+              <w:t>IT-010</w:t>
+            </w:r>
+          </w:p>
+        </w:tc>
+        <w:tc>
+          <w:tcPr>
+            <w:tcW w:type="dxa" w:w="3324"/>
+          </w:tcPr>
+          <w:p>
+            <w:r>
+              <w:rPr>
+                <w:rFonts w:ascii="Times New Roman" w:hAnsi="Times New Roman" w:eastAsia="宋体"/>
+                <w:sz w:val="17"/>
+              </w:rPr>
+              <w:t>会员查看本人档案</w:t>
+            </w:r>
+          </w:p>
+        </w:tc>
+        <w:tc>
+          <w:tcPr>
+            <w:tcW w:type="dxa" w:w="3324"/>
+          </w:tcPr>
+          <w:p>
+            <w:r>
+              <w:rPr>
+                <w:rFonts w:ascii="Times New Roman" w:hAnsi="Times New Roman" w:eastAsia="宋体"/>
+                <w:sz w:val="17"/>
+              </w:rPr>
+              <w:t>200</w:t>
             </w:r>
           </w:p>
         </w:tc>
@@ -2001,35 +2001,35 @@
                 <w:rFonts w:ascii="Times New Roman" w:hAnsi="Times New Roman" w:eastAsia="宋体"/>
                 <w:sz w:val="17"/>
               </w:rPr>
-              <w:t>编号</w:t>
-            </w:r>
-          </w:p>
-        </w:tc>
-        <w:tc>
-          <w:tcPr>
-            <w:tcW w:type="dxa" w:w="3324"/>
-          </w:tcPr>
-          <w:p>
-            <w:r>
-              <w:rPr>
-                <w:rFonts w:ascii="Times New Roman" w:hAnsi="Times New Roman" w:eastAsia="宋体"/>
-                <w:sz w:val="17"/>
-              </w:rPr>
-              <w:t>用例</w:t>
-            </w:r>
-          </w:p>
-        </w:tc>
-        <w:tc>
-          <w:tcPr>
-            <w:tcW w:type="dxa" w:w="3324"/>
-          </w:tcPr>
-          <w:p>
-            <w:r>
-              <w:rPr>
-                <w:rFonts w:ascii="Times New Roman" w:hAnsi="Times New Roman" w:eastAsia="宋体"/>
-                <w:sz w:val="17"/>
-              </w:rPr>
-              <w:t>预期</w:t>
+              <w:t>IT-011</w:t>
+            </w:r>
+          </w:p>
+        </w:tc>
+        <w:tc>
+          <w:tcPr>
+            <w:tcW w:type="dxa" w:w="3324"/>
+          </w:tcPr>
+          <w:p>
+            <w:r>
+              <w:rPr>
+                <w:rFonts w:ascii="Times New Roman" w:hAnsi="Times New Roman" w:eastAsia="宋体"/>
+                <w:sz w:val="17"/>
+              </w:rPr>
+              <w:t>会员查看他人档案</w:t>
+            </w:r>
+          </w:p>
+        </w:tc>
+        <w:tc>
+          <w:tcPr>
+            <w:tcW w:type="dxa" w:w="3324"/>
+          </w:tcPr>
+          <w:p>
+            <w:r>
+              <w:rPr>
+                <w:rFonts w:ascii="Times New Roman" w:hAnsi="Times New Roman" w:eastAsia="宋体"/>
+                <w:sz w:val="17"/>
+              </w:rPr>
+              <w:t>403</w:t>
             </w:r>
           </w:p>
         </w:tc>
@@ -2045,35 +2045,35 @@
                 <w:rFonts w:ascii="Times New Roman" w:hAnsi="Times New Roman" w:eastAsia="宋体"/>
                 <w:sz w:val="17"/>
               </w:rPr>
-              <w:t>IT-018</w:t>
-            </w:r>
-          </w:p>
-        </w:tc>
-        <w:tc>
-          <w:tcPr>
-            <w:tcW w:type="dxa" w:w="3324"/>
-          </w:tcPr>
-          <w:p>
-            <w:r>
-              <w:rPr>
-                <w:rFonts w:ascii="Times New Roman" w:hAnsi="Times New Roman" w:eastAsia="宋体"/>
-                <w:sz w:val="17"/>
-              </w:rPr>
-              <w:t>查看课程列表</w:t>
-            </w:r>
-          </w:p>
-        </w:tc>
-        <w:tc>
-          <w:tcPr>
-            <w:tcW w:type="dxa" w:w="3324"/>
-          </w:tcPr>
-          <w:p>
-            <w:r>
-              <w:rPr>
-                <w:rFonts w:ascii="Times New Roman" w:hAnsi="Times New Roman" w:eastAsia="宋体"/>
-                <w:sz w:val="17"/>
-              </w:rPr>
-              <w:t>200</w:t>
+              <w:t>IT-012</w:t>
+            </w:r>
+          </w:p>
+        </w:tc>
+        <w:tc>
+          <w:tcPr>
+            <w:tcW w:type="dxa" w:w="3324"/>
+          </w:tcPr>
+          <w:p>
+            <w:r>
+              <w:rPr>
+                <w:rFonts w:ascii="Times New Roman" w:hAnsi="Times New Roman" w:eastAsia="宋体"/>
+                <w:sz w:val="17"/>
+              </w:rPr>
+              <w:t>会员访问收费模块</w:t>
+            </w:r>
+          </w:p>
+        </w:tc>
+        <w:tc>
+          <w:tcPr>
+            <w:tcW w:type="dxa" w:w="3324"/>
+          </w:tcPr>
+          <w:p>
+            <w:r>
+              <w:rPr>
+                <w:rFonts w:ascii="Times New Roman" w:hAnsi="Times New Roman" w:eastAsia="宋体"/>
+                <w:sz w:val="17"/>
+              </w:rPr>
+              <w:t>403</w:t>
             </w:r>
           </w:p>
         </w:tc>
@@ -2089,35 +2089,35 @@
                 <w:rFonts w:ascii="Times New Roman" w:hAnsi="Times New Roman" w:eastAsia="宋体"/>
                 <w:sz w:val="17"/>
               </w:rPr>
-              <w:t>IT-019</w:t>
-            </w:r>
-          </w:p>
-        </w:tc>
-        <w:tc>
-          <w:tcPr>
-            <w:tcW w:type="dxa" w:w="3324"/>
-          </w:tcPr>
-          <w:p>
-            <w:r>
-              <w:rPr>
-                <w:rFonts w:ascii="Times New Roman" w:hAnsi="Times New Roman" w:eastAsia="宋体"/>
-                <w:sz w:val="17"/>
-              </w:rPr>
-              <w:t>约课</w:t>
-            </w:r>
-          </w:p>
-        </w:tc>
-        <w:tc>
-          <w:tcPr>
-            <w:tcW w:type="dxa" w:w="3324"/>
-          </w:tcPr>
-          <w:p>
-            <w:r>
-              <w:rPr>
-                <w:rFonts w:ascii="Times New Roman" w:hAnsi="Times New Roman" w:eastAsia="宋体"/>
-                <w:sz w:val="17"/>
-              </w:rPr>
-              <w:t>200，状态 booked</w:t>
+              <w:t>IT-013</w:t>
+            </w:r>
+          </w:p>
+        </w:tc>
+        <w:tc>
+          <w:tcPr>
+            <w:tcW w:type="dxa" w:w="3324"/>
+          </w:tcPr>
+          <w:p>
+            <w:r>
+              <w:rPr>
+                <w:rFonts w:ascii="Times New Roman" w:hAnsi="Times New Roman" w:eastAsia="宋体"/>
+                <w:sz w:val="17"/>
+              </w:rPr>
+              <w:t>会员访问经营摘要</w:t>
+            </w:r>
+          </w:p>
+        </w:tc>
+        <w:tc>
+          <w:tcPr>
+            <w:tcW w:type="dxa" w:w="3324"/>
+          </w:tcPr>
+          <w:p>
+            <w:r>
+              <w:rPr>
+                <w:rFonts w:ascii="Times New Roman" w:hAnsi="Times New Roman" w:eastAsia="宋体"/>
+                <w:sz w:val="17"/>
+              </w:rPr>
+              <w:t>403</w:t>
             </w:r>
           </w:p>
         </w:tc>
@@ -2133,35 +2133,35 @@
                 <w:rFonts w:ascii="Times New Roman" w:hAnsi="Times New Roman" w:eastAsia="宋体"/>
                 <w:sz w:val="17"/>
               </w:rPr>
-              <w:t>IT-020</w:t>
-            </w:r>
-          </w:p>
-        </w:tc>
-        <w:tc>
-          <w:tcPr>
-            <w:tcW w:type="dxa" w:w="3324"/>
-          </w:tcPr>
-          <w:p>
-            <w:r>
-              <w:rPr>
-                <w:rFonts w:ascii="Times New Roman" w:hAnsi="Times New Roman" w:eastAsia="宋体"/>
-                <w:sz w:val="17"/>
-              </w:rPr>
-              <w:t>重复约课</w:t>
-            </w:r>
-          </w:p>
-        </w:tc>
-        <w:tc>
-          <w:tcPr>
-            <w:tcW w:type="dxa" w:w="3324"/>
-          </w:tcPr>
-          <w:p>
-            <w:r>
-              <w:rPr>
-                <w:rFonts w:ascii="Times New Roman" w:hAnsi="Times New Roman" w:eastAsia="宋体"/>
-                <w:sz w:val="17"/>
-              </w:rPr>
-              <w:t>幂等，同一预约号</w:t>
+              <w:t>IT-014</w:t>
+            </w:r>
+          </w:p>
+        </w:tc>
+        <w:tc>
+          <w:tcPr>
+            <w:tcW w:type="dxa" w:w="3324"/>
+          </w:tcPr>
+          <w:p>
+            <w:r>
+              <w:rPr>
+                <w:rFonts w:ascii="Times New Roman" w:hAnsi="Times New Roman" w:eastAsia="宋体"/>
+                <w:sz w:val="17"/>
+              </w:rPr>
+              <w:t>会员执行数据重置</w:t>
+            </w:r>
+          </w:p>
+        </w:tc>
+        <w:tc>
+          <w:tcPr>
+            <w:tcW w:type="dxa" w:w="3324"/>
+          </w:tcPr>
+          <w:p>
+            <w:r>
+              <w:rPr>
+                <w:rFonts w:ascii="Times New Roman" w:hAnsi="Times New Roman" w:eastAsia="宋体"/>
+                <w:sz w:val="17"/>
+              </w:rPr>
+              <w:t>403</w:t>
             </w:r>
           </w:p>
         </w:tc>
@@ -2177,35 +2177,35 @@
                 <w:rFonts w:ascii="Times New Roman" w:hAnsi="Times New Roman" w:eastAsia="宋体"/>
                 <w:sz w:val="17"/>
               </w:rPr>
-              <w:t>IT-022</w:t>
-            </w:r>
-          </w:p>
-        </w:tc>
-        <w:tc>
-          <w:tcPr>
-            <w:tcW w:type="dxa" w:w="3324"/>
-          </w:tcPr>
-          <w:p>
-            <w:r>
-              <w:rPr>
-                <w:rFonts w:ascii="Times New Roman" w:hAnsi="Times New Roman" w:eastAsia="宋体"/>
-                <w:sz w:val="17"/>
-              </w:rPr>
-              <w:t>我的预约</w:t>
-            </w:r>
-          </w:p>
-        </w:tc>
-        <w:tc>
-          <w:tcPr>
-            <w:tcW w:type="dxa" w:w="3324"/>
-          </w:tcPr>
-          <w:p>
-            <w:r>
-              <w:rPr>
-                <w:rFonts w:ascii="Times New Roman" w:hAnsi="Times New Roman" w:eastAsia="宋体"/>
-                <w:sz w:val="17"/>
-              </w:rPr>
-              <w:t>仅本人、非空</w:t>
+              <w:t>IT-015</w:t>
+            </w:r>
+          </w:p>
+        </w:tc>
+        <w:tc>
+          <w:tcPr>
+            <w:tcW w:type="dxa" w:w="3324"/>
+          </w:tcPr>
+          <w:p>
+            <w:r>
+              <w:rPr>
+                <w:rFonts w:ascii="Times New Roman" w:hAnsi="Times New Roman" w:eastAsia="宋体"/>
+                <w:sz w:val="17"/>
+              </w:rPr>
+              <w:t>店长执行数据重置（非管理员）</w:t>
+            </w:r>
+          </w:p>
+        </w:tc>
+        <w:tc>
+          <w:tcPr>
+            <w:tcW w:type="dxa" w:w="3324"/>
+          </w:tcPr>
+          <w:p>
+            <w:r>
+              <w:rPr>
+                <w:rFonts w:ascii="Times New Roman" w:hAnsi="Times New Roman" w:eastAsia="宋体"/>
+                <w:sz w:val="17"/>
+              </w:rPr>
+              <w:t>403</w:t>
             </w:r>
           </w:p>
         </w:tc>
@@ -2221,35 +2221,35 @@
                 <w:rFonts w:ascii="Times New Roman" w:hAnsi="Times New Roman" w:eastAsia="宋体"/>
                 <w:sz w:val="17"/>
               </w:rPr>
-              <w:t>IT-023</w:t>
-            </w:r>
-          </w:p>
-        </w:tc>
-        <w:tc>
-          <w:tcPr>
-            <w:tcW w:type="dxa" w:w="3324"/>
-          </w:tcPr>
-          <w:p>
-            <w:r>
-              <w:rPr>
-                <w:rFonts w:ascii="Times New Roman" w:hAnsi="Times New Roman" w:eastAsia="宋体"/>
-                <w:sz w:val="17"/>
-              </w:rPr>
-              <w:t>扫码签到</w:t>
-            </w:r>
-          </w:p>
-        </w:tc>
-        <w:tc>
-          <w:tcPr>
-            <w:tcW w:type="dxa" w:w="3324"/>
-          </w:tcPr>
-          <w:p>
-            <w:r>
-              <w:rPr>
-                <w:rFonts w:ascii="Times New Roman" w:hAnsi="Times New Roman" w:eastAsia="宋体"/>
-                <w:sz w:val="17"/>
-              </w:rPr>
-              <w:t>204</w:t>
+              <w:t>IT-016</w:t>
+            </w:r>
+          </w:p>
+        </w:tc>
+        <w:tc>
+          <w:tcPr>
+            <w:tcW w:type="dxa" w:w="3324"/>
+          </w:tcPr>
+          <w:p>
+            <w:r>
+              <w:rPr>
+                <w:rFonts w:ascii="Times New Roman" w:hAnsi="Times New Roman" w:eastAsia="宋体"/>
+                <w:sz w:val="17"/>
+              </w:rPr>
+              <w:t>会员查询他人预约（伪造 memberId）</w:t>
+            </w:r>
+          </w:p>
+        </w:tc>
+        <w:tc>
+          <w:tcPr>
+            <w:tcW w:type="dxa" w:w="3324"/>
+          </w:tcPr>
+          <w:p>
+            <w:r>
+              <w:rPr>
+                <w:rFonts w:ascii="Times New Roman" w:hAnsi="Times New Roman" w:eastAsia="宋体"/>
+                <w:sz w:val="17"/>
+              </w:rPr>
+              <w:t>服务端强制为本人</w:t>
             </w:r>
           </w:p>
         </w:tc>
@@ -2265,35 +2265,35 @@
                 <w:rFonts w:ascii="Times New Roman" w:hAnsi="Times New Roman" w:eastAsia="宋体"/>
                 <w:sz w:val="17"/>
               </w:rPr>
-              <w:t>IT-024</w:t>
-            </w:r>
-          </w:p>
-        </w:tc>
-        <w:tc>
-          <w:tcPr>
-            <w:tcW w:type="dxa" w:w="3324"/>
-          </w:tcPr>
-          <w:p>
-            <w:r>
-              <w:rPr>
-                <w:rFonts w:ascii="Times New Roman" w:hAnsi="Times New Roman" w:eastAsia="宋体"/>
-                <w:sz w:val="17"/>
-              </w:rPr>
-              <w:t>重复签到</w:t>
-            </w:r>
-          </w:p>
-        </w:tc>
-        <w:tc>
-          <w:tcPr>
-            <w:tcW w:type="dxa" w:w="3324"/>
-          </w:tcPr>
-          <w:p>
-            <w:r>
-              <w:rPr>
-                <w:rFonts w:ascii="Times New Roman" w:hAnsi="Times New Roman" w:eastAsia="宋体"/>
-                <w:sz w:val="17"/>
-              </w:rPr>
-              <w:t>409</w:t>
+              <w:t>IT-021</w:t>
+            </w:r>
+          </w:p>
+        </w:tc>
+        <w:tc>
+          <w:tcPr>
+            <w:tcW w:type="dxa" w:w="3324"/>
+          </w:tcPr>
+          <w:p>
+            <w:r>
+              <w:rPr>
+                <w:rFonts w:ascii="Times New Roman" w:hAnsi="Times New Roman" w:eastAsia="宋体"/>
+                <w:sz w:val="17"/>
+              </w:rPr>
+              <w:t>会员伪造他人 memberId 约课</w:t>
+            </w:r>
+          </w:p>
+        </w:tc>
+        <w:tc>
+          <w:tcPr>
+            <w:tcW w:type="dxa" w:w="3324"/>
+          </w:tcPr>
+          <w:p>
+            <w:r>
+              <w:rPr>
+                <w:rFonts w:ascii="Times New Roman" w:hAnsi="Times New Roman" w:eastAsia="宋体"/>
+                <w:sz w:val="17"/>
+              </w:rPr>
+              <w:t>按本人下单</w:t>
             </w:r>
           </w:p>
         </w:tc>
@@ -2309,35 +2309,35 @@
                 <w:rFonts w:ascii="Times New Roman" w:hAnsi="Times New Roman" w:eastAsia="宋体"/>
                 <w:sz w:val="17"/>
               </w:rPr>
-              <w:t>IT-026</w:t>
-            </w:r>
-          </w:p>
-        </w:tc>
-        <w:tc>
-          <w:tcPr>
-            <w:tcW w:type="dxa" w:w="3324"/>
-          </w:tcPr>
-          <w:p>
-            <w:r>
-              <w:rPr>
-                <w:rFonts w:ascii="Times New Roman" w:hAnsi="Times New Roman" w:eastAsia="宋体"/>
-                <w:sz w:val="17"/>
-              </w:rPr>
-              <w:t>取消预约</w:t>
-            </w:r>
-          </w:p>
-        </w:tc>
-        <w:tc>
-          <w:tcPr>
-            <w:tcW w:type="dxa" w:w="3324"/>
-          </w:tcPr>
-          <w:p>
-            <w:r>
-              <w:rPr>
-                <w:rFonts w:ascii="Times New Roman" w:hAnsi="Times New Roman" w:eastAsia="宋体"/>
-                <w:sz w:val="17"/>
-              </w:rPr>
-              <w:t>200，名额 +1</w:t>
+              <w:t>IT-025</w:t>
+            </w:r>
+          </w:p>
+        </w:tc>
+        <w:tc>
+          <w:tcPr>
+            <w:tcW w:type="dxa" w:w="3324"/>
+          </w:tcPr>
+          <w:p>
+            <w:r>
+              <w:rPr>
+                <w:rFonts w:ascii="Times New Roman" w:hAnsi="Times New Roman" w:eastAsia="宋体"/>
+                <w:sz w:val="17"/>
+              </w:rPr>
+              <w:t>会员尝试判爽约</w:t>
+            </w:r>
+          </w:p>
+        </w:tc>
+        <w:tc>
+          <w:tcPr>
+            <w:tcW w:type="dxa" w:w="3324"/>
+          </w:tcPr>
+          <w:p>
+            <w:r>
+              <w:rPr>
+                <w:rFonts w:ascii="Times New Roman" w:hAnsi="Times New Roman" w:eastAsia="宋体"/>
+                <w:sz w:val="17"/>
+              </w:rPr>
+              <w:t>403（仅门店）</w:t>
             </w:r>
           </w:p>
         </w:tc>
@@ -2353,35 +2353,35 @@
                 <w:rFonts w:ascii="Times New Roman" w:hAnsi="Times New Roman" w:eastAsia="宋体"/>
                 <w:sz w:val="17"/>
               </w:rPr>
-              <w:t>IT-027</w:t>
-            </w:r>
-          </w:p>
-        </w:tc>
-        <w:tc>
-          <w:tcPr>
-            <w:tcW w:type="dxa" w:w="3324"/>
-          </w:tcPr>
-          <w:p>
-            <w:r>
-              <w:rPr>
-                <w:rFonts w:ascii="Times New Roman" w:hAnsi="Times New Roman" w:eastAsia="宋体"/>
-                <w:sz w:val="17"/>
-              </w:rPr>
-              <w:t>重复取消</w:t>
-            </w:r>
-          </w:p>
-        </w:tc>
-        <w:tc>
-          <w:tcPr>
-            <w:tcW w:type="dxa" w:w="3324"/>
-          </w:tcPr>
-          <w:p>
-            <w:r>
-              <w:rPr>
-                <w:rFonts w:ascii="Times New Roman" w:hAnsi="Times New Roman" w:eastAsia="宋体"/>
-                <w:sz w:val="17"/>
-              </w:rPr>
-              <w:t>409</w:t>
+              <w:t>U-08~15</w:t>
+            </w:r>
+          </w:p>
+        </w:tc>
+        <w:tc>
+          <w:tcPr>
+            <w:tcW w:type="dxa" w:w="3324"/>
+          </w:tcPr>
+          <w:p>
+            <w:r>
+              <w:rPr>
+                <w:rFonts w:ascii="Times New Roman" w:hAnsi="Times New Roman" w:eastAsia="宋体"/>
+                <w:sz w:val="17"/>
+              </w:rPr>
+              <w:t>单元：`AuthContextTest`（会话强制、跨会员访问、管理员门槛）</w:t>
+            </w:r>
+          </w:p>
+        </w:tc>
+        <w:tc>
+          <w:tcPr>
+            <w:tcW w:type="dxa" w:w="3324"/>
+          </w:tcPr>
+          <w:p>
+            <w:r>
+              <w:rPr>
+                <w:rFonts w:ascii="Times New Roman" w:hAnsi="Times New Roman" w:eastAsia="宋体"/>
+                <w:sz w:val="17"/>
+              </w:rPr>
+              <w:t>见测试类</w:t>
             </w:r>
           </w:p>
         </w:tc>
@@ -2397,35 +2397,35 @@
                 <w:rFonts w:ascii="Times New Roman" w:hAnsi="Times New Roman" w:eastAsia="宋体"/>
                 <w:sz w:val="17"/>
               </w:rPr>
-              <w:t>IT-028</w:t>
-            </w:r>
-          </w:p>
-        </w:tc>
-        <w:tc>
-          <w:tcPr>
-            <w:tcW w:type="dxa" w:w="3324"/>
-          </w:tcPr>
-          <w:p>
-            <w:r>
-              <w:rPr>
-                <w:rFonts w:ascii="Times New Roman" w:hAnsi="Times New Roman" w:eastAsia="宋体"/>
-                <w:sz w:val="17"/>
-              </w:rPr>
-              <w:t>会籍过期会员约课</w:t>
-            </w:r>
-          </w:p>
-        </w:tc>
-        <w:tc>
-          <w:tcPr>
-            <w:tcW w:type="dxa" w:w="3324"/>
-          </w:tcPr>
-          <w:p>
-            <w:r>
-              <w:rPr>
-                <w:rFonts w:ascii="Times New Roman" w:hAnsi="Times New Roman" w:eastAsia="宋体"/>
-                <w:sz w:val="17"/>
-              </w:rPr>
-              <w:t>409 + SYS-R1</w:t>
+              <w:t>编号</w:t>
+            </w:r>
+          </w:p>
+        </w:tc>
+        <w:tc>
+          <w:tcPr>
+            <w:tcW w:type="dxa" w:w="3324"/>
+          </w:tcPr>
+          <w:p>
+            <w:r>
+              <w:rPr>
+                <w:rFonts w:ascii="Times New Roman" w:hAnsi="Times New Roman" w:eastAsia="宋体"/>
+                <w:sz w:val="17"/>
+              </w:rPr>
+              <w:t>用例</w:t>
+            </w:r>
+          </w:p>
+        </w:tc>
+        <w:tc>
+          <w:tcPr>
+            <w:tcW w:type="dxa" w:w="3324"/>
+          </w:tcPr>
+          <w:p>
+            <w:r>
+              <w:rPr>
+                <w:rFonts w:ascii="Times New Roman" w:hAnsi="Times New Roman" w:eastAsia="宋体"/>
+                <w:sz w:val="17"/>
+              </w:rPr>
+              <w:t>预期</w:t>
             </w:r>
           </w:p>
         </w:tc>
@@ -2441,35 +2441,35 @@
                 <w:rFonts w:ascii="Times New Roman" w:hAnsi="Times New Roman" w:eastAsia="宋体"/>
                 <w:sz w:val="17"/>
               </w:rPr>
-              <w:t>BT-005~011</w:t>
-            </w:r>
-          </w:p>
-        </w:tc>
-        <w:tc>
-          <w:tcPr>
-            <w:tcW w:type="dxa" w:w="3324"/>
-          </w:tcPr>
-          <w:p>
-            <w:r>
-              <w:rPr>
-                <w:rFonts w:ascii="Times New Roman" w:hAnsi="Times New Roman" w:eastAsia="宋体"/>
-                <w:sz w:val="17"/>
-              </w:rPr>
-              <w:t>浏览器：进入会员端、标签与日志可见性、约课/取消按钮有响应</w:t>
-            </w:r>
-          </w:p>
-        </w:tc>
-        <w:tc>
-          <w:tcPr>
-            <w:tcW w:type="dxa" w:w="3324"/>
-          </w:tcPr>
-          <w:p>
-            <w:r>
-              <w:rPr>
-                <w:rFonts w:ascii="Times New Roman" w:hAnsi="Times New Roman" w:eastAsia="宋体"/>
-                <w:sz w:val="17"/>
-              </w:rPr>
-              <w:t>见浏览器报告</w:t>
+              <w:t>IT-018</w:t>
+            </w:r>
+          </w:p>
+        </w:tc>
+        <w:tc>
+          <w:tcPr>
+            <w:tcW w:type="dxa" w:w="3324"/>
+          </w:tcPr>
+          <w:p>
+            <w:r>
+              <w:rPr>
+                <w:rFonts w:ascii="Times New Roman" w:hAnsi="Times New Roman" w:eastAsia="宋体"/>
+                <w:sz w:val="17"/>
+              </w:rPr>
+              <w:t>查看课程列表</w:t>
+            </w:r>
+          </w:p>
+        </w:tc>
+        <w:tc>
+          <w:tcPr>
+            <w:tcW w:type="dxa" w:w="3324"/>
+          </w:tcPr>
+          <w:p>
+            <w:r>
+              <w:rPr>
+                <w:rFonts w:ascii="Times New Roman" w:hAnsi="Times New Roman" w:eastAsia="宋体"/>
+                <w:sz w:val="17"/>
+              </w:rPr>
+              <w:t>200</w:t>
             </w:r>
           </w:p>
         </w:tc>
@@ -2485,35 +2485,35 @@
                 <w:rFonts w:ascii="Times New Roman" w:hAnsi="Times New Roman" w:eastAsia="宋体"/>
                 <w:sz w:val="17"/>
               </w:rPr>
-              <w:t>编号</w:t>
-            </w:r>
-          </w:p>
-        </w:tc>
-        <w:tc>
-          <w:tcPr>
-            <w:tcW w:type="dxa" w:w="3324"/>
-          </w:tcPr>
-          <w:p>
-            <w:r>
-              <w:rPr>
-                <w:rFonts w:ascii="Times New Roman" w:hAnsi="Times New Roman" w:eastAsia="宋体"/>
-                <w:sz w:val="17"/>
-              </w:rPr>
-              <w:t>用例</w:t>
-            </w:r>
-          </w:p>
-        </w:tc>
-        <w:tc>
-          <w:tcPr>
-            <w:tcW w:type="dxa" w:w="3324"/>
-          </w:tcPr>
-          <w:p>
-            <w:r>
-              <w:rPr>
-                <w:rFonts w:ascii="Times New Roman" w:hAnsi="Times New Roman" w:eastAsia="宋体"/>
-                <w:sz w:val="17"/>
-              </w:rPr>
-              <w:t>预期</w:t>
+              <w:t>IT-019</w:t>
+            </w:r>
+          </w:p>
+        </w:tc>
+        <w:tc>
+          <w:tcPr>
+            <w:tcW w:type="dxa" w:w="3324"/>
+          </w:tcPr>
+          <w:p>
+            <w:r>
+              <w:rPr>
+                <w:rFonts w:ascii="Times New Roman" w:hAnsi="Times New Roman" w:eastAsia="宋体"/>
+                <w:sz w:val="17"/>
+              </w:rPr>
+              <w:t>约课</w:t>
+            </w:r>
+          </w:p>
+        </w:tc>
+        <w:tc>
+          <w:tcPr>
+            <w:tcW w:type="dxa" w:w="3324"/>
+          </w:tcPr>
+          <w:p>
+            <w:r>
+              <w:rPr>
+                <w:rFonts w:ascii="Times New Roman" w:hAnsi="Times New Roman" w:eastAsia="宋体"/>
+                <w:sz w:val="17"/>
+              </w:rPr>
+              <w:t>200，状态 booked</w:t>
             </w:r>
           </w:p>
         </w:tc>
@@ -2529,35 +2529,35 @@
                 <w:rFonts w:ascii="Times New Roman" w:hAnsi="Times New Roman" w:eastAsia="宋体"/>
                 <w:sz w:val="17"/>
               </w:rPr>
-              <w:t>IT-017</w:t>
-            </w:r>
-          </w:p>
-        </w:tc>
-        <w:tc>
-          <w:tcPr>
-            <w:tcW w:type="dxa" w:w="3324"/>
-          </w:tcPr>
-          <w:p>
-            <w:r>
-              <w:rPr>
-                <w:rFonts w:ascii="Times New Roman" w:hAnsi="Times New Roman" w:eastAsia="宋体"/>
-                <w:sz w:val="17"/>
-              </w:rPr>
-              <w:t>会员列表</w:t>
-            </w:r>
-          </w:p>
-        </w:tc>
-        <w:tc>
-          <w:tcPr>
-            <w:tcW w:type="dxa" w:w="3324"/>
-          </w:tcPr>
-          <w:p>
-            <w:r>
-              <w:rPr>
-                <w:rFonts w:ascii="Times New Roman" w:hAnsi="Times New Roman" w:eastAsia="宋体"/>
-                <w:sz w:val="17"/>
-              </w:rPr>
-              <w:t>200，4 人</w:t>
+              <w:t>IT-020</w:t>
+            </w:r>
+          </w:p>
+        </w:tc>
+        <w:tc>
+          <w:tcPr>
+            <w:tcW w:type="dxa" w:w="3324"/>
+          </w:tcPr>
+          <w:p>
+            <w:r>
+              <w:rPr>
+                <w:rFonts w:ascii="Times New Roman" w:hAnsi="Times New Roman" w:eastAsia="宋体"/>
+                <w:sz w:val="17"/>
+              </w:rPr>
+              <w:t>重复约课</w:t>
+            </w:r>
+          </w:p>
+        </w:tc>
+        <w:tc>
+          <w:tcPr>
+            <w:tcW w:type="dxa" w:w="3324"/>
+          </w:tcPr>
+          <w:p>
+            <w:r>
+              <w:rPr>
+                <w:rFonts w:ascii="Times New Roman" w:hAnsi="Times New Roman" w:eastAsia="宋体"/>
+                <w:sz w:val="17"/>
+              </w:rPr>
+              <w:t>幂等，同一预约号</w:t>
             </w:r>
           </w:p>
         </w:tc>
@@ -2573,35 +2573,35 @@
                 <w:rFonts w:ascii="Times New Roman" w:hAnsi="Times New Roman" w:eastAsia="宋体"/>
                 <w:sz w:val="17"/>
               </w:rPr>
-              <w:t>IT-029</w:t>
-            </w:r>
-          </w:p>
-        </w:tc>
-        <w:tc>
-          <w:tcPr>
-            <w:tcW w:type="dxa" w:w="3324"/>
-          </w:tcPr>
-          <w:p>
-            <w:r>
-              <w:rPr>
-                <w:rFonts w:ascii="Times New Roman" w:hAnsi="Times New Roman" w:eastAsia="宋体"/>
-                <w:sz w:val="17"/>
-              </w:rPr>
-              <w:t>全部预约列表</w:t>
-            </w:r>
-          </w:p>
-        </w:tc>
-        <w:tc>
-          <w:tcPr>
-            <w:tcW w:type="dxa" w:w="3324"/>
-          </w:tcPr>
-          <w:p>
-            <w:r>
-              <w:rPr>
-                <w:rFonts w:ascii="Times New Roman" w:hAnsi="Times New Roman" w:eastAsia="宋体"/>
-                <w:sz w:val="17"/>
-              </w:rPr>
-              <w:t>200</w:t>
+              <w:t>IT-022</w:t>
+            </w:r>
+          </w:p>
+        </w:tc>
+        <w:tc>
+          <w:tcPr>
+            <w:tcW w:type="dxa" w:w="3324"/>
+          </w:tcPr>
+          <w:p>
+            <w:r>
+              <w:rPr>
+                <w:rFonts w:ascii="Times New Roman" w:hAnsi="Times New Roman" w:eastAsia="宋体"/>
+                <w:sz w:val="17"/>
+              </w:rPr>
+              <w:t>我的预约</w:t>
+            </w:r>
+          </w:p>
+        </w:tc>
+        <w:tc>
+          <w:tcPr>
+            <w:tcW w:type="dxa" w:w="3324"/>
+          </w:tcPr>
+          <w:p>
+            <w:r>
+              <w:rPr>
+                <w:rFonts w:ascii="Times New Roman" w:hAnsi="Times New Roman" w:eastAsia="宋体"/>
+                <w:sz w:val="17"/>
+              </w:rPr>
+              <w:t>仅本人、非空</w:t>
             </w:r>
           </w:p>
         </w:tc>
@@ -2617,35 +2617,35 @@
                 <w:rFonts w:ascii="Times New Roman" w:hAnsi="Times New Roman" w:eastAsia="宋体"/>
                 <w:sz w:val="17"/>
               </w:rPr>
-              <w:t>IT-030</w:t>
-            </w:r>
-          </w:p>
-        </w:tc>
-        <w:tc>
-          <w:tcPr>
-            <w:tcW w:type="dxa" w:w="3324"/>
-          </w:tcPr>
-          <w:p>
-            <w:r>
-              <w:rPr>
-                <w:rFonts w:ascii="Times New Roman" w:hAnsi="Times New Roman" w:eastAsia="宋体"/>
-                <w:sz w:val="17"/>
-              </w:rPr>
-              <w:t>判爽约</w:t>
-            </w:r>
-          </w:p>
-        </w:tc>
-        <w:tc>
-          <w:tcPr>
-            <w:tcW w:type="dxa" w:w="3324"/>
-          </w:tcPr>
-          <w:p>
-            <w:r>
-              <w:rPr>
-                <w:rFonts w:ascii="Times New Roman" w:hAnsi="Times New Roman" w:eastAsia="宋体"/>
-                <w:sz w:val="17"/>
-              </w:rPr>
-              <w:t>200，返回累计次数（达 N 次施加限制）</w:t>
+              <w:t>IT-023</w:t>
+            </w:r>
+          </w:p>
+        </w:tc>
+        <w:tc>
+          <w:tcPr>
+            <w:tcW w:type="dxa" w:w="3324"/>
+          </w:tcPr>
+          <w:p>
+            <w:r>
+              <w:rPr>
+                <w:rFonts w:ascii="Times New Roman" w:hAnsi="Times New Roman" w:eastAsia="宋体"/>
+                <w:sz w:val="17"/>
+              </w:rPr>
+              <w:t>扫码签到</w:t>
+            </w:r>
+          </w:p>
+        </w:tc>
+        <w:tc>
+          <w:tcPr>
+            <w:tcW w:type="dxa" w:w="3324"/>
+          </w:tcPr>
+          <w:p>
+            <w:r>
+              <w:rPr>
+                <w:rFonts w:ascii="Times New Roman" w:hAnsi="Times New Roman" w:eastAsia="宋体"/>
+                <w:sz w:val="17"/>
+              </w:rPr>
+              <w:t>204</w:t>
             </w:r>
           </w:p>
         </w:tc>
@@ -2661,35 +2661,35 @@
                 <w:rFonts w:ascii="Times New Roman" w:hAnsi="Times New Roman" w:eastAsia="宋体"/>
                 <w:sz w:val="17"/>
               </w:rPr>
-              <w:t>IT-021*/F</w:t>
-            </w:r>
-          </w:p>
-        </w:tc>
-        <w:tc>
-          <w:tcPr>
-            <w:tcW w:type="dxa" w:w="3324"/>
-          </w:tcPr>
-          <w:p>
-            <w:r>
-              <w:rPr>
-                <w:rFonts w:ascii="Times New Roman" w:hAnsi="Times New Roman" w:eastAsia="宋体"/>
-                <w:sz w:val="17"/>
-              </w:rPr>
-              <w:t>创建订单 / 支付 / 回调幂等 / 金额不符</w:t>
-            </w:r>
-          </w:p>
-        </w:tc>
-        <w:tc>
-          <w:tcPr>
-            <w:tcW w:type="dxa" w:w="3324"/>
-          </w:tcPr>
-          <w:p>
-            <w:r>
-              <w:rPr>
-                <w:rFonts w:ascii="Times New Roman" w:hAnsi="Times New Roman" w:eastAsia="宋体"/>
-                <w:sz w:val="17"/>
-              </w:rPr>
-              <w:t>见 F 组</w:t>
+              <w:t>IT-024</w:t>
+            </w:r>
+          </w:p>
+        </w:tc>
+        <w:tc>
+          <w:tcPr>
+            <w:tcW w:type="dxa" w:w="3324"/>
+          </w:tcPr>
+          <w:p>
+            <w:r>
+              <w:rPr>
+                <w:rFonts w:ascii="Times New Roman" w:hAnsi="Times New Roman" w:eastAsia="宋体"/>
+                <w:sz w:val="17"/>
+              </w:rPr>
+              <w:t>重复签到</w:t>
+            </w:r>
+          </w:p>
+        </w:tc>
+        <w:tc>
+          <w:tcPr>
+            <w:tcW w:type="dxa" w:w="3324"/>
+          </w:tcPr>
+          <w:p>
+            <w:r>
+              <w:rPr>
+                <w:rFonts w:ascii="Times New Roman" w:hAnsi="Times New Roman" w:eastAsia="宋体"/>
+                <w:sz w:val="17"/>
+              </w:rPr>
+              <w:t>409</w:t>
             </w:r>
           </w:p>
         </w:tc>
@@ -2705,35 +2705,35 @@
                 <w:rFonts w:ascii="Times New Roman" w:hAnsi="Times New Roman" w:eastAsia="宋体"/>
                 <w:sz w:val="17"/>
               </w:rPr>
-              <w:t>IT-035</w:t>
-            </w:r>
-          </w:p>
-        </w:tc>
-        <w:tc>
-          <w:tcPr>
-            <w:tcW w:type="dxa" w:w="3324"/>
-          </w:tcPr>
-          <w:p>
-            <w:r>
-              <w:rPr>
-                <w:rFonts w:ascii="Times New Roman" w:hAnsi="Times New Roman" w:eastAsia="宋体"/>
-                <w:sz w:val="17"/>
-              </w:rPr>
-              <w:t>到期提醒扫描</w:t>
-            </w:r>
-          </w:p>
-        </w:tc>
-        <w:tc>
-          <w:tcPr>
-            <w:tcW w:type="dxa" w:w="3324"/>
-          </w:tcPr>
-          <w:p>
-            <w:r>
-              <w:rPr>
-                <w:rFonts w:ascii="Times New Roman" w:hAnsi="Times New Roman" w:eastAsia="宋体"/>
-                <w:sz w:val="17"/>
-              </w:rPr>
-              <w:t>200（SYS-R6）</w:t>
+              <w:t>IT-026</w:t>
+            </w:r>
+          </w:p>
+        </w:tc>
+        <w:tc>
+          <w:tcPr>
+            <w:tcW w:type="dxa" w:w="3324"/>
+          </w:tcPr>
+          <w:p>
+            <w:r>
+              <w:rPr>
+                <w:rFonts w:ascii="Times New Roman" w:hAnsi="Times New Roman" w:eastAsia="宋体"/>
+                <w:sz w:val="17"/>
+              </w:rPr>
+              <w:t>取消预约</w:t>
+            </w:r>
+          </w:p>
+        </w:tc>
+        <w:tc>
+          <w:tcPr>
+            <w:tcW w:type="dxa" w:w="3324"/>
+          </w:tcPr>
+          <w:p>
+            <w:r>
+              <w:rPr>
+                <w:rFonts w:ascii="Times New Roman" w:hAnsi="Times New Roman" w:eastAsia="宋体"/>
+                <w:sz w:val="17"/>
+              </w:rPr>
+              <w:t>200，名额 +1</w:t>
             </w:r>
           </w:p>
         </w:tc>
@@ -2749,35 +2749,35 @@
                 <w:rFonts w:ascii="Times New Roman" w:hAnsi="Times New Roman" w:eastAsia="宋体"/>
                 <w:sz w:val="17"/>
               </w:rPr>
-              <w:t>IT-036</w:t>
-            </w:r>
-          </w:p>
-        </w:tc>
-        <w:tc>
-          <w:tcPr>
-            <w:tcW w:type="dxa" w:w="3324"/>
-          </w:tcPr>
-          <w:p>
-            <w:r>
-              <w:rPr>
-                <w:rFonts w:ascii="Times New Roman" w:hAnsi="Times New Roman" w:eastAsia="宋体"/>
-                <w:sz w:val="17"/>
-              </w:rPr>
-              <w:t>风险扫描</w:t>
-            </w:r>
-          </w:p>
-        </w:tc>
-        <w:tc>
-          <w:tcPr>
-            <w:tcW w:type="dxa" w:w="3324"/>
-          </w:tcPr>
-          <w:p>
-            <w:r>
-              <w:rPr>
-                <w:rFonts w:ascii="Times New Roman" w:hAnsi="Times New Roman" w:eastAsia="宋体"/>
-                <w:sz w:val="17"/>
-              </w:rPr>
-              <w:t>200 且有任务（SYS-R7 / SYS-R9）</w:t>
+              <w:t>IT-027</w:t>
+            </w:r>
+          </w:p>
+        </w:tc>
+        <w:tc>
+          <w:tcPr>
+            <w:tcW w:type="dxa" w:w="3324"/>
+          </w:tcPr>
+          <w:p>
+            <w:r>
+              <w:rPr>
+                <w:rFonts w:ascii="Times New Roman" w:hAnsi="Times New Roman" w:eastAsia="宋体"/>
+                <w:sz w:val="17"/>
+              </w:rPr>
+              <w:t>重复取消</w:t>
+            </w:r>
+          </w:p>
+        </w:tc>
+        <w:tc>
+          <w:tcPr>
+            <w:tcW w:type="dxa" w:w="3324"/>
+          </w:tcPr>
+          <w:p>
+            <w:r>
+              <w:rPr>
+                <w:rFonts w:ascii="Times New Roman" w:hAnsi="Times New Roman" w:eastAsia="宋体"/>
+                <w:sz w:val="17"/>
+              </w:rPr>
+              <w:t>409</w:t>
             </w:r>
           </w:p>
         </w:tc>
@@ -2793,35 +2793,35 @@
                 <w:rFonts w:ascii="Times New Roman" w:hAnsi="Times New Roman" w:eastAsia="宋体"/>
                 <w:sz w:val="17"/>
               </w:rPr>
-              <w:t>IT-037</w:t>
-            </w:r>
-          </w:p>
-        </w:tc>
-        <w:tc>
-          <w:tcPr>
-            <w:tcW w:type="dxa" w:w="3324"/>
-          </w:tcPr>
-          <w:p>
-            <w:r>
-              <w:rPr>
-                <w:rFonts w:ascii="Times New Roman" w:hAnsi="Times New Roman" w:eastAsia="宋体"/>
-                <w:sz w:val="17"/>
-              </w:rPr>
-              <w:t>预警任务列表</w:t>
-            </w:r>
-          </w:p>
-        </w:tc>
-        <w:tc>
-          <w:tcPr>
-            <w:tcW w:type="dxa" w:w="3324"/>
-          </w:tcPr>
-          <w:p>
-            <w:r>
-              <w:rPr>
-                <w:rFonts w:ascii="Times New Roman" w:hAnsi="Times New Roman" w:eastAsia="宋体"/>
-                <w:sz w:val="17"/>
-              </w:rPr>
-              <w:t>200</w:t>
+              <w:t>IT-028</w:t>
+            </w:r>
+          </w:p>
+        </w:tc>
+        <w:tc>
+          <w:tcPr>
+            <w:tcW w:type="dxa" w:w="3324"/>
+          </w:tcPr>
+          <w:p>
+            <w:r>
+              <w:rPr>
+                <w:rFonts w:ascii="Times New Roman" w:hAnsi="Times New Roman" w:eastAsia="宋体"/>
+                <w:sz w:val="17"/>
+              </w:rPr>
+              <w:t>会籍过期会员约课</w:t>
+            </w:r>
+          </w:p>
+        </w:tc>
+        <w:tc>
+          <w:tcPr>
+            <w:tcW w:type="dxa" w:w="3324"/>
+          </w:tcPr>
+          <w:p>
+            <w:r>
+              <w:rPr>
+                <w:rFonts w:ascii="Times New Roman" w:hAnsi="Times New Roman" w:eastAsia="宋体"/>
+                <w:sz w:val="17"/>
+              </w:rPr>
+              <w:t>409 + SYS-R1</w:t>
             </w:r>
           </w:p>
         </w:tc>
@@ -2837,35 +2837,35 @@
                 <w:rFonts w:ascii="Times New Roman" w:hAnsi="Times New Roman" w:eastAsia="宋体"/>
                 <w:sz w:val="17"/>
               </w:rPr>
-              <w:t>IT-038</w:t>
-            </w:r>
-          </w:p>
-        </w:tc>
-        <w:tc>
-          <w:tcPr>
-            <w:tcW w:type="dxa" w:w="3324"/>
-          </w:tcPr>
-          <w:p>
-            <w:r>
-              <w:rPr>
-                <w:rFonts w:ascii="Times New Roman" w:hAnsi="Times New Roman" w:eastAsia="宋体"/>
-                <w:sz w:val="17"/>
-              </w:rPr>
-              <w:t>爽约预测</w:t>
-            </w:r>
-          </w:p>
-        </w:tc>
-        <w:tc>
-          <w:tcPr>
-            <w:tcW w:type="dxa" w:w="3324"/>
-          </w:tcPr>
-          <w:p>
-            <w:r>
-              <w:rPr>
-                <w:rFonts w:ascii="Times New Roman" w:hAnsi="Times New Roman" w:eastAsia="宋体"/>
-                <w:sz w:val="17"/>
-              </w:rPr>
-              <w:t>200，含阈值与概率（SYS-R8）</w:t>
+              <w:t>BT-005~011</w:t>
+            </w:r>
+          </w:p>
+        </w:tc>
+        <w:tc>
+          <w:tcPr>
+            <w:tcW w:type="dxa" w:w="3324"/>
+          </w:tcPr>
+          <w:p>
+            <w:r>
+              <w:rPr>
+                <w:rFonts w:ascii="Times New Roman" w:hAnsi="Times New Roman" w:eastAsia="宋体"/>
+                <w:sz w:val="17"/>
+              </w:rPr>
+              <w:t>浏览器：进入会员端、标签与日志可见性、约课/取消按钮有响应</w:t>
+            </w:r>
+          </w:p>
+        </w:tc>
+        <w:tc>
+          <w:tcPr>
+            <w:tcW w:type="dxa" w:w="3324"/>
+          </w:tcPr>
+          <w:p>
+            <w:r>
+              <w:rPr>
+                <w:rFonts w:ascii="Times New Roman" w:hAnsi="Times New Roman" w:eastAsia="宋体"/>
+                <w:sz w:val="17"/>
+              </w:rPr>
+              <w:t>见浏览器报告</w:t>
             </w:r>
           </w:p>
         </w:tc>
@@ -2881,35 +2881,35 @@
                 <w:rFonts w:ascii="Times New Roman" w:hAnsi="Times New Roman" w:eastAsia="宋体"/>
                 <w:sz w:val="17"/>
               </w:rPr>
-              <w:t>IT-039</w:t>
-            </w:r>
-          </w:p>
-        </w:tc>
-        <w:tc>
-          <w:tcPr>
-            <w:tcW w:type="dxa" w:w="3324"/>
-          </w:tcPr>
-          <w:p>
-            <w:r>
-              <w:rPr>
-                <w:rFonts w:ascii="Times New Roman" w:hAnsi="Times New Roman" w:eastAsia="宋体"/>
-                <w:sz w:val="17"/>
-              </w:rPr>
-              <w:t>提成核算</w:t>
-            </w:r>
-          </w:p>
-        </w:tc>
-        <w:tc>
-          <w:tcPr>
-            <w:tcW w:type="dxa" w:w="3324"/>
-          </w:tcPr>
-          <w:p>
-            <w:r>
-              <w:rPr>
-                <w:rFonts w:ascii="Times New Roman" w:hAnsi="Times New Roman" w:eastAsia="宋体"/>
-                <w:sz w:val="17"/>
-              </w:rPr>
-              <w:t>200，含可配置比例（SYS-R10）</w:t>
+              <w:t>编号</w:t>
+            </w:r>
+          </w:p>
+        </w:tc>
+        <w:tc>
+          <w:tcPr>
+            <w:tcW w:type="dxa" w:w="3324"/>
+          </w:tcPr>
+          <w:p>
+            <w:r>
+              <w:rPr>
+                <w:rFonts w:ascii="Times New Roman" w:hAnsi="Times New Roman" w:eastAsia="宋体"/>
+                <w:sz w:val="17"/>
+              </w:rPr>
+              <w:t>用例</w:t>
+            </w:r>
+          </w:p>
+        </w:tc>
+        <w:tc>
+          <w:tcPr>
+            <w:tcW w:type="dxa" w:w="3324"/>
+          </w:tcPr>
+          <w:p>
+            <w:r>
+              <w:rPr>
+                <w:rFonts w:ascii="Times New Roman" w:hAnsi="Times New Roman" w:eastAsia="宋体"/>
+                <w:sz w:val="17"/>
+              </w:rPr>
+              <w:t>预期</w:t>
             </w:r>
           </w:p>
         </w:tc>
@@ -2925,35 +2925,35 @@
                 <w:rFonts w:ascii="Times New Roman" w:hAnsi="Times New Roman" w:eastAsia="宋体"/>
                 <w:sz w:val="17"/>
               </w:rPr>
-              <w:t>IT-040</w:t>
-            </w:r>
-          </w:p>
-        </w:tc>
-        <w:tc>
-          <w:tcPr>
-            <w:tcW w:type="dxa" w:w="3324"/>
-          </w:tcPr>
-          <w:p>
-            <w:r>
-              <w:rPr>
-                <w:rFonts w:ascii="Times New Roman" w:hAnsi="Times New Roman" w:eastAsia="宋体"/>
-                <w:sz w:val="17"/>
-              </w:rPr>
-              <w:t>经营摘要</w:t>
-            </w:r>
-          </w:p>
-        </w:tc>
-        <w:tc>
-          <w:tcPr>
-            <w:tcW w:type="dxa" w:w="3324"/>
-          </w:tcPr>
-          <w:p>
-            <w:r>
-              <w:rPr>
-                <w:rFonts w:ascii="Times New Roman" w:hAnsi="Times New Roman" w:eastAsia="宋体"/>
-                <w:sz w:val="17"/>
-              </w:rPr>
-              <w:t>200</w:t>
+              <w:t>IT-017</w:t>
+            </w:r>
+          </w:p>
+        </w:tc>
+        <w:tc>
+          <w:tcPr>
+            <w:tcW w:type="dxa" w:w="3324"/>
+          </w:tcPr>
+          <w:p>
+            <w:r>
+              <w:rPr>
+                <w:rFonts w:ascii="Times New Roman" w:hAnsi="Times New Roman" w:eastAsia="宋体"/>
+                <w:sz w:val="17"/>
+              </w:rPr>
+              <w:t>会员列表</w:t>
+            </w:r>
+          </w:p>
+        </w:tc>
+        <w:tc>
+          <w:tcPr>
+            <w:tcW w:type="dxa" w:w="3324"/>
+          </w:tcPr>
+          <w:p>
+            <w:r>
+              <w:rPr>
+                <w:rFonts w:ascii="Times New Roman" w:hAnsi="Times New Roman" w:eastAsia="宋体"/>
+                <w:sz w:val="17"/>
+              </w:rPr>
+              <w:t>200，4 人</w:t>
             </w:r>
           </w:p>
         </w:tc>
@@ -2969,35 +2969,35 @@
                 <w:rFonts w:ascii="Times New Roman" w:hAnsi="Times New Roman" w:eastAsia="宋体"/>
                 <w:sz w:val="17"/>
               </w:rPr>
-              <w:t>IT-041</w:t>
-            </w:r>
-          </w:p>
-        </w:tc>
-        <w:tc>
-          <w:tcPr>
-            <w:tcW w:type="dxa" w:w="3324"/>
-          </w:tcPr>
-          <w:p>
-            <w:r>
-              <w:rPr>
-                <w:rFonts w:ascii="Times New Roman" w:hAnsi="Times New Roman" w:eastAsia="宋体"/>
-                <w:sz w:val="17"/>
-              </w:rPr>
-              <w:t>审计日志</w:t>
-            </w:r>
-          </w:p>
-        </w:tc>
-        <w:tc>
-          <w:tcPr>
-            <w:tcW w:type="dxa" w:w="3324"/>
-          </w:tcPr>
-          <w:p>
-            <w:r>
-              <w:rPr>
-                <w:rFonts w:ascii="Times New Roman" w:hAnsi="Times New Roman" w:eastAsia="宋体"/>
-                <w:sz w:val="17"/>
-              </w:rPr>
-              <w:t>200，有记录</w:t>
+              <w:t>IT-029</w:t>
+            </w:r>
+          </w:p>
+        </w:tc>
+        <w:tc>
+          <w:tcPr>
+            <w:tcW w:type="dxa" w:w="3324"/>
+          </w:tcPr>
+          <w:p>
+            <w:r>
+              <w:rPr>
+                <w:rFonts w:ascii="Times New Roman" w:hAnsi="Times New Roman" w:eastAsia="宋体"/>
+                <w:sz w:val="17"/>
+              </w:rPr>
+              <w:t>全部预约列表</w:t>
+            </w:r>
+          </w:p>
+        </w:tc>
+        <w:tc>
+          <w:tcPr>
+            <w:tcW w:type="dxa" w:w="3324"/>
+          </w:tcPr>
+          <w:p>
+            <w:r>
+              <w:rPr>
+                <w:rFonts w:ascii="Times New Roman" w:hAnsi="Times New Roman" w:eastAsia="宋体"/>
+                <w:sz w:val="17"/>
+              </w:rPr>
+              <w:t>200</w:t>
             </w:r>
           </w:p>
         </w:tc>
@@ -3013,35 +3013,35 @@
                 <w:rFonts w:ascii="Times New Roman" w:hAnsi="Times New Roman" w:eastAsia="宋体"/>
                 <w:sz w:val="17"/>
               </w:rPr>
-              <w:t>IT-042</w:t>
-            </w:r>
-          </w:p>
-        </w:tc>
-        <w:tc>
-          <w:tcPr>
-            <w:tcW w:type="dxa" w:w="3324"/>
-          </w:tcPr>
-          <w:p>
-            <w:r>
-              <w:rPr>
-                <w:rFonts w:ascii="Times New Roman" w:hAnsi="Times New Roman" w:eastAsia="宋体"/>
-                <w:sz w:val="17"/>
-              </w:rPr>
-              <w:t>管理员重置数据</w:t>
-            </w:r>
-          </w:p>
-        </w:tc>
-        <w:tc>
-          <w:tcPr>
-            <w:tcW w:type="dxa" w:w="3324"/>
-          </w:tcPr>
-          <w:p>
-            <w:r>
-              <w:rPr>
-                <w:rFonts w:ascii="Times New Roman" w:hAnsi="Times New Roman" w:eastAsia="宋体"/>
-                <w:sz w:val="17"/>
-              </w:rPr>
-              <w:t>200</w:t>
+              <w:t>IT-030</w:t>
+            </w:r>
+          </w:p>
+        </w:tc>
+        <w:tc>
+          <w:tcPr>
+            <w:tcW w:type="dxa" w:w="3324"/>
+          </w:tcPr>
+          <w:p>
+            <w:r>
+              <w:rPr>
+                <w:rFonts w:ascii="Times New Roman" w:hAnsi="Times New Roman" w:eastAsia="宋体"/>
+                <w:sz w:val="17"/>
+              </w:rPr>
+              <w:t>判爽约</w:t>
+            </w:r>
+          </w:p>
+        </w:tc>
+        <w:tc>
+          <w:tcPr>
+            <w:tcW w:type="dxa" w:w="3324"/>
+          </w:tcPr>
+          <w:p>
+            <w:r>
+              <w:rPr>
+                <w:rFonts w:ascii="Times New Roman" w:hAnsi="Times New Roman" w:eastAsia="宋体"/>
+                <w:sz w:val="17"/>
+              </w:rPr>
+              <w:t>200，返回累计次数（达 N 次施加限制）</w:t>
             </w:r>
           </w:p>
         </w:tc>
@@ -3057,35 +3057,35 @@
                 <w:rFonts w:ascii="Times New Roman" w:hAnsi="Times New Roman" w:eastAsia="宋体"/>
                 <w:sz w:val="17"/>
               </w:rPr>
-              <w:t>BT-013~028</w:t>
-            </w:r>
-          </w:p>
-        </w:tc>
-        <w:tc>
-          <w:tcPr>
-            <w:tcW w:type="dxa" w:w="3324"/>
-          </w:tcPr>
-          <w:p>
-            <w:r>
-              <w:rPr>
-                <w:rFonts w:ascii="Times New Roman" w:hAnsi="Times New Roman" w:eastAsia="宋体"/>
-                <w:sz w:val="17"/>
-              </w:rPr>
-              <w:t>浏览器：标签切换、风险扫描/预测/提成/摘要/审计/重置按钮有响应</w:t>
-            </w:r>
-          </w:p>
-        </w:tc>
-        <w:tc>
-          <w:tcPr>
-            <w:tcW w:type="dxa" w:w="3324"/>
-          </w:tcPr>
-          <w:p>
-            <w:r>
-              <w:rPr>
-                <w:rFonts w:ascii="Times New Roman" w:hAnsi="Times New Roman" w:eastAsia="宋体"/>
-                <w:sz w:val="17"/>
-              </w:rPr>
-              <w:t>见浏览器报告</w:t>
+              <w:t>IT-021*/F</w:t>
+            </w:r>
+          </w:p>
+        </w:tc>
+        <w:tc>
+          <w:tcPr>
+            <w:tcW w:type="dxa" w:w="3324"/>
+          </w:tcPr>
+          <w:p>
+            <w:r>
+              <w:rPr>
+                <w:rFonts w:ascii="Times New Roman" w:hAnsi="Times New Roman" w:eastAsia="宋体"/>
+                <w:sz w:val="17"/>
+              </w:rPr>
+              <w:t>创建订单 / 支付 / 回调幂等 / 金额不符</w:t>
+            </w:r>
+          </w:p>
+        </w:tc>
+        <w:tc>
+          <w:tcPr>
+            <w:tcW w:type="dxa" w:w="3324"/>
+          </w:tcPr>
+          <w:p>
+            <w:r>
+              <w:rPr>
+                <w:rFonts w:ascii="Times New Roman" w:hAnsi="Times New Roman" w:eastAsia="宋体"/>
+                <w:sz w:val="17"/>
+              </w:rPr>
+              <w:t>见 F 组</w:t>
             </w:r>
           </w:p>
         </w:tc>
@@ -3101,35 +3101,35 @@
                 <w:rFonts w:ascii="Times New Roman" w:hAnsi="Times New Roman" w:eastAsia="宋体"/>
                 <w:sz w:val="17"/>
               </w:rPr>
-              <w:t>编号</w:t>
-            </w:r>
-          </w:p>
-        </w:tc>
-        <w:tc>
-          <w:tcPr>
-            <w:tcW w:type="dxa" w:w="3324"/>
-          </w:tcPr>
-          <w:p>
-            <w:r>
-              <w:rPr>
-                <w:rFonts w:ascii="Times New Roman" w:hAnsi="Times New Roman" w:eastAsia="宋体"/>
-                <w:sz w:val="17"/>
-              </w:rPr>
-              <w:t>用例</w:t>
-            </w:r>
-          </w:p>
-        </w:tc>
-        <w:tc>
-          <w:tcPr>
-            <w:tcW w:type="dxa" w:w="3324"/>
-          </w:tcPr>
-          <w:p>
-            <w:r>
-              <w:rPr>
-                <w:rFonts w:ascii="Times New Roman" w:hAnsi="Times New Roman" w:eastAsia="宋体"/>
-                <w:sz w:val="17"/>
-              </w:rPr>
-              <w:t>预期</w:t>
+              <w:t>IT-035</w:t>
+            </w:r>
+          </w:p>
+        </w:tc>
+        <w:tc>
+          <w:tcPr>
+            <w:tcW w:type="dxa" w:w="3324"/>
+          </w:tcPr>
+          <w:p>
+            <w:r>
+              <w:rPr>
+                <w:rFonts w:ascii="Times New Roman" w:hAnsi="Times New Roman" w:eastAsia="宋体"/>
+                <w:sz w:val="17"/>
+              </w:rPr>
+              <w:t>到期提醒扫描</w:t>
+            </w:r>
+          </w:p>
+        </w:tc>
+        <w:tc>
+          <w:tcPr>
+            <w:tcW w:type="dxa" w:w="3324"/>
+          </w:tcPr>
+          <w:p>
+            <w:r>
+              <w:rPr>
+                <w:rFonts w:ascii="Times New Roman" w:hAnsi="Times New Roman" w:eastAsia="宋体"/>
+                <w:sz w:val="17"/>
+              </w:rPr>
+              <w:t>200（SYS-R6）</w:t>
             </w:r>
           </w:p>
         </w:tc>
@@ -3145,35 +3145,35 @@
                 <w:rFonts w:ascii="Times New Roman" w:hAnsi="Times New Roman" w:eastAsia="宋体"/>
                 <w:sz w:val="17"/>
               </w:rPr>
-              <w:t>IT-030</w:t>
-            </w:r>
-          </w:p>
-        </w:tc>
-        <w:tc>
-          <w:tcPr>
-            <w:tcW w:type="dxa" w:w="3324"/>
-          </w:tcPr>
-          <w:p>
-            <w:r>
-              <w:rPr>
-                <w:rFonts w:ascii="Times New Roman" w:hAnsi="Times New Roman" w:eastAsia="宋体"/>
-                <w:sz w:val="17"/>
-              </w:rPr>
-              <w:t>创建订单</w:t>
-            </w:r>
-          </w:p>
-        </w:tc>
-        <w:tc>
-          <w:tcPr>
-            <w:tcW w:type="dxa" w:w="3324"/>
-          </w:tcPr>
-          <w:p>
-            <w:r>
-              <w:rPr>
-                <w:rFonts w:ascii="Times New Roman" w:hAnsi="Times New Roman" w:eastAsia="宋体"/>
-                <w:sz w:val="17"/>
-              </w:rPr>
-              <w:t>200，pending</w:t>
+              <w:t>IT-036</w:t>
+            </w:r>
+          </w:p>
+        </w:tc>
+        <w:tc>
+          <w:tcPr>
+            <w:tcW w:type="dxa" w:w="3324"/>
+          </w:tcPr>
+          <w:p>
+            <w:r>
+              <w:rPr>
+                <w:rFonts w:ascii="Times New Roman" w:hAnsi="Times New Roman" w:eastAsia="宋体"/>
+                <w:sz w:val="17"/>
+              </w:rPr>
+              <w:t>风险扫描</w:t>
+            </w:r>
+          </w:p>
+        </w:tc>
+        <w:tc>
+          <w:tcPr>
+            <w:tcW w:type="dxa" w:w="3324"/>
+          </w:tcPr>
+          <w:p>
+            <w:r>
+              <w:rPr>
+                <w:rFonts w:ascii="Times New Roman" w:hAnsi="Times New Roman" w:eastAsia="宋体"/>
+                <w:sz w:val="17"/>
+              </w:rPr>
+              <w:t>200 且有任务（SYS-R7 / SYS-R9）</w:t>
             </w:r>
           </w:p>
         </w:tc>
@@ -3189,35 +3189,35 @@
                 <w:rFonts w:ascii="Times New Roman" w:hAnsi="Times New Roman" w:eastAsia="宋体"/>
                 <w:sz w:val="17"/>
               </w:rPr>
-              <w:t>IT-031</w:t>
-            </w:r>
-          </w:p>
-        </w:tc>
-        <w:tc>
-          <w:tcPr>
-            <w:tcW w:type="dxa" w:w="3324"/>
-          </w:tcPr>
-          <w:p>
-            <w:r>
-              <w:rPr>
-                <w:rFonts w:ascii="Times New Roman" w:hAnsi="Times New Roman" w:eastAsia="宋体"/>
-                <w:sz w:val="17"/>
-              </w:rPr>
-              <w:t>受理支付</w:t>
-            </w:r>
-          </w:p>
-        </w:tc>
-        <w:tc>
-          <w:tcPr>
-            <w:tcW w:type="dxa" w:w="3324"/>
-          </w:tcPr>
-          <w:p>
-            <w:r>
-              <w:rPr>
-                <w:rFonts w:ascii="Times New Roman" w:hAnsi="Times New Roman" w:eastAsia="宋体"/>
-                <w:sz w:val="17"/>
-              </w:rPr>
-              <w:t>200，paid</w:t>
+              <w:t>IT-037</w:t>
+            </w:r>
+          </w:p>
+        </w:tc>
+        <w:tc>
+          <w:tcPr>
+            <w:tcW w:type="dxa" w:w="3324"/>
+          </w:tcPr>
+          <w:p>
+            <w:r>
+              <w:rPr>
+                <w:rFonts w:ascii="Times New Roman" w:hAnsi="Times New Roman" w:eastAsia="宋体"/>
+                <w:sz w:val="17"/>
+              </w:rPr>
+              <w:t>预警任务列表</w:t>
+            </w:r>
+          </w:p>
+        </w:tc>
+        <w:tc>
+          <w:tcPr>
+            <w:tcW w:type="dxa" w:w="3324"/>
+          </w:tcPr>
+          <w:p>
+            <w:r>
+              <w:rPr>
+                <w:rFonts w:ascii="Times New Roman" w:hAnsi="Times New Roman" w:eastAsia="宋体"/>
+                <w:sz w:val="17"/>
+              </w:rPr>
+              <w:t>200</w:t>
             </w:r>
           </w:p>
         </w:tc>
@@ -3233,35 +3233,35 @@
                 <w:rFonts w:ascii="Times New Roman" w:hAnsi="Times New Roman" w:eastAsia="宋体"/>
                 <w:sz w:val="17"/>
               </w:rPr>
-              <w:t>IT-032</w:t>
-            </w:r>
-          </w:p>
-        </w:tc>
-        <w:tc>
-          <w:tcPr>
-            <w:tcW w:type="dxa" w:w="3324"/>
-          </w:tcPr>
-          <w:p>
-            <w:r>
-              <w:rPr>
-                <w:rFonts w:ascii="Times New Roman" w:hAnsi="Times New Roman" w:eastAsia="宋体"/>
-                <w:sz w:val="17"/>
-              </w:rPr>
-              <w:t>金额不符回调</w:t>
-            </w:r>
-          </w:p>
-        </w:tc>
-        <w:tc>
-          <w:tcPr>
-            <w:tcW w:type="dxa" w:w="3324"/>
-          </w:tcPr>
-          <w:p>
-            <w:r>
-              <w:rPr>
-                <w:rFonts w:ascii="Times New Roman" w:hAnsi="Times New Roman" w:eastAsia="宋体"/>
-                <w:sz w:val="17"/>
-              </w:rPr>
-              <w:t>409，abnormal（**且不变更会籍**）</w:t>
+              <w:t>IT-038</w:t>
+            </w:r>
+          </w:p>
+        </w:tc>
+        <w:tc>
+          <w:tcPr>
+            <w:tcW w:type="dxa" w:w="3324"/>
+          </w:tcPr>
+          <w:p>
+            <w:r>
+              <w:rPr>
+                <w:rFonts w:ascii="Times New Roman" w:hAnsi="Times New Roman" w:eastAsia="宋体"/>
+                <w:sz w:val="17"/>
+              </w:rPr>
+              <w:t>爽约预测</w:t>
+            </w:r>
+          </w:p>
+        </w:tc>
+        <w:tc>
+          <w:tcPr>
+            <w:tcW w:type="dxa" w:w="3324"/>
+          </w:tcPr>
+          <w:p>
+            <w:r>
+              <w:rPr>
+                <w:rFonts w:ascii="Times New Roman" w:hAnsi="Times New Roman" w:eastAsia="宋体"/>
+                <w:sz w:val="17"/>
+              </w:rPr>
+              <w:t>200，含阈值与概率（SYS-R8）</w:t>
             </w:r>
           </w:p>
         </w:tc>
@@ -3277,35 +3277,35 @@
                 <w:rFonts w:ascii="Times New Roman" w:hAnsi="Times New Roman" w:eastAsia="宋体"/>
                 <w:sz w:val="17"/>
               </w:rPr>
-              <w:t>IT-033</w:t>
-            </w:r>
-          </w:p>
-        </w:tc>
-        <w:tc>
-          <w:tcPr>
-            <w:tcW w:type="dxa" w:w="3324"/>
-          </w:tcPr>
-          <w:p>
-            <w:r>
-              <w:rPr>
-                <w:rFonts w:ascii="Times New Roman" w:hAnsi="Times New Roman" w:eastAsia="宋体"/>
-                <w:sz w:val="17"/>
-              </w:rPr>
-              <w:t>重复回调</w:t>
-            </w:r>
-          </w:p>
-        </w:tc>
-        <w:tc>
-          <w:tcPr>
-            <w:tcW w:type="dxa" w:w="3324"/>
-          </w:tcPr>
-          <w:p>
-            <w:r>
-              <w:rPr>
-                <w:rFonts w:ascii="Times New Roman" w:hAnsi="Times New Roman" w:eastAsia="宋体"/>
-                <w:sz w:val="17"/>
-              </w:rPr>
-              <w:t>202→200，幂等不重复续期</w:t>
+              <w:t>IT-039</w:t>
+            </w:r>
+          </w:p>
+        </w:tc>
+        <w:tc>
+          <w:tcPr>
+            <w:tcW w:type="dxa" w:w="3324"/>
+          </w:tcPr>
+          <w:p>
+            <w:r>
+              <w:rPr>
+                <w:rFonts w:ascii="Times New Roman" w:hAnsi="Times New Roman" w:eastAsia="宋体"/>
+                <w:sz w:val="17"/>
+              </w:rPr>
+              <w:t>提成核算</w:t>
+            </w:r>
+          </w:p>
+        </w:tc>
+        <w:tc>
+          <w:tcPr>
+            <w:tcW w:type="dxa" w:w="3324"/>
+          </w:tcPr>
+          <w:p>
+            <w:r>
+              <w:rPr>
+                <w:rFonts w:ascii="Times New Roman" w:hAnsi="Times New Roman" w:eastAsia="宋体"/>
+                <w:sz w:val="17"/>
+              </w:rPr>
+              <w:t>200，含可配置比例（SYS-R10）</w:t>
             </w:r>
           </w:p>
         </w:tc>
@@ -3321,21 +3321,21 @@
                 <w:rFonts w:ascii="Times New Roman" w:hAnsi="Times New Roman" w:eastAsia="宋体"/>
                 <w:sz w:val="17"/>
               </w:rPr>
-              <w:t>IT-034</w:t>
-            </w:r>
-          </w:p>
-        </w:tc>
-        <w:tc>
-          <w:tcPr>
-            <w:tcW w:type="dxa" w:w="3324"/>
-          </w:tcPr>
-          <w:p>
-            <w:r>
-              <w:rPr>
-                <w:rFonts w:ascii="Times New Roman" w:hAnsi="Times New Roman" w:eastAsia="宋体"/>
-                <w:sz w:val="17"/>
-              </w:rPr>
-              <w:t>生成对账单</w:t>
+              <w:t>IT-040</w:t>
+            </w:r>
+          </w:p>
+        </w:tc>
+        <w:tc>
+          <w:tcPr>
+            <w:tcW w:type="dxa" w:w="3324"/>
+          </w:tcPr>
+          <w:p>
+            <w:r>
+              <w:rPr>
+                <w:rFonts w:ascii="Times New Roman" w:hAnsi="Times New Roman" w:eastAsia="宋体"/>
+                <w:sz w:val="17"/>
+              </w:rPr>
+              <w:t>经营摘要</w:t>
             </w:r>
           </w:p>
         </w:tc>
@@ -3365,35 +3365,35 @@
                 <w:rFonts w:ascii="Times New Roman" w:hAnsi="Times New Roman" w:eastAsia="宋体"/>
                 <w:sz w:val="17"/>
               </w:rPr>
-              <w:t>U-16~20</w:t>
-            </w:r>
-          </w:p>
-        </w:tc>
-        <w:tc>
-          <w:tcPr>
-            <w:tcW w:type="dxa" w:w="3324"/>
-          </w:tcPr>
-          <w:p>
-            <w:r>
-              <w:rPr>
-                <w:rFonts w:ascii="Times New Roman" w:hAnsi="Times New Roman" w:eastAsia="宋体"/>
-                <w:sz w:val="17"/>
-              </w:rPr>
-              <w:t>单元：`PaymentRulesTest`</w:t>
-            </w:r>
-          </w:p>
-        </w:tc>
-        <w:tc>
-          <w:tcPr>
-            <w:tcW w:type="dxa" w:w="3324"/>
-          </w:tcPr>
-          <w:p>
-            <w:r>
-              <w:rPr>
-                <w:rFonts w:ascii="Times New Roman" w:hAnsi="Times New Roman" w:eastAsia="宋体"/>
-                <w:sz w:val="17"/>
-              </w:rPr>
-              <w:t>—</w:t>
+              <w:t>IT-041</w:t>
+            </w:r>
+          </w:p>
+        </w:tc>
+        <w:tc>
+          <w:tcPr>
+            <w:tcW w:type="dxa" w:w="3324"/>
+          </w:tcPr>
+          <w:p>
+            <w:r>
+              <w:rPr>
+                <w:rFonts w:ascii="Times New Roman" w:hAnsi="Times New Roman" w:eastAsia="宋体"/>
+                <w:sz w:val="17"/>
+              </w:rPr>
+              <w:t>审计日志</w:t>
+            </w:r>
+          </w:p>
+        </w:tc>
+        <w:tc>
+          <w:tcPr>
+            <w:tcW w:type="dxa" w:w="3324"/>
+          </w:tcPr>
+          <w:p>
+            <w:r>
+              <w:rPr>
+                <w:rFonts w:ascii="Times New Roman" w:hAnsi="Times New Roman" w:eastAsia="宋体"/>
+                <w:sz w:val="17"/>
+              </w:rPr>
+              <w:t>200，有记录</w:t>
             </w:r>
           </w:p>
         </w:tc>
@@ -3409,35 +3409,35 @@
                 <w:rFonts w:ascii="Times New Roman" w:hAnsi="Times New Roman" w:eastAsia="宋体"/>
                 <w:sz w:val="17"/>
               </w:rPr>
-              <w:t>编号</w:t>
-            </w:r>
-          </w:p>
-        </w:tc>
-        <w:tc>
-          <w:tcPr>
-            <w:tcW w:type="dxa" w:w="3324"/>
-          </w:tcPr>
-          <w:p>
-            <w:r>
-              <w:rPr>
-                <w:rFonts w:ascii="Times New Roman" w:hAnsi="Times New Roman" w:eastAsia="宋体"/>
-                <w:sz w:val="17"/>
-              </w:rPr>
-              <w:t>用例</w:t>
-            </w:r>
-          </w:p>
-        </w:tc>
-        <w:tc>
-          <w:tcPr>
-            <w:tcW w:type="dxa" w:w="3324"/>
-          </w:tcPr>
-          <w:p>
-            <w:r>
-              <w:rPr>
-                <w:rFonts w:ascii="Times New Roman" w:hAnsi="Times New Roman" w:eastAsia="宋体"/>
-                <w:sz w:val="17"/>
-              </w:rPr>
-              <w:t>预期</w:t>
+              <w:t>IT-042</w:t>
+            </w:r>
+          </w:p>
+        </w:tc>
+        <w:tc>
+          <w:tcPr>
+            <w:tcW w:type="dxa" w:w="3324"/>
+          </w:tcPr>
+          <w:p>
+            <w:r>
+              <w:rPr>
+                <w:rFonts w:ascii="Times New Roman" w:hAnsi="Times New Roman" w:eastAsia="宋体"/>
+                <w:sz w:val="17"/>
+              </w:rPr>
+              <w:t>管理员重置数据</w:t>
+            </w:r>
+          </w:p>
+        </w:tc>
+        <w:tc>
+          <w:tcPr>
+            <w:tcW w:type="dxa" w:w="3324"/>
+          </w:tcPr>
+          <w:p>
+            <w:r>
+              <w:rPr>
+                <w:rFonts w:ascii="Times New Roman" w:hAnsi="Times New Roman" w:eastAsia="宋体"/>
+                <w:sz w:val="17"/>
+              </w:rPr>
+              <w:t>200</w:t>
             </w:r>
           </w:p>
         </w:tc>
@@ -3453,35 +3453,35 @@
                 <w:rFonts w:ascii="Times New Roman" w:hAnsi="Times New Roman" w:eastAsia="宋体"/>
                 <w:sz w:val="17"/>
               </w:rPr>
-              <w:t>IT-043</w:t>
-            </w:r>
-          </w:p>
-        </w:tc>
-        <w:tc>
-          <w:tcPr>
-            <w:tcW w:type="dxa" w:w="3324"/>
-          </w:tcPr>
-          <w:p>
-            <w:r>
-              <w:rPr>
-                <w:rFonts w:ascii="Times New Roman" w:hAnsi="Times New Roman" w:eastAsia="宋体"/>
-                <w:sz w:val="17"/>
-              </w:rPr>
-              <w:t>管理员排课（新建课程）</w:t>
-            </w:r>
-          </w:p>
-        </w:tc>
-        <w:tc>
-          <w:tcPr>
-            <w:tcW w:type="dxa" w:w="3324"/>
-          </w:tcPr>
-          <w:p>
-            <w:r>
-              <w:rPr>
-                <w:rFonts w:ascii="Times New Roman" w:hAnsi="Times New Roman" w:eastAsia="宋体"/>
-                <w:sz w:val="17"/>
-              </w:rPr>
-              <w:t>200，返回新 id</w:t>
+              <w:t>BT-013~028</w:t>
+            </w:r>
+          </w:p>
+        </w:tc>
+        <w:tc>
+          <w:tcPr>
+            <w:tcW w:type="dxa" w:w="3324"/>
+          </w:tcPr>
+          <w:p>
+            <w:r>
+              <w:rPr>
+                <w:rFonts w:ascii="Times New Roman" w:hAnsi="Times New Roman" w:eastAsia="宋体"/>
+                <w:sz w:val="17"/>
+              </w:rPr>
+              <w:t>浏览器：标签切换、风险扫描/预测/提成/摘要/审计/重置按钮有响应</w:t>
+            </w:r>
+          </w:p>
+        </w:tc>
+        <w:tc>
+          <w:tcPr>
+            <w:tcW w:type="dxa" w:w="3324"/>
+          </w:tcPr>
+          <w:p>
+            <w:r>
+              <w:rPr>
+                <w:rFonts w:ascii="Times New Roman" w:hAnsi="Times New Roman" w:eastAsia="宋体"/>
+                <w:sz w:val="17"/>
+              </w:rPr>
+              <w:t>见浏览器报告</w:t>
             </w:r>
           </w:p>
         </w:tc>
@@ -3497,35 +3497,35 @@
                 <w:rFonts w:ascii="Times New Roman" w:hAnsi="Times New Roman" w:eastAsia="宋体"/>
                 <w:sz w:val="17"/>
               </w:rPr>
-              <w:t>IT-044</w:t>
-            </w:r>
-          </w:p>
-        </w:tc>
-        <w:tc>
-          <w:tcPr>
-            <w:tcW w:type="dxa" w:w="3324"/>
-          </w:tcPr>
-          <w:p>
-            <w:r>
-              <w:rPr>
-                <w:rFonts w:ascii="Times New Roman" w:hAnsi="Times New Roman" w:eastAsia="宋体"/>
-                <w:sz w:val="17"/>
-              </w:rPr>
-              <w:t>**店长排课**（本次放开的权限）</w:t>
-            </w:r>
-          </w:p>
-        </w:tc>
-        <w:tc>
-          <w:tcPr>
-            <w:tcW w:type="dxa" w:w="3324"/>
-          </w:tcPr>
-          <w:p>
-            <w:r>
-              <w:rPr>
-                <w:rFonts w:ascii="Times New Roman" w:hAnsi="Times New Roman" w:eastAsia="宋体"/>
-                <w:sz w:val="17"/>
-              </w:rPr>
-              <w:t>200，返回新 id</w:t>
+              <w:t>编号</w:t>
+            </w:r>
+          </w:p>
+        </w:tc>
+        <w:tc>
+          <w:tcPr>
+            <w:tcW w:type="dxa" w:w="3324"/>
+          </w:tcPr>
+          <w:p>
+            <w:r>
+              <w:rPr>
+                <w:rFonts w:ascii="Times New Roman" w:hAnsi="Times New Roman" w:eastAsia="宋体"/>
+                <w:sz w:val="17"/>
+              </w:rPr>
+              <w:t>用例</w:t>
+            </w:r>
+          </w:p>
+        </w:tc>
+        <w:tc>
+          <w:tcPr>
+            <w:tcW w:type="dxa" w:w="3324"/>
+          </w:tcPr>
+          <w:p>
+            <w:r>
+              <w:rPr>
+                <w:rFonts w:ascii="Times New Roman" w:hAnsi="Times New Roman" w:eastAsia="宋体"/>
+                <w:sz w:val="17"/>
+              </w:rPr>
+              <w:t>预期</w:t>
             </w:r>
           </w:p>
         </w:tc>
@@ -3541,35 +3541,35 @@
                 <w:rFonts w:ascii="Times New Roman" w:hAnsi="Times New Roman" w:eastAsia="宋体"/>
                 <w:sz w:val="17"/>
               </w:rPr>
-              <w:t>IT-045</w:t>
-            </w:r>
-          </w:p>
-        </w:tc>
-        <w:tc>
-          <w:tcPr>
-            <w:tcW w:type="dxa" w:w="3324"/>
-          </w:tcPr>
-          <w:p>
-            <w:r>
-              <w:rPr>
-                <w:rFonts w:ascii="Times New Roman" w:hAnsi="Times New Roman" w:eastAsia="宋体"/>
-                <w:sz w:val="17"/>
-              </w:rPr>
-              <w:t>会员排课</w:t>
-            </w:r>
-          </w:p>
-        </w:tc>
-        <w:tc>
-          <w:tcPr>
-            <w:tcW w:type="dxa" w:w="3324"/>
-          </w:tcPr>
-          <w:p>
-            <w:r>
-              <w:rPr>
-                <w:rFonts w:ascii="Times New Roman" w:hAnsi="Times New Roman" w:eastAsia="宋体"/>
-                <w:sz w:val="17"/>
-              </w:rPr>
-              <w:t>**403**（会员只能选课，不能排课）</w:t>
+              <w:t>IT-030</w:t>
+            </w:r>
+          </w:p>
+        </w:tc>
+        <w:tc>
+          <w:tcPr>
+            <w:tcW w:type="dxa" w:w="3324"/>
+          </w:tcPr>
+          <w:p>
+            <w:r>
+              <w:rPr>
+                <w:rFonts w:ascii="Times New Roman" w:hAnsi="Times New Roman" w:eastAsia="宋体"/>
+                <w:sz w:val="17"/>
+              </w:rPr>
+              <w:t>创建订单</w:t>
+            </w:r>
+          </w:p>
+        </w:tc>
+        <w:tc>
+          <w:tcPr>
+            <w:tcW w:type="dxa" w:w="3324"/>
+          </w:tcPr>
+          <w:p>
+            <w:r>
+              <w:rPr>
+                <w:rFonts w:ascii="Times New Roman" w:hAnsi="Times New Roman" w:eastAsia="宋体"/>
+                <w:sz w:val="17"/>
+              </w:rPr>
+              <w:t>200，pending</w:t>
             </w:r>
           </w:p>
         </w:tc>
@@ -3585,35 +3585,35 @@
                 <w:rFonts w:ascii="Times New Roman" w:hAnsi="Times New Roman" w:eastAsia="宋体"/>
                 <w:sz w:val="17"/>
               </w:rPr>
-              <w:t>IT-046</w:t>
-            </w:r>
-          </w:p>
-        </w:tc>
-        <w:tc>
-          <w:tcPr>
-            <w:tcW w:type="dxa" w:w="3324"/>
-          </w:tcPr>
-          <w:p>
-            <w:r>
-              <w:rPr>
-                <w:rFonts w:ascii="Times New Roman" w:hAnsi="Times New Roman" w:eastAsia="宋体"/>
-                <w:sz w:val="17"/>
-              </w:rPr>
-              <w:t>课程编号重复</w:t>
-            </w:r>
-          </w:p>
-        </w:tc>
-        <w:tc>
-          <w:tcPr>
-            <w:tcW w:type="dxa" w:w="3324"/>
-          </w:tcPr>
-          <w:p>
-            <w:r>
-              <w:rPr>
-                <w:rFonts w:ascii="Times New Roman" w:hAnsi="Times New Roman" w:eastAsia="宋体"/>
-                <w:sz w:val="17"/>
-              </w:rPr>
-              <w:t>400，提示"课程编号已存在"</w:t>
+              <w:t>IT-031</w:t>
+            </w:r>
+          </w:p>
+        </w:tc>
+        <w:tc>
+          <w:tcPr>
+            <w:tcW w:type="dxa" w:w="3324"/>
+          </w:tcPr>
+          <w:p>
+            <w:r>
+              <w:rPr>
+                <w:rFonts w:ascii="Times New Roman" w:hAnsi="Times New Roman" w:eastAsia="宋体"/>
+                <w:sz w:val="17"/>
+              </w:rPr>
+              <w:t>受理支付</w:t>
+            </w:r>
+          </w:p>
+        </w:tc>
+        <w:tc>
+          <w:tcPr>
+            <w:tcW w:type="dxa" w:w="3324"/>
+          </w:tcPr>
+          <w:p>
+            <w:r>
+              <w:rPr>
+                <w:rFonts w:ascii="Times New Roman" w:hAnsi="Times New Roman" w:eastAsia="宋体"/>
+                <w:sz w:val="17"/>
+              </w:rPr>
+              <w:t>200，paid</w:t>
             </w:r>
           </w:p>
         </w:tc>
@@ -3629,35 +3629,35 @@
                 <w:rFonts w:ascii="Times New Roman" w:hAnsi="Times New Roman" w:eastAsia="宋体"/>
                 <w:sz w:val="17"/>
               </w:rPr>
-              <w:t>IT-047</w:t>
-            </w:r>
-          </w:p>
-        </w:tc>
-        <w:tc>
-          <w:tcPr>
-            <w:tcW w:type="dxa" w:w="3324"/>
-          </w:tcPr>
-          <w:p>
-            <w:r>
-              <w:rPr>
-                <w:rFonts w:ascii="Times New Roman" w:hAnsi="Times New Roman" w:eastAsia="宋体"/>
-                <w:sz w:val="17"/>
-              </w:rPr>
-              <w:t>结束时间早于开始时间</w:t>
-            </w:r>
-          </w:p>
-        </w:tc>
-        <w:tc>
-          <w:tcPr>
-            <w:tcW w:type="dxa" w:w="3324"/>
-          </w:tcPr>
-          <w:p>
-            <w:r>
-              <w:rPr>
-                <w:rFonts w:ascii="Times New Roman" w:hAnsi="Times New Roman" w:eastAsia="宋体"/>
-                <w:sz w:val="17"/>
-              </w:rPr>
-              <w:t>400</w:t>
+              <w:t>IT-032</w:t>
+            </w:r>
+          </w:p>
+        </w:tc>
+        <w:tc>
+          <w:tcPr>
+            <w:tcW w:type="dxa" w:w="3324"/>
+          </w:tcPr>
+          <w:p>
+            <w:r>
+              <w:rPr>
+                <w:rFonts w:ascii="Times New Roman" w:hAnsi="Times New Roman" w:eastAsia="宋体"/>
+                <w:sz w:val="17"/>
+              </w:rPr>
+              <w:t>金额不符回调</w:t>
+            </w:r>
+          </w:p>
+        </w:tc>
+        <w:tc>
+          <w:tcPr>
+            <w:tcW w:type="dxa" w:w="3324"/>
+          </w:tcPr>
+          <w:p>
+            <w:r>
+              <w:rPr>
+                <w:rFonts w:ascii="Times New Roman" w:hAnsi="Times New Roman" w:eastAsia="宋体"/>
+                <w:sz w:val="17"/>
+              </w:rPr>
+              <w:t>409，abnormal（**且不变更会籍**）</w:t>
             </w:r>
           </w:p>
         </w:tc>
@@ -3673,35 +3673,35 @@
                 <w:rFonts w:ascii="Times New Roman" w:hAnsi="Times New Roman" w:eastAsia="宋体"/>
                 <w:sz w:val="17"/>
               </w:rPr>
-              <w:t>IT-048</w:t>
-            </w:r>
-          </w:p>
-        </w:tc>
-        <w:tc>
-          <w:tcPr>
-            <w:tcW w:type="dxa" w:w="3324"/>
-          </w:tcPr>
-          <w:p>
-            <w:r>
-              <w:rPr>
-                <w:rFonts w:ascii="Times New Roman" w:hAnsi="Times New Roman" w:eastAsia="宋体"/>
-                <w:sz w:val="17"/>
-              </w:rPr>
-              <w:t>容量小于 1</w:t>
-            </w:r>
-          </w:p>
-        </w:tc>
-        <w:tc>
-          <w:tcPr>
-            <w:tcW w:type="dxa" w:w="3324"/>
-          </w:tcPr>
-          <w:p>
-            <w:r>
-              <w:rPr>
-                <w:rFonts w:ascii="Times New Roman" w:hAnsi="Times New Roman" w:eastAsia="宋体"/>
-                <w:sz w:val="17"/>
-              </w:rPr>
-              <w:t>400</w:t>
+              <w:t>IT-033</w:t>
+            </w:r>
+          </w:p>
+        </w:tc>
+        <w:tc>
+          <w:tcPr>
+            <w:tcW w:type="dxa" w:w="3324"/>
+          </w:tcPr>
+          <w:p>
+            <w:r>
+              <w:rPr>
+                <w:rFonts w:ascii="Times New Roman" w:hAnsi="Times New Roman" w:eastAsia="宋体"/>
+                <w:sz w:val="17"/>
+              </w:rPr>
+              <w:t>重复回调</w:t>
+            </w:r>
+          </w:p>
+        </w:tc>
+        <w:tc>
+          <w:tcPr>
+            <w:tcW w:type="dxa" w:w="3324"/>
+          </w:tcPr>
+          <w:p>
+            <w:r>
+              <w:rPr>
+                <w:rFonts w:ascii="Times New Roman" w:hAnsi="Times New Roman" w:eastAsia="宋体"/>
+                <w:sz w:val="17"/>
+              </w:rPr>
+              <w:t>202→200，幂等不重复续期</w:t>
             </w:r>
           </w:p>
         </w:tc>
@@ -3717,35 +3717,35 @@
                 <w:rFonts w:ascii="Times New Roman" w:hAnsi="Times New Roman" w:eastAsia="宋体"/>
                 <w:sz w:val="17"/>
               </w:rPr>
-              <w:t>IT-049</w:t>
-            </w:r>
-          </w:p>
-        </w:tc>
-        <w:tc>
-          <w:tcPr>
-            <w:tcW w:type="dxa" w:w="3324"/>
-          </w:tcPr>
-          <w:p>
-            <w:r>
-              <w:rPr>
-                <w:rFonts w:ascii="Times New Roman" w:hAnsi="Times New Roman" w:eastAsia="宋体"/>
-                <w:sz w:val="17"/>
-              </w:rPr>
-              <w:t>开始时间早于当前时间</w:t>
-            </w:r>
-          </w:p>
-        </w:tc>
-        <w:tc>
-          <w:tcPr>
-            <w:tcW w:type="dxa" w:w="3324"/>
-          </w:tcPr>
-          <w:p>
-            <w:r>
-              <w:rPr>
-                <w:rFonts w:ascii="Times New Roman" w:hAnsi="Times New Roman" w:eastAsia="宋体"/>
-                <w:sz w:val="17"/>
-              </w:rPr>
-              <w:t>400（不能排过去的课）</w:t>
+              <w:t>IT-034</w:t>
+            </w:r>
+          </w:p>
+        </w:tc>
+        <w:tc>
+          <w:tcPr>
+            <w:tcW w:type="dxa" w:w="3324"/>
+          </w:tcPr>
+          <w:p>
+            <w:r>
+              <w:rPr>
+                <w:rFonts w:ascii="Times New Roman" w:hAnsi="Times New Roman" w:eastAsia="宋体"/>
+                <w:sz w:val="17"/>
+              </w:rPr>
+              <w:t>生成对账单</w:t>
+            </w:r>
+          </w:p>
+        </w:tc>
+        <w:tc>
+          <w:tcPr>
+            <w:tcW w:type="dxa" w:w="3324"/>
+          </w:tcPr>
+          <w:p>
+            <w:r>
+              <w:rPr>
+                <w:rFonts w:ascii="Times New Roman" w:hAnsi="Times New Roman" w:eastAsia="宋体"/>
+                <w:sz w:val="17"/>
+              </w:rPr>
+              <w:t>200</w:t>
             </w:r>
           </w:p>
         </w:tc>
@@ -3761,35 +3761,35 @@
                 <w:rFonts w:ascii="Times New Roman" w:hAnsi="Times New Roman" w:eastAsia="宋体"/>
                 <w:sz w:val="17"/>
               </w:rPr>
-              <w:t>IT-050</w:t>
-            </w:r>
-          </w:p>
-        </w:tc>
-        <w:tc>
-          <w:tcPr>
-            <w:tcW w:type="dxa" w:w="3324"/>
-          </w:tcPr>
-          <w:p>
-            <w:r>
-              <w:rPr>
-                <w:rFonts w:ascii="Times New Roman" w:hAnsi="Times New Roman" w:eastAsia="宋体"/>
-                <w:sz w:val="17"/>
-              </w:rPr>
-              <w:t>教练或场地时段冲突</w:t>
-            </w:r>
-          </w:p>
-        </w:tc>
-        <w:tc>
-          <w:tcPr>
-            <w:tcW w:type="dxa" w:w="3324"/>
-          </w:tcPr>
-          <w:p>
-            <w:r>
-              <w:rPr>
-                <w:rFonts w:ascii="Times New Roman" w:hAnsi="Times New Roman" w:eastAsia="宋体"/>
-                <w:sz w:val="17"/>
-              </w:rPr>
-              <w:t>400，提示含 SYS-R3</w:t>
+              <w:t>U-16~20</w:t>
+            </w:r>
+          </w:p>
+        </w:tc>
+        <w:tc>
+          <w:tcPr>
+            <w:tcW w:type="dxa" w:w="3324"/>
+          </w:tcPr>
+          <w:p>
+            <w:r>
+              <w:rPr>
+                <w:rFonts w:ascii="Times New Roman" w:hAnsi="Times New Roman" w:eastAsia="宋体"/>
+                <w:sz w:val="17"/>
+              </w:rPr>
+              <w:t>单元：`PaymentRulesTest`</w:t>
+            </w:r>
+          </w:p>
+        </w:tc>
+        <w:tc>
+          <w:tcPr>
+            <w:tcW w:type="dxa" w:w="3324"/>
+          </w:tcPr>
+          <w:p>
+            <w:r>
+              <w:rPr>
+                <w:rFonts w:ascii="Times New Roman" w:hAnsi="Times New Roman" w:eastAsia="宋体"/>
+                <w:sz w:val="17"/>
+              </w:rPr>
+              <w:t>—</w:t>
             </w:r>
           </w:p>
         </w:tc>
@@ -3805,35 +3805,35 @@
                 <w:rFonts w:ascii="Times New Roman" w:hAnsi="Times New Roman" w:eastAsia="宋体"/>
                 <w:sz w:val="17"/>
               </w:rPr>
-              <w:t>IT-051</w:t>
-            </w:r>
-          </w:p>
-        </w:tc>
-        <w:tc>
-          <w:tcPr>
-            <w:tcW w:type="dxa" w:w="3324"/>
-          </w:tcPr>
-          <w:p>
-            <w:r>
-              <w:rPr>
-                <w:rFonts w:ascii="Times New Roman" w:hAnsi="Times New Roman" w:eastAsia="宋体"/>
-                <w:sz w:val="17"/>
-              </w:rPr>
-              <w:t>店长修改课程名称与容量</w:t>
-            </w:r>
-          </w:p>
-        </w:tc>
-        <w:tc>
-          <w:tcPr>
-            <w:tcW w:type="dxa" w:w="3324"/>
-          </w:tcPr>
-          <w:p>
-            <w:r>
-              <w:rPr>
-                <w:rFonts w:ascii="Times New Roman" w:hAnsi="Times New Roman" w:eastAsia="宋体"/>
-                <w:sz w:val="17"/>
-              </w:rPr>
-              <w:t>200，修改生效</w:t>
+              <w:t>编号</w:t>
+            </w:r>
+          </w:p>
+        </w:tc>
+        <w:tc>
+          <w:tcPr>
+            <w:tcW w:type="dxa" w:w="3324"/>
+          </w:tcPr>
+          <w:p>
+            <w:r>
+              <w:rPr>
+                <w:rFonts w:ascii="Times New Roman" w:hAnsi="Times New Roman" w:eastAsia="宋体"/>
+                <w:sz w:val="17"/>
+              </w:rPr>
+              <w:t>用例</w:t>
+            </w:r>
+          </w:p>
+        </w:tc>
+        <w:tc>
+          <w:tcPr>
+            <w:tcW w:type="dxa" w:w="3324"/>
+          </w:tcPr>
+          <w:p>
+            <w:r>
+              <w:rPr>
+                <w:rFonts w:ascii="Times New Roman" w:hAnsi="Times New Roman" w:eastAsia="宋体"/>
+                <w:sz w:val="17"/>
+              </w:rPr>
+              <w:t>预期</w:t>
             </w:r>
           </w:p>
         </w:tc>
@@ -3849,35 +3849,35 @@
                 <w:rFonts w:ascii="Times New Roman" w:hAnsi="Times New Roman" w:eastAsia="宋体"/>
                 <w:sz w:val="17"/>
               </w:rPr>
-              <w:t>IT-052</w:t>
-            </w:r>
-          </w:p>
-        </w:tc>
-        <w:tc>
-          <w:tcPr>
-            <w:tcW w:type="dxa" w:w="3324"/>
-          </w:tcPr>
-          <w:p>
-            <w:r>
-              <w:rPr>
-                <w:rFonts w:ascii="Times New Roman" w:hAnsi="Times New Roman" w:eastAsia="宋体"/>
-                <w:sz w:val="17"/>
-              </w:rPr>
-              <w:t>店长下架课程</w:t>
-            </w:r>
-          </w:p>
-        </w:tc>
-        <w:tc>
-          <w:tcPr>
-            <w:tcW w:type="dxa" w:w="3324"/>
-          </w:tcPr>
-          <w:p>
-            <w:r>
-              <w:rPr>
-                <w:rFonts w:ascii="Times New Roman" w:hAnsi="Times New Roman" w:eastAsia="宋体"/>
-                <w:sz w:val="17"/>
-              </w:rPr>
-              <w:t>200，状态变 cancelled</w:t>
+              <w:t>IT-043</w:t>
+            </w:r>
+          </w:p>
+        </w:tc>
+        <w:tc>
+          <w:tcPr>
+            <w:tcW w:type="dxa" w:w="3324"/>
+          </w:tcPr>
+          <w:p>
+            <w:r>
+              <w:rPr>
+                <w:rFonts w:ascii="Times New Roman" w:hAnsi="Times New Roman" w:eastAsia="宋体"/>
+                <w:sz w:val="17"/>
+              </w:rPr>
+              <w:t>管理员排课（新建课程）</w:t>
+            </w:r>
+          </w:p>
+        </w:tc>
+        <w:tc>
+          <w:tcPr>
+            <w:tcW w:type="dxa" w:w="3324"/>
+          </w:tcPr>
+          <w:p>
+            <w:r>
+              <w:rPr>
+                <w:rFonts w:ascii="Times New Roman" w:hAnsi="Times New Roman" w:eastAsia="宋体"/>
+                <w:sz w:val="17"/>
+              </w:rPr>
+              <w:t>200，返回新 id</w:t>
             </w:r>
           </w:p>
         </w:tc>
@@ -3893,35 +3893,35 @@
                 <w:rFonts w:ascii="Times New Roman" w:hAnsi="Times New Roman" w:eastAsia="宋体"/>
                 <w:sz w:val="17"/>
               </w:rPr>
-              <w:t>IT-053</w:t>
-            </w:r>
-          </w:p>
-        </w:tc>
-        <w:tc>
-          <w:tcPr>
-            <w:tcW w:type="dxa" w:w="3324"/>
-          </w:tcPr>
-          <w:p>
-            <w:r>
-              <w:rPr>
-                <w:rFonts w:ascii="Times New Roman" w:hAnsi="Times New Roman" w:eastAsia="宋体"/>
-                <w:sz w:val="17"/>
-              </w:rPr>
-              <w:t>店长重新上架课程</w:t>
-            </w:r>
-          </w:p>
-        </w:tc>
-        <w:tc>
-          <w:tcPr>
-            <w:tcW w:type="dxa" w:w="3324"/>
-          </w:tcPr>
-          <w:p>
-            <w:r>
-              <w:rPr>
-                <w:rFonts w:ascii="Times New Roman" w:hAnsi="Times New Roman" w:eastAsia="宋体"/>
-                <w:sz w:val="17"/>
-              </w:rPr>
-              <w:t>200，状态变 published</w:t>
+              <w:t>IT-044</w:t>
+            </w:r>
+          </w:p>
+        </w:tc>
+        <w:tc>
+          <w:tcPr>
+            <w:tcW w:type="dxa" w:w="3324"/>
+          </w:tcPr>
+          <w:p>
+            <w:r>
+              <w:rPr>
+                <w:rFonts w:ascii="Times New Roman" w:hAnsi="Times New Roman" w:eastAsia="宋体"/>
+                <w:sz w:val="17"/>
+              </w:rPr>
+              <w:t>**店长排课**（本次放开的权限）</w:t>
+            </w:r>
+          </w:p>
+        </w:tc>
+        <w:tc>
+          <w:tcPr>
+            <w:tcW w:type="dxa" w:w="3324"/>
+          </w:tcPr>
+          <w:p>
+            <w:r>
+              <w:rPr>
+                <w:rFonts w:ascii="Times New Roman" w:hAnsi="Times New Roman" w:eastAsia="宋体"/>
+                <w:sz w:val="17"/>
+              </w:rPr>
+              <w:t>200，返回新 id</w:t>
             </w:r>
           </w:p>
         </w:tc>
@@ -3937,35 +3937,35 @@
                 <w:rFonts w:ascii="Times New Roman" w:hAnsi="Times New Roman" w:eastAsia="宋体"/>
                 <w:sz w:val="17"/>
               </w:rPr>
-              <w:t>U-21~34</w:t>
-            </w:r>
-          </w:p>
-        </w:tc>
-        <w:tc>
-          <w:tcPr>
-            <w:tcW w:type="dxa" w:w="3324"/>
-          </w:tcPr>
-          <w:p>
-            <w:r>
-              <w:rPr>
-                <w:rFonts w:ascii="Times New Roman" w:hAnsi="Times New Roman" w:eastAsia="宋体"/>
-                <w:sz w:val="17"/>
-              </w:rPr>
-              <w:t>单元：`CourseManageTest`（14 条）</w:t>
-            </w:r>
-          </w:p>
-        </w:tc>
-        <w:tc>
-          <w:tcPr>
-            <w:tcW w:type="dxa" w:w="3324"/>
-          </w:tcPr>
-          <w:p>
-            <w:r>
-              <w:rPr>
-                <w:rFonts w:ascii="Times New Roman" w:hAnsi="Times New Roman" w:eastAsia="宋体"/>
-                <w:sz w:val="17"/>
-              </w:rPr>
-              <w:t>—</w:t>
+              <w:t>IT-045</w:t>
+            </w:r>
+          </w:p>
+        </w:tc>
+        <w:tc>
+          <w:tcPr>
+            <w:tcW w:type="dxa" w:w="3324"/>
+          </w:tcPr>
+          <w:p>
+            <w:r>
+              <w:rPr>
+                <w:rFonts w:ascii="Times New Roman" w:hAnsi="Times New Roman" w:eastAsia="宋体"/>
+                <w:sz w:val="17"/>
+              </w:rPr>
+              <w:t>会员排课</w:t>
+            </w:r>
+          </w:p>
+        </w:tc>
+        <w:tc>
+          <w:tcPr>
+            <w:tcW w:type="dxa" w:w="3324"/>
+          </w:tcPr>
+          <w:p>
+            <w:r>
+              <w:rPr>
+                <w:rFonts w:ascii="Times New Roman" w:hAnsi="Times New Roman" w:eastAsia="宋体"/>
+                <w:sz w:val="17"/>
+              </w:rPr>
+              <w:t>**403**（会员只能选课，不能排课）</w:t>
             </w:r>
           </w:p>
         </w:tc>
@@ -3981,35 +3981,35 @@
                 <w:rFonts w:ascii="Times New Roman" w:hAnsi="Times New Roman" w:eastAsia="宋体"/>
                 <w:sz w:val="17"/>
               </w:rPr>
-              <w:t>编号</w:t>
-            </w:r>
-          </w:p>
-        </w:tc>
-        <w:tc>
-          <w:tcPr>
-            <w:tcW w:type="dxa" w:w="3324"/>
-          </w:tcPr>
-          <w:p>
-            <w:r>
-              <w:rPr>
-                <w:rFonts w:ascii="Times New Roman" w:hAnsi="Times New Roman" w:eastAsia="宋体"/>
-                <w:sz w:val="17"/>
-              </w:rPr>
-              <w:t>用例</w:t>
-            </w:r>
-          </w:p>
-        </w:tc>
-        <w:tc>
-          <w:tcPr>
-            <w:tcW w:type="dxa" w:w="3324"/>
-          </w:tcPr>
-          <w:p>
-            <w:r>
-              <w:rPr>
-                <w:rFonts w:ascii="Times New Roman" w:hAnsi="Times New Roman" w:eastAsia="宋体"/>
-                <w:sz w:val="17"/>
-              </w:rPr>
-              <w:t>预期</w:t>
+              <w:t>IT-046</w:t>
+            </w:r>
+          </w:p>
+        </w:tc>
+        <w:tc>
+          <w:tcPr>
+            <w:tcW w:type="dxa" w:w="3324"/>
+          </w:tcPr>
+          <w:p>
+            <w:r>
+              <w:rPr>
+                <w:rFonts w:ascii="Times New Roman" w:hAnsi="Times New Roman" w:eastAsia="宋体"/>
+                <w:sz w:val="17"/>
+              </w:rPr>
+              <w:t>课程编号重复</w:t>
+            </w:r>
+          </w:p>
+        </w:tc>
+        <w:tc>
+          <w:tcPr>
+            <w:tcW w:type="dxa" w:w="3324"/>
+          </w:tcPr>
+          <w:p>
+            <w:r>
+              <w:rPr>
+                <w:rFonts w:ascii="Times New Roman" w:hAnsi="Times New Roman" w:eastAsia="宋体"/>
+                <w:sz w:val="17"/>
+              </w:rPr>
+              <w:t>400，提示"课程编号已存在"</w:t>
             </w:r>
           </w:p>
         </w:tc>
@@ -4025,35 +4025,35 @@
                 <w:rFonts w:ascii="Times New Roman" w:hAnsi="Times New Roman" w:eastAsia="宋体"/>
                 <w:sz w:val="17"/>
               </w:rPr>
-              <w:t>IT-054</w:t>
-            </w:r>
-          </w:p>
-        </w:tc>
-        <w:tc>
-          <w:tcPr>
-            <w:tcW w:type="dxa" w:w="3324"/>
-          </w:tcPr>
-          <w:p>
-            <w:r>
-              <w:rPr>
-                <w:rFonts w:ascii="Times New Roman" w:hAnsi="Times New Roman" w:eastAsia="宋体"/>
-                <w:sz w:val="17"/>
-              </w:rPr>
-              <w:t>会员自愿选课</w:t>
-            </w:r>
-          </w:p>
-        </w:tc>
-        <w:tc>
-          <w:tcPr>
-            <w:tcW w:type="dxa" w:w="3324"/>
-          </w:tcPr>
-          <w:p>
-            <w:r>
-              <w:rPr>
-                <w:rFonts w:ascii="Times New Roman" w:hAnsi="Times New Roman" w:eastAsia="宋体"/>
-                <w:sz w:val="17"/>
-              </w:rPr>
-              <w:t>200，返回预约号</w:t>
+              <w:t>IT-047</w:t>
+            </w:r>
+          </w:p>
+        </w:tc>
+        <w:tc>
+          <w:tcPr>
+            <w:tcW w:type="dxa" w:w="3324"/>
+          </w:tcPr>
+          <w:p>
+            <w:r>
+              <w:rPr>
+                <w:rFonts w:ascii="Times New Roman" w:hAnsi="Times New Roman" w:eastAsia="宋体"/>
+                <w:sz w:val="17"/>
+              </w:rPr>
+              <w:t>结束时间早于开始时间</w:t>
+            </w:r>
+          </w:p>
+        </w:tc>
+        <w:tc>
+          <w:tcPr>
+            <w:tcW w:type="dxa" w:w="3324"/>
+          </w:tcPr>
+          <w:p>
+            <w:r>
+              <w:rPr>
+                <w:rFonts w:ascii="Times New Roman" w:hAnsi="Times New Roman" w:eastAsia="宋体"/>
+                <w:sz w:val="17"/>
+              </w:rPr>
+              <w:t>400</w:t>
             </w:r>
           </w:p>
         </w:tc>
@@ -4069,35 +4069,35 @@
                 <w:rFonts w:ascii="Times New Roman" w:hAnsi="Times New Roman" w:eastAsia="宋体"/>
                 <w:sz w:val="17"/>
               </w:rPr>
-              <w:t>IT-055</w:t>
-            </w:r>
-          </w:p>
-        </w:tc>
-        <w:tc>
-          <w:tcPr>
-            <w:tcW w:type="dxa" w:w="3324"/>
-          </w:tcPr>
-          <w:p>
-            <w:r>
-              <w:rPr>
-                <w:rFonts w:ascii="Times New Roman" w:hAnsi="Times New Roman" w:eastAsia="宋体"/>
-                <w:sz w:val="17"/>
-              </w:rPr>
-              <w:t>重复选课</w:t>
-            </w:r>
-          </w:p>
-        </w:tc>
-        <w:tc>
-          <w:tcPr>
-            <w:tcW w:type="dxa" w:w="3324"/>
-          </w:tcPr>
-          <w:p>
-            <w:r>
-              <w:rPr>
-                <w:rFonts w:ascii="Times New Roman" w:hAnsi="Times New Roman" w:eastAsia="宋体"/>
-                <w:sz w:val="17"/>
-              </w:rPr>
-              <w:t>幂等，返回同一预约号</w:t>
+              <w:t>IT-048</w:t>
+            </w:r>
+          </w:p>
+        </w:tc>
+        <w:tc>
+          <w:tcPr>
+            <w:tcW w:type="dxa" w:w="3324"/>
+          </w:tcPr>
+          <w:p>
+            <w:r>
+              <w:rPr>
+                <w:rFonts w:ascii="Times New Roman" w:hAnsi="Times New Roman" w:eastAsia="宋体"/>
+                <w:sz w:val="17"/>
+              </w:rPr>
+              <w:t>容量小于 1</w:t>
+            </w:r>
+          </w:p>
+        </w:tc>
+        <w:tc>
+          <w:tcPr>
+            <w:tcW w:type="dxa" w:w="3324"/>
+          </w:tcPr>
+          <w:p>
+            <w:r>
+              <w:rPr>
+                <w:rFonts w:ascii="Times New Roman" w:hAnsi="Times New Roman" w:eastAsia="宋体"/>
+                <w:sz w:val="17"/>
+              </w:rPr>
+              <w:t>400</w:t>
             </w:r>
           </w:p>
         </w:tc>
@@ -4113,35 +4113,35 @@
                 <w:rFonts w:ascii="Times New Roman" w:hAnsi="Times New Roman" w:eastAsia="宋体"/>
                 <w:sz w:val="17"/>
               </w:rPr>
-              <w:t>IT-056</w:t>
-            </w:r>
-          </w:p>
-        </w:tc>
-        <w:tc>
-          <w:tcPr>
-            <w:tcW w:type="dxa" w:w="3324"/>
-          </w:tcPr>
-          <w:p>
-            <w:r>
-              <w:rPr>
-                <w:rFonts w:ascii="Times New Roman" w:hAnsi="Times New Roman" w:eastAsia="宋体"/>
-                <w:sz w:val="17"/>
-              </w:rPr>
-              <w:t>会员伪造他人会员号选课</w:t>
-            </w:r>
-          </w:p>
-        </w:tc>
-        <w:tc>
-          <w:tcPr>
-            <w:tcW w:type="dxa" w:w="3324"/>
-          </w:tcPr>
-          <w:p>
-            <w:r>
-              <w:rPr>
-                <w:rFonts w:ascii="Times New Roman" w:hAnsi="Times New Roman" w:eastAsia="宋体"/>
-                <w:sz w:val="17"/>
-              </w:rPr>
-              <w:t>服务端强制为本人</w:t>
+              <w:t>IT-049</w:t>
+            </w:r>
+          </w:p>
+        </w:tc>
+        <w:tc>
+          <w:tcPr>
+            <w:tcW w:type="dxa" w:w="3324"/>
+          </w:tcPr>
+          <w:p>
+            <w:r>
+              <w:rPr>
+                <w:rFonts w:ascii="Times New Roman" w:hAnsi="Times New Roman" w:eastAsia="宋体"/>
+                <w:sz w:val="17"/>
+              </w:rPr>
+              <w:t>开始时间早于当前时间</w:t>
+            </w:r>
+          </w:p>
+        </w:tc>
+        <w:tc>
+          <w:tcPr>
+            <w:tcW w:type="dxa" w:w="3324"/>
+          </w:tcPr>
+          <w:p>
+            <w:r>
+              <w:rPr>
+                <w:rFonts w:ascii="Times New Roman" w:hAnsi="Times New Roman" w:eastAsia="宋体"/>
+                <w:sz w:val="17"/>
+              </w:rPr>
+              <w:t>400（不能排过去的课）</w:t>
             </w:r>
           </w:p>
         </w:tc>
@@ -4157,35 +4157,35 @@
                 <w:rFonts w:ascii="Times New Roman" w:hAnsi="Times New Roman" w:eastAsia="宋体"/>
                 <w:sz w:val="17"/>
               </w:rPr>
-              <w:t>IT-057</w:t>
-            </w:r>
-          </w:p>
-        </w:tc>
-        <w:tc>
-          <w:tcPr>
-            <w:tcW w:type="dxa" w:w="3324"/>
-          </w:tcPr>
-          <w:p>
-            <w:r>
-              <w:rPr>
-                <w:rFonts w:ascii="Times New Roman" w:hAnsi="Times New Roman" w:eastAsia="宋体"/>
-                <w:sz w:val="17"/>
-              </w:rPr>
-              <w:t>我的课表</w:t>
-            </w:r>
-          </w:p>
-        </w:tc>
-        <w:tc>
-          <w:tcPr>
-            <w:tcW w:type="dxa" w:w="3324"/>
-          </w:tcPr>
-          <w:p>
-            <w:r>
-              <w:rPr>
-                <w:rFonts w:ascii="Times New Roman" w:hAnsi="Times New Roman" w:eastAsia="宋体"/>
-                <w:sz w:val="17"/>
-              </w:rPr>
-              <w:t>200，至少一条</w:t>
+              <w:t>IT-050</w:t>
+            </w:r>
+          </w:p>
+        </w:tc>
+        <w:tc>
+          <w:tcPr>
+            <w:tcW w:type="dxa" w:w="3324"/>
+          </w:tcPr>
+          <w:p>
+            <w:r>
+              <w:rPr>
+                <w:rFonts w:ascii="Times New Roman" w:hAnsi="Times New Roman" w:eastAsia="宋体"/>
+                <w:sz w:val="17"/>
+              </w:rPr>
+              <w:t>教练或场地时段冲突</w:t>
+            </w:r>
+          </w:p>
+        </w:tc>
+        <w:tc>
+          <w:tcPr>
+            <w:tcW w:type="dxa" w:w="3324"/>
+          </w:tcPr>
+          <w:p>
+            <w:r>
+              <w:rPr>
+                <w:rFonts w:ascii="Times New Roman" w:hAnsi="Times New Roman" w:eastAsia="宋体"/>
+                <w:sz w:val="17"/>
+              </w:rPr>
+              <w:t>400，提示含 SYS-R3</w:t>
             </w:r>
           </w:p>
         </w:tc>
@@ -4201,35 +4201,35 @@
                 <w:rFonts w:ascii="Times New Roman" w:hAnsi="Times New Roman" w:eastAsia="宋体"/>
                 <w:sz w:val="17"/>
               </w:rPr>
-              <w:t>IT-058</w:t>
-            </w:r>
-          </w:p>
-        </w:tc>
-        <w:tc>
-          <w:tcPr>
-            <w:tcW w:type="dxa" w:w="3324"/>
-          </w:tcPr>
-          <w:p>
-            <w:r>
-              <w:rPr>
-                <w:rFonts w:ascii="Times New Roman" w:hAnsi="Times New Roman" w:eastAsia="宋体"/>
-                <w:sz w:val="17"/>
-              </w:rPr>
-              <w:t>会员自愿退课</w:t>
-            </w:r>
-          </w:p>
-        </w:tc>
-        <w:tc>
-          <w:tcPr>
-            <w:tcW w:type="dxa" w:w="3324"/>
-          </w:tcPr>
-          <w:p>
-            <w:r>
-              <w:rPr>
-                <w:rFonts w:ascii="Times New Roman" w:hAnsi="Times New Roman" w:eastAsia="宋体"/>
-                <w:sz w:val="17"/>
-              </w:rPr>
-              <w:t>200，名额释放</w:t>
+              <w:t>IT-051</w:t>
+            </w:r>
+          </w:p>
+        </w:tc>
+        <w:tc>
+          <w:tcPr>
+            <w:tcW w:type="dxa" w:w="3324"/>
+          </w:tcPr>
+          <w:p>
+            <w:r>
+              <w:rPr>
+                <w:rFonts w:ascii="Times New Roman" w:hAnsi="Times New Roman" w:eastAsia="宋体"/>
+                <w:sz w:val="17"/>
+              </w:rPr>
+              <w:t>店长修改课程名称与容量</w:t>
+            </w:r>
+          </w:p>
+        </w:tc>
+        <w:tc>
+          <w:tcPr>
+            <w:tcW w:type="dxa" w:w="3324"/>
+          </w:tcPr>
+          <w:p>
+            <w:r>
+              <w:rPr>
+                <w:rFonts w:ascii="Times New Roman" w:hAnsi="Times New Roman" w:eastAsia="宋体"/>
+                <w:sz w:val="17"/>
+              </w:rPr>
+              <w:t>200，修改生效</w:t>
             </w:r>
           </w:p>
         </w:tc>
@@ -4245,35 +4245,35 @@
                 <w:rFonts w:ascii="Times New Roman" w:hAnsi="Times New Roman" w:eastAsia="宋体"/>
                 <w:sz w:val="17"/>
               </w:rPr>
-              <w:t>IT-059</w:t>
-            </w:r>
-          </w:p>
-        </w:tc>
-        <w:tc>
-          <w:tcPr>
-            <w:tcW w:type="dxa" w:w="3324"/>
-          </w:tcPr>
-          <w:p>
-            <w:r>
-              <w:rPr>
-                <w:rFonts w:ascii="Times New Roman" w:hAnsi="Times New Roman" w:eastAsia="宋体"/>
-                <w:sz w:val="17"/>
-              </w:rPr>
-              <w:t>重复退课</w:t>
-            </w:r>
-          </w:p>
-        </w:tc>
-        <w:tc>
-          <w:tcPr>
-            <w:tcW w:type="dxa" w:w="3324"/>
-          </w:tcPr>
-          <w:p>
-            <w:r>
-              <w:rPr>
-                <w:rFonts w:ascii="Times New Roman" w:hAnsi="Times New Roman" w:eastAsia="宋体"/>
-                <w:sz w:val="17"/>
-              </w:rPr>
-              <w:t>409（INVALID_STATE）</w:t>
+              <w:t>IT-052</w:t>
+            </w:r>
+          </w:p>
+        </w:tc>
+        <w:tc>
+          <w:tcPr>
+            <w:tcW w:type="dxa" w:w="3324"/>
+          </w:tcPr>
+          <w:p>
+            <w:r>
+              <w:rPr>
+                <w:rFonts w:ascii="Times New Roman" w:hAnsi="Times New Roman" w:eastAsia="宋体"/>
+                <w:sz w:val="17"/>
+              </w:rPr>
+              <w:t>店长下架课程</w:t>
+            </w:r>
+          </w:p>
+        </w:tc>
+        <w:tc>
+          <w:tcPr>
+            <w:tcW w:type="dxa" w:w="3324"/>
+          </w:tcPr>
+          <w:p>
+            <w:r>
+              <w:rPr>
+                <w:rFonts w:ascii="Times New Roman" w:hAnsi="Times New Roman" w:eastAsia="宋体"/>
+                <w:sz w:val="17"/>
+              </w:rPr>
+              <w:t>200，状态变 cancelled</w:t>
             </w:r>
           </w:p>
         </w:tc>
@@ -4289,35 +4289,35 @@
                 <w:rFonts w:ascii="Times New Roman" w:hAnsi="Times New Roman" w:eastAsia="宋体"/>
                 <w:sz w:val="17"/>
               </w:rPr>
-              <w:t>BT-010/011</w:t>
-            </w:r>
-          </w:p>
-        </w:tc>
-        <w:tc>
-          <w:tcPr>
-            <w:tcW w:type="dxa" w:w="3324"/>
-          </w:tcPr>
-          <w:p>
-            <w:r>
-              <w:rPr>
-                <w:rFonts w:ascii="Times New Roman" w:hAnsi="Times New Roman" w:eastAsia="宋体"/>
-                <w:sz w:val="17"/>
-              </w:rPr>
-              <w:t>浏览器实测「选课」「退课」按钮有响应</w:t>
-            </w:r>
-          </w:p>
-        </w:tc>
-        <w:tc>
-          <w:tcPr>
-            <w:tcW w:type="dxa" w:w="3324"/>
-          </w:tcPr>
-          <w:p>
-            <w:r>
-              <w:rPr>
-                <w:rFonts w:ascii="Times New Roman" w:hAnsi="Times New Roman" w:eastAsia="宋体"/>
-                <w:sz w:val="17"/>
-              </w:rPr>
-              <w:t>通过</w:t>
+              <w:t>IT-053</w:t>
+            </w:r>
+          </w:p>
+        </w:tc>
+        <w:tc>
+          <w:tcPr>
+            <w:tcW w:type="dxa" w:w="3324"/>
+          </w:tcPr>
+          <w:p>
+            <w:r>
+              <w:rPr>
+                <w:rFonts w:ascii="Times New Roman" w:hAnsi="Times New Roman" w:eastAsia="宋体"/>
+                <w:sz w:val="17"/>
+              </w:rPr>
+              <w:t>店长重新上架课程</w:t>
+            </w:r>
+          </w:p>
+        </w:tc>
+        <w:tc>
+          <w:tcPr>
+            <w:tcW w:type="dxa" w:w="3324"/>
+          </w:tcPr>
+          <w:p>
+            <w:r>
+              <w:rPr>
+                <w:rFonts w:ascii="Times New Roman" w:hAnsi="Times New Roman" w:eastAsia="宋体"/>
+                <w:sz w:val="17"/>
+              </w:rPr>
+              <w:t>200，状态变 published</w:t>
             </w:r>
           </w:p>
         </w:tc>
@@ -4333,35 +4333,35 @@
                 <w:rFonts w:ascii="Times New Roman" w:hAnsi="Times New Roman" w:eastAsia="宋体"/>
                 <w:sz w:val="17"/>
               </w:rPr>
-              <w:t>BT-027</w:t>
-            </w:r>
-          </w:p>
-        </w:tc>
-        <w:tc>
-          <w:tcPr>
-            <w:tcW w:type="dxa" w:w="3324"/>
-          </w:tcPr>
-          <w:p>
-            <w:r>
-              <w:rPr>
-                <w:rFonts w:ascii="Times New Roman" w:hAnsi="Times New Roman" w:eastAsia="宋体"/>
-                <w:sz w:val="17"/>
-              </w:rPr>
-              <w:t>浏览器实测店长可见「课程管理」标签</w:t>
-            </w:r>
-          </w:p>
-        </w:tc>
-        <w:tc>
-          <w:tcPr>
-            <w:tcW w:type="dxa" w:w="3324"/>
-          </w:tcPr>
-          <w:p>
-            <w:r>
-              <w:rPr>
-                <w:rFonts w:ascii="Times New Roman" w:hAnsi="Times New Roman" w:eastAsia="宋体"/>
-                <w:sz w:val="17"/>
-              </w:rPr>
-              <w:t>可见</w:t>
+              <w:t>U-21~34</w:t>
+            </w:r>
+          </w:p>
+        </w:tc>
+        <w:tc>
+          <w:tcPr>
+            <w:tcW w:type="dxa" w:w="3324"/>
+          </w:tcPr>
+          <w:p>
+            <w:r>
+              <w:rPr>
+                <w:rFonts w:ascii="Times New Roman" w:hAnsi="Times New Roman" w:eastAsia="宋体"/>
+                <w:sz w:val="17"/>
+              </w:rPr>
+              <w:t>单元：`CourseManageTest`（14 条）</w:t>
+            </w:r>
+          </w:p>
+        </w:tc>
+        <w:tc>
+          <w:tcPr>
+            <w:tcW w:type="dxa" w:w="3324"/>
+          </w:tcPr>
+          <w:p>
+            <w:r>
+              <w:rPr>
+                <w:rFonts w:ascii="Times New Roman" w:hAnsi="Times New Roman" w:eastAsia="宋体"/>
+                <w:sz w:val="17"/>
+              </w:rPr>
+              <w:t>—</w:t>
             </w:r>
           </w:p>
         </w:tc>
@@ -4421,35 +4421,35 @@
                 <w:rFonts w:ascii="Times New Roman" w:hAnsi="Times New Roman" w:eastAsia="宋体"/>
                 <w:sz w:val="17"/>
               </w:rPr>
-              <w:t>IT-045</w:t>
-            </w:r>
-          </w:p>
-        </w:tc>
-        <w:tc>
-          <w:tcPr>
-            <w:tcW w:type="dxa" w:w="3324"/>
-          </w:tcPr>
-          <w:p>
-            <w:r>
-              <w:rPr>
-                <w:rFonts w:ascii="Times New Roman" w:hAnsi="Times New Roman" w:eastAsia="宋体"/>
-                <w:sz w:val="17"/>
-              </w:rPr>
-              <w:t>统一页面可访问</w:t>
-            </w:r>
-          </w:p>
-        </w:tc>
-        <w:tc>
-          <w:tcPr>
-            <w:tcW w:type="dxa" w:w="3324"/>
-          </w:tcPr>
-          <w:p>
-            <w:r>
-              <w:rPr>
-                <w:rFonts w:ascii="Times New Roman" w:hAnsi="Times New Roman" w:eastAsia="宋体"/>
-                <w:sz w:val="17"/>
-              </w:rPr>
-              <w:t>200，含登录入口</w:t>
+              <w:t>IT-054</w:t>
+            </w:r>
+          </w:p>
+        </w:tc>
+        <w:tc>
+          <w:tcPr>
+            <w:tcW w:type="dxa" w:w="3324"/>
+          </w:tcPr>
+          <w:p>
+            <w:r>
+              <w:rPr>
+                <w:rFonts w:ascii="Times New Roman" w:hAnsi="Times New Roman" w:eastAsia="宋体"/>
+                <w:sz w:val="17"/>
+              </w:rPr>
+              <w:t>会员自愿选课</w:t>
+            </w:r>
+          </w:p>
+        </w:tc>
+        <w:tc>
+          <w:tcPr>
+            <w:tcW w:type="dxa" w:w="3324"/>
+          </w:tcPr>
+          <w:p>
+            <w:r>
+              <w:rPr>
+                <w:rFonts w:ascii="Times New Roman" w:hAnsi="Times New Roman" w:eastAsia="宋体"/>
+                <w:sz w:val="17"/>
+              </w:rPr>
+              <w:t>200，返回预约号</w:t>
             </w:r>
           </w:p>
         </w:tc>
@@ -4465,35 +4465,35 @@
                 <w:rFonts w:ascii="Times New Roman" w:hAnsi="Times New Roman" w:eastAsia="宋体"/>
                 <w:sz w:val="17"/>
               </w:rPr>
-              <w:t>FE-001</w:t>
-            </w:r>
-          </w:p>
-        </w:tc>
-        <w:tc>
-          <w:tcPr>
-            <w:tcW w:type="dxa" w:w="3324"/>
-          </w:tcPr>
-          <w:p>
-            <w:r>
-              <w:rPr>
-                <w:rFonts w:ascii="Times New Roman" w:hAnsi="Times New Roman" w:eastAsia="宋体"/>
-                <w:sz w:val="17"/>
-              </w:rPr>
-              <w:t>内联脚本语法</w:t>
-            </w:r>
-          </w:p>
-        </w:tc>
-        <w:tc>
-          <w:tcPr>
-            <w:tcW w:type="dxa" w:w="3324"/>
-          </w:tcPr>
-          <w:p>
-            <w:r>
-              <w:rPr>
-                <w:rFonts w:ascii="Times New Roman" w:hAnsi="Times New Roman" w:eastAsia="宋体"/>
-                <w:sz w:val="17"/>
-              </w:rPr>
-              <w:t>合法</w:t>
+              <w:t>IT-055</w:t>
+            </w:r>
+          </w:p>
+        </w:tc>
+        <w:tc>
+          <w:tcPr>
+            <w:tcW w:type="dxa" w:w="3324"/>
+          </w:tcPr>
+          <w:p>
+            <w:r>
+              <w:rPr>
+                <w:rFonts w:ascii="Times New Roman" w:hAnsi="Times New Roman" w:eastAsia="宋体"/>
+                <w:sz w:val="17"/>
+              </w:rPr>
+              <w:t>重复选课</w:t>
+            </w:r>
+          </w:p>
+        </w:tc>
+        <w:tc>
+          <w:tcPr>
+            <w:tcW w:type="dxa" w:w="3324"/>
+          </w:tcPr>
+          <w:p>
+            <w:r>
+              <w:rPr>
+                <w:rFonts w:ascii="Times New Roman" w:hAnsi="Times New Roman" w:eastAsia="宋体"/>
+                <w:sz w:val="17"/>
+              </w:rPr>
+              <w:t>幂等，返回同一预约号</w:t>
             </w:r>
           </w:p>
         </w:tc>
@@ -4509,35 +4509,35 @@
                 <w:rFonts w:ascii="Times New Roman" w:hAnsi="Times New Roman" w:eastAsia="宋体"/>
                 <w:sz w:val="17"/>
               </w:rPr>
-              <w:t>FE-002</w:t>
-            </w:r>
-          </w:p>
-        </w:tc>
-        <w:tc>
-          <w:tcPr>
-            <w:tcW w:type="dxa" w:w="3324"/>
-          </w:tcPr>
-          <w:p>
-            <w:r>
-              <w:rPr>
-                <w:rFonts w:ascii="Times New Roman" w:hAnsi="Times New Roman" w:eastAsia="宋体"/>
-                <w:sz w:val="17"/>
-              </w:rPr>
-              <w:t>onclick 参数已加引号</w:t>
-            </w:r>
-          </w:p>
-        </w:tc>
-        <w:tc>
-          <w:tcPr>
-            <w:tcW w:type="dxa" w:w="3324"/>
-          </w:tcPr>
-          <w:p>
-            <w:r>
-              <w:rPr>
-                <w:rFonts w:ascii="Times New Roman" w:hAnsi="Times New Roman" w:eastAsia="宋体"/>
-                <w:sz w:val="17"/>
-              </w:rPr>
-              <w:t>41 个处理器全部合规</w:t>
+              <w:t>IT-056</w:t>
+            </w:r>
+          </w:p>
+        </w:tc>
+        <w:tc>
+          <w:tcPr>
+            <w:tcW w:type="dxa" w:w="3324"/>
+          </w:tcPr>
+          <w:p>
+            <w:r>
+              <w:rPr>
+                <w:rFonts w:ascii="Times New Roman" w:hAnsi="Times New Roman" w:eastAsia="宋体"/>
+                <w:sz w:val="17"/>
+              </w:rPr>
+              <w:t>会员伪造他人会员号选课</w:t>
+            </w:r>
+          </w:p>
+        </w:tc>
+        <w:tc>
+          <w:tcPr>
+            <w:tcW w:type="dxa" w:w="3324"/>
+          </w:tcPr>
+          <w:p>
+            <w:r>
+              <w:rPr>
+                <w:rFonts w:ascii="Times New Roman" w:hAnsi="Times New Roman" w:eastAsia="宋体"/>
+                <w:sz w:val="17"/>
+              </w:rPr>
+              <w:t>服务端强制为本人</w:t>
             </w:r>
           </w:p>
         </w:tc>
@@ -4553,35 +4553,35 @@
                 <w:rFonts w:ascii="Times New Roman" w:hAnsi="Times New Roman" w:eastAsia="宋体"/>
                 <w:sz w:val="17"/>
               </w:rPr>
-              <w:t>FE-003</w:t>
-            </w:r>
-          </w:p>
-        </w:tc>
-        <w:tc>
-          <w:tcPr>
-            <w:tcW w:type="dxa" w:w="3324"/>
-          </w:tcPr>
-          <w:p>
-            <w:r>
-              <w:rPr>
-                <w:rFonts w:ascii="Times New Roman" w:hAnsi="Times New Roman" w:eastAsia="宋体"/>
-                <w:sz w:val="17"/>
-              </w:rPr>
-              <w:t>onclick 调用的函数已定义</w:t>
-            </w:r>
-          </w:p>
-        </w:tc>
-        <w:tc>
-          <w:tcPr>
-            <w:tcW w:type="dxa" w:w="3324"/>
-          </w:tcPr>
-          <w:p>
-            <w:r>
-              <w:rPr>
-                <w:rFonts w:ascii="Times New Roman" w:hAnsi="Times New Roman" w:eastAsia="宋体"/>
-                <w:sz w:val="17"/>
-              </w:rPr>
-              <w:t>41 个函数全部存在</w:t>
+              <w:t>IT-057</w:t>
+            </w:r>
+          </w:p>
+        </w:tc>
+        <w:tc>
+          <w:tcPr>
+            <w:tcW w:type="dxa" w:w="3324"/>
+          </w:tcPr>
+          <w:p>
+            <w:r>
+              <w:rPr>
+                <w:rFonts w:ascii="Times New Roman" w:hAnsi="Times New Roman" w:eastAsia="宋体"/>
+                <w:sz w:val="17"/>
+              </w:rPr>
+              <w:t>我的课表</w:t>
+            </w:r>
+          </w:p>
+        </w:tc>
+        <w:tc>
+          <w:tcPr>
+            <w:tcW w:type="dxa" w:w="3324"/>
+          </w:tcPr>
+          <w:p>
+            <w:r>
+              <w:rPr>
+                <w:rFonts w:ascii="Times New Roman" w:hAnsi="Times New Roman" w:eastAsia="宋体"/>
+                <w:sz w:val="17"/>
+              </w:rPr>
+              <w:t>200，至少一条</w:t>
             </w:r>
           </w:p>
         </w:tc>
@@ -4597,35 +4597,35 @@
                 <w:rFonts w:ascii="Times New Roman" w:hAnsi="Times New Roman" w:eastAsia="宋体"/>
                 <w:sz w:val="17"/>
               </w:rPr>
-              <w:t>FE-004</w:t>
-            </w:r>
-          </w:p>
-        </w:tc>
-        <w:tc>
-          <w:tcPr>
-            <w:tcW w:type="dxa" w:w="3324"/>
-          </w:tcPr>
-          <w:p>
-            <w:r>
-              <w:rPr>
-                <w:rFonts w:ascii="Times New Roman" w:hAnsi="Times New Roman" w:eastAsia="宋体"/>
-                <w:sz w:val="17"/>
-              </w:rPr>
-              <w:t>`$('id')` 引用的元素存在</w:t>
-            </w:r>
-          </w:p>
-        </w:tc>
-        <w:tc>
-          <w:tcPr>
-            <w:tcW w:type="dxa" w:w="3324"/>
-          </w:tcPr>
-          <w:p>
-            <w:r>
-              <w:rPr>
-                <w:rFonts w:ascii="Times New Roman" w:hAnsi="Times New Roman" w:eastAsia="宋体"/>
-                <w:sz w:val="17"/>
-              </w:rPr>
-              <w:t>45 个元素全部存在</w:t>
+              <w:t>IT-058</w:t>
+            </w:r>
+          </w:p>
+        </w:tc>
+        <w:tc>
+          <w:tcPr>
+            <w:tcW w:type="dxa" w:w="3324"/>
+          </w:tcPr>
+          <w:p>
+            <w:r>
+              <w:rPr>
+                <w:rFonts w:ascii="Times New Roman" w:hAnsi="Times New Roman" w:eastAsia="宋体"/>
+                <w:sz w:val="17"/>
+              </w:rPr>
+              <w:t>会员自愿退课</w:t>
+            </w:r>
+          </w:p>
+        </w:tc>
+        <w:tc>
+          <w:tcPr>
+            <w:tcW w:type="dxa" w:w="3324"/>
+          </w:tcPr>
+          <w:p>
+            <w:r>
+              <w:rPr>
+                <w:rFonts w:ascii="Times New Roman" w:hAnsi="Times New Roman" w:eastAsia="宋体"/>
+                <w:sz w:val="17"/>
+              </w:rPr>
+              <w:t>200，名额释放</w:t>
             </w:r>
           </w:p>
         </w:tc>
@@ -4641,35 +4641,35 @@
                 <w:rFonts w:ascii="Times New Roman" w:hAnsi="Times New Roman" w:eastAsia="宋体"/>
                 <w:sz w:val="17"/>
               </w:rPr>
-              <w:t>FE-005</w:t>
-            </w:r>
-          </w:p>
-        </w:tc>
-        <w:tc>
-          <w:tcPr>
-            <w:tcW w:type="dxa" w:w="3324"/>
-          </w:tcPr>
-          <w:p>
-            <w:r>
-              <w:rPr>
-                <w:rFonts w:ascii="Times New Roman" w:hAnsi="Times New Roman" w:eastAsia="宋体"/>
-                <w:sz w:val="17"/>
-              </w:rPr>
-              <w:t>前端调用的接口后端均存在</w:t>
-            </w:r>
-          </w:p>
-        </w:tc>
-        <w:tc>
-          <w:tcPr>
-            <w:tcW w:type="dxa" w:w="3324"/>
-          </w:tcPr>
-          <w:p>
-            <w:r>
-              <w:rPr>
-                <w:rFonts w:ascii="Times New Roman" w:hAnsi="Times New Roman" w:eastAsia="宋体"/>
-                <w:sz w:val="17"/>
-              </w:rPr>
-              <w:t>30 个调用全部匹配</w:t>
+              <w:t>IT-059</w:t>
+            </w:r>
+          </w:p>
+        </w:tc>
+        <w:tc>
+          <w:tcPr>
+            <w:tcW w:type="dxa" w:w="3324"/>
+          </w:tcPr>
+          <w:p>
+            <w:r>
+              <w:rPr>
+                <w:rFonts w:ascii="Times New Roman" w:hAnsi="Times New Roman" w:eastAsia="宋体"/>
+                <w:sz w:val="17"/>
+              </w:rPr>
+              <w:t>重复退课</w:t>
+            </w:r>
+          </w:p>
+        </w:tc>
+        <w:tc>
+          <w:tcPr>
+            <w:tcW w:type="dxa" w:w="3324"/>
+          </w:tcPr>
+          <w:p>
+            <w:r>
+              <w:rPr>
+                <w:rFonts w:ascii="Times New Roman" w:hAnsi="Times New Roman" w:eastAsia="宋体"/>
+                <w:sz w:val="17"/>
+              </w:rPr>
+              <w:t>409（INVALID_STATE）</w:t>
             </w:r>
           </w:p>
         </w:tc>
@@ -4685,35 +4685,35 @@
                 <w:rFonts w:ascii="Times New Roman" w:hAnsi="Times New Roman" w:eastAsia="宋体"/>
                 <w:sz w:val="17"/>
               </w:rPr>
-              <w:t>BT-001~004</w:t>
-            </w:r>
-          </w:p>
-        </w:tc>
-        <w:tc>
-          <w:tcPr>
-            <w:tcW w:type="dxa" w:w="3324"/>
-          </w:tcPr>
-          <w:p>
-            <w:r>
-              <w:rPr>
-                <w:rFonts w:ascii="Times New Roman" w:hAnsi="Times New Roman" w:eastAsia="宋体"/>
-                <w:sz w:val="17"/>
-              </w:rPr>
-              <w:t>登录页渲染、演示账号、填充按钮、错误提示</w:t>
-            </w:r>
-          </w:p>
-        </w:tc>
-        <w:tc>
-          <w:tcPr>
-            <w:tcW w:type="dxa" w:w="3324"/>
-          </w:tcPr>
-          <w:p>
-            <w:r>
-              <w:rPr>
-                <w:rFonts w:ascii="Times New Roman" w:hAnsi="Times New Roman" w:eastAsia="宋体"/>
-                <w:sz w:val="17"/>
-              </w:rPr>
-              <w:t>全部有响应</w:t>
+              <w:t>BT-010/011</w:t>
+            </w:r>
+          </w:p>
+        </w:tc>
+        <w:tc>
+          <w:tcPr>
+            <w:tcW w:type="dxa" w:w="3324"/>
+          </w:tcPr>
+          <w:p>
+            <w:r>
+              <w:rPr>
+                <w:rFonts w:ascii="Times New Roman" w:hAnsi="Times New Roman" w:eastAsia="宋体"/>
+                <w:sz w:val="17"/>
+              </w:rPr>
+              <w:t>浏览器实测「选课」「退课」按钮有响应</w:t>
+            </w:r>
+          </w:p>
+        </w:tc>
+        <w:tc>
+          <w:tcPr>
+            <w:tcW w:type="dxa" w:w="3324"/>
+          </w:tcPr>
+          <w:p>
+            <w:r>
+              <w:rPr>
+                <w:rFonts w:ascii="Times New Roman" w:hAnsi="Times New Roman" w:eastAsia="宋体"/>
+                <w:sz w:val="17"/>
+              </w:rPr>
+              <w:t>通过</w:t>
             </w:r>
           </w:p>
         </w:tc>
@@ -4729,35 +4729,35 @@
                 <w:rFonts w:ascii="Times New Roman" w:hAnsi="Times New Roman" w:eastAsia="宋体"/>
                 <w:sz w:val="17"/>
               </w:rPr>
-              <w:t>BT-029~032</w:t>
-            </w:r>
-          </w:p>
-        </w:tc>
-        <w:tc>
-          <w:tcPr>
-            <w:tcW w:type="dxa" w:w="3324"/>
-          </w:tcPr>
-          <w:p>
-            <w:r>
-              <w:rPr>
-                <w:rFonts w:ascii="Times New Roman" w:hAnsi="Times New Roman" w:eastAsia="宋体"/>
-                <w:sz w:val="17"/>
-              </w:rPr>
-              <w:t>无 JS 错误 / 无 5xx / 无未定义函数 / 无 404</w:t>
-            </w:r>
-          </w:p>
-        </w:tc>
-        <w:tc>
-          <w:tcPr>
-            <w:tcW w:type="dxa" w:w="3324"/>
-          </w:tcPr>
-          <w:p>
-            <w:r>
-              <w:rPr>
-                <w:rFonts w:ascii="Times New Roman" w:hAnsi="Times New Roman" w:eastAsia="宋体"/>
-                <w:sz w:val="17"/>
-              </w:rPr>
-              <w:t>全部为 0</w:t>
+              <w:t>BT-027</w:t>
+            </w:r>
+          </w:p>
+        </w:tc>
+        <w:tc>
+          <w:tcPr>
+            <w:tcW w:type="dxa" w:w="3324"/>
+          </w:tcPr>
+          <w:p>
+            <w:r>
+              <w:rPr>
+                <w:rFonts w:ascii="Times New Roman" w:hAnsi="Times New Roman" w:eastAsia="宋体"/>
+                <w:sz w:val="17"/>
+              </w:rPr>
+              <w:t>浏览器实测店长可见「课程管理」标签</w:t>
+            </w:r>
+          </w:p>
+        </w:tc>
+        <w:tc>
+          <w:tcPr>
+            <w:tcW w:type="dxa" w:w="3324"/>
+          </w:tcPr>
+          <w:p>
+            <w:r>
+              <w:rPr>
+                <w:rFonts w:ascii="Times New Roman" w:hAnsi="Times New Roman" w:eastAsia="宋体"/>
+                <w:sz w:val="17"/>
+              </w:rPr>
+              <w:t>可见</w:t>
             </w:r>
           </w:p>
         </w:tc>
@@ -4787,21 +4787,21 @@
                 <w:rFonts w:ascii="Times New Roman" w:hAnsi="Times New Roman" w:eastAsia="宋体"/>
                 <w:sz w:val="17"/>
               </w:rPr>
-              <w:t>级别</w:t>
-            </w:r>
-          </w:p>
-        </w:tc>
-        <w:tc>
-          <w:tcPr>
-            <w:tcW w:type="dxa" w:w="3324"/>
-          </w:tcPr>
-          <w:p>
-            <w:r>
-              <w:rPr>
-                <w:rFonts w:ascii="Times New Roman" w:hAnsi="Times New Roman" w:eastAsia="宋体"/>
-                <w:sz w:val="17"/>
-              </w:rPr>
-              <w:t>现象 根因 修复</w:t>
+              <w:t>用例</w:t>
+            </w:r>
+          </w:p>
+        </w:tc>
+        <w:tc>
+          <w:tcPr>
+            <w:tcW w:type="dxa" w:w="3324"/>
+          </w:tcPr>
+          <w:p>
+            <w:r>
+              <w:rPr>
+                <w:rFonts w:ascii="Times New Roman" w:hAnsi="Times New Roman" w:eastAsia="宋体"/>
+                <w:sz w:val="17"/>
+              </w:rPr>
+              <w:t>预期</w:t>
             </w:r>
           </w:p>
         </w:tc>
@@ -4817,35 +4817,35 @@
                 <w:rFonts w:ascii="Times New Roman" w:hAnsi="Times New Roman" w:eastAsia="宋体"/>
                 <w:sz w:val="17"/>
               </w:rPr>
-              <w:t>**BUG-010**</w:t>
-            </w:r>
-          </w:p>
-        </w:tc>
-        <w:tc>
-          <w:tcPr>
-            <w:tcW w:type="dxa" w:w="3324"/>
-          </w:tcPr>
-          <w:p>
-            <w:r>
-              <w:rPr>
-                <w:rFonts w:ascii="Times New Roman" w:hAnsi="Times New Roman" w:eastAsia="宋体"/>
-                <w:sz w:val="17"/>
-              </w:rPr>
-              <w:t>**严重**</w:t>
-            </w:r>
-          </w:p>
-        </w:tc>
-        <w:tc>
-          <w:tcPr>
-            <w:tcW w:type="dxa" w:w="3324"/>
-          </w:tcPr>
-          <w:p>
-            <w:r>
-              <w:rPr>
-                <w:rFonts w:ascii="Times New Roman" w:hAnsi="Times New Roman" w:eastAsia="宋体"/>
-                <w:sz w:val="17"/>
-              </w:rPr>
-              <w:t>后端**第二次启动直接失败**（Cannot start ApplicationContext） 账号初始化不幂等：重复绑定角色触发主键冲突，被 catch 吞掉但事务已被标记 rollback-only，提交时抛 `UnexpectedRollbackException` `bindRole` 改为 SQL 层 `insert ... select ... where not exists` 幂等写入；已连续两次重启验证</w:t>
+              <w:t>BT-036</w:t>
+            </w:r>
+          </w:p>
+        </w:tc>
+        <w:tc>
+          <w:tcPr>
+            <w:tcW w:type="dxa" w:w="3324"/>
+          </w:tcPr>
+          <w:p>
+            <w:r>
+              <w:rPr>
+                <w:rFonts w:ascii="Times New Roman" w:hAnsi="Times New Roman" w:eastAsia="宋体"/>
+                <w:sz w:val="17"/>
+              </w:rPr>
+              <w:t>未选会员时给出提示</w:t>
+            </w:r>
+          </w:p>
+        </w:tc>
+        <w:tc>
+          <w:tcPr>
+            <w:tcW w:type="dxa" w:w="3324"/>
+          </w:tcPr>
+          <w:p>
+            <w:r>
+              <w:rPr>
+                <w:rFonts w:ascii="Times New Roman" w:hAnsi="Times New Roman" w:eastAsia="宋体"/>
+                <w:sz w:val="17"/>
+              </w:rPr>
+              <w:t>提示"未选择会员…"</w:t>
             </w:r>
           </w:p>
         </w:tc>
@@ -4861,35 +4861,35 @@
                 <w:rFonts w:ascii="Times New Roman" w:hAnsi="Times New Roman" w:eastAsia="宋体"/>
                 <w:sz w:val="17"/>
               </w:rPr>
-              <w:t>**BUG-011**</w:t>
-            </w:r>
-          </w:p>
-        </w:tc>
-        <w:tc>
-          <w:tcPr>
-            <w:tcW w:type="dxa" w:w="3324"/>
-          </w:tcPr>
-          <w:p>
-            <w:r>
-              <w:rPr>
-                <w:rFonts w:ascii="Times New Roman" w:hAnsi="Times New Roman" w:eastAsia="宋体"/>
-                <w:sz w:val="17"/>
-              </w:rPr>
-              <w:t>中</w:t>
-            </w:r>
-          </w:p>
-        </w:tc>
-        <w:tc>
-          <w:tcPr>
-            <w:tcW w:type="dxa" w:w="3324"/>
-          </w:tcPr>
-          <w:p>
-            <w:r>
-              <w:rPr>
-                <w:rFonts w:ascii="Times New Roman" w:hAnsi="Times New Roman" w:eastAsia="宋体"/>
-                <w:sz w:val="17"/>
-              </w:rPr>
-              <w:t>浏览器控制台出现 **500** `/favicon.ico` 不存在，被兜底异常处理当成 500 新增 `NoResourceFoundException → 404`；页面加内联空图标避免该请求</w:t>
+              <w:t>BT-037</w:t>
+            </w:r>
+          </w:p>
+        </w:tc>
+        <w:tc>
+          <w:tcPr>
+            <w:tcW w:type="dxa" w:w="3324"/>
+          </w:tcPr>
+          <w:p>
+            <w:r>
+              <w:rPr>
+                <w:rFonts w:ascii="Times New Roman" w:hAnsi="Times New Roman" w:eastAsia="宋体"/>
+                <w:sz w:val="17"/>
+              </w:rPr>
+              <w:t>未选会员时不显示代客约课按钮</w:t>
+            </w:r>
+          </w:p>
+        </w:tc>
+        <w:tc>
+          <w:tcPr>
+            <w:tcW w:type="dxa" w:w="3324"/>
+          </w:tcPr>
+          <w:p>
+            <w:r>
+              <w:rPr>
+                <w:rFonts w:ascii="Times New Roman" w:hAnsi="Times New Roman" w:eastAsia="宋体"/>
+                <w:sz w:val="17"/>
+              </w:rPr>
+              <w:t>0 个按钮</w:t>
             </w:r>
           </w:p>
         </w:tc>
@@ -4905,35 +4905,35 @@
                 <w:rFonts w:ascii="Times New Roman" w:hAnsi="Times New Roman" w:eastAsia="宋体"/>
                 <w:sz w:val="17"/>
               </w:rPr>
-              <w:t>**BUG-012**</w:t>
-            </w:r>
-          </w:p>
-        </w:tc>
-        <w:tc>
-          <w:tcPr>
-            <w:tcW w:type="dxa" w:w="3324"/>
-          </w:tcPr>
-          <w:p>
-            <w:r>
-              <w:rPr>
-                <w:rFonts w:ascii="Times New Roman" w:hAnsi="Times New Roman" w:eastAsia="宋体"/>
-                <w:sz w:val="17"/>
-              </w:rPr>
-              <w:t>中</w:t>
-            </w:r>
-          </w:p>
-        </w:tc>
-        <w:tc>
-          <w:tcPr>
-            <w:tcW w:type="dxa" w:w="3324"/>
-          </w:tcPr>
-          <w:p>
-            <w:r>
-              <w:rPr>
-                <w:rFonts w:ascii="Times New Roman" w:hAnsi="Times New Roman" w:eastAsia="宋体"/>
-                <w:sz w:val="17"/>
-              </w:rPr>
-              <w:t>会员端"取消/签到"按钮**点击无反应**（历史遗留） `onclick="doCancel(${b.id})"` 中字符串预约号未加引号 → `ReferenceError` 静默失败 全部改为 `fn('id')`；并新增**静态检查 FE-002/FE-003** 永久防回归</w:t>
+              <w:t>BT-038</w:t>
+            </w:r>
+          </w:p>
+        </w:tc>
+        <w:tc>
+          <w:tcPr>
+            <w:tcW w:type="dxa" w:w="3324"/>
+          </w:tcPr>
+          <w:p>
+            <w:r>
+              <w:rPr>
+                <w:rFonts w:ascii="Times New Roman" w:hAnsi="Times New Roman" w:eastAsia="宋体"/>
+                <w:sz w:val="17"/>
+              </w:rPr>
+              <w:t>点击会员卡后被选中（高亮）</w:t>
+            </w:r>
+          </w:p>
+        </w:tc>
+        <w:tc>
+          <w:tcPr>
+            <w:tcW w:type="dxa" w:w="3324"/>
+          </w:tcPr>
+          <w:p>
+            <w:r>
+              <w:rPr>
+                <w:rFonts w:ascii="Times New Roman" w:hAnsi="Times New Roman" w:eastAsia="宋体"/>
+                <w:sz w:val="17"/>
+              </w:rPr>
+              <w:t>提示变为"已选中：张三（M001）…"</w:t>
             </w:r>
           </w:p>
         </w:tc>
@@ -4949,35 +4949,35 @@
                 <w:rFonts w:ascii="Times New Roman" w:hAnsi="Times New Roman" w:eastAsia="宋体"/>
                 <w:sz w:val="17"/>
               </w:rPr>
-              <w:t>**BUG-013**</w:t>
-            </w:r>
-          </w:p>
-        </w:tc>
-        <w:tc>
-          <w:tcPr>
-            <w:tcW w:type="dxa" w:w="3324"/>
-          </w:tcPr>
-          <w:p>
-            <w:r>
-              <w:rPr>
-                <w:rFonts w:ascii="Times New Roman" w:hAnsi="Times New Roman" w:eastAsia="宋体"/>
-                <w:sz w:val="17"/>
-              </w:rPr>
-              <w:t>低</w:t>
-            </w:r>
-          </w:p>
-        </w:tc>
-        <w:tc>
-          <w:tcPr>
-            <w:tcW w:type="dxa" w:w="3324"/>
-          </w:tcPr>
-          <w:p>
-            <w:r>
-              <w:rPr>
-                <w:rFonts w:ascii="Times New Roman" w:hAnsi="Times New Roman" w:eastAsia="宋体"/>
-                <w:sz w:val="17"/>
-              </w:rPr>
-              <w:t>风险扫描在冷启动首次调用可能出现前端未渲染 前端固定 `sleep` 等待不足 + 后端首次调用较慢 前端改为轮询等待内容；后端去掉一次重复查询</w:t>
+              <w:t>BT-039</w:t>
+            </w:r>
+          </w:p>
+        </w:tc>
+        <w:tc>
+          <w:tcPr>
+            <w:tcW w:type="dxa" w:w="3324"/>
+          </w:tcPr>
+          <w:p>
+            <w:r>
+              <w:rPr>
+                <w:rFonts w:ascii="Times New Roman" w:hAnsi="Times New Roman" w:eastAsia="宋体"/>
+                <w:sz w:val="17"/>
+              </w:rPr>
+              <w:t>课程卡出现「为 TA 约课」按钮</w:t>
+            </w:r>
+          </w:p>
+        </w:tc>
+        <w:tc>
+          <w:tcPr>
+            <w:tcW w:type="dxa" w:w="3324"/>
+          </w:tcPr>
+          <w:p>
+            <w:r>
+              <w:rPr>
+                <w:rFonts w:ascii="Times New Roman" w:hAnsi="Times New Roman" w:eastAsia="宋体"/>
+                <w:sz w:val="17"/>
+              </w:rPr>
+              <w:t>每门课 1 个</w:t>
             </w:r>
           </w:p>
         </w:tc>
@@ -4993,35 +4993,35 @@
                 <w:rFonts w:ascii="Times New Roman" w:hAnsi="Times New Roman" w:eastAsia="宋体"/>
                 <w:sz w:val="17"/>
               </w:rPr>
-              <w:t>**BUG-014**</w:t>
-            </w:r>
-          </w:p>
-        </w:tc>
-        <w:tc>
-          <w:tcPr>
-            <w:tcW w:type="dxa" w:w="3324"/>
-          </w:tcPr>
-          <w:p>
-            <w:r>
-              <w:rPr>
-                <w:rFonts w:ascii="Times New Roman" w:hAnsi="Times New Roman" w:eastAsia="宋体"/>
-                <w:sz w:val="17"/>
-              </w:rPr>
-              <w:t>低</w:t>
-            </w:r>
-          </w:p>
-        </w:tc>
-        <w:tc>
-          <w:tcPr>
-            <w:tcW w:type="dxa" w:w="3324"/>
-          </w:tcPr>
-          <w:p>
-            <w:r>
-              <w:rPr>
-                <w:rFonts w:ascii="Times New Roman" w:hAnsi="Times New Roman" w:eastAsia="宋体"/>
-                <w:sz w:val="17"/>
-              </w:rPr>
-              <w:t>自动化测试偶发失败（约 1/3 概率） 测试用例依赖前一个脚本的数据状态 测试开始前先调用管理员接口重置数据，用例自包含</w:t>
+              <w:t>BT-040</w:t>
+            </w:r>
+          </w:p>
+        </w:tc>
+        <w:tc>
+          <w:tcPr>
+            <w:tcW w:type="dxa" w:w="3324"/>
+          </w:tcPr>
+          <w:p>
+            <w:r>
+              <w:rPr>
+                <w:rFonts w:ascii="Times New Roman" w:hAnsi="Times New Roman" w:eastAsia="宋体"/>
+                <w:sz w:val="17"/>
+              </w:rPr>
+              <w:t>代客约课后已报名名单联动更新</w:t>
+            </w:r>
+          </w:p>
+        </w:tc>
+        <w:tc>
+          <w:tcPr>
+            <w:tcW w:type="dxa" w:w="3324"/>
+          </w:tcPr>
+          <w:p>
+            <w:r>
+              <w:rPr>
+                <w:rFonts w:ascii="Times New Roman" w:hAnsi="Times New Roman" w:eastAsia="宋体"/>
+                <w:sz w:val="17"/>
+              </w:rPr>
+              <w:t>名单变化</w:t>
             </w:r>
           </w:p>
         </w:tc>
@@ -5037,567 +5037,48 @@
                 <w:rFonts w:ascii="Times New Roman" w:hAnsi="Times New Roman" w:eastAsia="宋体"/>
                 <w:sz w:val="17"/>
               </w:rPr>
-              <w:t>编号</w:t>
-            </w:r>
-          </w:p>
-        </w:tc>
-        <w:tc>
-          <w:tcPr>
-            <w:tcW w:type="dxa" w:w="3324"/>
-          </w:tcPr>
-          <w:p>
-            <w:r>
-              <w:rPr>
-                <w:rFonts w:ascii="Times New Roman" w:hAnsi="Times New Roman" w:eastAsia="宋体"/>
-                <w:sz w:val="17"/>
-              </w:rPr>
-              <w:t>现象</w:t>
-            </w:r>
-          </w:p>
-        </w:tc>
-        <w:tc>
-          <w:tcPr>
-            <w:tcW w:type="dxa" w:w="3324"/>
-          </w:tcPr>
-          <w:p>
-            <w:r>
-              <w:rPr>
-                <w:rFonts w:ascii="Times New Roman" w:hAnsi="Times New Roman" w:eastAsia="宋体"/>
-                <w:sz w:val="17"/>
-              </w:rPr>
-              <w:t>修复</w:t>
-            </w:r>
-          </w:p>
-        </w:tc>
-      </w:tr>
-      <w:tr>
-        <w:tc>
-          <w:tcPr>
-            <w:tcW w:type="dxa" w:w="3324"/>
-          </w:tcPr>
-          <w:p>
-            <w:r>
-              <w:rPr>
-                <w:rFonts w:ascii="Times New Roman" w:hAnsi="Times New Roman" w:eastAsia="宋体"/>
-                <w:sz w:val="17"/>
-              </w:rPr>
-              <w:t>BUG-001~006</w:t>
-            </w:r>
-          </w:p>
-        </w:tc>
-        <w:tc>
-          <w:tcPr>
-            <w:tcW w:type="dxa" w:w="3324"/>
-          </w:tcPr>
-          <w:p>
-            <w:r>
-              <w:rPr>
-                <w:rFonts w:ascii="Times New Roman" w:hAnsi="Times New Roman" w:eastAsia="宋体"/>
-                <w:sz w:val="17"/>
-              </w:rPr>
-              <w:t>会员端按钮无反应、状态英文、重复操作 500、后台无预约列表等</w:t>
-            </w:r>
-          </w:p>
-        </w:tc>
-        <w:tc>
-          <w:tcPr>
-            <w:tcW w:type="dxa" w:w="3324"/>
-          </w:tcPr>
-          <w:p>
-            <w:r>
-              <w:rPr>
-                <w:rFonts w:ascii="Times New Roman" w:hAnsi="Times New Roman" w:eastAsia="宋体"/>
-                <w:sz w:val="17"/>
-              </w:rPr>
-              <w:t>见上一版测试文档（已合入本版 BUG-012 等条目）</w:t>
-            </w:r>
-          </w:p>
-        </w:tc>
-      </w:tr>
-      <w:tr>
-        <w:tc>
-          <w:tcPr>
-            <w:tcW w:type="dxa" w:w="3324"/>
-          </w:tcPr>
-          <w:p>
-            <w:r>
-              <w:rPr>
-                <w:rFonts w:ascii="Times New Roman" w:hAnsi="Times New Roman" w:eastAsia="宋体"/>
-                <w:sz w:val="17"/>
-              </w:rPr>
-              <w:t>BUG-007</w:t>
-            </w:r>
-          </w:p>
-        </w:tc>
-        <w:tc>
-          <w:tcPr>
-            <w:tcW w:type="dxa" w:w="3324"/>
-          </w:tcPr>
-          <w:p>
-            <w:r>
-              <w:rPr>
-                <w:rFonts w:ascii="Times New Roman" w:hAnsi="Times New Roman" w:eastAsia="宋体"/>
-                <w:sz w:val="17"/>
-              </w:rPr>
-              <w:t>取消后无法再约同一课程</w:t>
-            </w:r>
-          </w:p>
-        </w:tc>
-        <w:tc>
-          <w:tcPr>
-            <w:tcW w:type="dxa" w:w="3324"/>
-          </w:tcPr>
-          <w:p>
-            <w:r>
-              <w:rPr>
-                <w:rFonts w:ascii="Times New Roman" w:hAnsi="Times New Roman" w:eastAsia="宋体"/>
-                <w:sz w:val="17"/>
-              </w:rPr>
-              <w:t>迁移 V6 删除 booking 唯一键，幂等改由应用层判重</w:t>
-            </w:r>
-          </w:p>
-        </w:tc>
-      </w:tr>
-      <w:tr>
-        <w:tc>
-          <w:tcPr>
-            <w:tcW w:type="dxa" w:w="3324"/>
-          </w:tcPr>
-          <w:p>
-            <w:r>
-              <w:rPr>
-                <w:rFonts w:ascii="Times New Roman" w:hAnsi="Times New Roman" w:eastAsia="宋体"/>
-                <w:sz w:val="17"/>
-              </w:rPr>
-              <w:t>BUG-008</w:t>
-            </w:r>
-          </w:p>
-        </w:tc>
-        <w:tc>
-          <w:tcPr>
-            <w:tcW w:type="dxa" w:w="3324"/>
-          </w:tcPr>
-          <w:p>
-            <w:r>
-              <w:rPr>
-                <w:rFonts w:ascii="Times New Roman" w:hAnsi="Times New Roman" w:eastAsia="宋体"/>
-                <w:sz w:val="17"/>
-              </w:rPr>
-              <w:t>接口中文乱码</w:t>
-            </w:r>
-          </w:p>
-        </w:tc>
-        <w:tc>
-          <w:tcPr>
-            <w:tcW w:type="dxa" w:w="3324"/>
-          </w:tcPr>
-          <w:p>
-            <w:r>
-              <w:rPr>
-                <w:rFonts w:ascii="Times New Roman" w:hAnsi="Times New Roman" w:eastAsia="宋体"/>
-                <w:sz w:val="17"/>
-              </w:rPr>
-              <w:t>`spring.sql.init.encoding: UTF-8`</w:t>
-            </w:r>
-          </w:p>
-        </w:tc>
-      </w:tr>
-      <w:tr>
-        <w:tc>
-          <w:tcPr>
-            <w:tcW w:type="dxa" w:w="3324"/>
-          </w:tcPr>
-          <w:p>
-            <w:r>
-              <w:rPr>
-                <w:rFonts w:ascii="Times New Roman" w:hAnsi="Times New Roman" w:eastAsia="宋体"/>
-                <w:sz w:val="17"/>
-              </w:rPr>
-              <w:t>BUG-009</w:t>
-            </w:r>
-          </w:p>
-        </w:tc>
-        <w:tc>
-          <w:tcPr>
-            <w:tcW w:type="dxa" w:w="3324"/>
-          </w:tcPr>
-          <w:p>
-            <w:r>
-              <w:rPr>
-                <w:rFonts w:ascii="Times New Roman" w:hAnsi="Times New Roman" w:eastAsia="宋体"/>
-                <w:sz w:val="17"/>
-              </w:rPr>
-              <w:t>健康检查 DOWN</w:t>
-            </w:r>
-          </w:p>
-        </w:tc>
-        <w:tc>
-          <w:tcPr>
-            <w:tcW w:type="dxa" w:w="3324"/>
-          </w:tcPr>
-          <w:p>
-            <w:r>
-              <w:rPr>
-                <w:rFonts w:ascii="Times New Roman" w:hAnsi="Times New Roman" w:eastAsia="宋体"/>
-                <w:sz w:val="17"/>
-              </w:rPr>
-              <w:t>本地关闭 Redis 健康检查</w:t>
-            </w:r>
-          </w:p>
-        </w:tc>
-      </w:tr>
-      <w:tr>
-        <w:tc>
-          <w:tcPr>
-            <w:tcW w:type="dxa" w:w="3324"/>
-          </w:tcPr>
-          <w:p>
-            <w:r>
-              <w:rPr>
-                <w:rFonts w:ascii="Times New Roman" w:hAnsi="Times New Roman" w:eastAsia="宋体"/>
-                <w:sz w:val="17"/>
-              </w:rPr>
-              <w:t>层次</w:t>
-            </w:r>
-          </w:p>
-        </w:tc>
-        <w:tc>
-          <w:tcPr>
-            <w:tcW w:type="dxa" w:w="3324"/>
-          </w:tcPr>
-          <w:p>
-            <w:r>
-              <w:rPr>
-                <w:rFonts w:ascii="Times New Roman" w:hAnsi="Times New Roman" w:eastAsia="宋体"/>
-                <w:sz w:val="17"/>
-              </w:rPr>
-              <w:t>命令</w:t>
-            </w:r>
-          </w:p>
-        </w:tc>
-        <w:tc>
-          <w:tcPr>
-            <w:tcW w:type="dxa" w:w="3324"/>
-          </w:tcPr>
-          <w:p>
-            <w:r>
-              <w:rPr>
-                <w:rFonts w:ascii="Times New Roman" w:hAnsi="Times New Roman" w:eastAsia="宋体"/>
-                <w:sz w:val="17"/>
-              </w:rPr>
-              <w:t>结果</w:t>
-            </w:r>
-          </w:p>
-        </w:tc>
-      </w:tr>
-      <w:tr>
-        <w:tc>
-          <w:tcPr>
-            <w:tcW w:type="dxa" w:w="3324"/>
-          </w:tcPr>
-          <w:p>
-            <w:r>
-              <w:rPr>
-                <w:rFonts w:ascii="Times New Roman" w:hAnsi="Times New Roman" w:eastAsia="宋体"/>
-                <w:sz w:val="17"/>
-              </w:rPr>
-              <w:t>单元 + 架构 + BDD</w:t>
-            </w:r>
-          </w:p>
-        </w:tc>
-        <w:tc>
-          <w:tcPr>
-            <w:tcW w:type="dxa" w:w="3324"/>
-          </w:tcPr>
-          <w:p>
-            <w:r>
-              <w:rPr>
-                <w:rFonts w:ascii="Times New Roman" w:hAnsi="Times New Roman" w:eastAsia="宋体"/>
-                <w:sz w:val="17"/>
-              </w:rPr>
-              <w:t>`mvn test`</w:t>
-            </w:r>
-          </w:p>
-        </w:tc>
-        <w:tc>
-          <w:tcPr>
-            <w:tcW w:type="dxa" w:w="3324"/>
-          </w:tcPr>
-          <w:p>
-            <w:r>
-              <w:rPr>
-                <w:rFonts w:ascii="Times New Roman" w:hAnsi="Times New Roman" w:eastAsia="宋体"/>
-                <w:sz w:val="17"/>
-              </w:rPr>
-              <w:t>**70 / 70 通过**，BUILD SUCCESS</w:t>
-            </w:r>
-          </w:p>
-        </w:tc>
-      </w:tr>
-      <w:tr>
-        <w:tc>
-          <w:tcPr>
-            <w:tcW w:type="dxa" w:w="3324"/>
-          </w:tcPr>
-          <w:p>
-            <w:r>
-              <w:rPr>
-                <w:rFonts w:ascii="Times New Roman" w:hAnsi="Times New Roman" w:eastAsia="宋体"/>
-                <w:sz w:val="17"/>
-              </w:rPr>
-              <w:t>集成测试</w:t>
-            </w:r>
-          </w:p>
-        </w:tc>
-        <w:tc>
-          <w:tcPr>
-            <w:tcW w:type="dxa" w:w="3324"/>
-          </w:tcPr>
-          <w:p>
-            <w:r>
-              <w:rPr>
-                <w:rFonts w:ascii="Times New Roman" w:hAnsi="Times New Roman" w:eastAsia="宋体"/>
-                <w:sz w:val="17"/>
-              </w:rPr>
-              <w:t>`node verify/integration-test.js`</w:t>
-            </w:r>
-          </w:p>
-        </w:tc>
-        <w:tc>
-          <w:tcPr>
-            <w:tcW w:type="dxa" w:w="3324"/>
-          </w:tcPr>
-          <w:p>
-            <w:r>
-              <w:rPr>
-                <w:rFonts w:ascii="Times New Roman" w:hAnsi="Times New Roman" w:eastAsia="宋体"/>
-                <w:sz w:val="17"/>
-              </w:rPr>
-              <w:t>**62 / 62 通过**</w:t>
-            </w:r>
-          </w:p>
-        </w:tc>
-      </w:tr>
-      <w:tr>
-        <w:tc>
-          <w:tcPr>
-            <w:tcW w:type="dxa" w:w="3324"/>
-          </w:tcPr>
-          <w:p>
-            <w:r>
-              <w:rPr>
-                <w:rFonts w:ascii="Times New Roman" w:hAnsi="Times New Roman" w:eastAsia="宋体"/>
-                <w:sz w:val="17"/>
-              </w:rPr>
-              <w:t>前端静态检查</w:t>
-            </w:r>
-          </w:p>
-        </w:tc>
-        <w:tc>
-          <w:tcPr>
-            <w:tcW w:type="dxa" w:w="3324"/>
-          </w:tcPr>
-          <w:p>
-            <w:r>
-              <w:rPr>
-                <w:rFonts w:ascii="Times New Roman" w:hAnsi="Times New Roman" w:eastAsia="宋体"/>
-                <w:sz w:val="17"/>
-              </w:rPr>
-              <w:t>`node verify/frontend-check.js`</w:t>
-            </w:r>
-          </w:p>
-        </w:tc>
-        <w:tc>
-          <w:tcPr>
-            <w:tcW w:type="dxa" w:w="3324"/>
-          </w:tcPr>
-          <w:p>
-            <w:r>
-              <w:rPr>
-                <w:rFonts w:ascii="Times New Roman" w:hAnsi="Times New Roman" w:eastAsia="宋体"/>
-                <w:sz w:val="17"/>
-              </w:rPr>
-              <w:t>**5 / 5 通过**</w:t>
-            </w:r>
-          </w:p>
-        </w:tc>
-      </w:tr>
-      <w:tr>
-        <w:tc>
-          <w:tcPr>
-            <w:tcW w:type="dxa" w:w="3324"/>
-          </w:tcPr>
-          <w:p>
-            <w:r>
-              <w:rPr>
-                <w:rFonts w:ascii="Times New Roman" w:hAnsi="Times New Roman" w:eastAsia="宋体"/>
-                <w:sz w:val="17"/>
-              </w:rPr>
-              <w:t>真实浏览器测试</w:t>
-            </w:r>
-          </w:p>
-        </w:tc>
-        <w:tc>
-          <w:tcPr>
-            <w:tcW w:type="dxa" w:w="3324"/>
-          </w:tcPr>
-          <w:p>
-            <w:r>
-              <w:rPr>
-                <w:rFonts w:ascii="Times New Roman" w:hAnsi="Times New Roman" w:eastAsia="宋体"/>
-                <w:sz w:val="17"/>
-              </w:rPr>
-              <w:t>`node verify/browser-test.js`</w:t>
-            </w:r>
-          </w:p>
-        </w:tc>
-        <w:tc>
-          <w:tcPr>
-            <w:tcW w:type="dxa" w:w="3324"/>
-          </w:tcPr>
-          <w:p>
-            <w:r>
-              <w:rPr>
-                <w:rFonts w:ascii="Times New Roman" w:hAnsi="Times New Roman" w:eastAsia="宋体"/>
-                <w:sz w:val="17"/>
-              </w:rPr>
-              <w:t>**36 / 36 通过**</w:t>
-            </w:r>
-          </w:p>
-        </w:tc>
-      </w:tr>
-      <w:tr>
-        <w:tc>
-          <w:tcPr>
-            <w:tcW w:type="dxa" w:w="3324"/>
-          </w:tcPr>
-          <w:p>
-            <w:r>
-              <w:rPr>
-                <w:rFonts w:ascii="Times New Roman" w:hAnsi="Times New Roman" w:eastAsia="宋体"/>
-                <w:sz w:val="17"/>
-              </w:rPr>
-              <w:t>Node 参考实现 BDD</w:t>
-            </w:r>
-          </w:p>
-        </w:tc>
-        <w:tc>
-          <w:tcPr>
-            <w:tcW w:type="dxa" w:w="3324"/>
-          </w:tcPr>
-          <w:p>
-            <w:r>
-              <w:rPr>
-                <w:rFonts w:ascii="Times New Roman" w:hAnsi="Times New Roman" w:eastAsia="宋体"/>
-                <w:sz w:val="17"/>
-              </w:rPr>
-              <w:t>`node verify/run.js`</w:t>
-            </w:r>
-          </w:p>
-        </w:tc>
-        <w:tc>
-          <w:tcPr>
-            <w:tcW w:type="dxa" w:w="3324"/>
-          </w:tcPr>
-          <w:p>
-            <w:r>
-              <w:rPr>
-                <w:rFonts w:ascii="Times New Roman" w:hAnsi="Times New Roman" w:eastAsia="宋体"/>
-                <w:sz w:val="17"/>
-              </w:rPr>
-              <w:t>**18 / 18 通过**</w:t>
-            </w:r>
-          </w:p>
-        </w:tc>
-      </w:tr>
-      <w:tr>
-        <w:tc>
-          <w:tcPr>
-            <w:tcW w:type="dxa" w:w="3324"/>
-          </w:tcPr>
-          <w:p>
-            <w:r>
-              <w:rPr>
-                <w:rFonts w:ascii="Times New Roman" w:hAnsi="Times New Roman" w:eastAsia="宋体"/>
-                <w:sz w:val="17"/>
-              </w:rPr>
-              <w:t>Node 可运行版接口冒烟</w:t>
-            </w:r>
-          </w:p>
-        </w:tc>
-        <w:tc>
-          <w:tcPr>
-            <w:tcW w:type="dxa" w:w="3324"/>
-          </w:tcPr>
-          <w:p>
-            <w:r>
-              <w:rPr>
-                <w:rFonts w:ascii="Times New Roman" w:hAnsi="Times New Roman" w:eastAsia="宋体"/>
-                <w:sz w:val="17"/>
-              </w:rPr>
-              <w:t>`node app/smoke.js`</w:t>
-            </w:r>
-          </w:p>
-        </w:tc>
-        <w:tc>
-          <w:tcPr>
-            <w:tcW w:type="dxa" w:w="3324"/>
-          </w:tcPr>
-          <w:p>
-            <w:r>
-              <w:rPr>
-                <w:rFonts w:ascii="Times New Roman" w:hAnsi="Times New Roman" w:eastAsia="宋体"/>
-                <w:sz w:val="17"/>
-              </w:rPr>
-              <w:t>**18 / 18 通过**</w:t>
-            </w:r>
-          </w:p>
-        </w:tc>
-      </w:tr>
-      <w:tr>
-        <w:tc>
-          <w:tcPr>
-            <w:tcW w:type="dxa" w:w="3324"/>
-          </w:tcPr>
-          <w:p>
-            <w:r>
-              <w:rPr>
-                <w:rFonts w:ascii="Times New Roman" w:hAnsi="Times New Roman" w:eastAsia="宋体"/>
-                <w:sz w:val="17"/>
-              </w:rPr>
-              <w:t>**合计**</w:t>
-            </w:r>
-          </w:p>
-        </w:tc>
-        <w:tc>
-          <w:tcPr>
-            <w:tcW w:type="dxa" w:w="3324"/>
-          </w:tcPr>
-          <w:p>
-            <w:r>
-              <w:rPr>
-                <w:rFonts w:ascii="Times New Roman" w:hAnsi="Times New Roman" w:eastAsia="宋体"/>
-                <w:sz w:val="17"/>
-              </w:rPr>
-            </w:r>
-          </w:p>
-        </w:tc>
-        <w:tc>
-          <w:tcPr>
-            <w:tcW w:type="dxa" w:w="3324"/>
-          </w:tcPr>
-          <w:p>
-            <w:r>
-              <w:rPr>
-                <w:rFonts w:ascii="Times New Roman" w:hAnsi="Times New Roman" w:eastAsia="宋体"/>
-                <w:sz w:val="17"/>
-              </w:rPr>
-              <w:t>**209 项检查全部通过**</w:t>
+              <w:t>—</w:t>
+            </w:r>
+          </w:p>
+        </w:tc>
+        <w:tc>
+          <w:tcPr>
+            <w:tcW w:type="dxa" w:w="3324"/>
+          </w:tcPr>
+          <w:p>
+            <w:r>
+              <w:rPr>
+                <w:rFonts w:ascii="Times New Roman" w:hAnsi="Times New Roman" w:eastAsia="宋体"/>
+                <w:sz w:val="17"/>
+              </w:rPr>
+              <w:t>会员卡显示「已约 N 门」；课程卡显示「已报名（N）：姓名…」</w:t>
+            </w:r>
+          </w:p>
+        </w:tc>
+        <w:tc>
+          <w:tcPr>
+            <w:tcW w:type="dxa" w:w="3324"/>
+          </w:tcPr>
+          <w:p>
+            <w:r>
+              <w:rPr>
+                <w:rFonts w:ascii="Times New Roman" w:hAnsi="Times New Roman" w:eastAsia="宋体"/>
+                <w:sz w:val="17"/>
+              </w:rPr>
+              <w:t>联动展示</w:t>
             </w:r>
           </w:p>
         </w:tc>
       </w:tr>
     </w:tbl>
+    <w:p>
+      <w:pPr>
+        <w:pStyle w:val="Heading2"/>
+      </w:pPr>
+      <w:r>
+        <w:t>A2 会员自助注册（免登录）</w:t>
+      </w:r>
+    </w:p>
     <w:p>
       <w:pPr>
         <w:pStyle w:val="Heading2"/>
@@ -5651,9 +5132,1313 @@
         <w:pStyle w:val="Heading2"/>
       </w:pPr>
       <w:r>
+        <w:t>G 门店后台：会员 ↔ 课程余位联动</w:t>
+      </w:r>
+    </w:p>
+    <w:p>
+      <w:pPr>
+        <w:ind w:left="283"/>
+      </w:pPr>
+      <w:r>
+        <w:t>设计说明：原先每张课程卡平铺</w:t>
+      </w:r>
+      <w:r>
+        <w:rPr>
+          <w:b/>
+        </w:rPr>
+        <w:t>所有</w:t>
+      </w:r>
+      <w:r>
+        <w:t>会员的约课按钮（会员一多就无法阅读）。</w:t>
+      </w:r>
+    </w:p>
+    <w:p>
+      <w:pPr>
+        <w:ind w:left="283"/>
+      </w:pPr>
+      <w:r>
+        <w:t>现改为「先选会员 → 再点课程卡上的『为 TA 约课』」，并在课程卡上直接列出已报名名单，</w:t>
+      </w:r>
+    </w:p>
+    <w:p>
+      <w:pPr>
+        <w:ind w:left="283"/>
+      </w:pPr>
+      <w:r>
+        <w:t>余位与名单随预约数据实时刷新，形成会员与课程的双向联动。</w:t>
+      </w:r>
+    </w:p>
+    <w:p>
+      <w:pPr>
+        <w:pStyle w:val="Heading2"/>
+      </w:pPr>
+      <w:r>
         <w:t>F 页面与前端健壮性</w:t>
       </w:r>
     </w:p>
+    <w:tbl>
+      <w:tblPr>
+        <w:tblStyle w:val="TableGrid"/>
+        <w:tblW w:type="auto" w:w="0"/>
+        <w:tblLook w:firstColumn="1" w:firstRow="1" w:lastColumn="0" w:lastRow="0" w:noHBand="0" w:noVBand="1" w:val="04A0"/>
+      </w:tblPr>
+      <w:tblGrid>
+        <w:gridCol w:w="3324"/>
+        <w:gridCol w:w="3324"/>
+        <w:gridCol w:w="3324"/>
+      </w:tblGrid>
+      <w:tr>
+        <w:tc>
+          <w:tcPr>
+            <w:tcW w:type="dxa" w:w="3324"/>
+          </w:tcPr>
+          <w:p/>
+        </w:tc>
+        <w:tc>
+          <w:tcPr>
+            <w:tcW w:type="dxa" w:w="3324"/>
+          </w:tcPr>
+          <w:p/>
+        </w:tc>
+        <w:tc>
+          <w:tcPr>
+            <w:tcW w:type="dxa" w:w="3324"/>
+          </w:tcPr>
+          <w:p/>
+        </w:tc>
+      </w:tr>
+      <w:tr>
+        <w:tc>
+          <w:tcPr>
+            <w:tcW w:type="dxa" w:w="3324"/>
+          </w:tcPr>
+          <w:p>
+            <w:r>
+              <w:rPr>
+                <w:rFonts w:ascii="Times New Roman" w:hAnsi="Times New Roman" w:eastAsia="宋体"/>
+                <w:sz w:val="17"/>
+              </w:rPr>
+              <w:t>编号</w:t>
+            </w:r>
+          </w:p>
+        </w:tc>
+        <w:tc>
+          <w:tcPr>
+            <w:tcW w:type="dxa" w:w="3324"/>
+          </w:tcPr>
+          <w:p>
+            <w:r>
+              <w:rPr>
+                <w:rFonts w:ascii="Times New Roman" w:hAnsi="Times New Roman" w:eastAsia="宋体"/>
+                <w:sz w:val="17"/>
+              </w:rPr>
+              <w:t>用例</w:t>
+            </w:r>
+          </w:p>
+        </w:tc>
+        <w:tc>
+          <w:tcPr>
+            <w:tcW w:type="dxa" w:w="3324"/>
+          </w:tcPr>
+          <w:p>
+            <w:r>
+              <w:rPr>
+                <w:rFonts w:ascii="Times New Roman" w:hAnsi="Times New Roman" w:eastAsia="宋体"/>
+                <w:sz w:val="17"/>
+              </w:rPr>
+              <w:t>预期</w:t>
+            </w:r>
+          </w:p>
+        </w:tc>
+      </w:tr>
+      <w:tr>
+        <w:tc>
+          <w:tcPr>
+            <w:tcW w:type="dxa" w:w="3324"/>
+          </w:tcPr>
+          <w:p>
+            <w:r>
+              <w:rPr>
+                <w:rFonts w:ascii="Times New Roman" w:hAnsi="Times New Roman" w:eastAsia="宋体"/>
+                <w:sz w:val="17"/>
+              </w:rPr>
+              <w:t>IT-045</w:t>
+            </w:r>
+          </w:p>
+        </w:tc>
+        <w:tc>
+          <w:tcPr>
+            <w:tcW w:type="dxa" w:w="3324"/>
+          </w:tcPr>
+          <w:p>
+            <w:r>
+              <w:rPr>
+                <w:rFonts w:ascii="Times New Roman" w:hAnsi="Times New Roman" w:eastAsia="宋体"/>
+                <w:sz w:val="17"/>
+              </w:rPr>
+              <w:t>统一页面可访问</w:t>
+            </w:r>
+          </w:p>
+        </w:tc>
+        <w:tc>
+          <w:tcPr>
+            <w:tcW w:type="dxa" w:w="3324"/>
+          </w:tcPr>
+          <w:p>
+            <w:r>
+              <w:rPr>
+                <w:rFonts w:ascii="Times New Roman" w:hAnsi="Times New Roman" w:eastAsia="宋体"/>
+                <w:sz w:val="17"/>
+              </w:rPr>
+              <w:t>200，含登录入口</w:t>
+            </w:r>
+          </w:p>
+        </w:tc>
+      </w:tr>
+      <w:tr>
+        <w:tc>
+          <w:tcPr>
+            <w:tcW w:type="dxa" w:w="3324"/>
+          </w:tcPr>
+          <w:p>
+            <w:r>
+              <w:rPr>
+                <w:rFonts w:ascii="Times New Roman" w:hAnsi="Times New Roman" w:eastAsia="宋体"/>
+                <w:sz w:val="17"/>
+              </w:rPr>
+              <w:t>FE-001</w:t>
+            </w:r>
+          </w:p>
+        </w:tc>
+        <w:tc>
+          <w:tcPr>
+            <w:tcW w:type="dxa" w:w="3324"/>
+          </w:tcPr>
+          <w:p>
+            <w:r>
+              <w:rPr>
+                <w:rFonts w:ascii="Times New Roman" w:hAnsi="Times New Roman" w:eastAsia="宋体"/>
+                <w:sz w:val="17"/>
+              </w:rPr>
+              <w:t>内联脚本语法</w:t>
+            </w:r>
+          </w:p>
+        </w:tc>
+        <w:tc>
+          <w:tcPr>
+            <w:tcW w:type="dxa" w:w="3324"/>
+          </w:tcPr>
+          <w:p>
+            <w:r>
+              <w:rPr>
+                <w:rFonts w:ascii="Times New Roman" w:hAnsi="Times New Roman" w:eastAsia="宋体"/>
+                <w:sz w:val="17"/>
+              </w:rPr>
+              <w:t>合法</w:t>
+            </w:r>
+          </w:p>
+        </w:tc>
+      </w:tr>
+      <w:tr>
+        <w:tc>
+          <w:tcPr>
+            <w:tcW w:type="dxa" w:w="3324"/>
+          </w:tcPr>
+          <w:p>
+            <w:r>
+              <w:rPr>
+                <w:rFonts w:ascii="Times New Roman" w:hAnsi="Times New Roman" w:eastAsia="宋体"/>
+                <w:sz w:val="17"/>
+              </w:rPr>
+              <w:t>FE-002</w:t>
+            </w:r>
+          </w:p>
+        </w:tc>
+        <w:tc>
+          <w:tcPr>
+            <w:tcW w:type="dxa" w:w="3324"/>
+          </w:tcPr>
+          <w:p>
+            <w:r>
+              <w:rPr>
+                <w:rFonts w:ascii="Times New Roman" w:hAnsi="Times New Roman" w:eastAsia="宋体"/>
+                <w:sz w:val="17"/>
+              </w:rPr>
+              <w:t>onclick 参数已加引号</w:t>
+            </w:r>
+          </w:p>
+        </w:tc>
+        <w:tc>
+          <w:tcPr>
+            <w:tcW w:type="dxa" w:w="3324"/>
+          </w:tcPr>
+          <w:p>
+            <w:r>
+              <w:rPr>
+                <w:rFonts w:ascii="Times New Roman" w:hAnsi="Times New Roman" w:eastAsia="宋体"/>
+                <w:sz w:val="17"/>
+              </w:rPr>
+              <w:t>41 个处理器全部合规</w:t>
+            </w:r>
+          </w:p>
+        </w:tc>
+      </w:tr>
+      <w:tr>
+        <w:tc>
+          <w:tcPr>
+            <w:tcW w:type="dxa" w:w="3324"/>
+          </w:tcPr>
+          <w:p>
+            <w:r>
+              <w:rPr>
+                <w:rFonts w:ascii="Times New Roman" w:hAnsi="Times New Roman" w:eastAsia="宋体"/>
+                <w:sz w:val="17"/>
+              </w:rPr>
+              <w:t>FE-003</w:t>
+            </w:r>
+          </w:p>
+        </w:tc>
+        <w:tc>
+          <w:tcPr>
+            <w:tcW w:type="dxa" w:w="3324"/>
+          </w:tcPr>
+          <w:p>
+            <w:r>
+              <w:rPr>
+                <w:rFonts w:ascii="Times New Roman" w:hAnsi="Times New Roman" w:eastAsia="宋体"/>
+                <w:sz w:val="17"/>
+              </w:rPr>
+              <w:t>onclick 调用的函数已定义</w:t>
+            </w:r>
+          </w:p>
+        </w:tc>
+        <w:tc>
+          <w:tcPr>
+            <w:tcW w:type="dxa" w:w="3324"/>
+          </w:tcPr>
+          <w:p>
+            <w:r>
+              <w:rPr>
+                <w:rFonts w:ascii="Times New Roman" w:hAnsi="Times New Roman" w:eastAsia="宋体"/>
+                <w:sz w:val="17"/>
+              </w:rPr>
+              <w:t>41 个函数全部存在</w:t>
+            </w:r>
+          </w:p>
+        </w:tc>
+      </w:tr>
+      <w:tr>
+        <w:tc>
+          <w:tcPr>
+            <w:tcW w:type="dxa" w:w="3324"/>
+          </w:tcPr>
+          <w:p>
+            <w:r>
+              <w:rPr>
+                <w:rFonts w:ascii="Times New Roman" w:hAnsi="Times New Roman" w:eastAsia="宋体"/>
+                <w:sz w:val="17"/>
+              </w:rPr>
+              <w:t>FE-004</w:t>
+            </w:r>
+          </w:p>
+        </w:tc>
+        <w:tc>
+          <w:tcPr>
+            <w:tcW w:type="dxa" w:w="3324"/>
+          </w:tcPr>
+          <w:p>
+            <w:r>
+              <w:rPr>
+                <w:rFonts w:ascii="Times New Roman" w:hAnsi="Times New Roman" w:eastAsia="宋体"/>
+                <w:sz w:val="17"/>
+              </w:rPr>
+              <w:t>`$('id')` 引用的元素存在</w:t>
+            </w:r>
+          </w:p>
+        </w:tc>
+        <w:tc>
+          <w:tcPr>
+            <w:tcW w:type="dxa" w:w="3324"/>
+          </w:tcPr>
+          <w:p>
+            <w:r>
+              <w:rPr>
+                <w:rFonts w:ascii="Times New Roman" w:hAnsi="Times New Roman" w:eastAsia="宋体"/>
+                <w:sz w:val="17"/>
+              </w:rPr>
+              <w:t>45 个元素全部存在</w:t>
+            </w:r>
+          </w:p>
+        </w:tc>
+      </w:tr>
+      <w:tr>
+        <w:tc>
+          <w:tcPr>
+            <w:tcW w:type="dxa" w:w="3324"/>
+          </w:tcPr>
+          <w:p>
+            <w:r>
+              <w:rPr>
+                <w:rFonts w:ascii="Times New Roman" w:hAnsi="Times New Roman" w:eastAsia="宋体"/>
+                <w:sz w:val="17"/>
+              </w:rPr>
+              <w:t>FE-005</w:t>
+            </w:r>
+          </w:p>
+        </w:tc>
+        <w:tc>
+          <w:tcPr>
+            <w:tcW w:type="dxa" w:w="3324"/>
+          </w:tcPr>
+          <w:p>
+            <w:r>
+              <w:rPr>
+                <w:rFonts w:ascii="Times New Roman" w:hAnsi="Times New Roman" w:eastAsia="宋体"/>
+                <w:sz w:val="17"/>
+              </w:rPr>
+              <w:t>前端调用的接口后端均存在</w:t>
+            </w:r>
+          </w:p>
+        </w:tc>
+        <w:tc>
+          <w:tcPr>
+            <w:tcW w:type="dxa" w:w="3324"/>
+          </w:tcPr>
+          <w:p>
+            <w:r>
+              <w:rPr>
+                <w:rFonts w:ascii="Times New Roman" w:hAnsi="Times New Roman" w:eastAsia="宋体"/>
+                <w:sz w:val="17"/>
+              </w:rPr>
+              <w:t>30 个调用全部匹配</w:t>
+            </w:r>
+          </w:p>
+        </w:tc>
+      </w:tr>
+      <w:tr>
+        <w:tc>
+          <w:tcPr>
+            <w:tcW w:type="dxa" w:w="3324"/>
+          </w:tcPr>
+          <w:p>
+            <w:r>
+              <w:rPr>
+                <w:rFonts w:ascii="Times New Roman" w:hAnsi="Times New Roman" w:eastAsia="宋体"/>
+                <w:sz w:val="17"/>
+              </w:rPr>
+              <w:t>BT-001~004</w:t>
+            </w:r>
+          </w:p>
+        </w:tc>
+        <w:tc>
+          <w:tcPr>
+            <w:tcW w:type="dxa" w:w="3324"/>
+          </w:tcPr>
+          <w:p>
+            <w:r>
+              <w:rPr>
+                <w:rFonts w:ascii="Times New Roman" w:hAnsi="Times New Roman" w:eastAsia="宋体"/>
+                <w:sz w:val="17"/>
+              </w:rPr>
+              <w:t>登录页渲染、演示账号、填充按钮、错误提示</w:t>
+            </w:r>
+          </w:p>
+        </w:tc>
+        <w:tc>
+          <w:tcPr>
+            <w:tcW w:type="dxa" w:w="3324"/>
+          </w:tcPr>
+          <w:p>
+            <w:r>
+              <w:rPr>
+                <w:rFonts w:ascii="Times New Roman" w:hAnsi="Times New Roman" w:eastAsia="宋体"/>
+                <w:sz w:val="17"/>
+              </w:rPr>
+              <w:t>全部有响应</w:t>
+            </w:r>
+          </w:p>
+        </w:tc>
+      </w:tr>
+      <w:tr>
+        <w:tc>
+          <w:tcPr>
+            <w:tcW w:type="dxa" w:w="3324"/>
+          </w:tcPr>
+          <w:p>
+            <w:r>
+              <w:rPr>
+                <w:rFonts w:ascii="Times New Roman" w:hAnsi="Times New Roman" w:eastAsia="宋体"/>
+                <w:sz w:val="17"/>
+              </w:rPr>
+              <w:t>BT-029~032</w:t>
+            </w:r>
+          </w:p>
+        </w:tc>
+        <w:tc>
+          <w:tcPr>
+            <w:tcW w:type="dxa" w:w="3324"/>
+          </w:tcPr>
+          <w:p>
+            <w:r>
+              <w:rPr>
+                <w:rFonts w:ascii="Times New Roman" w:hAnsi="Times New Roman" w:eastAsia="宋体"/>
+                <w:sz w:val="17"/>
+              </w:rPr>
+              <w:t>无 JS 错误 / 无 5xx / 无未定义函数 / 无 404</w:t>
+            </w:r>
+          </w:p>
+        </w:tc>
+        <w:tc>
+          <w:tcPr>
+            <w:tcW w:type="dxa" w:w="3324"/>
+          </w:tcPr>
+          <w:p>
+            <w:r>
+              <w:rPr>
+                <w:rFonts w:ascii="Times New Roman" w:hAnsi="Times New Roman" w:eastAsia="宋体"/>
+                <w:sz w:val="17"/>
+              </w:rPr>
+              <w:t>全部为 0</w:t>
+            </w:r>
+          </w:p>
+        </w:tc>
+      </w:tr>
+      <w:tr>
+        <w:tc>
+          <w:tcPr>
+            <w:tcW w:type="dxa" w:w="3324"/>
+          </w:tcPr>
+          <w:p>
+            <w:r>
+              <w:rPr>
+                <w:rFonts w:ascii="Times New Roman" w:hAnsi="Times New Roman" w:eastAsia="宋体"/>
+                <w:sz w:val="17"/>
+              </w:rPr>
+              <w:t>编号</w:t>
+            </w:r>
+          </w:p>
+        </w:tc>
+        <w:tc>
+          <w:tcPr>
+            <w:tcW w:type="dxa" w:w="3324"/>
+          </w:tcPr>
+          <w:p>
+            <w:r>
+              <w:rPr>
+                <w:rFonts w:ascii="Times New Roman" w:hAnsi="Times New Roman" w:eastAsia="宋体"/>
+                <w:sz w:val="17"/>
+              </w:rPr>
+              <w:t>级别</w:t>
+            </w:r>
+          </w:p>
+        </w:tc>
+        <w:tc>
+          <w:tcPr>
+            <w:tcW w:type="dxa" w:w="3324"/>
+          </w:tcPr>
+          <w:p>
+            <w:r>
+              <w:rPr>
+                <w:rFonts w:ascii="Times New Roman" w:hAnsi="Times New Roman" w:eastAsia="宋体"/>
+                <w:sz w:val="17"/>
+              </w:rPr>
+              <w:t>现象 根因 修复</w:t>
+            </w:r>
+          </w:p>
+        </w:tc>
+      </w:tr>
+      <w:tr>
+        <w:tc>
+          <w:tcPr>
+            <w:tcW w:type="dxa" w:w="3324"/>
+          </w:tcPr>
+          <w:p>
+            <w:r>
+              <w:rPr>
+                <w:rFonts w:ascii="Times New Roman" w:hAnsi="Times New Roman" w:eastAsia="宋体"/>
+                <w:sz w:val="17"/>
+              </w:rPr>
+              <w:t>**BUG-010**</w:t>
+            </w:r>
+          </w:p>
+        </w:tc>
+        <w:tc>
+          <w:tcPr>
+            <w:tcW w:type="dxa" w:w="3324"/>
+          </w:tcPr>
+          <w:p>
+            <w:r>
+              <w:rPr>
+                <w:rFonts w:ascii="Times New Roman" w:hAnsi="Times New Roman" w:eastAsia="宋体"/>
+                <w:sz w:val="17"/>
+              </w:rPr>
+              <w:t>**严重**</w:t>
+            </w:r>
+          </w:p>
+        </w:tc>
+        <w:tc>
+          <w:tcPr>
+            <w:tcW w:type="dxa" w:w="3324"/>
+          </w:tcPr>
+          <w:p>
+            <w:r>
+              <w:rPr>
+                <w:rFonts w:ascii="Times New Roman" w:hAnsi="Times New Roman" w:eastAsia="宋体"/>
+                <w:sz w:val="17"/>
+              </w:rPr>
+              <w:t>后端**第二次启动直接失败**（Cannot start ApplicationContext） 账号初始化不幂等：重复绑定角色触发主键冲突，被 catch 吞掉但事务已被标记 rollback-only，提交时抛 `UnexpectedRollbackException` `bindRole` 改为 SQL 层 `insert ... select ... where not exists` 幂等写入；已连续两次重启验证</w:t>
+            </w:r>
+          </w:p>
+        </w:tc>
+      </w:tr>
+      <w:tr>
+        <w:tc>
+          <w:tcPr>
+            <w:tcW w:type="dxa" w:w="3324"/>
+          </w:tcPr>
+          <w:p>
+            <w:r>
+              <w:rPr>
+                <w:rFonts w:ascii="Times New Roman" w:hAnsi="Times New Roman" w:eastAsia="宋体"/>
+                <w:sz w:val="17"/>
+              </w:rPr>
+              <w:t>**BUG-011**</w:t>
+            </w:r>
+          </w:p>
+        </w:tc>
+        <w:tc>
+          <w:tcPr>
+            <w:tcW w:type="dxa" w:w="3324"/>
+          </w:tcPr>
+          <w:p>
+            <w:r>
+              <w:rPr>
+                <w:rFonts w:ascii="Times New Roman" w:hAnsi="Times New Roman" w:eastAsia="宋体"/>
+                <w:sz w:val="17"/>
+              </w:rPr>
+              <w:t>中</w:t>
+            </w:r>
+          </w:p>
+        </w:tc>
+        <w:tc>
+          <w:tcPr>
+            <w:tcW w:type="dxa" w:w="3324"/>
+          </w:tcPr>
+          <w:p>
+            <w:r>
+              <w:rPr>
+                <w:rFonts w:ascii="Times New Roman" w:hAnsi="Times New Roman" w:eastAsia="宋体"/>
+                <w:sz w:val="17"/>
+              </w:rPr>
+              <w:t>浏览器控制台出现 **500** `/favicon.ico` 不存在，被兜底异常处理当成 500 新增 `NoResourceFoundException → 404`；页面加内联空图标避免该请求</w:t>
+            </w:r>
+          </w:p>
+        </w:tc>
+      </w:tr>
+      <w:tr>
+        <w:tc>
+          <w:tcPr>
+            <w:tcW w:type="dxa" w:w="3324"/>
+          </w:tcPr>
+          <w:p>
+            <w:r>
+              <w:rPr>
+                <w:rFonts w:ascii="Times New Roman" w:hAnsi="Times New Roman" w:eastAsia="宋体"/>
+                <w:sz w:val="17"/>
+              </w:rPr>
+              <w:t>**BUG-012**</w:t>
+            </w:r>
+          </w:p>
+        </w:tc>
+        <w:tc>
+          <w:tcPr>
+            <w:tcW w:type="dxa" w:w="3324"/>
+          </w:tcPr>
+          <w:p>
+            <w:r>
+              <w:rPr>
+                <w:rFonts w:ascii="Times New Roman" w:hAnsi="Times New Roman" w:eastAsia="宋体"/>
+                <w:sz w:val="17"/>
+              </w:rPr>
+              <w:t>中</w:t>
+            </w:r>
+          </w:p>
+        </w:tc>
+        <w:tc>
+          <w:tcPr>
+            <w:tcW w:type="dxa" w:w="3324"/>
+          </w:tcPr>
+          <w:p>
+            <w:r>
+              <w:rPr>
+                <w:rFonts w:ascii="Times New Roman" w:hAnsi="Times New Roman" w:eastAsia="宋体"/>
+                <w:sz w:val="17"/>
+              </w:rPr>
+              <w:t>会员端"取消/签到"按钮**点击无反应**（历史遗留） `onclick="doCancel(${b.id})"` 中字符串预约号未加引号 → `ReferenceError` 静默失败 全部改为 `fn('id')`；并新增**静态检查 FE-002/FE-003** 永久防回归</w:t>
+            </w:r>
+          </w:p>
+        </w:tc>
+      </w:tr>
+      <w:tr>
+        <w:tc>
+          <w:tcPr>
+            <w:tcW w:type="dxa" w:w="3324"/>
+          </w:tcPr>
+          <w:p>
+            <w:r>
+              <w:rPr>
+                <w:rFonts w:ascii="Times New Roman" w:hAnsi="Times New Roman" w:eastAsia="宋体"/>
+                <w:sz w:val="17"/>
+              </w:rPr>
+              <w:t>**BUG-013**</w:t>
+            </w:r>
+          </w:p>
+        </w:tc>
+        <w:tc>
+          <w:tcPr>
+            <w:tcW w:type="dxa" w:w="3324"/>
+          </w:tcPr>
+          <w:p>
+            <w:r>
+              <w:rPr>
+                <w:rFonts w:ascii="Times New Roman" w:hAnsi="Times New Roman" w:eastAsia="宋体"/>
+                <w:sz w:val="17"/>
+              </w:rPr>
+              <w:t>低</w:t>
+            </w:r>
+          </w:p>
+        </w:tc>
+        <w:tc>
+          <w:tcPr>
+            <w:tcW w:type="dxa" w:w="3324"/>
+          </w:tcPr>
+          <w:p>
+            <w:r>
+              <w:rPr>
+                <w:rFonts w:ascii="Times New Roman" w:hAnsi="Times New Roman" w:eastAsia="宋体"/>
+                <w:sz w:val="17"/>
+              </w:rPr>
+              <w:t>风险扫描在冷启动首次调用可能出现前端未渲染 前端固定 `sleep` 等待不足 + 后端首次调用较慢 前端改为轮询等待内容；后端去掉一次重复查询</w:t>
+            </w:r>
+          </w:p>
+        </w:tc>
+      </w:tr>
+      <w:tr>
+        <w:tc>
+          <w:tcPr>
+            <w:tcW w:type="dxa" w:w="3324"/>
+          </w:tcPr>
+          <w:p>
+            <w:r>
+              <w:rPr>
+                <w:rFonts w:ascii="Times New Roman" w:hAnsi="Times New Roman" w:eastAsia="宋体"/>
+                <w:sz w:val="17"/>
+              </w:rPr>
+              <w:t>**BUG-014**</w:t>
+            </w:r>
+          </w:p>
+        </w:tc>
+        <w:tc>
+          <w:tcPr>
+            <w:tcW w:type="dxa" w:w="3324"/>
+          </w:tcPr>
+          <w:p>
+            <w:r>
+              <w:rPr>
+                <w:rFonts w:ascii="Times New Roman" w:hAnsi="Times New Roman" w:eastAsia="宋体"/>
+                <w:sz w:val="17"/>
+              </w:rPr>
+              <w:t>低</w:t>
+            </w:r>
+          </w:p>
+        </w:tc>
+        <w:tc>
+          <w:tcPr>
+            <w:tcW w:type="dxa" w:w="3324"/>
+          </w:tcPr>
+          <w:p>
+            <w:r>
+              <w:rPr>
+                <w:rFonts w:ascii="Times New Roman" w:hAnsi="Times New Roman" w:eastAsia="宋体"/>
+                <w:sz w:val="17"/>
+              </w:rPr>
+              <w:t>自动化测试偶发失败（约 1/3 概率） 测试用例依赖前一个脚本的数据状态 测试开始前先调用管理员接口重置数据，用例自包含</w:t>
+            </w:r>
+          </w:p>
+        </w:tc>
+      </w:tr>
+      <w:tr>
+        <w:tc>
+          <w:tcPr>
+            <w:tcW w:type="dxa" w:w="3324"/>
+          </w:tcPr>
+          <w:p>
+            <w:r>
+              <w:rPr>
+                <w:rFonts w:ascii="Times New Roman" w:hAnsi="Times New Roman" w:eastAsia="宋体"/>
+                <w:sz w:val="17"/>
+              </w:rPr>
+              <w:t>编号</w:t>
+            </w:r>
+          </w:p>
+        </w:tc>
+        <w:tc>
+          <w:tcPr>
+            <w:tcW w:type="dxa" w:w="3324"/>
+          </w:tcPr>
+          <w:p>
+            <w:r>
+              <w:rPr>
+                <w:rFonts w:ascii="Times New Roman" w:hAnsi="Times New Roman" w:eastAsia="宋体"/>
+                <w:sz w:val="17"/>
+              </w:rPr>
+              <w:t>现象</w:t>
+            </w:r>
+          </w:p>
+        </w:tc>
+        <w:tc>
+          <w:tcPr>
+            <w:tcW w:type="dxa" w:w="3324"/>
+          </w:tcPr>
+          <w:p>
+            <w:r>
+              <w:rPr>
+                <w:rFonts w:ascii="Times New Roman" w:hAnsi="Times New Roman" w:eastAsia="宋体"/>
+                <w:sz w:val="17"/>
+              </w:rPr>
+              <w:t>修复</w:t>
+            </w:r>
+          </w:p>
+        </w:tc>
+      </w:tr>
+      <w:tr>
+        <w:tc>
+          <w:tcPr>
+            <w:tcW w:type="dxa" w:w="3324"/>
+          </w:tcPr>
+          <w:p>
+            <w:r>
+              <w:rPr>
+                <w:rFonts w:ascii="Times New Roman" w:hAnsi="Times New Roman" w:eastAsia="宋体"/>
+                <w:sz w:val="17"/>
+              </w:rPr>
+              <w:t>BUG-001~006</w:t>
+            </w:r>
+          </w:p>
+        </w:tc>
+        <w:tc>
+          <w:tcPr>
+            <w:tcW w:type="dxa" w:w="3324"/>
+          </w:tcPr>
+          <w:p>
+            <w:r>
+              <w:rPr>
+                <w:rFonts w:ascii="Times New Roman" w:hAnsi="Times New Roman" w:eastAsia="宋体"/>
+                <w:sz w:val="17"/>
+              </w:rPr>
+              <w:t>会员端按钮无反应、状态英文、重复操作 500、后台无预约列表等</w:t>
+            </w:r>
+          </w:p>
+        </w:tc>
+        <w:tc>
+          <w:tcPr>
+            <w:tcW w:type="dxa" w:w="3324"/>
+          </w:tcPr>
+          <w:p>
+            <w:r>
+              <w:rPr>
+                <w:rFonts w:ascii="Times New Roman" w:hAnsi="Times New Roman" w:eastAsia="宋体"/>
+                <w:sz w:val="17"/>
+              </w:rPr>
+              <w:t>见上一版测试文档（已合入本版 BUG-012 等条目）</w:t>
+            </w:r>
+          </w:p>
+        </w:tc>
+      </w:tr>
+      <w:tr>
+        <w:tc>
+          <w:tcPr>
+            <w:tcW w:type="dxa" w:w="3324"/>
+          </w:tcPr>
+          <w:p>
+            <w:r>
+              <w:rPr>
+                <w:rFonts w:ascii="Times New Roman" w:hAnsi="Times New Roman" w:eastAsia="宋体"/>
+                <w:sz w:val="17"/>
+              </w:rPr>
+              <w:t>BUG-007</w:t>
+            </w:r>
+          </w:p>
+        </w:tc>
+        <w:tc>
+          <w:tcPr>
+            <w:tcW w:type="dxa" w:w="3324"/>
+          </w:tcPr>
+          <w:p>
+            <w:r>
+              <w:rPr>
+                <w:rFonts w:ascii="Times New Roman" w:hAnsi="Times New Roman" w:eastAsia="宋体"/>
+                <w:sz w:val="17"/>
+              </w:rPr>
+              <w:t>取消后无法再约同一课程</w:t>
+            </w:r>
+          </w:p>
+        </w:tc>
+        <w:tc>
+          <w:tcPr>
+            <w:tcW w:type="dxa" w:w="3324"/>
+          </w:tcPr>
+          <w:p>
+            <w:r>
+              <w:rPr>
+                <w:rFonts w:ascii="Times New Roman" w:hAnsi="Times New Roman" w:eastAsia="宋体"/>
+                <w:sz w:val="17"/>
+              </w:rPr>
+              <w:t>迁移 V6 删除 booking 唯一键，幂等改由应用层判重</w:t>
+            </w:r>
+          </w:p>
+        </w:tc>
+      </w:tr>
+      <w:tr>
+        <w:tc>
+          <w:tcPr>
+            <w:tcW w:type="dxa" w:w="3324"/>
+          </w:tcPr>
+          <w:p>
+            <w:r>
+              <w:rPr>
+                <w:rFonts w:ascii="Times New Roman" w:hAnsi="Times New Roman" w:eastAsia="宋体"/>
+                <w:sz w:val="17"/>
+              </w:rPr>
+              <w:t>BUG-008</w:t>
+            </w:r>
+          </w:p>
+        </w:tc>
+        <w:tc>
+          <w:tcPr>
+            <w:tcW w:type="dxa" w:w="3324"/>
+          </w:tcPr>
+          <w:p>
+            <w:r>
+              <w:rPr>
+                <w:rFonts w:ascii="Times New Roman" w:hAnsi="Times New Roman" w:eastAsia="宋体"/>
+                <w:sz w:val="17"/>
+              </w:rPr>
+              <w:t>接口中文乱码</w:t>
+            </w:r>
+          </w:p>
+        </w:tc>
+        <w:tc>
+          <w:tcPr>
+            <w:tcW w:type="dxa" w:w="3324"/>
+          </w:tcPr>
+          <w:p>
+            <w:r>
+              <w:rPr>
+                <w:rFonts w:ascii="Times New Roman" w:hAnsi="Times New Roman" w:eastAsia="宋体"/>
+                <w:sz w:val="17"/>
+              </w:rPr>
+              <w:t>`spring.sql.init.encoding: UTF-8`</w:t>
+            </w:r>
+          </w:p>
+        </w:tc>
+      </w:tr>
+      <w:tr>
+        <w:tc>
+          <w:tcPr>
+            <w:tcW w:type="dxa" w:w="3324"/>
+          </w:tcPr>
+          <w:p>
+            <w:r>
+              <w:rPr>
+                <w:rFonts w:ascii="Times New Roman" w:hAnsi="Times New Roman" w:eastAsia="宋体"/>
+                <w:sz w:val="17"/>
+              </w:rPr>
+              <w:t>BUG-009</w:t>
+            </w:r>
+          </w:p>
+        </w:tc>
+        <w:tc>
+          <w:tcPr>
+            <w:tcW w:type="dxa" w:w="3324"/>
+          </w:tcPr>
+          <w:p>
+            <w:r>
+              <w:rPr>
+                <w:rFonts w:ascii="Times New Roman" w:hAnsi="Times New Roman" w:eastAsia="宋体"/>
+                <w:sz w:val="17"/>
+              </w:rPr>
+              <w:t>健康检查 DOWN</w:t>
+            </w:r>
+          </w:p>
+        </w:tc>
+        <w:tc>
+          <w:tcPr>
+            <w:tcW w:type="dxa" w:w="3324"/>
+          </w:tcPr>
+          <w:p>
+            <w:r>
+              <w:rPr>
+                <w:rFonts w:ascii="Times New Roman" w:hAnsi="Times New Roman" w:eastAsia="宋体"/>
+                <w:sz w:val="17"/>
+              </w:rPr>
+              <w:t>本地关闭 Redis 健康检查</w:t>
+            </w:r>
+          </w:p>
+        </w:tc>
+      </w:tr>
+      <w:tr>
+        <w:tc>
+          <w:tcPr>
+            <w:tcW w:type="dxa" w:w="3324"/>
+          </w:tcPr>
+          <w:p>
+            <w:r>
+              <w:rPr>
+                <w:rFonts w:ascii="Times New Roman" w:hAnsi="Times New Roman" w:eastAsia="宋体"/>
+                <w:sz w:val="17"/>
+              </w:rPr>
+              <w:t>层次</w:t>
+            </w:r>
+          </w:p>
+        </w:tc>
+        <w:tc>
+          <w:tcPr>
+            <w:tcW w:type="dxa" w:w="3324"/>
+          </w:tcPr>
+          <w:p>
+            <w:r>
+              <w:rPr>
+                <w:rFonts w:ascii="Times New Roman" w:hAnsi="Times New Roman" w:eastAsia="宋体"/>
+                <w:sz w:val="17"/>
+              </w:rPr>
+              <w:t>命令</w:t>
+            </w:r>
+          </w:p>
+        </w:tc>
+        <w:tc>
+          <w:tcPr>
+            <w:tcW w:type="dxa" w:w="3324"/>
+          </w:tcPr>
+          <w:p>
+            <w:r>
+              <w:rPr>
+                <w:rFonts w:ascii="Times New Roman" w:hAnsi="Times New Roman" w:eastAsia="宋体"/>
+                <w:sz w:val="17"/>
+              </w:rPr>
+              <w:t>结果</w:t>
+            </w:r>
+          </w:p>
+        </w:tc>
+      </w:tr>
+      <w:tr>
+        <w:tc>
+          <w:tcPr>
+            <w:tcW w:type="dxa" w:w="3324"/>
+          </w:tcPr>
+          <w:p>
+            <w:r>
+              <w:rPr>
+                <w:rFonts w:ascii="Times New Roman" w:hAnsi="Times New Roman" w:eastAsia="宋体"/>
+                <w:sz w:val="17"/>
+              </w:rPr>
+              <w:t>单元 + 架构 + BDD</w:t>
+            </w:r>
+          </w:p>
+        </w:tc>
+        <w:tc>
+          <w:tcPr>
+            <w:tcW w:type="dxa" w:w="3324"/>
+          </w:tcPr>
+          <w:p>
+            <w:r>
+              <w:rPr>
+                <w:rFonts w:ascii="Times New Roman" w:hAnsi="Times New Roman" w:eastAsia="宋体"/>
+                <w:sz w:val="17"/>
+              </w:rPr>
+              <w:t>`mvn test`</w:t>
+            </w:r>
+          </w:p>
+        </w:tc>
+        <w:tc>
+          <w:tcPr>
+            <w:tcW w:type="dxa" w:w="3324"/>
+          </w:tcPr>
+          <w:p>
+            <w:r>
+              <w:rPr>
+                <w:rFonts w:ascii="Times New Roman" w:hAnsi="Times New Roman" w:eastAsia="宋体"/>
+                <w:sz w:val="17"/>
+              </w:rPr>
+              <w:t>**73 / 73 通过**，BUILD SUCCESS</w:t>
+            </w:r>
+          </w:p>
+        </w:tc>
+      </w:tr>
+      <w:tr>
+        <w:tc>
+          <w:tcPr>
+            <w:tcW w:type="dxa" w:w="3324"/>
+          </w:tcPr>
+          <w:p>
+            <w:r>
+              <w:rPr>
+                <w:rFonts w:ascii="Times New Roman" w:hAnsi="Times New Roman" w:eastAsia="宋体"/>
+                <w:sz w:val="17"/>
+              </w:rPr>
+              <w:t>集成测试</w:t>
+            </w:r>
+          </w:p>
+        </w:tc>
+        <w:tc>
+          <w:tcPr>
+            <w:tcW w:type="dxa" w:w="3324"/>
+          </w:tcPr>
+          <w:p>
+            <w:r>
+              <w:rPr>
+                <w:rFonts w:ascii="Times New Roman" w:hAnsi="Times New Roman" w:eastAsia="宋体"/>
+                <w:sz w:val="17"/>
+              </w:rPr>
+              <w:t>`node verify/integration-test.js`</w:t>
+            </w:r>
+          </w:p>
+        </w:tc>
+        <w:tc>
+          <w:tcPr>
+            <w:tcW w:type="dxa" w:w="3324"/>
+          </w:tcPr>
+          <w:p>
+            <w:r>
+              <w:rPr>
+                <w:rFonts w:ascii="Times New Roman" w:hAnsi="Times New Roman" w:eastAsia="宋体"/>
+                <w:sz w:val="17"/>
+              </w:rPr>
+              <w:t>**68 / 68 通过**</w:t>
+            </w:r>
+          </w:p>
+        </w:tc>
+      </w:tr>
+      <w:tr>
+        <w:tc>
+          <w:tcPr>
+            <w:tcW w:type="dxa" w:w="3324"/>
+          </w:tcPr>
+          <w:p>
+            <w:r>
+              <w:rPr>
+                <w:rFonts w:ascii="Times New Roman" w:hAnsi="Times New Roman" w:eastAsia="宋体"/>
+                <w:sz w:val="17"/>
+              </w:rPr>
+              <w:t>前端静态检查</w:t>
+            </w:r>
+          </w:p>
+        </w:tc>
+        <w:tc>
+          <w:tcPr>
+            <w:tcW w:type="dxa" w:w="3324"/>
+          </w:tcPr>
+          <w:p>
+            <w:r>
+              <w:rPr>
+                <w:rFonts w:ascii="Times New Roman" w:hAnsi="Times New Roman" w:eastAsia="宋体"/>
+                <w:sz w:val="17"/>
+              </w:rPr>
+              <w:t>`node verify/frontend-check.js`</w:t>
+            </w:r>
+          </w:p>
+        </w:tc>
+        <w:tc>
+          <w:tcPr>
+            <w:tcW w:type="dxa" w:w="3324"/>
+          </w:tcPr>
+          <w:p>
+            <w:r>
+              <w:rPr>
+                <w:rFonts w:ascii="Times New Roman" w:hAnsi="Times New Roman" w:eastAsia="宋体"/>
+                <w:sz w:val="17"/>
+              </w:rPr>
+              <w:t>**5 / 5 通过**</w:t>
+            </w:r>
+          </w:p>
+        </w:tc>
+      </w:tr>
+      <w:tr>
+        <w:tc>
+          <w:tcPr>
+            <w:tcW w:type="dxa" w:w="3324"/>
+          </w:tcPr>
+          <w:p>
+            <w:r>
+              <w:rPr>
+                <w:rFonts w:ascii="Times New Roman" w:hAnsi="Times New Roman" w:eastAsia="宋体"/>
+                <w:sz w:val="17"/>
+              </w:rPr>
+              <w:t>真实浏览器测试</w:t>
+            </w:r>
+          </w:p>
+        </w:tc>
+        <w:tc>
+          <w:tcPr>
+            <w:tcW w:type="dxa" w:w="3324"/>
+          </w:tcPr>
+          <w:p>
+            <w:r>
+              <w:rPr>
+                <w:rFonts w:ascii="Times New Roman" w:hAnsi="Times New Roman" w:eastAsia="宋体"/>
+                <w:sz w:val="17"/>
+              </w:rPr>
+              <w:t>`node verify/browser-test.js`</w:t>
+            </w:r>
+          </w:p>
+        </w:tc>
+        <w:tc>
+          <w:tcPr>
+            <w:tcW w:type="dxa" w:w="3324"/>
+          </w:tcPr>
+          <w:p>
+            <w:r>
+              <w:rPr>
+                <w:rFonts w:ascii="Times New Roman" w:hAnsi="Times New Roman" w:eastAsia="宋体"/>
+                <w:sz w:val="17"/>
+              </w:rPr>
+              <w:t>**44 / 44 通过**</w:t>
+            </w:r>
+          </w:p>
+        </w:tc>
+      </w:tr>
+      <w:tr>
+        <w:tc>
+          <w:tcPr>
+            <w:tcW w:type="dxa" w:w="3324"/>
+          </w:tcPr>
+          <w:p>
+            <w:r>
+              <w:rPr>
+                <w:rFonts w:ascii="Times New Roman" w:hAnsi="Times New Roman" w:eastAsia="宋体"/>
+                <w:sz w:val="17"/>
+              </w:rPr>
+              <w:t>Node 参考实现 BDD</w:t>
+            </w:r>
+          </w:p>
+        </w:tc>
+        <w:tc>
+          <w:tcPr>
+            <w:tcW w:type="dxa" w:w="3324"/>
+          </w:tcPr>
+          <w:p>
+            <w:r>
+              <w:rPr>
+                <w:rFonts w:ascii="Times New Roman" w:hAnsi="Times New Roman" w:eastAsia="宋体"/>
+                <w:sz w:val="17"/>
+              </w:rPr>
+              <w:t>`node verify/run.js`</w:t>
+            </w:r>
+          </w:p>
+        </w:tc>
+        <w:tc>
+          <w:tcPr>
+            <w:tcW w:type="dxa" w:w="3324"/>
+          </w:tcPr>
+          <w:p>
+            <w:r>
+              <w:rPr>
+                <w:rFonts w:ascii="Times New Roman" w:hAnsi="Times New Roman" w:eastAsia="宋体"/>
+                <w:sz w:val="17"/>
+              </w:rPr>
+              <w:t>**18 / 18 通过**</w:t>
+            </w:r>
+          </w:p>
+        </w:tc>
+      </w:tr>
+      <w:tr>
+        <w:tc>
+          <w:tcPr>
+            <w:tcW w:type="dxa" w:w="3324"/>
+          </w:tcPr>
+          <w:p>
+            <w:r>
+              <w:rPr>
+                <w:rFonts w:ascii="Times New Roman" w:hAnsi="Times New Roman" w:eastAsia="宋体"/>
+                <w:sz w:val="17"/>
+              </w:rPr>
+              <w:t>Node 可运行版接口冒烟</w:t>
+            </w:r>
+          </w:p>
+        </w:tc>
+        <w:tc>
+          <w:tcPr>
+            <w:tcW w:type="dxa" w:w="3324"/>
+          </w:tcPr>
+          <w:p>
+            <w:r>
+              <w:rPr>
+                <w:rFonts w:ascii="Times New Roman" w:hAnsi="Times New Roman" w:eastAsia="宋体"/>
+                <w:sz w:val="17"/>
+              </w:rPr>
+              <w:t>`node app/smoke.js`</w:t>
+            </w:r>
+          </w:p>
+        </w:tc>
+        <w:tc>
+          <w:tcPr>
+            <w:tcW w:type="dxa" w:w="3324"/>
+          </w:tcPr>
+          <w:p>
+            <w:r>
+              <w:rPr>
+                <w:rFonts w:ascii="Times New Roman" w:hAnsi="Times New Roman" w:eastAsia="宋体"/>
+                <w:sz w:val="17"/>
+              </w:rPr>
+              <w:t>**18 / 18 通过**</w:t>
+            </w:r>
+          </w:p>
+        </w:tc>
+      </w:tr>
+      <w:tr>
+        <w:tc>
+          <w:tcPr>
+            <w:tcW w:type="dxa" w:w="3324"/>
+          </w:tcPr>
+          <w:p>
+            <w:r>
+              <w:rPr>
+                <w:rFonts w:ascii="Times New Roman" w:hAnsi="Times New Roman" w:eastAsia="宋体"/>
+                <w:sz w:val="17"/>
+              </w:rPr>
+              <w:t>**合计**</w:t>
+            </w:r>
+          </w:p>
+        </w:tc>
+        <w:tc>
+          <w:tcPr>
+            <w:tcW w:type="dxa" w:w="3324"/>
+          </w:tcPr>
+          <w:p>
+            <w:r>
+              <w:rPr>
+                <w:rFonts w:ascii="Times New Roman" w:hAnsi="Times New Roman" w:eastAsia="宋体"/>
+                <w:sz w:val="17"/>
+              </w:rPr>
+            </w:r>
+          </w:p>
+        </w:tc>
+        <w:tc>
+          <w:tcPr>
+            <w:tcW w:type="dxa" w:w="3324"/>
+          </w:tcPr>
+          <w:p>
+            <w:r>
+              <w:rPr>
+                <w:rFonts w:ascii="Times New Roman" w:hAnsi="Times New Roman" w:eastAsia="宋体"/>
+                <w:sz w:val="17"/>
+              </w:rPr>
+              <w:t>**226 项检查全部通过**</w:t>
+            </w:r>
+          </w:p>
+        </w:tc>
+      </w:tr>
+    </w:tbl>
     <w:p>
       <w:pPr>
         <w:pStyle w:val="Heading1"/>
@@ -5774,6 +6559,40 @@
       </w:r>
       <w:r>
         <w:t>：会员只能作用于本人（伪造 memberId 被服务端改写）；重复选课幂等；重复退课 409。</w:t>
+      </w:r>
+    </w:p>
+    <w:p>
+      <w:pPr>
+        <w:ind w:left="420"/>
+      </w:pPr>
+      <w:r>
+        <w:t xml:space="preserve">• </w:t>
+      </w:r>
+      <w:r>
+        <w:rPr>
+          <w:b/>
+        </w:rPr>
+        <w:t>会员自助注册</w:t>
+      </w:r>
+      <w:r>
+        <w:t>：免登录接口，一次事务内创建「登录账号 + 会员档案 + 角色绑定」，会员编号自动生成（M001…），注册即登录。</w:t>
+      </w:r>
+    </w:p>
+    <w:p>
+      <w:pPr>
+        <w:ind w:left="420"/>
+      </w:pPr>
+      <w:r>
+        <w:t xml:space="preserve">• </w:t>
+      </w:r>
+      <w:r>
+        <w:rPr>
+          <w:b/>
+        </w:rPr>
+        <w:t>会员 ↔ 课程联动</w:t>
+      </w:r>
+      <w:r>
+        <w:t>：店长选中会员后可代客约课；课程卡展示已报名名单与余位，随预约数据实时刷新。</w:t>
       </w:r>
     </w:p>
     <w:p>

--- a/09-代码实现与迭代/系统测试文档.docx
+++ b/09-代码实现与迭代/系统测试文档.docx
@@ -40,7 +40,7 @@
         <w:pStyle w:val="Heading1"/>
       </w:pPr>
       <w:r>
-        <w:t>一、测试策略（六层防护）</w:t>
+        <w:t>一、测试策略（七层防护）</w:t>
       </w:r>
     </w:p>
     <w:tbl>
@@ -192,7 +192,7 @@
                 <w:rFonts w:ascii="Times New Roman" w:hAnsi="Times New Roman" w:eastAsia="宋体"/>
                 <w:sz w:val="17"/>
               </w:rPr>
-              <w:t>34</w:t>
+              <w:t>52</w:t>
             </w:r>
           </w:p>
         </w:tc>
@@ -352,7 +352,7 @@
                 <w:rFonts w:ascii="Times New Roman" w:hAnsi="Times New Roman" w:eastAsia="宋体"/>
                 <w:sz w:val="17"/>
               </w:rPr>
-              <w:t>登录、角色权限、全流程</w:t>
+              <w:t>登录、权限、选课退课、排课、注册、全流程</w:t>
             </w:r>
           </w:p>
         </w:tc>
@@ -366,7 +366,7 @@
                 <w:rFonts w:ascii="Times New Roman" w:hAnsi="Times New Roman" w:eastAsia="宋体"/>
                 <w:sz w:val="17"/>
               </w:rPr>
-              <w:t>45</w:t>
+              <w:t>68</w:t>
             </w:r>
           </w:p>
         </w:tc>
@@ -468,7 +468,7 @@
                 <w:rFonts w:ascii="Times New Roman" w:hAnsi="Times New Roman" w:eastAsia="宋体"/>
                 <w:sz w:val="17"/>
               </w:rPr>
-              <w:t>真实点击有响应、无 JS 报错、无 5xx</w:t>
+              <w:t>真实点击有响应、身份登录、左侧导航、二维码弹窗、搜索、扫码核销</w:t>
             </w:r>
           </w:p>
         </w:tc>
@@ -482,7 +482,65 @@
                 <w:rFonts w:ascii="Times New Roman" w:hAnsi="Times New Roman" w:eastAsia="宋体"/>
                 <w:sz w:val="17"/>
               </w:rPr>
-              <w:t>32</w:t>
+              <w:t>56</w:t>
+            </w:r>
+          </w:p>
+        </w:tc>
+      </w:tr>
+      <w:tr>
+        <w:tc>
+          <w:tcPr>
+            <w:tcW w:type="dxa" w:w="2493"/>
+          </w:tcPr>
+          <w:p>
+            <w:r>
+              <w:rPr>
+                <w:rFonts w:ascii="Times New Roman" w:hAnsi="Times New Roman" w:eastAsia="宋体"/>
+                <w:sz w:val="17"/>
+              </w:rPr>
+              <w:t>二维码结构校验</w:t>
+            </w:r>
+          </w:p>
+        </w:tc>
+        <w:tc>
+          <w:tcPr>
+            <w:tcW w:type="dxa" w:w="2493"/>
+          </w:tcPr>
+          <w:p>
+            <w:r>
+              <w:rPr>
+                <w:rFonts w:ascii="Times New Roman" w:hAnsi="Times New Roman" w:eastAsia="宋体"/>
+                <w:sz w:val="17"/>
+              </w:rPr>
+              <w:t>`verify/qr-check.js`</w:t>
+            </w:r>
+          </w:p>
+        </w:tc>
+        <w:tc>
+          <w:tcPr>
+            <w:tcW w:type="dxa" w:w="2493"/>
+          </w:tcPr>
+          <w:p>
+            <w:r>
+              <w:rPr>
+                <w:rFonts w:ascii="Times New Roman" w:hAnsi="Times New Roman" w:eastAsia="宋体"/>
+                <w:sz w:val="17"/>
+              </w:rPr>
+              <w:t>生成的二维码结构合法、内容可反解还原</w:t>
+            </w:r>
+          </w:p>
+        </w:tc>
+        <w:tc>
+          <w:tcPr>
+            <w:tcW w:type="dxa" w:w="2493"/>
+          </w:tcPr>
+          <w:p>
+            <w:r>
+              <w:rPr>
+                <w:rFonts w:ascii="Times New Roman" w:hAnsi="Times New Roman" w:eastAsia="宋体"/>
+                <w:sz w:val="17"/>
+              </w:rPr>
+              <w:t>5</w:t>
             </w:r>
           </w:p>
         </w:tc>
@@ -5173,6 +5231,918 @@
         <w:pStyle w:val="Heading2"/>
       </w:pPr>
       <w:r>
+        <w:t>H 身份选择与左侧导航</w:t>
+      </w:r>
+    </w:p>
+    <w:tbl>
+      <w:tblPr>
+        <w:tblStyle w:val="TableGrid"/>
+        <w:tblW w:type="auto" w:w="0"/>
+        <w:tblLook w:firstColumn="1" w:firstRow="1" w:lastColumn="0" w:lastRow="0" w:noHBand="0" w:noVBand="1" w:val="04A0"/>
+      </w:tblPr>
+      <w:tblGrid>
+        <w:gridCol w:w="3324"/>
+        <w:gridCol w:w="3324"/>
+        <w:gridCol w:w="3324"/>
+      </w:tblGrid>
+      <w:tr>
+        <w:tc>
+          <w:tcPr>
+            <w:tcW w:type="dxa" w:w="3324"/>
+          </w:tcPr>
+          <w:p/>
+        </w:tc>
+        <w:tc>
+          <w:tcPr>
+            <w:tcW w:type="dxa" w:w="3324"/>
+          </w:tcPr>
+          <w:p/>
+        </w:tc>
+        <w:tc>
+          <w:tcPr>
+            <w:tcW w:type="dxa" w:w="3324"/>
+          </w:tcPr>
+          <w:p/>
+        </w:tc>
+      </w:tr>
+      <w:tr>
+        <w:tc>
+          <w:tcPr>
+            <w:tcW w:type="dxa" w:w="3324"/>
+          </w:tcPr>
+          <w:p>
+            <w:r>
+              <w:rPr>
+                <w:rFonts w:ascii="Times New Roman" w:hAnsi="Times New Roman" w:eastAsia="宋体"/>
+                <w:sz w:val="17"/>
+              </w:rPr>
+              <w:t>编号</w:t>
+            </w:r>
+          </w:p>
+        </w:tc>
+        <w:tc>
+          <w:tcPr>
+            <w:tcW w:type="dxa" w:w="3324"/>
+          </w:tcPr>
+          <w:p>
+            <w:r>
+              <w:rPr>
+                <w:rFonts w:ascii="Times New Roman" w:hAnsi="Times New Roman" w:eastAsia="宋体"/>
+                <w:sz w:val="17"/>
+              </w:rPr>
+              <w:t>用例</w:t>
+            </w:r>
+          </w:p>
+        </w:tc>
+        <w:tc>
+          <w:tcPr>
+            <w:tcW w:type="dxa" w:w="3324"/>
+          </w:tcPr>
+          <w:p>
+            <w:r>
+              <w:rPr>
+                <w:rFonts w:ascii="Times New Roman" w:hAnsi="Times New Roman" w:eastAsia="宋体"/>
+                <w:sz w:val="17"/>
+              </w:rPr>
+              <w:t>预期</w:t>
+            </w:r>
+          </w:p>
+        </w:tc>
+      </w:tr>
+      <w:tr>
+        <w:tc>
+          <w:tcPr>
+            <w:tcW w:type="dxa" w:w="3324"/>
+          </w:tcPr>
+          <w:p>
+            <w:r>
+              <w:rPr>
+                <w:rFonts w:ascii="Times New Roman" w:hAnsi="Times New Roman" w:eastAsia="宋体"/>
+                <w:sz w:val="17"/>
+              </w:rPr>
+              <w:t>BT-041</w:t>
+            </w:r>
+          </w:p>
+        </w:tc>
+        <w:tc>
+          <w:tcPr>
+            <w:tcW w:type="dxa" w:w="3324"/>
+          </w:tcPr>
+          <w:p>
+            <w:r>
+              <w:rPr>
+                <w:rFonts w:ascii="Times New Roman" w:hAnsi="Times New Roman" w:eastAsia="宋体"/>
+                <w:sz w:val="17"/>
+              </w:rPr>
+              <w:t>身份与账号角色不符时被拦下</w:t>
+            </w:r>
+          </w:p>
+        </w:tc>
+        <w:tc>
+          <w:tcPr>
+            <w:tcW w:type="dxa" w:w="3324"/>
+          </w:tcPr>
+          <w:p>
+            <w:r>
+              <w:rPr>
+                <w:rFonts w:ascii="Times New Roman" w:hAnsi="Times New Roman" w:eastAsia="宋体"/>
+                <w:sz w:val="17"/>
+              </w:rPr>
+              <w:t>提示"该账号不是「店长」身份"并停留在登录页</w:t>
+            </w:r>
+          </w:p>
+        </w:tc>
+      </w:tr>
+      <w:tr>
+        <w:tc>
+          <w:tcPr>
+            <w:tcW w:type="dxa" w:w="3324"/>
+          </w:tcPr>
+          <w:p>
+            <w:r>
+              <w:rPr>
+                <w:rFonts w:ascii="Times New Roman" w:hAnsi="Times New Roman" w:eastAsia="宋体"/>
+                <w:sz w:val="17"/>
+              </w:rPr>
+              <w:t>BT-042</w:t>
+            </w:r>
+          </w:p>
+        </w:tc>
+        <w:tc>
+          <w:tcPr>
+            <w:tcW w:type="dxa" w:w="3324"/>
+          </w:tcPr>
+          <w:p>
+            <w:r>
+              <w:rPr>
+                <w:rFonts w:ascii="Times New Roman" w:hAnsi="Times New Roman" w:eastAsia="宋体"/>
+                <w:sz w:val="17"/>
+              </w:rPr>
+              <w:t>正确身份可登录</w:t>
+            </w:r>
+          </w:p>
+        </w:tc>
+        <w:tc>
+          <w:tcPr>
+            <w:tcW w:type="dxa" w:w="3324"/>
+          </w:tcPr>
+          <w:p>
+            <w:r>
+              <w:rPr>
+                <w:rFonts w:ascii="Times New Roman" w:hAnsi="Times New Roman" w:eastAsia="宋体"/>
+                <w:sz w:val="17"/>
+              </w:rPr>
+              <w:t>按角色进入对应界面</w:t>
+            </w:r>
+          </w:p>
+        </w:tc>
+      </w:tr>
+      <w:tr>
+        <w:tc>
+          <w:tcPr>
+            <w:tcW w:type="dxa" w:w="3324"/>
+          </w:tcPr>
+          <w:p>
+            <w:r>
+              <w:rPr>
+                <w:rFonts w:ascii="Times New Roman" w:hAnsi="Times New Roman" w:eastAsia="宋体"/>
+                <w:sz w:val="17"/>
+              </w:rPr>
+              <w:t>BT-043</w:t>
+            </w:r>
+          </w:p>
+        </w:tc>
+        <w:tc>
+          <w:tcPr>
+            <w:tcW w:type="dxa" w:w="3324"/>
+          </w:tcPr>
+          <w:p>
+            <w:r>
+              <w:rPr>
+                <w:rFonts w:ascii="Times New Roman" w:hAnsi="Times New Roman" w:eastAsia="宋体"/>
+                <w:sz w:val="17"/>
+              </w:rPr>
+              <w:t>左侧导航按角色渲染</w:t>
+            </w:r>
+          </w:p>
+        </w:tc>
+        <w:tc>
+          <w:tcPr>
+            <w:tcW w:type="dxa" w:w="3324"/>
+          </w:tcPr>
+          <w:p>
+            <w:r>
+              <w:rPr>
+                <w:rFonts w:ascii="Times New Roman" w:hAnsi="Times New Roman" w:eastAsia="宋体"/>
+                <w:sz w:val="17"/>
+              </w:rPr>
+              <w:t>店长看到 ≥6 个菜单项；会员只看到 3 个</w:t>
+            </w:r>
+          </w:p>
+        </w:tc>
+      </w:tr>
+      <w:tr>
+        <w:tc>
+          <w:tcPr>
+            <w:tcW w:type="dxa" w:w="3324"/>
+          </w:tcPr>
+          <w:p>
+            <w:r>
+              <w:rPr>
+                <w:rFonts w:ascii="Times New Roman" w:hAnsi="Times New Roman" w:eastAsia="宋体"/>
+                <w:sz w:val="17"/>
+              </w:rPr>
+              <w:t>BT-044</w:t>
+            </w:r>
+          </w:p>
+        </w:tc>
+        <w:tc>
+          <w:tcPr>
+            <w:tcW w:type="dxa" w:w="3324"/>
+          </w:tcPr>
+          <w:p>
+            <w:r>
+              <w:rPr>
+                <w:rFonts w:ascii="Times New Roman" w:hAnsi="Times New Roman" w:eastAsia="宋体"/>
+                <w:sz w:val="17"/>
+              </w:rPr>
+              <w:t>同一时刻只显示一个页面</w:t>
+            </w:r>
+          </w:p>
+        </w:tc>
+        <w:tc>
+          <w:tcPr>
+            <w:tcW w:type="dxa" w:w="3324"/>
+          </w:tcPr>
+          <w:p>
+            <w:r>
+              <w:rPr>
+                <w:rFonts w:ascii="Times New Roman" w:hAnsi="Times New Roman" w:eastAsia="宋体"/>
+                <w:sz w:val="17"/>
+              </w:rPr>
+              <w:t>恰好 1 个 panel 可见</w:t>
+            </w:r>
+          </w:p>
+        </w:tc>
+      </w:tr>
+    </w:tbl>
+    <w:p>
+      <w:pPr>
+        <w:ind w:left="283"/>
+      </w:pPr>
+      <w:r>
+        <w:t>设计说明：登录页改为「先选身份、再输账号」两步；服务端返回的角色与会选身份不符时不予进入，</w:t>
+      </w:r>
+    </w:p>
+    <w:p>
+      <w:pPr>
+        <w:ind w:left="283"/>
+      </w:pPr>
+      <w:r>
+        <w:t>避免"选了会员却拿门店账号登录"这种串角色操作。</w:t>
+      </w:r>
+    </w:p>
+    <w:p>
+      <w:pPr>
+        <w:pStyle w:val="Heading2"/>
+      </w:pPr>
+      <w:r>
+        <w:t>I 选课搜索</w:t>
+      </w:r>
+    </w:p>
+    <w:tbl>
+      <w:tblPr>
+        <w:tblStyle w:val="TableGrid"/>
+        <w:tblW w:type="auto" w:w="0"/>
+        <w:tblLook w:firstColumn="1" w:firstRow="1" w:lastColumn="0" w:lastRow="0" w:noHBand="0" w:noVBand="1" w:val="04A0"/>
+      </w:tblPr>
+      <w:tblGrid>
+        <w:gridCol w:w="3324"/>
+        <w:gridCol w:w="3324"/>
+        <w:gridCol w:w="3324"/>
+      </w:tblGrid>
+      <w:tr>
+        <w:tc>
+          <w:tcPr>
+            <w:tcW w:type="dxa" w:w="3324"/>
+          </w:tcPr>
+          <w:p/>
+        </w:tc>
+        <w:tc>
+          <w:tcPr>
+            <w:tcW w:type="dxa" w:w="3324"/>
+          </w:tcPr>
+          <w:p/>
+        </w:tc>
+        <w:tc>
+          <w:tcPr>
+            <w:tcW w:type="dxa" w:w="3324"/>
+          </w:tcPr>
+          <w:p/>
+        </w:tc>
+      </w:tr>
+      <w:tr>
+        <w:tc>
+          <w:tcPr>
+            <w:tcW w:type="dxa" w:w="3324"/>
+          </w:tcPr>
+          <w:p>
+            <w:r>
+              <w:rPr>
+                <w:rFonts w:ascii="Times New Roman" w:hAnsi="Times New Roman" w:eastAsia="宋体"/>
+                <w:sz w:val="17"/>
+              </w:rPr>
+              <w:t>编号</w:t>
+            </w:r>
+          </w:p>
+        </w:tc>
+        <w:tc>
+          <w:tcPr>
+            <w:tcW w:type="dxa" w:w="3324"/>
+          </w:tcPr>
+          <w:p>
+            <w:r>
+              <w:rPr>
+                <w:rFonts w:ascii="Times New Roman" w:hAnsi="Times New Roman" w:eastAsia="宋体"/>
+                <w:sz w:val="17"/>
+              </w:rPr>
+              <w:t>用例</w:t>
+            </w:r>
+          </w:p>
+        </w:tc>
+        <w:tc>
+          <w:tcPr>
+            <w:tcW w:type="dxa" w:w="3324"/>
+          </w:tcPr>
+          <w:p>
+            <w:r>
+              <w:rPr>
+                <w:rFonts w:ascii="Times New Roman" w:hAnsi="Times New Roman" w:eastAsia="宋体"/>
+                <w:sz w:val="17"/>
+              </w:rPr>
+              <w:t>预期</w:t>
+            </w:r>
+          </w:p>
+        </w:tc>
+      </w:tr>
+      <w:tr>
+        <w:tc>
+          <w:tcPr>
+            <w:tcW w:type="dxa" w:w="3324"/>
+          </w:tcPr>
+          <w:p>
+            <w:r>
+              <w:rPr>
+                <w:rFonts w:ascii="Times New Roman" w:hAnsi="Times New Roman" w:eastAsia="宋体"/>
+                <w:sz w:val="17"/>
+              </w:rPr>
+              <w:t>BT-045</w:t>
+            </w:r>
+          </w:p>
+        </w:tc>
+        <w:tc>
+          <w:tcPr>
+            <w:tcW w:type="dxa" w:w="3324"/>
+          </w:tcPr>
+          <w:p>
+            <w:r>
+              <w:rPr>
+                <w:rFonts w:ascii="Times New Roman" w:hAnsi="Times New Roman" w:eastAsia="宋体"/>
+                <w:sz w:val="17"/>
+              </w:rPr>
+              <w:t>门店课程搜索生效</w:t>
+            </w:r>
+          </w:p>
+        </w:tc>
+        <w:tc>
+          <w:tcPr>
+            <w:tcW w:type="dxa" w:w="3324"/>
+          </w:tcPr>
+          <w:p>
+            <w:r>
+              <w:rPr>
+                <w:rFonts w:ascii="Times New Roman" w:hAnsi="Times New Roman" w:eastAsia="宋体"/>
+                <w:sz w:val="17"/>
+              </w:rPr>
+              <w:t>输入"瑜伽"后结果减少且命中</w:t>
+            </w:r>
+          </w:p>
+        </w:tc>
+      </w:tr>
+      <w:tr>
+        <w:tc>
+          <w:tcPr>
+            <w:tcW w:type="dxa" w:w="3324"/>
+          </w:tcPr>
+          <w:p>
+            <w:r>
+              <w:rPr>
+                <w:rFonts w:ascii="Times New Roman" w:hAnsi="Times New Roman" w:eastAsia="宋体"/>
+                <w:sz w:val="17"/>
+              </w:rPr>
+              <w:t>BT-046</w:t>
+            </w:r>
+          </w:p>
+        </w:tc>
+        <w:tc>
+          <w:tcPr>
+            <w:tcW w:type="dxa" w:w="3324"/>
+          </w:tcPr>
+          <w:p>
+            <w:r>
+              <w:rPr>
+                <w:rFonts w:ascii="Times New Roman" w:hAnsi="Times New Roman" w:eastAsia="宋体"/>
+                <w:sz w:val="17"/>
+              </w:rPr>
+              <w:t>无匹配时给出提示</w:t>
+            </w:r>
+          </w:p>
+        </w:tc>
+        <w:tc>
+          <w:tcPr>
+            <w:tcW w:type="dxa" w:w="3324"/>
+          </w:tcPr>
+          <w:p>
+            <w:r>
+              <w:rPr>
+                <w:rFonts w:ascii="Times New Roman" w:hAnsi="Times New Roman" w:eastAsia="宋体"/>
+                <w:sz w:val="17"/>
+              </w:rPr>
+              <w:t>"没有匹配「zzz-不存在」的课程"</w:t>
+            </w:r>
+          </w:p>
+        </w:tc>
+      </w:tr>
+      <w:tr>
+        <w:tc>
+          <w:tcPr>
+            <w:tcW w:type="dxa" w:w="3324"/>
+          </w:tcPr>
+          <w:p>
+            <w:r>
+              <w:rPr>
+                <w:rFonts w:ascii="Times New Roman" w:hAnsi="Times New Roman" w:eastAsia="宋体"/>
+                <w:sz w:val="17"/>
+              </w:rPr>
+              <w:t>BT-047</w:t>
+            </w:r>
+          </w:p>
+        </w:tc>
+        <w:tc>
+          <w:tcPr>
+            <w:tcW w:type="dxa" w:w="3324"/>
+          </w:tcPr>
+          <w:p>
+            <w:r>
+              <w:rPr>
+                <w:rFonts w:ascii="Times New Roman" w:hAnsi="Times New Roman" w:eastAsia="宋体"/>
+                <w:sz w:val="17"/>
+              </w:rPr>
+              <w:t>清空搜索后恢复全部</w:t>
+            </w:r>
+          </w:p>
+        </w:tc>
+        <w:tc>
+          <w:tcPr>
+            <w:tcW w:type="dxa" w:w="3324"/>
+          </w:tcPr>
+          <w:p>
+            <w:r>
+              <w:rPr>
+                <w:rFonts w:ascii="Times New Roman" w:hAnsi="Times New Roman" w:eastAsia="宋体"/>
+                <w:sz w:val="17"/>
+              </w:rPr>
+              <w:t>数量回到全部课程数</w:t>
+            </w:r>
+          </w:p>
+        </w:tc>
+      </w:tr>
+      <w:tr>
+        <w:tc>
+          <w:tcPr>
+            <w:tcW w:type="dxa" w:w="3324"/>
+          </w:tcPr>
+          <w:p>
+            <w:r>
+              <w:rPr>
+                <w:rFonts w:ascii="Times New Roman" w:hAnsi="Times New Roman" w:eastAsia="宋体"/>
+                <w:sz w:val="17"/>
+              </w:rPr>
+              <w:t>—</w:t>
+            </w:r>
+          </w:p>
+        </w:tc>
+        <w:tc>
+          <w:tcPr>
+            <w:tcW w:type="dxa" w:w="3324"/>
+          </w:tcPr>
+          <w:p>
+            <w:r>
+              <w:rPr>
+                <w:rFonts w:ascii="Times New Roman" w:hAnsi="Times New Roman" w:eastAsia="宋体"/>
+                <w:sz w:val="17"/>
+              </w:rPr>
+              <w:t>会员端「课程与余位」、课程管理列表同样支持搜索（按名称/编号/教练/场地/状态）</w:t>
+            </w:r>
+          </w:p>
+        </w:tc>
+        <w:tc>
+          <w:tcPr>
+            <w:tcW w:type="dxa" w:w="3324"/>
+          </w:tcPr>
+          <w:p>
+            <w:r>
+              <w:rPr>
+                <w:rFonts w:ascii="Times New Roman" w:hAnsi="Times New Roman" w:eastAsia="宋体"/>
+                <w:sz w:val="17"/>
+              </w:rPr>
+              <w:t>已实现</w:t>
+            </w:r>
+          </w:p>
+        </w:tc>
+      </w:tr>
+      <w:tr>
+        <w:tc>
+          <w:tcPr>
+            <w:tcW w:type="dxa" w:w="3324"/>
+          </w:tcPr>
+          <w:p>
+            <w:r>
+              <w:rPr>
+                <w:rFonts w:ascii="Times New Roman" w:hAnsi="Times New Roman" w:eastAsia="宋体"/>
+                <w:sz w:val="17"/>
+              </w:rPr>
+              <w:t>编号</w:t>
+            </w:r>
+          </w:p>
+        </w:tc>
+        <w:tc>
+          <w:tcPr>
+            <w:tcW w:type="dxa" w:w="3324"/>
+          </w:tcPr>
+          <w:p>
+            <w:r>
+              <w:rPr>
+                <w:rFonts w:ascii="Times New Roman" w:hAnsi="Times New Roman" w:eastAsia="宋体"/>
+                <w:sz w:val="17"/>
+              </w:rPr>
+              <w:t>用例</w:t>
+            </w:r>
+          </w:p>
+        </w:tc>
+        <w:tc>
+          <w:tcPr>
+            <w:tcW w:type="dxa" w:w="3324"/>
+          </w:tcPr>
+          <w:p>
+            <w:r>
+              <w:rPr>
+                <w:rFonts w:ascii="Times New Roman" w:hAnsi="Times New Roman" w:eastAsia="宋体"/>
+                <w:sz w:val="17"/>
+              </w:rPr>
+              <w:t>预期</w:t>
+            </w:r>
+          </w:p>
+        </w:tc>
+      </w:tr>
+      <w:tr>
+        <w:tc>
+          <w:tcPr>
+            <w:tcW w:type="dxa" w:w="3324"/>
+          </w:tcPr>
+          <w:p>
+            <w:r>
+              <w:rPr>
+                <w:rFonts w:ascii="Times New Roman" w:hAnsi="Times New Roman" w:eastAsia="宋体"/>
+                <w:sz w:val="17"/>
+              </w:rPr>
+              <w:t>BT-048</w:t>
+            </w:r>
+          </w:p>
+        </w:tc>
+        <w:tc>
+          <w:tcPr>
+            <w:tcW w:type="dxa" w:w="3324"/>
+          </w:tcPr>
+          <w:p>
+            <w:r>
+              <w:rPr>
+                <w:rFonts w:ascii="Times New Roman" w:hAnsi="Times New Roman" w:eastAsia="宋体"/>
+                <w:sz w:val="17"/>
+              </w:rPr>
+              <w:t>点击「扫码签到」弹出二维码</w:t>
+            </w:r>
+          </w:p>
+        </w:tc>
+        <w:tc>
+          <w:tcPr>
+            <w:tcW w:type="dxa" w:w="3324"/>
+          </w:tcPr>
+          <w:p>
+            <w:r>
+              <w:rPr>
+                <w:rFonts w:ascii="Times New Roman" w:hAnsi="Times New Roman" w:eastAsia="宋体"/>
+                <w:sz w:val="17"/>
+              </w:rPr>
+              <w:t>弹窗可见且含 1 个 SVG 二维码</w:t>
+            </w:r>
+          </w:p>
+        </w:tc>
+      </w:tr>
+      <w:tr>
+        <w:tc>
+          <w:tcPr>
+            <w:tcW w:type="dxa" w:w="3324"/>
+          </w:tcPr>
+          <w:p>
+            <w:r>
+              <w:rPr>
+                <w:rFonts w:ascii="Times New Roman" w:hAnsi="Times New Roman" w:eastAsia="宋体"/>
+                <w:sz w:val="17"/>
+              </w:rPr>
+              <w:t>BT-049</w:t>
+            </w:r>
+          </w:p>
+        </w:tc>
+        <w:tc>
+          <w:tcPr>
+            <w:tcW w:type="dxa" w:w="3324"/>
+          </w:tcPr>
+          <w:p>
+            <w:r>
+              <w:rPr>
+                <w:rFonts w:ascii="Times New Roman" w:hAnsi="Times New Roman" w:eastAsia="宋体"/>
+                <w:sz w:val="17"/>
+              </w:rPr>
+              <w:t>二维码内容为签到凭据</w:t>
+            </w:r>
+          </w:p>
+        </w:tc>
+        <w:tc>
+          <w:tcPr>
+            <w:tcW w:type="dxa" w:w="3324"/>
+          </w:tcPr>
+          <w:p>
+            <w:r>
+              <w:rPr>
+                <w:rFonts w:ascii="Times New Roman" w:hAnsi="Times New Roman" w:eastAsia="宋体"/>
+                <w:sz w:val="17"/>
+              </w:rPr>
+              <w:t>形如 `GYM-CHECKIN:{预约号}:{会员号}`</w:t>
+            </w:r>
+          </w:p>
+        </w:tc>
+      </w:tr>
+      <w:tr>
+        <w:tc>
+          <w:tcPr>
+            <w:tcW w:type="dxa" w:w="3324"/>
+          </w:tcPr>
+          <w:p>
+            <w:r>
+              <w:rPr>
+                <w:rFonts w:ascii="Times New Roman" w:hAnsi="Times New Roman" w:eastAsia="宋体"/>
+                <w:sz w:val="17"/>
+              </w:rPr>
+              <w:t>BT-050</w:t>
+            </w:r>
+          </w:p>
+        </w:tc>
+        <w:tc>
+          <w:tcPr>
+            <w:tcW w:type="dxa" w:w="3324"/>
+          </w:tcPr>
+          <w:p>
+            <w:r>
+              <w:rPr>
+                <w:rFonts w:ascii="Times New Roman" w:hAnsi="Times New Roman" w:eastAsia="宋体"/>
+                <w:sz w:val="17"/>
+              </w:rPr>
+              <w:t>二维码图形已绘制</w:t>
+            </w:r>
+          </w:p>
+        </w:tc>
+        <w:tc>
+          <w:tcPr>
+            <w:tcW w:type="dxa" w:w="3324"/>
+          </w:tcPr>
+          <w:p>
+            <w:r>
+              <w:rPr>
+                <w:rFonts w:ascii="Times New Roman" w:hAnsi="Times New Roman" w:eastAsia="宋体"/>
+                <w:sz w:val="17"/>
+              </w:rPr>
+              <w:t>SVG 内含模块 path</w:t>
+            </w:r>
+          </w:p>
+        </w:tc>
+      </w:tr>
+      <w:tr>
+        <w:tc>
+          <w:tcPr>
+            <w:tcW w:type="dxa" w:w="3324"/>
+          </w:tcPr>
+          <w:p>
+            <w:r>
+              <w:rPr>
+                <w:rFonts w:ascii="Times New Roman" w:hAnsi="Times New Roman" w:eastAsia="宋体"/>
+                <w:sz w:val="17"/>
+              </w:rPr>
+              <w:t>BT-051</w:t>
+            </w:r>
+          </w:p>
+        </w:tc>
+        <w:tc>
+          <w:tcPr>
+            <w:tcW w:type="dxa" w:w="3324"/>
+          </w:tcPr>
+          <w:p>
+            <w:r>
+              <w:rPr>
+                <w:rFonts w:ascii="Times New Roman" w:hAnsi="Times New Roman" w:eastAsia="宋体"/>
+                <w:sz w:val="17"/>
+              </w:rPr>
+              <w:t>关闭弹窗</w:t>
+            </w:r>
+          </w:p>
+        </w:tc>
+        <w:tc>
+          <w:tcPr>
+            <w:tcW w:type="dxa" w:w="3324"/>
+          </w:tcPr>
+          <w:p>
+            <w:r>
+              <w:rPr>
+                <w:rFonts w:ascii="Times New Roman" w:hAnsi="Times New Roman" w:eastAsia="宋体"/>
+                <w:sz w:val="17"/>
+              </w:rPr>
+              <w:t>弹窗隐藏</w:t>
+            </w:r>
+          </w:p>
+        </w:tc>
+      </w:tr>
+      <w:tr>
+        <w:tc>
+          <w:tcPr>
+            <w:tcW w:type="dxa" w:w="3324"/>
+          </w:tcPr>
+          <w:p>
+            <w:r>
+              <w:rPr>
+                <w:rFonts w:ascii="Times New Roman" w:hAnsi="Times New Roman" w:eastAsia="宋体"/>
+                <w:sz w:val="17"/>
+              </w:rPr>
+              <w:t>BT-052</w:t>
+            </w:r>
+          </w:p>
+        </w:tc>
+        <w:tc>
+          <w:tcPr>
+            <w:tcW w:type="dxa" w:w="3324"/>
+          </w:tcPr>
+          <w:p>
+            <w:r>
+              <w:rPr>
+                <w:rFonts w:ascii="Times New Roman" w:hAnsi="Times New Roman" w:eastAsia="宋体"/>
+                <w:sz w:val="17"/>
+              </w:rPr>
+              <w:t>门店扫码核销</w:t>
+            </w:r>
+          </w:p>
+        </w:tc>
+        <w:tc>
+          <w:tcPr>
+            <w:tcW w:type="dxa" w:w="3324"/>
+          </w:tcPr>
+          <w:p>
+            <w:r>
+              <w:rPr>
+                <w:rFonts w:ascii="Times New Roman" w:hAnsi="Times New Roman" w:eastAsia="宋体"/>
+                <w:sz w:val="17"/>
+              </w:rPr>
+              <w:t>提示"核销成功"</w:t>
+            </w:r>
+          </w:p>
+        </w:tc>
+      </w:tr>
+      <w:tr>
+        <w:tc>
+          <w:tcPr>
+            <w:tcW w:type="dxa" w:w="3324"/>
+          </w:tcPr>
+          <w:p>
+            <w:r>
+              <w:rPr>
+                <w:rFonts w:ascii="Times New Roman" w:hAnsi="Times New Roman" w:eastAsia="宋体"/>
+                <w:sz w:val="17"/>
+              </w:rPr>
+              <w:t>BT-053</w:t>
+            </w:r>
+          </w:p>
+        </w:tc>
+        <w:tc>
+          <w:tcPr>
+            <w:tcW w:type="dxa" w:w="3324"/>
+          </w:tcPr>
+          <w:p>
+            <w:r>
+              <w:rPr>
+                <w:rFonts w:ascii="Times New Roman" w:hAnsi="Times New Roman" w:eastAsia="宋体"/>
+                <w:sz w:val="17"/>
+              </w:rPr>
+              <w:t>重复核销被拒绝</w:t>
+            </w:r>
+          </w:p>
+        </w:tc>
+        <w:tc>
+          <w:tcPr>
+            <w:tcW w:type="dxa" w:w="3324"/>
+          </w:tcPr>
+          <w:p>
+            <w:r>
+              <w:rPr>
+                <w:rFonts w:ascii="Times New Roman" w:hAnsi="Times New Roman" w:eastAsia="宋体"/>
+                <w:sz w:val="17"/>
+              </w:rPr>
+              <w:t>提示核销失败（状态冲突 409）</w:t>
+            </w:r>
+          </w:p>
+        </w:tc>
+      </w:tr>
+      <w:tr>
+        <w:tc>
+          <w:tcPr>
+            <w:tcW w:type="dxa" w:w="3324"/>
+          </w:tcPr>
+          <w:p>
+            <w:r>
+              <w:rPr>
+                <w:rFonts w:ascii="Times New Roman" w:hAnsi="Times New Roman" w:eastAsia="宋体"/>
+                <w:sz w:val="17"/>
+              </w:rPr>
+              <w:t>QR-01~05</w:t>
+            </w:r>
+          </w:p>
+        </w:tc>
+        <w:tc>
+          <w:tcPr>
+            <w:tcW w:type="dxa" w:w="3324"/>
+          </w:tcPr>
+          <w:p>
+            <w:r>
+              <w:rPr>
+                <w:rFonts w:ascii="Times New Roman" w:hAnsi="Times New Roman" w:eastAsia="宋体"/>
+                <w:sz w:val="17"/>
+              </w:rPr>
+              <w:t>`verify/qr-check.js`：v1/v2/v4/v7 四个版本的二维码结构与内容反解</w:t>
+            </w:r>
+          </w:p>
+        </w:tc>
+        <w:tc>
+          <w:tcPr>
+            <w:tcW w:type="dxa" w:w="3324"/>
+          </w:tcPr>
+          <w:p>
+            <w:r>
+              <w:rPr>
+                <w:rFonts w:ascii="Times New Roman" w:hAnsi="Times New Roman" w:eastAsia="宋体"/>
+                <w:sz w:val="17"/>
+              </w:rPr>
+              <w:t>全部一致</w:t>
+            </w:r>
+          </w:p>
+        </w:tc>
+      </w:tr>
+    </w:tbl>
+    <w:p>
+      <w:pPr>
+        <w:pStyle w:val="Heading2"/>
+      </w:pPr>
+      <w:r>
+        <w:t>J 扫码签到（二维码）</w:t>
+      </w:r>
+    </w:p>
+    <w:p>
+      <w:pPr>
+        <w:ind w:left="283"/>
+      </w:pPr>
+      <w:r>
+        <w:t>设计说明：签到改为「会员出示二维码 → 门店扫码核销」的完整闭环。</w:t>
+      </w:r>
+    </w:p>
+    <w:p>
+      <w:pPr>
+        <w:ind w:left="283"/>
+      </w:pPr>
+      <w:r>
+        <w:t>二维码由前端内嵌的生成器产出（Byte 模式、纠错级别 M、版本 1–10），不依赖任何外部库或网络。</w:t>
+      </w:r>
+    </w:p>
+    <w:p>
+      <w:pPr>
+        <w:pStyle w:val="Heading2"/>
+      </w:pPr>
+      <w:r>
         <w:t>F 页面与前端健壮性</w:t>
       </w:r>
     </w:p>
@@ -6302,7 +7272,7 @@
                 <w:rFonts w:ascii="Times New Roman" w:hAnsi="Times New Roman" w:eastAsia="宋体"/>
                 <w:sz w:val="17"/>
               </w:rPr>
-              <w:t>**44 / 44 通过**</w:t>
+              <w:t>**56 / 56 通过**</w:t>
             </w:r>
           </w:p>
         </w:tc>
@@ -6318,35 +7288,35 @@
                 <w:rFonts w:ascii="Times New Roman" w:hAnsi="Times New Roman" w:eastAsia="宋体"/>
                 <w:sz w:val="17"/>
               </w:rPr>
-              <w:t>Node 参考实现 BDD</w:t>
-            </w:r>
-          </w:p>
-        </w:tc>
-        <w:tc>
-          <w:tcPr>
-            <w:tcW w:type="dxa" w:w="3324"/>
-          </w:tcPr>
-          <w:p>
-            <w:r>
-              <w:rPr>
-                <w:rFonts w:ascii="Times New Roman" w:hAnsi="Times New Roman" w:eastAsia="宋体"/>
-                <w:sz w:val="17"/>
-              </w:rPr>
-              <w:t>`node verify/run.js`</w:t>
-            </w:r>
-          </w:p>
-        </w:tc>
-        <w:tc>
-          <w:tcPr>
-            <w:tcW w:type="dxa" w:w="3324"/>
-          </w:tcPr>
-          <w:p>
-            <w:r>
-              <w:rPr>
-                <w:rFonts w:ascii="Times New Roman" w:hAnsi="Times New Roman" w:eastAsia="宋体"/>
-                <w:sz w:val="17"/>
-              </w:rPr>
-              <w:t>**18 / 18 通过**</w:t>
+              <w:t>二维码结构校验</w:t>
+            </w:r>
+          </w:p>
+        </w:tc>
+        <w:tc>
+          <w:tcPr>
+            <w:tcW w:type="dxa" w:w="3324"/>
+          </w:tcPr>
+          <w:p>
+            <w:r>
+              <w:rPr>
+                <w:rFonts w:ascii="Times New Roman" w:hAnsi="Times New Roman" w:eastAsia="宋体"/>
+                <w:sz w:val="17"/>
+              </w:rPr>
+              <w:t>`node verify/qr-check.js`</w:t>
+            </w:r>
+          </w:p>
+        </w:tc>
+        <w:tc>
+          <w:tcPr>
+            <w:tcW w:type="dxa" w:w="3324"/>
+          </w:tcPr>
+          <w:p>
+            <w:r>
+              <w:rPr>
+                <w:rFonts w:ascii="Times New Roman" w:hAnsi="Times New Roman" w:eastAsia="宋体"/>
+                <w:sz w:val="17"/>
+              </w:rPr>
+              <w:t>**5 / 5 通过**</w:t>
             </w:r>
           </w:p>
         </w:tc>
@@ -6362,21 +7332,21 @@
                 <w:rFonts w:ascii="Times New Roman" w:hAnsi="Times New Roman" w:eastAsia="宋体"/>
                 <w:sz w:val="17"/>
               </w:rPr>
-              <w:t>Node 可运行版接口冒烟</w:t>
-            </w:r>
-          </w:p>
-        </w:tc>
-        <w:tc>
-          <w:tcPr>
-            <w:tcW w:type="dxa" w:w="3324"/>
-          </w:tcPr>
-          <w:p>
-            <w:r>
-              <w:rPr>
-                <w:rFonts w:ascii="Times New Roman" w:hAnsi="Times New Roman" w:eastAsia="宋体"/>
-                <w:sz w:val="17"/>
-              </w:rPr>
-              <w:t>`node app/smoke.js`</w:t>
+              <w:t>Node 参考实现 BDD</w:t>
+            </w:r>
+          </w:p>
+        </w:tc>
+        <w:tc>
+          <w:tcPr>
+            <w:tcW w:type="dxa" w:w="3324"/>
+          </w:tcPr>
+          <w:p>
+            <w:r>
+              <w:rPr>
+                <w:rFonts w:ascii="Times New Roman" w:hAnsi="Times New Roman" w:eastAsia="宋体"/>
+                <w:sz w:val="17"/>
+              </w:rPr>
+              <w:t>`node verify/run.js`</w:t>
             </w:r>
           </w:p>
         </w:tc>
@@ -6406,6 +7376,50 @@
                 <w:rFonts w:ascii="Times New Roman" w:hAnsi="Times New Roman" w:eastAsia="宋体"/>
                 <w:sz w:val="17"/>
               </w:rPr>
+              <w:t>Node 可运行版接口冒烟</w:t>
+            </w:r>
+          </w:p>
+        </w:tc>
+        <w:tc>
+          <w:tcPr>
+            <w:tcW w:type="dxa" w:w="3324"/>
+          </w:tcPr>
+          <w:p>
+            <w:r>
+              <w:rPr>
+                <w:rFonts w:ascii="Times New Roman" w:hAnsi="Times New Roman" w:eastAsia="宋体"/>
+                <w:sz w:val="17"/>
+              </w:rPr>
+              <w:t>`node app/smoke.js`</w:t>
+            </w:r>
+          </w:p>
+        </w:tc>
+        <w:tc>
+          <w:tcPr>
+            <w:tcW w:type="dxa" w:w="3324"/>
+          </w:tcPr>
+          <w:p>
+            <w:r>
+              <w:rPr>
+                <w:rFonts w:ascii="Times New Roman" w:hAnsi="Times New Roman" w:eastAsia="宋体"/>
+                <w:sz w:val="17"/>
+              </w:rPr>
+              <w:t>**18 / 18 通过**</w:t>
+            </w:r>
+          </w:p>
+        </w:tc>
+      </w:tr>
+      <w:tr>
+        <w:tc>
+          <w:tcPr>
+            <w:tcW w:type="dxa" w:w="3324"/>
+          </w:tcPr>
+          <w:p>
+            <w:r>
+              <w:rPr>
+                <w:rFonts w:ascii="Times New Roman" w:hAnsi="Times New Roman" w:eastAsia="宋体"/>
+                <w:sz w:val="17"/>
+              </w:rPr>
               <w:t>**合计**</w:t>
             </w:r>
           </w:p>
@@ -6433,7 +7447,7 @@
                 <w:rFonts w:ascii="Times New Roman" w:hAnsi="Times New Roman" w:eastAsia="宋体"/>
                 <w:sz w:val="17"/>
               </w:rPr>
-              <w:t>**226 项检查全部通过**</w:t>
+              <w:t>**243 项检查全部通过**</w:t>
             </w:r>
           </w:p>
         </w:tc>
@@ -6593,6 +7607,74 @@
       </w:r>
       <w:r>
         <w:t>：店长选中会员后可代客约课；课程卡展示已报名名单与余位，随预约数据实时刷新。</w:t>
+      </w:r>
+    </w:p>
+    <w:p>
+      <w:pPr>
+        <w:ind w:left="420"/>
+      </w:pPr>
+      <w:r>
+        <w:t xml:space="preserve">• </w:t>
+      </w:r>
+      <w:r>
+        <w:rPr>
+          <w:b/>
+        </w:rPr>
+        <w:t>前端结构</w:t>
+      </w:r>
+      <w:r>
+        <w:t>：左侧导航 + 独立页面（会员 3 页 / 门店 8 页），按角色渲染菜单；同一时刻只显示一个页面。</w:t>
+      </w:r>
+    </w:p>
+    <w:p>
+      <w:pPr>
+        <w:ind w:left="420"/>
+      </w:pPr>
+      <w:r>
+        <w:t xml:space="preserve">• </w:t>
+      </w:r>
+      <w:r>
+        <w:rPr>
+          <w:b/>
+        </w:rPr>
+        <w:t>身份登录</w:t>
+      </w:r>
+      <w:r>
+        <w:t>：先选身份再输账号；身份与账号角色不符时拦下并提示。</w:t>
+      </w:r>
+    </w:p>
+    <w:p>
+      <w:pPr>
+        <w:ind w:left="420"/>
+      </w:pPr>
+      <w:r>
+        <w:t xml:space="preserve">• </w:t>
+      </w:r>
+      <w:r>
+        <w:rPr>
+          <w:b/>
+        </w:rPr>
+        <w:t>扫码签到</w:t>
+      </w:r>
+      <w:r>
+        <w:t>：会员端出示二维码（内容 `GYM-CHECKIN:{预约号}:{会员号}`），门店扫码核销；重复核销返回状态冲突。</w:t>
+      </w:r>
+    </w:p>
+    <w:p>
+      <w:pPr>
+        <w:ind w:left="420"/>
+      </w:pPr>
+      <w:r>
+        <w:t xml:space="preserve">• </w:t>
+      </w:r>
+      <w:r>
+        <w:rPr>
+          <w:b/>
+        </w:rPr>
+        <w:t>二维码质量</w:t>
+      </w:r>
+      <w:r>
+        <w:t>：生成器输出经黑盒反解校验（结构特征 + 格式信息 BCH + 反交织还原原文），v1/v2/v4/v7 全部一致。</w:t>
       </w:r>
     </w:p>
     <w:p>

--- a/09-代码实现与迭代/系统测试文档.docx
+++ b/09-代码实现与迭代/系统测试文档.docx
@@ -338,7 +338,7 @@
                 <w:rFonts w:ascii="Times New Roman" w:hAnsi="Times New Roman" w:eastAsia="宋体"/>
                 <w:sz w:val="17"/>
               </w:rPr>
-              <w:t>`verify/integration-test.js`（真实 HTTP）</w:t>
+              <w:t>`verify/integration-test.js`（真实 HTTP，自带数据复位）</w:t>
             </w:r>
           </w:p>
         </w:tc>
@@ -366,7 +366,7 @@
                 <w:rFonts w:ascii="Times New Roman" w:hAnsi="Times New Roman" w:eastAsia="宋体"/>
                 <w:sz w:val="17"/>
               </w:rPr>
-              <w:t>68</w:t>
+              <w:t>69</w:t>
             </w:r>
           </w:p>
         </w:tc>
@@ -7184,7 +7184,7 @@
                 <w:rFonts w:ascii="Times New Roman" w:hAnsi="Times New Roman" w:eastAsia="宋体"/>
                 <w:sz w:val="17"/>
               </w:rPr>
-              <w:t>**68 / 68 通过**</w:t>
+              <w:t>**69 / 69 通过**</w:t>
             </w:r>
           </w:p>
         </w:tc>
@@ -7447,7 +7447,7 @@
                 <w:rFonts w:ascii="Times New Roman" w:hAnsi="Times New Roman" w:eastAsia="宋体"/>
                 <w:sz w:val="17"/>
               </w:rPr>
-              <w:t>**243 项检查全部通过**</w:t>
+              <w:t>**244 项检查全部通过**</w:t>
             </w:r>
           </w:p>
         </w:tc>

--- a/09-代码实现与迭代/系统测试文档.docx
+++ b/09-代码实现与迭代/系统测试文档.docx
@@ -178,7 +178,7 @@
                 <w:rFonts w:ascii="Times New Roman" w:hAnsi="Times New Roman" w:eastAsia="宋体"/>
                 <w:sz w:val="17"/>
               </w:rPr>
-              <w:t>业务规则、权限判定、算法阈值</w:t>
+              <w:t>业务规则、权限判定、算法阈值、教练权限隔离</w:t>
             </w:r>
           </w:p>
         </w:tc>
@@ -192,7 +192,7 @@
                 <w:rFonts w:ascii="Times New Roman" w:hAnsi="Times New Roman" w:eastAsia="宋体"/>
                 <w:sz w:val="17"/>
               </w:rPr>
-              <w:t>52</w:t>
+              <w:t>56</w:t>
             </w:r>
           </w:p>
         </w:tc>
@@ -352,7 +352,7 @@
                 <w:rFonts w:ascii="Times New Roman" w:hAnsi="Times New Roman" w:eastAsia="宋体"/>
                 <w:sz w:val="17"/>
               </w:rPr>
-              <w:t>登录、权限、选课退课、排课、注册、全流程</w:t>
+              <w:t>登录、权限、选课退课、排课、注册、教练、场地预约、报名名单</w:t>
             </w:r>
           </w:p>
         </w:tc>
@@ -366,7 +366,7 @@
                 <w:rFonts w:ascii="Times New Roman" w:hAnsi="Times New Roman" w:eastAsia="宋体"/>
                 <w:sz w:val="17"/>
               </w:rPr>
-              <w:t>69</w:t>
+              <w:t>99</w:t>
             </w:r>
           </w:p>
         </w:tc>
@@ -6143,6 +6143,1543 @@
         <w:pStyle w:val="Heading2"/>
       </w:pPr>
       <w:r>
+        <w:t>K 教练角色</w:t>
+      </w:r>
+    </w:p>
+    <w:tbl>
+      <w:tblPr>
+        <w:tblStyle w:val="TableGrid"/>
+        <w:tblW w:type="auto" w:w="0"/>
+        <w:tblLook w:firstColumn="1" w:firstRow="1" w:lastColumn="0" w:lastRow="0" w:noHBand="0" w:noVBand="1" w:val="04A0"/>
+      </w:tblPr>
+      <w:tblGrid>
+        <w:gridCol w:w="3324"/>
+        <w:gridCol w:w="3324"/>
+        <w:gridCol w:w="3324"/>
+      </w:tblGrid>
+      <w:tr>
+        <w:tc>
+          <w:tcPr>
+            <w:tcW w:type="dxa" w:w="3324"/>
+          </w:tcPr>
+          <w:p/>
+        </w:tc>
+        <w:tc>
+          <w:tcPr>
+            <w:tcW w:type="dxa" w:w="3324"/>
+          </w:tcPr>
+          <w:p/>
+        </w:tc>
+        <w:tc>
+          <w:tcPr>
+            <w:tcW w:type="dxa" w:w="3324"/>
+          </w:tcPr>
+          <w:p/>
+        </w:tc>
+      </w:tr>
+      <w:tr>
+        <w:tc>
+          <w:tcPr>
+            <w:tcW w:type="dxa" w:w="3324"/>
+          </w:tcPr>
+          <w:p>
+            <w:r>
+              <w:rPr>
+                <w:rFonts w:ascii="Times New Roman" w:hAnsi="Times New Roman" w:eastAsia="宋体"/>
+                <w:sz w:val="17"/>
+              </w:rPr>
+              <w:t>编号</w:t>
+            </w:r>
+          </w:p>
+        </w:tc>
+        <w:tc>
+          <w:tcPr>
+            <w:tcW w:type="dxa" w:w="3324"/>
+          </w:tcPr>
+          <w:p>
+            <w:r>
+              <w:rPr>
+                <w:rFonts w:ascii="Times New Roman" w:hAnsi="Times New Roman" w:eastAsia="宋体"/>
+                <w:sz w:val="17"/>
+              </w:rPr>
+              <w:t>用例</w:t>
+            </w:r>
+          </w:p>
+        </w:tc>
+        <w:tc>
+          <w:tcPr>
+            <w:tcW w:type="dxa" w:w="3324"/>
+          </w:tcPr>
+          <w:p>
+            <w:r>
+              <w:rPr>
+                <w:rFonts w:ascii="Times New Roman" w:hAnsi="Times New Roman" w:eastAsia="宋体"/>
+                <w:sz w:val="17"/>
+              </w:rPr>
+              <w:t>预期</w:t>
+            </w:r>
+          </w:p>
+        </w:tc>
+      </w:tr>
+      <w:tr>
+        <w:tc>
+          <w:tcPr>
+            <w:tcW w:type="dxa" w:w="3324"/>
+          </w:tcPr>
+          <w:p>
+            <w:r>
+              <w:rPr>
+                <w:rFonts w:ascii="Times New Roman" w:hAnsi="Times New Roman" w:eastAsia="宋体"/>
+                <w:sz w:val="17"/>
+              </w:rPr>
+              <w:t>IT-066</w:t>
+            </w:r>
+          </w:p>
+        </w:tc>
+        <w:tc>
+          <w:tcPr>
+            <w:tcW w:type="dxa" w:w="3324"/>
+          </w:tcPr>
+          <w:p>
+            <w:r>
+              <w:rPr>
+                <w:rFonts w:ascii="Times New Roman" w:hAnsi="Times New Roman" w:eastAsia="宋体"/>
+                <w:sz w:val="17"/>
+              </w:rPr>
+              <w:t>教练登录</w:t>
+            </w:r>
+          </w:p>
+        </w:tc>
+        <w:tc>
+          <w:tcPr>
+            <w:tcW w:type="dxa" w:w="3324"/>
+          </w:tcPr>
+          <w:p>
+            <w:r>
+              <w:rPr>
+                <w:rFonts w:ascii="Times New Roman" w:hAnsi="Times New Roman" w:eastAsia="宋体"/>
+                <w:sz w:val="17"/>
+              </w:rPr>
+              <w:t>200，role=COACH，coachId=101</w:t>
+            </w:r>
+          </w:p>
+        </w:tc>
+      </w:tr>
+      <w:tr>
+        <w:tc>
+          <w:tcPr>
+            <w:tcW w:type="dxa" w:w="3324"/>
+          </w:tcPr>
+          <w:p>
+            <w:r>
+              <w:rPr>
+                <w:rFonts w:ascii="Times New Roman" w:hAnsi="Times New Roman" w:eastAsia="宋体"/>
+                <w:sz w:val="17"/>
+              </w:rPr>
+              <w:t>IT-067</w:t>
+            </w:r>
+          </w:p>
+        </w:tc>
+        <w:tc>
+          <w:tcPr>
+            <w:tcW w:type="dxa" w:w="3324"/>
+          </w:tcPr>
+          <w:p>
+            <w:r>
+              <w:rPr>
+                <w:rFonts w:ascii="Times New Roman" w:hAnsi="Times New Roman" w:eastAsia="宋体"/>
+                <w:sz w:val="17"/>
+              </w:rPr>
+              <w:t>教练查看本人档案</w:t>
+            </w:r>
+          </w:p>
+        </w:tc>
+        <w:tc>
+          <w:tcPr>
+            <w:tcW w:type="dxa" w:w="3324"/>
+          </w:tcPr>
+          <w:p>
+            <w:r>
+              <w:rPr>
+                <w:rFonts w:ascii="Times New Roman" w:hAnsi="Times New Roman" w:eastAsia="宋体"/>
+                <w:sz w:val="17"/>
+              </w:rPr>
+              <w:t>200，含姓名与擅长项目</w:t>
+            </w:r>
+          </w:p>
+        </w:tc>
+      </w:tr>
+      <w:tr>
+        <w:tc>
+          <w:tcPr>
+            <w:tcW w:type="dxa" w:w="3324"/>
+          </w:tcPr>
+          <w:p>
+            <w:r>
+              <w:rPr>
+                <w:rFonts w:ascii="Times New Roman" w:hAnsi="Times New Roman" w:eastAsia="宋体"/>
+                <w:sz w:val="17"/>
+              </w:rPr>
+              <w:t>IT-068</w:t>
+            </w:r>
+          </w:p>
+        </w:tc>
+        <w:tc>
+          <w:tcPr>
+            <w:tcW w:type="dxa" w:w="3324"/>
+          </w:tcPr>
+          <w:p>
+            <w:r>
+              <w:rPr>
+                <w:rFonts w:ascii="Times New Roman" w:hAnsi="Times New Roman" w:eastAsia="宋体"/>
+                <w:sz w:val="17"/>
+              </w:rPr>
+              <w:t>教练不能排课</w:t>
+            </w:r>
+          </w:p>
+        </w:tc>
+        <w:tc>
+          <w:tcPr>
+            <w:tcW w:type="dxa" w:w="3324"/>
+          </w:tcPr>
+          <w:p>
+            <w:r>
+              <w:rPr>
+                <w:rFonts w:ascii="Times New Roman" w:hAnsi="Times New Roman" w:eastAsia="宋体"/>
+                <w:sz w:val="17"/>
+              </w:rPr>
+              <w:t>**403**（仅门店后台）</w:t>
+            </w:r>
+          </w:p>
+        </w:tc>
+      </w:tr>
+      <w:tr>
+        <w:tc>
+          <w:tcPr>
+            <w:tcW w:type="dxa" w:w="3324"/>
+          </w:tcPr>
+          <w:p>
+            <w:r>
+              <w:rPr>
+                <w:rFonts w:ascii="Times New Roman" w:hAnsi="Times New Roman" w:eastAsia="宋体"/>
+                <w:sz w:val="17"/>
+              </w:rPr>
+              <w:t>IT-069</w:t>
+            </w:r>
+          </w:p>
+        </w:tc>
+        <w:tc>
+          <w:tcPr>
+            <w:tcW w:type="dxa" w:w="3324"/>
+          </w:tcPr>
+          <w:p>
+            <w:r>
+              <w:rPr>
+                <w:rFonts w:ascii="Times New Roman" w:hAnsi="Times New Roman" w:eastAsia="宋体"/>
+                <w:sz w:val="17"/>
+              </w:rPr>
+              <w:t>教练不能维护场馆</w:t>
+            </w:r>
+          </w:p>
+        </w:tc>
+        <w:tc>
+          <w:tcPr>
+            <w:tcW w:type="dxa" w:w="3324"/>
+          </w:tcPr>
+          <w:p>
+            <w:r>
+              <w:rPr>
+                <w:rFonts w:ascii="Times New Roman" w:hAnsi="Times New Roman" w:eastAsia="宋体"/>
+                <w:sz w:val="17"/>
+              </w:rPr>
+              <w:t>**403**</w:t>
+            </w:r>
+          </w:p>
+        </w:tc>
+      </w:tr>
+      <w:tr>
+        <w:tc>
+          <w:tcPr>
+            <w:tcW w:type="dxa" w:w="3324"/>
+          </w:tcPr>
+          <w:p>
+            <w:r>
+              <w:rPr>
+                <w:rFonts w:ascii="Times New Roman" w:hAnsi="Times New Roman" w:eastAsia="宋体"/>
+                <w:sz w:val="17"/>
+              </w:rPr>
+              <w:t>IT-070</w:t>
+            </w:r>
+          </w:p>
+        </w:tc>
+        <w:tc>
+          <w:tcPr>
+            <w:tcW w:type="dxa" w:w="3324"/>
+          </w:tcPr>
+          <w:p>
+            <w:r>
+              <w:rPr>
+                <w:rFonts w:ascii="Times New Roman" w:hAnsi="Times New Roman" w:eastAsia="宋体"/>
+                <w:sz w:val="17"/>
+              </w:rPr>
+              <w:t>店长维护教练档案</w:t>
+            </w:r>
+          </w:p>
+        </w:tc>
+        <w:tc>
+          <w:tcPr>
+            <w:tcW w:type="dxa" w:w="3324"/>
+          </w:tcPr>
+          <w:p>
+            <w:r>
+              <w:rPr>
+                <w:rFonts w:ascii="Times New Roman" w:hAnsi="Times New Roman" w:eastAsia="宋体"/>
+                <w:sz w:val="17"/>
+              </w:rPr>
+              <w:t>200</w:t>
+            </w:r>
+          </w:p>
+        </w:tc>
+      </w:tr>
+      <w:tr>
+        <w:tc>
+          <w:tcPr>
+            <w:tcW w:type="dxa" w:w="3324"/>
+          </w:tcPr>
+          <w:p>
+            <w:r>
+              <w:rPr>
+                <w:rFonts w:ascii="Times New Roman" w:hAnsi="Times New Roman" w:eastAsia="宋体"/>
+                <w:sz w:val="17"/>
+              </w:rPr>
+              <w:t>IT-071</w:t>
+            </w:r>
+          </w:p>
+        </w:tc>
+        <w:tc>
+          <w:tcPr>
+            <w:tcW w:type="dxa" w:w="3324"/>
+          </w:tcPr>
+          <w:p>
+            <w:r>
+              <w:rPr>
+                <w:rFonts w:ascii="Times New Roman" w:hAnsi="Times New Roman" w:eastAsia="宋体"/>
+                <w:sz w:val="17"/>
+              </w:rPr>
+              <w:t>教练状态可改为休假</w:t>
+            </w:r>
+          </w:p>
+        </w:tc>
+        <w:tc>
+          <w:tcPr>
+            <w:tcW w:type="dxa" w:w="3324"/>
+          </w:tcPr>
+          <w:p>
+            <w:r>
+              <w:rPr>
+                <w:rFonts w:ascii="Times New Roman" w:hAnsi="Times New Roman" w:eastAsia="宋体"/>
+                <w:sz w:val="17"/>
+              </w:rPr>
+              <w:t>200，status=leave</w:t>
+            </w:r>
+          </w:p>
+        </w:tc>
+      </w:tr>
+      <w:tr>
+        <w:tc>
+          <w:tcPr>
+            <w:tcW w:type="dxa" w:w="3324"/>
+          </w:tcPr>
+          <w:p>
+            <w:r>
+              <w:rPr>
+                <w:rFonts w:ascii="Times New Roman" w:hAnsi="Times New Roman" w:eastAsia="宋体"/>
+                <w:sz w:val="17"/>
+              </w:rPr>
+              <w:t>U-38~41</w:t>
+            </w:r>
+          </w:p>
+        </w:tc>
+        <w:tc>
+          <w:tcPr>
+            <w:tcW w:type="dxa" w:w="3324"/>
+          </w:tcPr>
+          <w:p>
+            <w:r>
+              <w:rPr>
+                <w:rFonts w:ascii="Times New Roman" w:hAnsi="Times New Roman" w:eastAsia="宋体"/>
+                <w:sz w:val="17"/>
+              </w:rPr>
+              <w:t>单元：`AuthContextTest` 教练权限 4 条</w:t>
+            </w:r>
+          </w:p>
+        </w:tc>
+        <w:tc>
+          <w:tcPr>
+            <w:tcW w:type="dxa" w:w="3324"/>
+          </w:tcPr>
+          <w:p>
+            <w:r>
+              <w:rPr>
+                <w:rFonts w:ascii="Times New Roman" w:hAnsi="Times New Roman" w:eastAsia="宋体"/>
+                <w:sz w:val="17"/>
+              </w:rPr>
+              <w:t>—</w:t>
+            </w:r>
+          </w:p>
+        </w:tc>
+      </w:tr>
+    </w:tbl>
+    <w:p>
+      <w:pPr>
+        <w:ind w:left="283"/>
+      </w:pPr>
+      <w:r>
+        <w:t>设计说明：教练是独立角色（COACH），能登录并有专属界面，但</w:t>
+      </w:r>
+      <w:r>
+        <w:rPr>
+          <w:b/>
+        </w:rPr>
+        <w:t>不能</w:t>
+      </w:r>
+      <w:r>
+        <w:t>访问门店后台接口；</w:t>
+      </w:r>
+    </w:p>
+    <w:p>
+      <w:pPr>
+        <w:ind w:left="283"/>
+      </w:pPr>
+      <w:r>
+        <w:t>`effectiveCoachId` 保证教练只能操作自己的课程。</w:t>
+      </w:r>
+    </w:p>
+    <w:p>
+      <w:pPr>
+        <w:pStyle w:val="Heading2"/>
+      </w:pPr>
+      <w:r>
+        <w:t>L 场馆与场地预约</w:t>
+      </w:r>
+    </w:p>
+    <w:tbl>
+      <w:tblPr>
+        <w:tblStyle w:val="TableGrid"/>
+        <w:tblW w:type="auto" w:w="0"/>
+        <w:tblLook w:firstColumn="1" w:firstRow="1" w:lastColumn="0" w:lastRow="0" w:noHBand="0" w:noVBand="1" w:val="04A0"/>
+      </w:tblPr>
+      <w:tblGrid>
+        <w:gridCol w:w="3324"/>
+        <w:gridCol w:w="3324"/>
+        <w:gridCol w:w="3324"/>
+      </w:tblGrid>
+      <w:tr>
+        <w:tc>
+          <w:tcPr>
+            <w:tcW w:type="dxa" w:w="3324"/>
+          </w:tcPr>
+          <w:p/>
+        </w:tc>
+        <w:tc>
+          <w:tcPr>
+            <w:tcW w:type="dxa" w:w="3324"/>
+          </w:tcPr>
+          <w:p/>
+        </w:tc>
+        <w:tc>
+          <w:tcPr>
+            <w:tcW w:type="dxa" w:w="3324"/>
+          </w:tcPr>
+          <w:p/>
+        </w:tc>
+      </w:tr>
+      <w:tr>
+        <w:tc>
+          <w:tcPr>
+            <w:tcW w:type="dxa" w:w="3324"/>
+          </w:tcPr>
+          <w:p>
+            <w:r>
+              <w:rPr>
+                <w:rFonts w:ascii="Times New Roman" w:hAnsi="Times New Roman" w:eastAsia="宋体"/>
+                <w:sz w:val="17"/>
+              </w:rPr>
+              <w:t>编号</w:t>
+            </w:r>
+          </w:p>
+        </w:tc>
+        <w:tc>
+          <w:tcPr>
+            <w:tcW w:type="dxa" w:w="3324"/>
+          </w:tcPr>
+          <w:p>
+            <w:r>
+              <w:rPr>
+                <w:rFonts w:ascii="Times New Roman" w:hAnsi="Times New Roman" w:eastAsia="宋体"/>
+                <w:sz w:val="17"/>
+              </w:rPr>
+              <w:t>用例</w:t>
+            </w:r>
+          </w:p>
+        </w:tc>
+        <w:tc>
+          <w:tcPr>
+            <w:tcW w:type="dxa" w:w="3324"/>
+          </w:tcPr>
+          <w:p>
+            <w:r>
+              <w:rPr>
+                <w:rFonts w:ascii="Times New Roman" w:hAnsi="Times New Roman" w:eastAsia="宋体"/>
+                <w:sz w:val="17"/>
+              </w:rPr>
+              <w:t>预期</w:t>
+            </w:r>
+          </w:p>
+        </w:tc>
+      </w:tr>
+      <w:tr>
+        <w:tc>
+          <w:tcPr>
+            <w:tcW w:type="dxa" w:w="3324"/>
+          </w:tcPr>
+          <w:p>
+            <w:r>
+              <w:rPr>
+                <w:rFonts w:ascii="Times New Roman" w:hAnsi="Times New Roman" w:eastAsia="宋体"/>
+                <w:sz w:val="17"/>
+              </w:rPr>
+              <w:t>IT-073</w:t>
+            </w:r>
+          </w:p>
+        </w:tc>
+        <w:tc>
+          <w:tcPr>
+            <w:tcW w:type="dxa" w:w="3324"/>
+          </w:tcPr>
+          <w:p>
+            <w:r>
+              <w:rPr>
+                <w:rFonts w:ascii="Times New Roman" w:hAnsi="Times New Roman" w:eastAsia="宋体"/>
+                <w:sz w:val="17"/>
+              </w:rPr>
+              <w:t>场馆列表</w:t>
+            </w:r>
+          </w:p>
+        </w:tc>
+        <w:tc>
+          <w:tcPr>
+            <w:tcW w:type="dxa" w:w="3324"/>
+          </w:tcPr>
+          <w:p>
+            <w:r>
+              <w:rPr>
+                <w:rFonts w:ascii="Times New Roman" w:hAnsi="Times New Roman" w:eastAsia="宋体"/>
+                <w:sz w:val="17"/>
+              </w:rPr>
+              <w:t>私有 4 + 公共 1</w:t>
+            </w:r>
+          </w:p>
+        </w:tc>
+      </w:tr>
+      <w:tr>
+        <w:tc>
+          <w:tcPr>
+            <w:tcW w:type="dxa" w:w="3324"/>
+          </w:tcPr>
+          <w:p>
+            <w:r>
+              <w:rPr>
+                <w:rFonts w:ascii="Times New Roman" w:hAnsi="Times New Roman" w:eastAsia="宋体"/>
+                <w:sz w:val="17"/>
+              </w:rPr>
+              <w:t>IT-074</w:t>
+            </w:r>
+          </w:p>
+        </w:tc>
+        <w:tc>
+          <w:tcPr>
+            <w:tcW w:type="dxa" w:w="3324"/>
+          </w:tcPr>
+          <w:p>
+            <w:r>
+              <w:rPr>
+                <w:rFonts w:ascii="Times New Roman" w:hAnsi="Times New Roman" w:eastAsia="宋体"/>
+                <w:sz w:val="17"/>
+              </w:rPr>
+              <w:t>会员自助预约私有场馆</w:t>
+            </w:r>
+          </w:p>
+        </w:tc>
+        <w:tc>
+          <w:tcPr>
+            <w:tcW w:type="dxa" w:w="3324"/>
+          </w:tcPr>
+          <w:p>
+            <w:r>
+              <w:rPr>
+                <w:rFonts w:ascii="Times New Roman" w:hAnsi="Times New Roman" w:eastAsia="宋体"/>
+                <w:sz w:val="17"/>
+              </w:rPr>
+              <w:t>200</w:t>
+            </w:r>
+          </w:p>
+        </w:tc>
+      </w:tr>
+      <w:tr>
+        <w:tc>
+          <w:tcPr>
+            <w:tcW w:type="dxa" w:w="3324"/>
+          </w:tcPr>
+          <w:p>
+            <w:r>
+              <w:rPr>
+                <w:rFonts w:ascii="Times New Roman" w:hAnsi="Times New Roman" w:eastAsia="宋体"/>
+                <w:sz w:val="17"/>
+              </w:rPr>
+              <w:t>IT-075</w:t>
+            </w:r>
+          </w:p>
+        </w:tc>
+        <w:tc>
+          <w:tcPr>
+            <w:tcW w:type="dxa" w:w="3324"/>
+          </w:tcPr>
+          <w:p>
+            <w:r>
+              <w:rPr>
+                <w:rFonts w:ascii="Times New Roman" w:hAnsi="Times New Roman" w:eastAsia="宋体"/>
+                <w:sz w:val="17"/>
+              </w:rPr>
+              <w:t>同一场地同一时段</w:t>
+            </w:r>
+          </w:p>
+        </w:tc>
+        <w:tc>
+          <w:tcPr>
+            <w:tcW w:type="dxa" w:w="3324"/>
+          </w:tcPr>
+          <w:p>
+            <w:r>
+              <w:rPr>
+                <w:rFonts w:ascii="Times New Roman" w:hAnsi="Times New Roman" w:eastAsia="宋体"/>
+                <w:sz w:val="17"/>
+              </w:rPr>
+              <w:t>**409**，提示时段不可重叠</w:t>
+            </w:r>
+          </w:p>
+        </w:tc>
+      </w:tr>
+      <w:tr>
+        <w:tc>
+          <w:tcPr>
+            <w:tcW w:type="dxa" w:w="3324"/>
+          </w:tcPr>
+          <w:p>
+            <w:r>
+              <w:rPr>
+                <w:rFonts w:ascii="Times New Roman" w:hAnsi="Times New Roman" w:eastAsia="宋体"/>
+                <w:sz w:val="17"/>
+              </w:rPr>
+              <w:t>IT-076</w:t>
+            </w:r>
+          </w:p>
+        </w:tc>
+        <w:tc>
+          <w:tcPr>
+            <w:tcW w:type="dxa" w:w="3324"/>
+          </w:tcPr>
+          <w:p>
+            <w:r>
+              <w:rPr>
+                <w:rFonts w:ascii="Times New Roman" w:hAnsi="Times New Roman" w:eastAsia="宋体"/>
+                <w:sz w:val="17"/>
+              </w:rPr>
+              <w:t>换一个场馆同时段</w:t>
+            </w:r>
+          </w:p>
+        </w:tc>
+        <w:tc>
+          <w:tcPr>
+            <w:tcW w:type="dxa" w:w="3324"/>
+          </w:tcPr>
+          <w:p>
+            <w:r>
+              <w:rPr>
+                <w:rFonts w:ascii="Times New Roman" w:hAnsi="Times New Roman" w:eastAsia="宋体"/>
+                <w:sz w:val="17"/>
+              </w:rPr>
+              <w:t>200</w:t>
+            </w:r>
+          </w:p>
+        </w:tc>
+      </w:tr>
+      <w:tr>
+        <w:tc>
+          <w:tcPr>
+            <w:tcW w:type="dxa" w:w="3324"/>
+          </w:tcPr>
+          <w:p>
+            <w:r>
+              <w:rPr>
+                <w:rFonts w:ascii="Times New Roman" w:hAnsi="Times New Roman" w:eastAsia="宋体"/>
+                <w:sz w:val="17"/>
+              </w:rPr>
+              <w:t>IT-077</w:t>
+            </w:r>
+          </w:p>
+        </w:tc>
+        <w:tc>
+          <w:tcPr>
+            <w:tcW w:type="dxa" w:w="3324"/>
+          </w:tcPr>
+          <w:p>
+            <w:r>
+              <w:rPr>
+                <w:rFonts w:ascii="Times New Roman" w:hAnsi="Times New Roman" w:eastAsia="宋体"/>
+                <w:sz w:val="17"/>
+              </w:rPr>
+              <w:t>公共区域可预约</w:t>
+            </w:r>
+          </w:p>
+        </w:tc>
+        <w:tc>
+          <w:tcPr>
+            <w:tcW w:type="dxa" w:w="3324"/>
+          </w:tcPr>
+          <w:p>
+            <w:r>
+              <w:rPr>
+                <w:rFonts w:ascii="Times New Roman" w:hAnsi="Times New Roman" w:eastAsia="宋体"/>
+                <w:sz w:val="17"/>
+              </w:rPr>
+              <w:t>200</w:t>
+            </w:r>
+          </w:p>
+        </w:tc>
+      </w:tr>
+      <w:tr>
+        <w:tc>
+          <w:tcPr>
+            <w:tcW w:type="dxa" w:w="3324"/>
+          </w:tcPr>
+          <w:p>
+            <w:r>
+              <w:rPr>
+                <w:rFonts w:ascii="Times New Roman" w:hAnsi="Times New Roman" w:eastAsia="宋体"/>
+                <w:sz w:val="17"/>
+              </w:rPr>
+              <w:t>IT-078</w:t>
+            </w:r>
+          </w:p>
+        </w:tc>
+        <w:tc>
+          <w:tcPr>
+            <w:tcW w:type="dxa" w:w="3324"/>
+          </w:tcPr>
+          <w:p>
+            <w:r>
+              <w:rPr>
+                <w:rFonts w:ascii="Times New Roman" w:hAnsi="Times New Roman" w:eastAsia="宋体"/>
+                <w:sz w:val="17"/>
+              </w:rPr>
+              <w:t>会籍过期会员约私有场馆</w:t>
+            </w:r>
+          </w:p>
+        </w:tc>
+        <w:tc>
+          <w:tcPr>
+            <w:tcW w:type="dxa" w:w="3324"/>
+          </w:tcPr>
+          <w:p>
+            <w:r>
+              <w:rPr>
+                <w:rFonts w:ascii="Times New Roman" w:hAnsi="Times New Roman" w:eastAsia="宋体"/>
+                <w:sz w:val="17"/>
+              </w:rPr>
+              <w:t>**409**，提示需有效会籍</w:t>
+            </w:r>
+          </w:p>
+        </w:tc>
+      </w:tr>
+      <w:tr>
+        <w:tc>
+          <w:tcPr>
+            <w:tcW w:type="dxa" w:w="3324"/>
+          </w:tcPr>
+          <w:p>
+            <w:r>
+              <w:rPr>
+                <w:rFonts w:ascii="Times New Roman" w:hAnsi="Times New Roman" w:eastAsia="宋体"/>
+                <w:sz w:val="17"/>
+              </w:rPr>
+              <w:t>IT-079</w:t>
+            </w:r>
+          </w:p>
+        </w:tc>
+        <w:tc>
+          <w:tcPr>
+            <w:tcW w:type="dxa" w:w="3324"/>
+          </w:tcPr>
+          <w:p>
+            <w:r>
+              <w:rPr>
+                <w:rFonts w:ascii="Times New Roman" w:hAnsi="Times New Roman" w:eastAsia="宋体"/>
+                <w:sz w:val="17"/>
+              </w:rPr>
+              <w:t>会籍过期会员约公共区域</w:t>
+            </w:r>
+          </w:p>
+        </w:tc>
+        <w:tc>
+          <w:tcPr>
+            <w:tcW w:type="dxa" w:w="3324"/>
+          </w:tcPr>
+          <w:p>
+            <w:r>
+              <w:rPr>
+                <w:rFonts w:ascii="Times New Roman" w:hAnsi="Times New Roman" w:eastAsia="宋体"/>
+                <w:sz w:val="17"/>
+              </w:rPr>
+              <w:t>200（公共区域不限制）</w:t>
+            </w:r>
+          </w:p>
+        </w:tc>
+      </w:tr>
+      <w:tr>
+        <w:tc>
+          <w:tcPr>
+            <w:tcW w:type="dxa" w:w="3324"/>
+          </w:tcPr>
+          <w:p>
+            <w:r>
+              <w:rPr>
+                <w:rFonts w:ascii="Times New Roman" w:hAnsi="Times New Roman" w:eastAsia="宋体"/>
+                <w:sz w:val="17"/>
+              </w:rPr>
+              <w:t>IT-080</w:t>
+            </w:r>
+          </w:p>
+        </w:tc>
+        <w:tc>
+          <w:tcPr>
+            <w:tcW w:type="dxa" w:w="3324"/>
+          </w:tcPr>
+          <w:p>
+            <w:r>
+              <w:rPr>
+                <w:rFonts w:ascii="Times New Roman" w:hAnsi="Times New Roman" w:eastAsia="宋体"/>
+                <w:sz w:val="17"/>
+              </w:rPr>
+              <w:t>结束早于开始</w:t>
+            </w:r>
+          </w:p>
+        </w:tc>
+        <w:tc>
+          <w:tcPr>
+            <w:tcW w:type="dxa" w:w="3324"/>
+          </w:tcPr>
+          <w:p>
+            <w:r>
+              <w:rPr>
+                <w:rFonts w:ascii="Times New Roman" w:hAnsi="Times New Roman" w:eastAsia="宋体"/>
+                <w:sz w:val="17"/>
+              </w:rPr>
+              <w:t>400</w:t>
+            </w:r>
+          </w:p>
+        </w:tc>
+      </w:tr>
+      <w:tr>
+        <w:tc>
+          <w:tcPr>
+            <w:tcW w:type="dxa" w:w="3324"/>
+          </w:tcPr>
+          <w:p>
+            <w:r>
+              <w:rPr>
+                <w:rFonts w:ascii="Times New Roman" w:hAnsi="Times New Roman" w:eastAsia="宋体"/>
+                <w:sz w:val="17"/>
+              </w:rPr>
+              <w:t>IT-081</w:t>
+            </w:r>
+          </w:p>
+        </w:tc>
+        <w:tc>
+          <w:tcPr>
+            <w:tcW w:type="dxa" w:w="3324"/>
+          </w:tcPr>
+          <w:p>
+            <w:r>
+              <w:rPr>
+                <w:rFonts w:ascii="Times New Roman" w:hAnsi="Times New Roman" w:eastAsia="宋体"/>
+                <w:sz w:val="17"/>
+              </w:rPr>
+              <w:t>单次超过 4 小时</w:t>
+            </w:r>
+          </w:p>
+        </w:tc>
+        <w:tc>
+          <w:tcPr>
+            <w:tcW w:type="dxa" w:w="3324"/>
+          </w:tcPr>
+          <w:p>
+            <w:r>
+              <w:rPr>
+                <w:rFonts w:ascii="Times New Roman" w:hAnsi="Times New Roman" w:eastAsia="宋体"/>
+                <w:sz w:val="17"/>
+              </w:rPr>
+              <w:t>400</w:t>
+            </w:r>
+          </w:p>
+        </w:tc>
+      </w:tr>
+      <w:tr>
+        <w:tc>
+          <w:tcPr>
+            <w:tcW w:type="dxa" w:w="3324"/>
+          </w:tcPr>
+          <w:p>
+            <w:r>
+              <w:rPr>
+                <w:rFonts w:ascii="Times New Roman" w:hAnsi="Times New Roman" w:eastAsia="宋体"/>
+                <w:sz w:val="17"/>
+              </w:rPr>
+              <w:t>IT-082</w:t>
+            </w:r>
+          </w:p>
+        </w:tc>
+        <w:tc>
+          <w:tcPr>
+            <w:tcW w:type="dxa" w:w="3324"/>
+          </w:tcPr>
+          <w:p>
+            <w:r>
+              <w:rPr>
+                <w:rFonts w:ascii="Times New Roman" w:hAnsi="Times New Roman" w:eastAsia="宋体"/>
+                <w:sz w:val="17"/>
+              </w:rPr>
+              <w:t>开始时间在当前之前</w:t>
+            </w:r>
+          </w:p>
+        </w:tc>
+        <w:tc>
+          <w:tcPr>
+            <w:tcW w:type="dxa" w:w="3324"/>
+          </w:tcPr>
+          <w:p>
+            <w:r>
+              <w:rPr>
+                <w:rFonts w:ascii="Times New Roman" w:hAnsi="Times New Roman" w:eastAsia="宋体"/>
+                <w:sz w:val="17"/>
+              </w:rPr>
+              <w:t>400</w:t>
+            </w:r>
+          </w:p>
+        </w:tc>
+      </w:tr>
+      <w:tr>
+        <w:tc>
+          <w:tcPr>
+            <w:tcW w:type="dxa" w:w="3324"/>
+          </w:tcPr>
+          <w:p>
+            <w:r>
+              <w:rPr>
+                <w:rFonts w:ascii="Times New Roman" w:hAnsi="Times New Roman" w:eastAsia="宋体"/>
+                <w:sz w:val="17"/>
+              </w:rPr>
+              <w:t>IT-083~084</w:t>
+            </w:r>
+          </w:p>
+        </w:tc>
+        <w:tc>
+          <w:tcPr>
+            <w:tcW w:type="dxa" w:w="3324"/>
+          </w:tcPr>
+          <w:p>
+            <w:r>
+              <w:rPr>
+                <w:rFonts w:ascii="Times New Roman" w:hAnsi="Times New Roman" w:eastAsia="宋体"/>
+                <w:sz w:val="17"/>
+              </w:rPr>
+              <w:t>场馆置为维护中 → 不可预约</w:t>
+            </w:r>
+          </w:p>
+        </w:tc>
+        <w:tc>
+          <w:tcPr>
+            <w:tcW w:type="dxa" w:w="3324"/>
+          </w:tcPr>
+          <w:p>
+            <w:r>
+              <w:rPr>
+                <w:rFonts w:ascii="Times New Roman" w:hAnsi="Times New Roman" w:eastAsia="宋体"/>
+                <w:sz w:val="17"/>
+              </w:rPr>
+              <w:t>200 → 409</w:t>
+            </w:r>
+          </w:p>
+        </w:tc>
+      </w:tr>
+      <w:tr>
+        <w:tc>
+          <w:tcPr>
+            <w:tcW w:type="dxa" w:w="3324"/>
+          </w:tcPr>
+          <w:p>
+            <w:r>
+              <w:rPr>
+                <w:rFonts w:ascii="Times New Roman" w:hAnsi="Times New Roman" w:eastAsia="宋体"/>
+                <w:sz w:val="17"/>
+              </w:rPr>
+              <w:t>IT-085</w:t>
+            </w:r>
+          </w:p>
+        </w:tc>
+        <w:tc>
+          <w:tcPr>
+            <w:tcW w:type="dxa" w:w="3324"/>
+          </w:tcPr>
+          <w:p>
+            <w:r>
+              <w:rPr>
+                <w:rFonts w:ascii="Times New Roman" w:hAnsi="Times New Roman" w:eastAsia="宋体"/>
+                <w:sz w:val="17"/>
+              </w:rPr>
+              <w:t>门店代客预约</w:t>
+            </w:r>
+          </w:p>
+        </w:tc>
+        <w:tc>
+          <w:tcPr>
+            <w:tcW w:type="dxa" w:w="3324"/>
+          </w:tcPr>
+          <w:p>
+            <w:r>
+              <w:rPr>
+                <w:rFonts w:ascii="Times New Roman" w:hAnsi="Times New Roman" w:eastAsia="宋体"/>
+                <w:sz w:val="17"/>
+              </w:rPr>
+              <w:t>200，来源=门店代约</w:t>
+            </w:r>
+          </w:p>
+        </w:tc>
+      </w:tr>
+      <w:tr>
+        <w:tc>
+          <w:tcPr>
+            <w:tcW w:type="dxa" w:w="3324"/>
+          </w:tcPr>
+          <w:p>
+            <w:r>
+              <w:rPr>
+                <w:rFonts w:ascii="Times New Roman" w:hAnsi="Times New Roman" w:eastAsia="宋体"/>
+                <w:sz w:val="17"/>
+              </w:rPr>
+              <w:t>IT-086</w:t>
+            </w:r>
+          </w:p>
+        </w:tc>
+        <w:tc>
+          <w:tcPr>
+            <w:tcW w:type="dxa" w:w="3324"/>
+          </w:tcPr>
+          <w:p>
+            <w:r>
+              <w:rPr>
+                <w:rFonts w:ascii="Times New Roman" w:hAnsi="Times New Roman" w:eastAsia="宋体"/>
+                <w:sz w:val="17"/>
+              </w:rPr>
+              <w:t>会员伪造 memberId</w:t>
+            </w:r>
+          </w:p>
+        </w:tc>
+        <w:tc>
+          <w:tcPr>
+            <w:tcW w:type="dxa" w:w="3324"/>
+          </w:tcPr>
+          <w:p>
+            <w:r>
+              <w:rPr>
+                <w:rFonts w:ascii="Times New Roman" w:hAnsi="Times New Roman" w:eastAsia="宋体"/>
+                <w:sz w:val="17"/>
+              </w:rPr>
+              <w:t>服务端改写为本人</w:t>
+            </w:r>
+          </w:p>
+        </w:tc>
+      </w:tr>
+      <w:tr>
+        <w:tc>
+          <w:tcPr>
+            <w:tcW w:type="dxa" w:w="3324"/>
+          </w:tcPr>
+          <w:p>
+            <w:r>
+              <w:rPr>
+                <w:rFonts w:ascii="Times New Roman" w:hAnsi="Times New Roman" w:eastAsia="宋体"/>
+                <w:sz w:val="17"/>
+              </w:rPr>
+              <w:t>IT-087</w:t>
+            </w:r>
+          </w:p>
+        </w:tc>
+        <w:tc>
+          <w:tcPr>
+            <w:tcW w:type="dxa" w:w="3324"/>
+          </w:tcPr>
+          <w:p>
+            <w:r>
+              <w:rPr>
+                <w:rFonts w:ascii="Times New Roman" w:hAnsi="Times New Roman" w:eastAsia="宋体"/>
+                <w:sz w:val="17"/>
+              </w:rPr>
+              <w:t>会员只看到自己的场地预约</w:t>
+            </w:r>
+          </w:p>
+        </w:tc>
+        <w:tc>
+          <w:tcPr>
+            <w:tcW w:type="dxa" w:w="3324"/>
+          </w:tcPr>
+          <w:p>
+            <w:r>
+              <w:rPr>
+                <w:rFonts w:ascii="Times New Roman" w:hAnsi="Times New Roman" w:eastAsia="宋体"/>
+                <w:sz w:val="17"/>
+              </w:rPr>
+              <w:t>全部记录属于本人</w:t>
+            </w:r>
+          </w:p>
+        </w:tc>
+      </w:tr>
+      <w:tr>
+        <w:tc>
+          <w:tcPr>
+            <w:tcW w:type="dxa" w:w="3324"/>
+          </w:tcPr>
+          <w:p>
+            <w:r>
+              <w:rPr>
+                <w:rFonts w:ascii="Times New Roman" w:hAnsi="Times New Roman" w:eastAsia="宋体"/>
+                <w:sz w:val="17"/>
+              </w:rPr>
+              <w:t>IT-088~089</w:t>
+            </w:r>
+          </w:p>
+        </w:tc>
+        <w:tc>
+          <w:tcPr>
+            <w:tcW w:type="dxa" w:w="3324"/>
+          </w:tcPr>
+          <w:p>
+            <w:r>
+              <w:rPr>
+                <w:rFonts w:ascii="Times New Roman" w:hAnsi="Times New Roman" w:eastAsia="宋体"/>
+                <w:sz w:val="17"/>
+              </w:rPr>
+              <w:t>取消预约 → 重复取消</w:t>
+            </w:r>
+          </w:p>
+        </w:tc>
+        <w:tc>
+          <w:tcPr>
+            <w:tcW w:type="dxa" w:w="3324"/>
+          </w:tcPr>
+          <w:p>
+            <w:r>
+              <w:rPr>
+                <w:rFonts w:ascii="Times New Roman" w:hAnsi="Times New Roman" w:eastAsia="宋体"/>
+                <w:sz w:val="17"/>
+              </w:rPr>
+              <w:t>200 → 409</w:t>
+            </w:r>
+          </w:p>
+        </w:tc>
+      </w:tr>
+      <w:tr>
+        <w:tc>
+          <w:tcPr>
+            <w:tcW w:type="dxa" w:w="3324"/>
+          </w:tcPr>
+          <w:p>
+            <w:r>
+              <w:rPr>
+                <w:rFonts w:ascii="Times New Roman" w:hAnsi="Times New Roman" w:eastAsia="宋体"/>
+                <w:sz w:val="17"/>
+              </w:rPr>
+              <w:t>IT-090</w:t>
+            </w:r>
+          </w:p>
+        </w:tc>
+        <w:tc>
+          <w:tcPr>
+            <w:tcW w:type="dxa" w:w="3324"/>
+          </w:tcPr>
+          <w:p>
+            <w:r>
+              <w:rPr>
+                <w:rFonts w:ascii="Times New Roman" w:hAnsi="Times New Roman" w:eastAsia="宋体"/>
+                <w:sz w:val="17"/>
+              </w:rPr>
+              <w:t>门店查看全部场地预约</w:t>
+            </w:r>
+          </w:p>
+        </w:tc>
+        <w:tc>
+          <w:tcPr>
+            <w:tcW w:type="dxa" w:w="3324"/>
+          </w:tcPr>
+          <w:p>
+            <w:r>
+              <w:rPr>
+                <w:rFonts w:ascii="Times New Roman" w:hAnsi="Times New Roman" w:eastAsia="宋体"/>
+                <w:sz w:val="17"/>
+              </w:rPr>
+              <w:t>条数 ≥ 会员可见条数</w:t>
+            </w:r>
+          </w:p>
+        </w:tc>
+      </w:tr>
+      <w:tr>
+        <w:tc>
+          <w:tcPr>
+            <w:tcW w:type="dxa" w:w="3324"/>
+          </w:tcPr>
+          <w:p>
+            <w:r>
+              <w:rPr>
+                <w:rFonts w:ascii="Times New Roman" w:hAnsi="Times New Roman" w:eastAsia="宋体"/>
+                <w:sz w:val="17"/>
+              </w:rPr>
+              <w:t>编号</w:t>
+            </w:r>
+          </w:p>
+        </w:tc>
+        <w:tc>
+          <w:tcPr>
+            <w:tcW w:type="dxa" w:w="3324"/>
+          </w:tcPr>
+          <w:p>
+            <w:r>
+              <w:rPr>
+                <w:rFonts w:ascii="Times New Roman" w:hAnsi="Times New Roman" w:eastAsia="宋体"/>
+                <w:sz w:val="17"/>
+              </w:rPr>
+              <w:t>用例</w:t>
+            </w:r>
+          </w:p>
+        </w:tc>
+        <w:tc>
+          <w:tcPr>
+            <w:tcW w:type="dxa" w:w="3324"/>
+          </w:tcPr>
+          <w:p>
+            <w:r>
+              <w:rPr>
+                <w:rFonts w:ascii="Times New Roman" w:hAnsi="Times New Roman" w:eastAsia="宋体"/>
+                <w:sz w:val="17"/>
+              </w:rPr>
+              <w:t>预期</w:t>
+            </w:r>
+          </w:p>
+        </w:tc>
+      </w:tr>
+      <w:tr>
+        <w:tc>
+          <w:tcPr>
+            <w:tcW w:type="dxa" w:w="3324"/>
+          </w:tcPr>
+          <w:p>
+            <w:r>
+              <w:rPr>
+                <w:rFonts w:ascii="Times New Roman" w:hAnsi="Times New Roman" w:eastAsia="宋体"/>
+                <w:sz w:val="17"/>
+              </w:rPr>
+              <w:t>IT-091</w:t>
+            </w:r>
+          </w:p>
+        </w:tc>
+        <w:tc>
+          <w:tcPr>
+            <w:tcW w:type="dxa" w:w="3324"/>
+          </w:tcPr>
+          <w:p>
+            <w:r>
+              <w:rPr>
+                <w:rFonts w:ascii="Times New Roman" w:hAnsi="Times New Roman" w:eastAsia="宋体"/>
+                <w:sz w:val="17"/>
+              </w:rPr>
+              <w:t>门店查看课程报名名单</w:t>
+            </w:r>
+          </w:p>
+        </w:tc>
+        <w:tc>
+          <w:tcPr>
+            <w:tcW w:type="dxa" w:w="3324"/>
+          </w:tcPr>
+          <w:p>
+            <w:r>
+              <w:rPr>
+                <w:rFonts w:ascii="Times New Roman" w:hAnsi="Times New Roman" w:eastAsia="宋体"/>
+                <w:sz w:val="17"/>
+              </w:rPr>
+              <w:t>200，含会员姓名与编号</w:t>
+            </w:r>
+          </w:p>
+        </w:tc>
+      </w:tr>
+      <w:tr>
+        <w:tc>
+          <w:tcPr>
+            <w:tcW w:type="dxa" w:w="3324"/>
+          </w:tcPr>
+          <w:p>
+            <w:r>
+              <w:rPr>
+                <w:rFonts w:ascii="Times New Roman" w:hAnsi="Times New Roman" w:eastAsia="宋体"/>
+                <w:sz w:val="17"/>
+              </w:rPr>
+              <w:t>IT-092</w:t>
+            </w:r>
+          </w:p>
+        </w:tc>
+        <w:tc>
+          <w:tcPr>
+            <w:tcW w:type="dxa" w:w="3324"/>
+          </w:tcPr>
+          <w:p>
+            <w:r>
+              <w:rPr>
+                <w:rFonts w:ascii="Times New Roman" w:hAnsi="Times New Roman" w:eastAsia="宋体"/>
+                <w:sz w:val="17"/>
+              </w:rPr>
+              <w:t>名单含课程名与状态字段</w:t>
+            </w:r>
+          </w:p>
+        </w:tc>
+        <w:tc>
+          <w:tcPr>
+            <w:tcW w:type="dxa" w:w="3324"/>
+          </w:tcPr>
+          <w:p>
+            <w:r>
+              <w:rPr>
+                <w:rFonts w:ascii="Times New Roman" w:hAnsi="Times New Roman" w:eastAsia="宋体"/>
+                <w:sz w:val="17"/>
+              </w:rPr>
+              <w:t>均有值</w:t>
+            </w:r>
+          </w:p>
+        </w:tc>
+      </w:tr>
+      <w:tr>
+        <w:tc>
+          <w:tcPr>
+            <w:tcW w:type="dxa" w:w="3324"/>
+          </w:tcPr>
+          <w:p>
+            <w:r>
+              <w:rPr>
+                <w:rFonts w:ascii="Times New Roman" w:hAnsi="Times New Roman" w:eastAsia="宋体"/>
+                <w:sz w:val="17"/>
+              </w:rPr>
+              <w:t>IT-093</w:t>
+            </w:r>
+          </w:p>
+        </w:tc>
+        <w:tc>
+          <w:tcPr>
+            <w:tcW w:type="dxa" w:w="3324"/>
+          </w:tcPr>
+          <w:p>
+            <w:r>
+              <w:rPr>
+                <w:rFonts w:ascii="Times New Roman" w:hAnsi="Times New Roman" w:eastAsia="宋体"/>
+                <w:sz w:val="17"/>
+              </w:rPr>
+              <w:t>选课 → 名单可见（链路）</w:t>
+            </w:r>
+          </w:p>
+        </w:tc>
+        <w:tc>
+          <w:tcPr>
+            <w:tcW w:type="dxa" w:w="3324"/>
+          </w:tcPr>
+          <w:p>
+            <w:r>
+              <w:rPr>
+                <w:rFonts w:ascii="Times New Roman" w:hAnsi="Times New Roman" w:eastAsia="宋体"/>
+                <w:sz w:val="17"/>
+              </w:rPr>
+              <w:t>名单出现刚选课的会员</w:t>
+            </w:r>
+          </w:p>
+        </w:tc>
+      </w:tr>
+      <w:tr>
+        <w:tc>
+          <w:tcPr>
+            <w:tcW w:type="dxa" w:w="3324"/>
+          </w:tcPr>
+          <w:p>
+            <w:r>
+              <w:rPr>
+                <w:rFonts w:ascii="Times New Roman" w:hAnsi="Times New Roman" w:eastAsia="宋体"/>
+                <w:sz w:val="17"/>
+              </w:rPr>
+              <w:t>IT-094</w:t>
+            </w:r>
+          </w:p>
+        </w:tc>
+        <w:tc>
+          <w:tcPr>
+            <w:tcW w:type="dxa" w:w="3324"/>
+          </w:tcPr>
+          <w:p>
+            <w:r>
+              <w:rPr>
+                <w:rFonts w:ascii="Times New Roman" w:hAnsi="Times New Roman" w:eastAsia="宋体"/>
+                <w:sz w:val="17"/>
+              </w:rPr>
+              <w:t>会员不能查看报名名单</w:t>
+            </w:r>
+          </w:p>
+        </w:tc>
+        <w:tc>
+          <w:tcPr>
+            <w:tcW w:type="dxa" w:w="3324"/>
+          </w:tcPr>
+          <w:p>
+            <w:r>
+              <w:rPr>
+                <w:rFonts w:ascii="Times New Roman" w:hAnsi="Times New Roman" w:eastAsia="宋体"/>
+                <w:sz w:val="17"/>
+              </w:rPr>
+              <w:t>**403**</w:t>
+            </w:r>
+          </w:p>
+        </w:tc>
+      </w:tr>
+      <w:tr>
+        <w:tc>
+          <w:tcPr>
+            <w:tcW w:type="dxa" w:w="3324"/>
+          </w:tcPr>
+          <w:p>
+            <w:r>
+              <w:rPr>
+                <w:rFonts w:ascii="Times New Roman" w:hAnsi="Times New Roman" w:eastAsia="宋体"/>
+                <w:sz w:val="17"/>
+              </w:rPr>
+              <w:t>IT-095</w:t>
+            </w:r>
+          </w:p>
+        </w:tc>
+        <w:tc>
+          <w:tcPr>
+            <w:tcW w:type="dxa" w:w="3324"/>
+          </w:tcPr>
+          <w:p>
+            <w:r>
+              <w:rPr>
+                <w:rFonts w:ascii="Times New Roman" w:hAnsi="Times New Roman" w:eastAsia="宋体"/>
+                <w:sz w:val="17"/>
+              </w:rPr>
+              <w:t>本课教练可查看名单</w:t>
+            </w:r>
+          </w:p>
+        </w:tc>
+        <w:tc>
+          <w:tcPr>
+            <w:tcW w:type="dxa" w:w="3324"/>
+          </w:tcPr>
+          <w:p>
+            <w:r>
+              <w:rPr>
+                <w:rFonts w:ascii="Times New Roman" w:hAnsi="Times New Roman" w:eastAsia="宋体"/>
+                <w:sz w:val="17"/>
+              </w:rPr>
+              <w:t>200</w:t>
+            </w:r>
+          </w:p>
+        </w:tc>
+      </w:tr>
+      <w:tr>
+        <w:tc>
+          <w:tcPr>
+            <w:tcW w:type="dxa" w:w="3324"/>
+          </w:tcPr>
+          <w:p>
+            <w:r>
+              <w:rPr>
+                <w:rFonts w:ascii="Times New Roman" w:hAnsi="Times New Roman" w:eastAsia="宋体"/>
+                <w:sz w:val="17"/>
+              </w:rPr>
+              <w:t>IT-096</w:t>
+            </w:r>
+          </w:p>
+        </w:tc>
+        <w:tc>
+          <w:tcPr>
+            <w:tcW w:type="dxa" w:w="3324"/>
+          </w:tcPr>
+          <w:p>
+            <w:r>
+              <w:rPr>
+                <w:rFonts w:ascii="Times New Roman" w:hAnsi="Times New Roman" w:eastAsia="宋体"/>
+                <w:sz w:val="17"/>
+              </w:rPr>
+              <w:t>非本课教练不能查看名单</w:t>
+            </w:r>
+          </w:p>
+        </w:tc>
+        <w:tc>
+          <w:tcPr>
+            <w:tcW w:type="dxa" w:w="3324"/>
+          </w:tcPr>
+          <w:p>
+            <w:r>
+              <w:rPr>
+                <w:rFonts w:ascii="Times New Roman" w:hAnsi="Times New Roman" w:eastAsia="宋体"/>
+                <w:sz w:val="17"/>
+              </w:rPr>
+              <w:t>**403**</w:t>
+            </w:r>
+          </w:p>
+        </w:tc>
+      </w:tr>
+    </w:tbl>
+    <w:p>
+      <w:pPr>
+        <w:pStyle w:val="Heading2"/>
+      </w:pPr>
+      <w:r>
+        <w:t>M 课程报名名单</w:t>
+      </w:r>
+    </w:p>
+    <w:p>
+      <w:pPr>
+        <w:ind w:left="283"/>
+      </w:pPr>
+      <w:r>
+        <w:t>说明：演示数据中 `course.booked_count` 是种子预设值（用于展示满员/余位效果），</w:t>
+      </w:r>
+    </w:p>
+    <w:p>
+      <w:pPr>
+        <w:ind w:left="283"/>
+      </w:pPr>
+      <w:r>
+        <w:t>与 `booking` 表的实际记录数并不相等；因此该组用例验证"选课 → 名单可见"的完整链路。</w:t>
+      </w:r>
+    </w:p>
+    <w:p>
+      <w:pPr>
+        <w:pStyle w:val="Heading2"/>
+      </w:pPr>
+      <w:r>
         <w:t>F 页面与前端健壮性</w:t>
       </w:r>
     </w:p>
@@ -7140,7 +8677,7 @@
                 <w:rFonts w:ascii="Times New Roman" w:hAnsi="Times New Roman" w:eastAsia="宋体"/>
                 <w:sz w:val="17"/>
               </w:rPr>
-              <w:t>**73 / 73 通过**，BUILD SUCCESS</w:t>
+              <w:t>**77 / 77 通过**，BUILD SUCCESS</w:t>
             </w:r>
           </w:p>
         </w:tc>
@@ -7184,7 +8721,7 @@
                 <w:rFonts w:ascii="Times New Roman" w:hAnsi="Times New Roman" w:eastAsia="宋体"/>
                 <w:sz w:val="17"/>
               </w:rPr>
-              <w:t>**69 / 69 通过**</w:t>
+              <w:t>**99 / 99 通过**</w:t>
             </w:r>
           </w:p>
         </w:tc>
@@ -7447,7 +8984,7 @@
                 <w:rFonts w:ascii="Times New Roman" w:hAnsi="Times New Roman" w:eastAsia="宋体"/>
                 <w:sz w:val="17"/>
               </w:rPr>
-              <w:t>**244 项检查全部通过**</w:t>
+              <w:t>**278 项检查全部通过**</w:t>
             </w:r>
           </w:p>
         </w:tc>
@@ -7675,6 +9212,57 @@
       </w:r>
       <w:r>
         <w:t>：生成器输出经黑盒反解校验（结构特征 + 格式信息 BCH + 反交织还原原文），v1/v2/v4/v7 全部一致。</w:t>
+      </w:r>
+    </w:p>
+    <w:p>
+      <w:pPr>
+        <w:ind w:left="420"/>
+      </w:pPr>
+      <w:r>
+        <w:t xml:space="preserve">• </w:t>
+      </w:r>
+      <w:r>
+        <w:rPr>
+          <w:b/>
+        </w:rPr>
+        <w:t>教练权限隔离</w:t>
+      </w:r>
+      <w:r>
+        <w:t>：教练可登录并用专属界面，但排课、场馆维护等门店接口一律 403；只能查自己课程的名单与核销自己课程的签到。</w:t>
+      </w:r>
+    </w:p>
+    <w:p>
+      <w:pPr>
+        <w:ind w:left="420"/>
+      </w:pPr>
+      <w:r>
+        <w:t xml:space="preserve">• </w:t>
+      </w:r>
+      <w:r>
+        <w:rPr>
+          <w:b/>
+        </w:rPr>
+        <w:t>场地预约</w:t>
+      </w:r>
+      <w:r>
+        <w:t>：同一场地时段不可重叠；私有场馆仅对有效会籍开放、公共区域不限制；单次最长 4 小时；维护中的场馆不可预约。</w:t>
+      </w:r>
+    </w:p>
+    <w:p>
+      <w:pPr>
+        <w:ind w:left="420"/>
+      </w:pPr>
+      <w:r>
+        <w:t xml:space="preserve">• </w:t>
+      </w:r>
+      <w:r>
+        <w:rPr>
+          <w:b/>
+        </w:rPr>
+        <w:t>报名名单</w:t>
+      </w:r>
+      <w:r>
+        <w:t>：门店后台与任课教练可查某课全部报名会员（含姓名与编号），会员与非本课教练 403。</w:t>
       </w:r>
     </w:p>
     <w:p>

--- a/09-代码实现与迭代/系统测试文档.docx
+++ b/09-代码实现与迭代/系统测试文档.docx
@@ -410,7 +410,7 @@
                 <w:rFonts w:ascii="Times New Roman" w:hAnsi="Times New Roman" w:eastAsia="宋体"/>
                 <w:sz w:val="17"/>
               </w:rPr>
-              <w:t>按钮无响应类缺陷（未定义函数 / 无引号 / 元素缺失 / 接口不存在）</w:t>
+              <w:t>按钮无响应类缺陷（未定义函数 / 无引号 / 元素缺失 / 接口不存在 / **未声明的常量引用**）</w:t>
             </w:r>
           </w:p>
         </w:tc>
@@ -424,7 +424,7 @@
                 <w:rFonts w:ascii="Times New Roman" w:hAnsi="Times New Roman" w:eastAsia="宋体"/>
                 <w:sz w:val="17"/>
               </w:rPr>
-              <w:t>5</w:t>
+              <w:t>6</w:t>
             </w:r>
           </w:p>
         </w:tc>
@@ -468,7 +468,7 @@
                 <w:rFonts w:ascii="Times New Roman" w:hAnsi="Times New Roman" w:eastAsia="宋体"/>
                 <w:sz w:val="17"/>
               </w:rPr>
-              <w:t>真实点击有响应、身份登录、左侧导航、二维码弹窗、搜索、扫码核销</w:t>
+              <w:t>真实点击有响应、身份登录、左侧导航、二维码弹窗、搜索、扫码核销、场地预约、教练端、教练/场馆/场地预约管理、分页与名单弹窗</w:t>
             </w:r>
           </w:p>
         </w:tc>
@@ -482,7 +482,7 @@
                 <w:rFonts w:ascii="Times New Roman" w:hAnsi="Times New Roman" w:eastAsia="宋体"/>
                 <w:sz w:val="17"/>
               </w:rPr>
-              <w:t>56</w:t>
+              <w:t>84</w:t>
             </w:r>
           </w:p>
         </w:tc>
@@ -7680,6 +7680,797 @@
         <w:pStyle w:val="Heading2"/>
       </w:pPr>
       <w:r>
+        <w:t>N 场地预约 / 教练端 / 管理页（浏览器实测）</w:t>
+      </w:r>
+    </w:p>
+    <w:tbl>
+      <w:tblPr>
+        <w:tblStyle w:val="TableGrid"/>
+        <w:tblW w:type="auto" w:w="0"/>
+        <w:tblLook w:firstColumn="1" w:firstRow="1" w:lastColumn="0" w:lastRow="0" w:noHBand="0" w:noVBand="1" w:val="04A0"/>
+      </w:tblPr>
+      <w:tblGrid>
+        <w:gridCol w:w="3324"/>
+        <w:gridCol w:w="3324"/>
+        <w:gridCol w:w="3324"/>
+      </w:tblGrid>
+      <w:tr>
+        <w:tc>
+          <w:tcPr>
+            <w:tcW w:type="dxa" w:w="3324"/>
+          </w:tcPr>
+          <w:p/>
+        </w:tc>
+        <w:tc>
+          <w:tcPr>
+            <w:tcW w:type="dxa" w:w="3324"/>
+          </w:tcPr>
+          <w:p/>
+        </w:tc>
+        <w:tc>
+          <w:tcPr>
+            <w:tcW w:type="dxa" w:w="3324"/>
+          </w:tcPr>
+          <w:p/>
+        </w:tc>
+      </w:tr>
+      <w:tr>
+        <w:tc>
+          <w:tcPr>
+            <w:tcW w:type="dxa" w:w="3324"/>
+          </w:tcPr>
+          <w:p>
+            <w:r>
+              <w:rPr>
+                <w:rFonts w:ascii="Times New Roman" w:hAnsi="Times New Roman" w:eastAsia="宋体"/>
+                <w:sz w:val="17"/>
+              </w:rPr>
+              <w:t>编号</w:t>
+            </w:r>
+          </w:p>
+        </w:tc>
+        <w:tc>
+          <w:tcPr>
+            <w:tcW w:type="dxa" w:w="3324"/>
+          </w:tcPr>
+          <w:p>
+            <w:r>
+              <w:rPr>
+                <w:rFonts w:ascii="Times New Roman" w:hAnsi="Times New Roman" w:eastAsia="宋体"/>
+                <w:sz w:val="17"/>
+              </w:rPr>
+              <w:t>用例</w:t>
+            </w:r>
+          </w:p>
+        </w:tc>
+        <w:tc>
+          <w:tcPr>
+            <w:tcW w:type="dxa" w:w="3324"/>
+          </w:tcPr>
+          <w:p>
+            <w:r>
+              <w:rPr>
+                <w:rFonts w:ascii="Times New Roman" w:hAnsi="Times New Roman" w:eastAsia="宋体"/>
+                <w:sz w:val="17"/>
+              </w:rPr>
+              <w:t>预期</w:t>
+            </w:r>
+          </w:p>
+        </w:tc>
+      </w:tr>
+      <w:tr>
+        <w:tc>
+          <w:tcPr>
+            <w:tcW w:type="dxa" w:w="3324"/>
+          </w:tcPr>
+          <w:p>
+            <w:r>
+              <w:rPr>
+                <w:rFonts w:ascii="Times New Roman" w:hAnsi="Times New Roman" w:eastAsia="宋体"/>
+                <w:sz w:val="17"/>
+              </w:rPr>
+              <w:t>BT-053~054</w:t>
+            </w:r>
+          </w:p>
+        </w:tc>
+        <w:tc>
+          <w:tcPr>
+            <w:tcW w:type="dxa" w:w="3324"/>
+          </w:tcPr>
+          <w:p>
+            <w:r>
+              <w:rPr>
+                <w:rFonts w:ascii="Times New Roman" w:hAnsi="Times New Roman" w:eastAsia="宋体"/>
+                <w:sz w:val="17"/>
+              </w:rPr>
+              <w:t>会员「场地预约」入口与场馆列表</w:t>
+            </w:r>
+          </w:p>
+        </w:tc>
+        <w:tc>
+          <w:tcPr>
+            <w:tcW w:type="dxa" w:w="3324"/>
+          </w:tcPr>
+          <w:p>
+            <w:r>
+              <w:rPr>
+                <w:rFonts w:ascii="Times New Roman" w:hAnsi="Times New Roman" w:eastAsia="宋体"/>
+                <w:sz w:val="17"/>
+              </w:rPr>
+              <w:t>5 处（4 私有 + 1 公共）</w:t>
+            </w:r>
+          </w:p>
+        </w:tc>
+      </w:tr>
+      <w:tr>
+        <w:tc>
+          <w:tcPr>
+            <w:tcW w:type="dxa" w:w="3324"/>
+          </w:tcPr>
+          <w:p>
+            <w:r>
+              <w:rPr>
+                <w:rFonts w:ascii="Times New Roman" w:hAnsi="Times New Roman" w:eastAsia="宋体"/>
+                <w:sz w:val="17"/>
+              </w:rPr>
+              <w:t>BT-055</w:t>
+            </w:r>
+          </w:p>
+        </w:tc>
+        <w:tc>
+          <w:tcPr>
+            <w:tcW w:type="dxa" w:w="3324"/>
+          </w:tcPr>
+          <w:p>
+            <w:r>
+              <w:rPr>
+                <w:rFonts w:ascii="Times New Roman" w:hAnsi="Times New Roman" w:eastAsia="宋体"/>
+                <w:sz w:val="17"/>
+              </w:rPr>
+              <w:t>点选场馆给出已选提示</w:t>
+            </w:r>
+          </w:p>
+        </w:tc>
+        <w:tc>
+          <w:tcPr>
+            <w:tcW w:type="dxa" w:w="3324"/>
+          </w:tcPr>
+          <w:p>
+            <w:r>
+              <w:rPr>
+                <w:rFonts w:ascii="Times New Roman" w:hAnsi="Times New Roman" w:eastAsia="宋体"/>
+                <w:sz w:val="17"/>
+              </w:rPr>
+              <w:t>含"已选择"</w:t>
+            </w:r>
+          </w:p>
+        </w:tc>
+      </w:tr>
+      <w:tr>
+        <w:tc>
+          <w:tcPr>
+            <w:tcW w:type="dxa" w:w="3324"/>
+          </w:tcPr>
+          <w:p>
+            <w:r>
+              <w:rPr>
+                <w:rFonts w:ascii="Times New Roman" w:hAnsi="Times New Roman" w:eastAsia="宋体"/>
+                <w:sz w:val="17"/>
+              </w:rPr>
+              <w:t>BT-056</w:t>
+            </w:r>
+          </w:p>
+        </w:tc>
+        <w:tc>
+          <w:tcPr>
+            <w:tcW w:type="dxa" w:w="3324"/>
+          </w:tcPr>
+          <w:p>
+            <w:r>
+              <w:rPr>
+                <w:rFonts w:ascii="Times New Roman" w:hAnsi="Times New Roman" w:eastAsia="宋体"/>
+                <w:sz w:val="17"/>
+              </w:rPr>
+              <w:t>提交场地预约</w:t>
+            </w:r>
+          </w:p>
+        </w:tc>
+        <w:tc>
+          <w:tcPr>
+            <w:tcW w:type="dxa" w:w="3324"/>
+          </w:tcPr>
+          <w:p>
+            <w:r>
+              <w:rPr>
+                <w:rFonts w:ascii="Times New Roman" w:hAnsi="Times New Roman" w:eastAsia="宋体"/>
+                <w:sz w:val="17"/>
+              </w:rPr>
+              <w:t>提示"预约成功"</w:t>
+            </w:r>
+          </w:p>
+        </w:tc>
+      </w:tr>
+      <w:tr>
+        <w:tc>
+          <w:tcPr>
+            <w:tcW w:type="dxa" w:w="3324"/>
+          </w:tcPr>
+          <w:p>
+            <w:r>
+              <w:rPr>
+                <w:rFonts w:ascii="Times New Roman" w:hAnsi="Times New Roman" w:eastAsia="宋体"/>
+                <w:sz w:val="17"/>
+              </w:rPr>
+              <w:t>BT-057</w:t>
+            </w:r>
+          </w:p>
+        </w:tc>
+        <w:tc>
+          <w:tcPr>
+            <w:tcW w:type="dxa" w:w="3324"/>
+          </w:tcPr>
+          <w:p>
+            <w:r>
+              <w:rPr>
+                <w:rFonts w:ascii="Times New Roman" w:hAnsi="Times New Roman" w:eastAsia="宋体"/>
+                <w:sz w:val="17"/>
+              </w:rPr>
+              <w:t>同场地同时段重复预约</w:t>
+            </w:r>
+          </w:p>
+        </w:tc>
+        <w:tc>
+          <w:tcPr>
+            <w:tcW w:type="dxa" w:w="3324"/>
+          </w:tcPr>
+          <w:p>
+            <w:r>
+              <w:rPr>
+                <w:rFonts w:ascii="Times New Roman" w:hAnsi="Times New Roman" w:eastAsia="宋体"/>
+                <w:sz w:val="17"/>
+              </w:rPr>
+              <w:t>提示失败（时段不可重叠）</w:t>
+            </w:r>
+          </w:p>
+        </w:tc>
+      </w:tr>
+      <w:tr>
+        <w:tc>
+          <w:tcPr>
+            <w:tcW w:type="dxa" w:w="3324"/>
+          </w:tcPr>
+          <w:p>
+            <w:r>
+              <w:rPr>
+                <w:rFonts w:ascii="Times New Roman" w:hAnsi="Times New Roman" w:eastAsia="宋体"/>
+                <w:sz w:val="17"/>
+              </w:rPr>
+              <w:t>BT-058~059</w:t>
+            </w:r>
+          </w:p>
+        </w:tc>
+        <w:tc>
+          <w:tcPr>
+            <w:tcW w:type="dxa" w:w="3324"/>
+          </w:tcPr>
+          <w:p>
+            <w:r>
+              <w:rPr>
+                <w:rFonts w:ascii="Times New Roman" w:hAnsi="Times New Roman" w:eastAsia="宋体"/>
+                <w:sz w:val="17"/>
+              </w:rPr>
+              <w:t>「我的场地预约」与取消</w:t>
+            </w:r>
+          </w:p>
+        </w:tc>
+        <w:tc>
+          <w:tcPr>
+            <w:tcW w:type="dxa" w:w="3324"/>
+          </w:tcPr>
+          <w:p>
+            <w:r>
+              <w:rPr>
+                <w:rFonts w:ascii="Times New Roman" w:hAnsi="Times New Roman" w:eastAsia="宋体"/>
+                <w:sz w:val="17"/>
+              </w:rPr>
+              <w:t>显示记录并可取消</w:t>
+            </w:r>
+          </w:p>
+        </w:tc>
+      </w:tr>
+      <w:tr>
+        <w:tc>
+          <w:tcPr>
+            <w:tcW w:type="dxa" w:w="3324"/>
+          </w:tcPr>
+          <w:p>
+            <w:r>
+              <w:rPr>
+                <w:rFonts w:ascii="Times New Roman" w:hAnsi="Times New Roman" w:eastAsia="宋体"/>
+                <w:sz w:val="17"/>
+              </w:rPr>
+              <w:t>BT-060~062</w:t>
+            </w:r>
+          </w:p>
+        </w:tc>
+        <w:tc>
+          <w:tcPr>
+            <w:tcW w:type="dxa" w:w="3324"/>
+          </w:tcPr>
+          <w:p>
+            <w:r>
+              <w:rPr>
+                <w:rFonts w:ascii="Times New Roman" w:hAnsi="Times New Roman" w:eastAsia="宋体"/>
+                <w:sz w:val="17"/>
+              </w:rPr>
+              <w:t>教练登录进入教练端、导航仅 2 项、无门店菜单</w:t>
+            </w:r>
+          </w:p>
+        </w:tc>
+        <w:tc>
+          <w:tcPr>
+            <w:tcW w:type="dxa" w:w="3324"/>
+          </w:tcPr>
+          <w:p>
+            <w:r>
+              <w:rPr>
+                <w:rFonts w:ascii="Times New Roman" w:hAnsi="Times New Roman" w:eastAsia="宋体"/>
+                <w:sz w:val="17"/>
+              </w:rPr>
+              <w:t>通过</w:t>
+            </w:r>
+          </w:p>
+        </w:tc>
+      </w:tr>
+      <w:tr>
+        <w:tc>
+          <w:tcPr>
+            <w:tcW w:type="dxa" w:w="3324"/>
+          </w:tcPr>
+          <w:p>
+            <w:r>
+              <w:rPr>
+                <w:rFonts w:ascii="Times New Roman" w:hAnsi="Times New Roman" w:eastAsia="宋体"/>
+                <w:sz w:val="17"/>
+              </w:rPr>
+              <w:t>BT-063~064</w:t>
+            </w:r>
+          </w:p>
+        </w:tc>
+        <w:tc>
+          <w:tcPr>
+            <w:tcW w:type="dxa" w:w="3324"/>
+          </w:tcPr>
+          <w:p>
+            <w:r>
+              <w:rPr>
+                <w:rFonts w:ascii="Times New Roman" w:hAnsi="Times New Roman" w:eastAsia="宋体"/>
+                <w:sz w:val="17"/>
+              </w:rPr>
+              <w:t>教练本人档案与我自己的课表</w:t>
+            </w:r>
+          </w:p>
+        </w:tc>
+        <w:tc>
+          <w:tcPr>
+            <w:tcW w:type="dxa" w:w="3324"/>
+          </w:tcPr>
+          <w:p>
+            <w:r>
+              <w:rPr>
+                <w:rFonts w:ascii="Times New Roman" w:hAnsi="Times New Roman" w:eastAsia="宋体"/>
+                <w:sz w:val="17"/>
+              </w:rPr>
+              <w:t>3 门（王教练名下）</w:t>
+            </w:r>
+          </w:p>
+        </w:tc>
+      </w:tr>
+      <w:tr>
+        <w:tc>
+          <w:tcPr>
+            <w:tcW w:type="dxa" w:w="3324"/>
+          </w:tcPr>
+          <w:p>
+            <w:r>
+              <w:rPr>
+                <w:rFonts w:ascii="Times New Roman" w:hAnsi="Times New Roman" w:eastAsia="宋体"/>
+                <w:sz w:val="17"/>
+              </w:rPr>
+              <w:t>BT-065</w:t>
+            </w:r>
+          </w:p>
+        </w:tc>
+        <w:tc>
+          <w:tcPr>
+            <w:tcW w:type="dxa" w:w="3324"/>
+          </w:tcPr>
+          <w:p>
+            <w:r>
+              <w:rPr>
+                <w:rFonts w:ascii="Times New Roman" w:hAnsi="Times New Roman" w:eastAsia="宋体"/>
+                <w:sz w:val="17"/>
+              </w:rPr>
+              <w:t>学员名单页选择本人课程并查看</w:t>
+            </w:r>
+          </w:p>
+        </w:tc>
+        <w:tc>
+          <w:tcPr>
+            <w:tcW w:type="dxa" w:w="3324"/>
+          </w:tcPr>
+          <w:p>
+            <w:r>
+              <w:rPr>
+                <w:rFonts w:ascii="Times New Roman" w:hAnsi="Times New Roman" w:eastAsia="宋体"/>
+                <w:sz w:val="17"/>
+              </w:rPr>
+              <w:t>下拉 3 项、可查名单</w:t>
+            </w:r>
+          </w:p>
+        </w:tc>
+      </w:tr>
+      <w:tr>
+        <w:tc>
+          <w:tcPr>
+            <w:tcW w:type="dxa" w:w="3324"/>
+          </w:tcPr>
+          <w:p>
+            <w:r>
+              <w:rPr>
+                <w:rFonts w:ascii="Times New Roman" w:hAnsi="Times New Roman" w:eastAsia="宋体"/>
+                <w:sz w:val="17"/>
+              </w:rPr>
+              <w:t>BT-067~069</w:t>
+            </w:r>
+          </w:p>
+        </w:tc>
+        <w:tc>
+          <w:tcPr>
+            <w:tcW w:type="dxa" w:w="3324"/>
+          </w:tcPr>
+          <w:p>
+            <w:r>
+              <w:rPr>
+                <w:rFonts w:ascii="Times New Roman" w:hAnsi="Times New Roman" w:eastAsia="宋体"/>
+                <w:sz w:val="17"/>
+              </w:rPr>
+              <w:t>教练管理：列表、新增、可搜到</w:t>
+            </w:r>
+          </w:p>
+        </w:tc>
+        <w:tc>
+          <w:tcPr>
+            <w:tcW w:type="dxa" w:w="3324"/>
+          </w:tcPr>
+          <w:p>
+            <w:r>
+              <w:rPr>
+                <w:rFonts w:ascii="Times New Roman" w:hAnsi="Times New Roman" w:eastAsia="宋体"/>
+                <w:sz w:val="17"/>
+              </w:rPr>
+              <w:t>通过</w:t>
+            </w:r>
+          </w:p>
+        </w:tc>
+      </w:tr>
+      <w:tr>
+        <w:tc>
+          <w:tcPr>
+            <w:tcW w:type="dxa" w:w="3324"/>
+          </w:tcPr>
+          <w:p>
+            <w:r>
+              <w:rPr>
+                <w:rFonts w:ascii="Times New Roman" w:hAnsi="Times New Roman" w:eastAsia="宋体"/>
+                <w:sz w:val="17"/>
+              </w:rPr>
+              <w:t>BT-070~072</w:t>
+            </w:r>
+          </w:p>
+        </w:tc>
+        <w:tc>
+          <w:tcPr>
+            <w:tcW w:type="dxa" w:w="3324"/>
+          </w:tcPr>
+          <w:p>
+            <w:r>
+              <w:rPr>
+                <w:rFonts w:ascii="Times New Roman" w:hAnsi="Times New Roman" w:eastAsia="宋体"/>
+                <w:sz w:val="17"/>
+              </w:rPr>
+              <w:t>场馆管理：列表 5 处、编辑、保存</w:t>
+            </w:r>
+          </w:p>
+        </w:tc>
+        <w:tc>
+          <w:tcPr>
+            <w:tcW w:type="dxa" w:w="3324"/>
+          </w:tcPr>
+          <w:p>
+            <w:r>
+              <w:rPr>
+                <w:rFonts w:ascii="Times New Roman" w:hAnsi="Times New Roman" w:eastAsia="宋体"/>
+                <w:sz w:val="17"/>
+              </w:rPr>
+              <w:t>通过</w:t>
+            </w:r>
+          </w:p>
+        </w:tc>
+      </w:tr>
+      <w:tr>
+        <w:tc>
+          <w:tcPr>
+            <w:tcW w:type="dxa" w:w="3324"/>
+          </w:tcPr>
+          <w:p>
+            <w:r>
+              <w:rPr>
+                <w:rFonts w:ascii="Times New Roman" w:hAnsi="Times New Roman" w:eastAsia="宋体"/>
+                <w:sz w:val="17"/>
+              </w:rPr>
+              <w:t>BT-073~076</w:t>
+            </w:r>
+          </w:p>
+        </w:tc>
+        <w:tc>
+          <w:tcPr>
+            <w:tcW w:type="dxa" w:w="3324"/>
+          </w:tcPr>
+          <w:p>
+            <w:r>
+              <w:rPr>
+                <w:rFonts w:ascii="Times New Roman" w:hAnsi="Times New Roman" w:eastAsia="宋体"/>
+                <w:sz w:val="17"/>
+              </w:rPr>
+              <w:t>场地预约管理：查看全部、代客预约</w:t>
+            </w:r>
+          </w:p>
+        </w:tc>
+        <w:tc>
+          <w:tcPr>
+            <w:tcW w:type="dxa" w:w="3324"/>
+          </w:tcPr>
+          <w:p>
+            <w:r>
+              <w:rPr>
+                <w:rFonts w:ascii="Times New Roman" w:hAnsi="Times New Roman" w:eastAsia="宋体"/>
+                <w:sz w:val="17"/>
+              </w:rPr>
+              <w:t>提示"代客预约成功"</w:t>
+            </w:r>
+          </w:p>
+        </w:tc>
+      </w:tr>
+      <w:tr>
+        <w:tc>
+          <w:tcPr>
+            <w:tcW w:type="dxa" w:w="3324"/>
+          </w:tcPr>
+          <w:p>
+            <w:r>
+              <w:rPr>
+                <w:rFonts w:ascii="Times New Roman" w:hAnsi="Times New Roman" w:eastAsia="宋体"/>
+                <w:sz w:val="17"/>
+              </w:rPr>
+              <w:t>BT-077~078</w:t>
+            </w:r>
+          </w:p>
+        </w:tc>
+        <w:tc>
+          <w:tcPr>
+            <w:tcW w:type="dxa" w:w="3324"/>
+          </w:tcPr>
+          <w:p>
+            <w:r>
+              <w:rPr>
+                <w:rFonts w:ascii="Times New Roman" w:hAnsi="Times New Roman" w:eastAsia="宋体"/>
+                <w:sz w:val="17"/>
+              </w:rPr>
+              <w:t>课程卡「查看名单」弹窗与关闭</w:t>
+            </w:r>
+          </w:p>
+        </w:tc>
+        <w:tc>
+          <w:tcPr>
+            <w:tcW w:type="dxa" w:w="3324"/>
+          </w:tcPr>
+          <w:p>
+            <w:r>
+              <w:rPr>
+                <w:rFonts w:ascii="Times New Roman" w:hAnsi="Times New Roman" w:eastAsia="宋体"/>
+                <w:sz w:val="17"/>
+              </w:rPr>
+              <w:t>弹窗含"共 N 人"</w:t>
+            </w:r>
+          </w:p>
+        </w:tc>
+      </w:tr>
+      <w:tr>
+        <w:tc>
+          <w:tcPr>
+            <w:tcW w:type="dxa" w:w="3324"/>
+          </w:tcPr>
+          <w:p>
+            <w:r>
+              <w:rPr>
+                <w:rFonts w:ascii="Times New Roman" w:hAnsi="Times New Roman" w:eastAsia="宋体"/>
+                <w:sz w:val="17"/>
+              </w:rPr>
+              <w:t>BT-079~081</w:t>
+            </w:r>
+          </w:p>
+        </w:tc>
+        <w:tc>
+          <w:tcPr>
+            <w:tcW w:type="dxa" w:w="3324"/>
+          </w:tcPr>
+          <w:p>
+            <w:r>
+              <w:rPr>
+                <w:rFonts w:ascii="Times New Roman" w:hAnsi="Times New Roman" w:eastAsia="宋体"/>
+                <w:sz w:val="17"/>
+              </w:rPr>
+              <w:t>分页控件存在、按钮可点、翻页内容变化</w:t>
+            </w:r>
+          </w:p>
+        </w:tc>
+        <w:tc>
+          <w:tcPr>
+            <w:tcW w:type="dxa" w:w="3324"/>
+          </w:tcPr>
+          <w:p>
+            <w:r>
+              <w:rPr>
+                <w:rFonts w:ascii="Times New Roman" w:hAnsi="Times New Roman" w:eastAsia="宋体"/>
+                <w:sz w:val="17"/>
+              </w:rPr>
+              <w:t>通过</w:t>
+            </w:r>
+          </w:p>
+        </w:tc>
+      </w:tr>
+      <w:tr>
+        <w:tc>
+          <w:tcPr>
+            <w:tcW w:type="dxa" w:w="3324"/>
+          </w:tcPr>
+          <w:p>
+            <w:r>
+              <w:rPr>
+                <w:rFonts w:ascii="Times New Roman" w:hAnsi="Times New Roman" w:eastAsia="宋体"/>
+                <w:sz w:val="17"/>
+              </w:rPr>
+              <w:t>编号</w:t>
+            </w:r>
+          </w:p>
+        </w:tc>
+        <w:tc>
+          <w:tcPr>
+            <w:tcW w:type="dxa" w:w="3324"/>
+          </w:tcPr>
+          <w:p>
+            <w:r>
+              <w:rPr>
+                <w:rFonts w:ascii="Times New Roman" w:hAnsi="Times New Roman" w:eastAsia="宋体"/>
+                <w:sz w:val="17"/>
+              </w:rPr>
+              <w:t>用例</w:t>
+            </w:r>
+          </w:p>
+        </w:tc>
+        <w:tc>
+          <w:tcPr>
+            <w:tcW w:type="dxa" w:w="3324"/>
+          </w:tcPr>
+          <w:p>
+            <w:r>
+              <w:rPr>
+                <w:rFonts w:ascii="Times New Roman" w:hAnsi="Times New Roman" w:eastAsia="宋体"/>
+                <w:sz w:val="17"/>
+              </w:rPr>
+              <w:t>预期</w:t>
+            </w:r>
+          </w:p>
+        </w:tc>
+      </w:tr>
+      <w:tr>
+        <w:tc>
+          <w:tcPr>
+            <w:tcW w:type="dxa" w:w="3324"/>
+          </w:tcPr>
+          <w:p>
+            <w:r>
+              <w:rPr>
+                <w:rFonts w:ascii="Times New Roman" w:hAnsi="Times New Roman" w:eastAsia="宋体"/>
+                <w:sz w:val="17"/>
+              </w:rPr>
+              <w:t>FE-006</w:t>
+            </w:r>
+          </w:p>
+        </w:tc>
+        <w:tc>
+          <w:tcPr>
+            <w:tcW w:type="dxa" w:w="3324"/>
+          </w:tcPr>
+          <w:p>
+            <w:r>
+              <w:rPr>
+                <w:rFonts w:ascii="Times New Roman" w:hAnsi="Times New Roman" w:eastAsia="宋体"/>
+                <w:sz w:val="17"/>
+              </w:rPr>
+              <w:t>引用的全大写常量均已声明</w:t>
+            </w:r>
+          </w:p>
+        </w:tc>
+        <w:tc>
+          <w:tcPr>
+            <w:tcW w:type="dxa" w:w="3324"/>
+          </w:tcPr>
+          <w:p>
+            <w:r>
+              <w:rPr>
+                <w:rFonts w:ascii="Times New Roman" w:hAnsi="Times New Roman" w:eastAsia="宋体"/>
+                <w:sz w:val="17"/>
+              </w:rPr>
+              <w:t>无未声明标识符</w:t>
+            </w:r>
+          </w:p>
+        </w:tc>
+      </w:tr>
+    </w:tbl>
+    <w:p>
+      <w:pPr>
+        <w:pStyle w:val="Heading2"/>
+      </w:pPr>
+      <w:r>
+        <w:t>FE-006 未声明常量引用（本次新增检查）</w:t>
+      </w:r>
+    </w:p>
+    <w:p>
+      <w:pPr>
+        <w:ind w:left="283"/>
+      </w:pPr>
+      <w:r>
+        <w:rPr>
+          <w:b/>
+        </w:rPr>
+        <w:t>设计动机</w:t>
+      </w:r>
+      <w:r>
+        <w:t>：本次开发中出现 `VENUE_BOOKING_CN is not defined`（实际变量名为 `VENUE_STATUS_CN`），</w:t>
+      </w:r>
+    </w:p>
+    <w:p>
+      <w:pPr>
+        <w:ind w:left="283"/>
+      </w:pPr>
+      <w:r>
+        <w:t>导致整段渲染中断、页面显示"加载中…"，而</w:t>
+      </w:r>
+      <w:r>
+        <w:rPr>
+          <w:b/>
+        </w:rPr>
+        <w:t>语法检查与 onclick 检查都发现不了</w:t>
+      </w:r>
+      <w:r>
+        <w:t>这类运行时错误。</w:t>
+      </w:r>
+    </w:p>
+    <w:p>
+      <w:pPr>
+        <w:ind w:left="283"/>
+      </w:pPr>
+      <w:r>
+        <w:t>已新增 FE-006 并做回归验证：注入该 bug 时立即报错 `未声明: VENUE_BOOKING_CN`，恢复后通过。</w:t>
+      </w:r>
+    </w:p>
+    <w:p>
+      <w:pPr>
+        <w:pStyle w:val="Heading2"/>
+      </w:pPr>
+      <w:r>
         <w:t>F 页面与前端健壮性</w:t>
       </w:r>
     </w:p>
@@ -8765,7 +9556,7 @@
                 <w:rFonts w:ascii="Times New Roman" w:hAnsi="Times New Roman" w:eastAsia="宋体"/>
                 <w:sz w:val="17"/>
               </w:rPr>
-              <w:t>**5 / 5 通过**</w:t>
+              <w:t>**6 / 6 通过**</w:t>
             </w:r>
           </w:p>
         </w:tc>
@@ -8809,7 +9600,7 @@
                 <w:rFonts w:ascii="Times New Roman" w:hAnsi="Times New Roman" w:eastAsia="宋体"/>
                 <w:sz w:val="17"/>
               </w:rPr>
-              <w:t>**56 / 56 通过**</w:t>
+              <w:t>**84 / 84 通过**（连续 2 次稳定复现）</w:t>
             </w:r>
           </w:p>
         </w:tc>
@@ -8984,7 +9775,7 @@
                 <w:rFonts w:ascii="Times New Roman" w:hAnsi="Times New Roman" w:eastAsia="宋体"/>
                 <w:sz w:val="17"/>
               </w:rPr>
-              <w:t>**278 项检查全部通过**</w:t>
+              <w:t>**307 项检查全部通过**</w:t>
             </w:r>
           </w:p>
         </w:tc>
@@ -9263,6 +10054,62 @@
       </w:r>
       <w:r>
         <w:t>：门店后台与任课教练可查某课全部报名会员（含姓名与编号），会员与非本课教练 403。</w:t>
+      </w:r>
+    </w:p>
+    <w:p>
+      <w:pPr>
+        <w:ind w:left="420"/>
+      </w:pPr>
+      <w:r>
+        <w:t xml:space="preserve">• </w:t>
+      </w:r>
+      <w:r>
+        <w:rPr>
+          <w:b/>
+        </w:rPr>
+        <w:t>场地预约（浏览器实测）</w:t>
+      </w:r>
+      <w:r>
+        <w:t>：会员可选场馆、提交预约、查看与取消；同场地同时段被拒；门店可代客预约。</w:t>
+      </w:r>
+    </w:p>
+    <w:p>
+      <w:pPr>
+        <w:ind w:left="420"/>
+      </w:pPr>
+      <w:r>
+        <w:t xml:space="preserve">• </w:t>
+      </w:r>
+      <w:r>
+        <w:rPr>
+          <w:b/>
+        </w:rPr>
+        <w:t>教练端（浏览器实测）</w:t>
+      </w:r>
+      <w:r>
+        <w:t>：教练登录后导航仅 2 项、看不到门店菜单、课表只含本人课程、学员名单可查。</w:t>
+      </w:r>
+    </w:p>
+    <w:p>
+      <w:pPr>
+        <w:ind w:left="420"/>
+      </w:pPr>
+      <w:r>
+        <w:t xml:space="preserve">• </w:t>
+      </w:r>
+      <w:r>
+        <w:rPr>
+          <w:b/>
+        </w:rPr>
+        <w:t>前端静态检查已扩展至 6 项</w:t>
+      </w:r>
+      <w:r>
+        <w:t>：新增 FE-006「引用的全局常量均已声明」，用于拦截</w:t>
+      </w:r>
+    </w:p>
+    <w:p>
+      <w:r>
+        <w:t>`XXX_CN is not defined` 这类会导致整段渲染中断、但语法检查发现不了的运行时错误。</w:t>
       </w:r>
     </w:p>
     <w:p>

--- a/09-代码实现与迭代/系统测试文档.docx
+++ b/09-代码实现与迭代/系统测试文档.docx
@@ -178,7 +178,7 @@
                 <w:rFonts w:ascii="Times New Roman" w:hAnsi="Times New Roman" w:eastAsia="宋体"/>
                 <w:sz w:val="17"/>
               </w:rPr>
-              <w:t>业务规则、权限判定、算法阈值、教练权限隔离</w:t>
+              <w:t>业务规则、权限判定、算法阈值、教练权限隔离、**周课表聚合（11 项）**</w:t>
             </w:r>
           </w:p>
         </w:tc>
@@ -192,7 +192,7 @@
                 <w:rFonts w:ascii="Times New Roman" w:hAnsi="Times New Roman" w:eastAsia="宋体"/>
                 <w:sz w:val="17"/>
               </w:rPr>
-              <w:t>56</w:t>
+              <w:t>67</w:t>
             </w:r>
           </w:p>
         </w:tc>
@@ -352,7 +352,7 @@
                 <w:rFonts w:ascii="Times New Roman" w:hAnsi="Times New Roman" w:eastAsia="宋体"/>
                 <w:sz w:val="17"/>
               </w:rPr>
-              <w:t>登录、权限、选课退课、排课、注册、教练、场地预约、报名名单</w:t>
+              <w:t>登录、权限、选课退课、排课、注册、教练、场地预约、报名名单、**账号管理（16 项）**、**周课表（16 项）**</w:t>
             </w:r>
           </w:p>
         </w:tc>
@@ -366,7 +366,7 @@
                 <w:rFonts w:ascii="Times New Roman" w:hAnsi="Times New Roman" w:eastAsia="宋体"/>
                 <w:sz w:val="17"/>
               </w:rPr>
-              <w:t>99</w:t>
+              <w:t>130</w:t>
             </w:r>
           </w:p>
         </w:tc>
@@ -468,7 +468,7 @@
                 <w:rFonts w:ascii="Times New Roman" w:hAnsi="Times New Roman" w:eastAsia="宋体"/>
                 <w:sz w:val="17"/>
               </w:rPr>
-              <w:t>真实点击有响应、身份登录、左侧导航、二维码弹窗、搜索、扫码核销、场地预约、教练端、教练/场馆/场地预约管理、分页与名单弹窗</w:t>
+              <w:t>真实点击有响应、身份登录、左侧导航、二维码弹窗、搜索、扫码核销、场地预约、教练端、教练/场馆/场地预约管理、分页与名单弹窗、**周课表三视角与课表视图切换（24 项）**、**账号管理（7 项）**</w:t>
             </w:r>
           </w:p>
         </w:tc>
@@ -482,7 +482,7 @@
                 <w:rFonts w:ascii="Times New Roman" w:hAnsi="Times New Roman" w:eastAsia="宋体"/>
                 <w:sz w:val="17"/>
               </w:rPr>
-              <w:t>84</w:t>
+              <w:t>109</w:t>
             </w:r>
           </w:p>
         </w:tc>
@@ -677,7 +677,7 @@
                 <w:rFonts w:ascii="Times New Roman" w:hAnsi="Times New Roman" w:eastAsia="宋体"/>
                 <w:sz w:val="17"/>
               </w:rPr>
-              <w:t>MySQL 8.0.29（端口 3307，库 `gym`，Flyway 管理结构 V1–V10）</w:t>
+              <w:t>MySQL 8.0.29（端口 3307，库 `gym`，Flyway 管理结构 V1–V12）</w:t>
             </w:r>
           </w:p>
         </w:tc>
@@ -8003,7 +8003,7 @@
                 <w:rFonts w:ascii="Times New Roman" w:hAnsi="Times New Roman" w:eastAsia="宋体"/>
                 <w:sz w:val="17"/>
               </w:rPr>
-              <w:t>教练登录进入教练端、导航仅 2 项、无门店菜单</w:t>
+              <w:t>教练登录进入教练端、导航仅 3 项（我的课表/授课课程/学员名单）、无门店菜单</w:t>
             </w:r>
           </w:p>
         </w:tc>
@@ -8385,40 +8385,826 @@
                 <w:rFonts w:ascii="Times New Roman" w:hAnsi="Times New Roman" w:eastAsia="宋体"/>
                 <w:sz w:val="17"/>
               </w:rPr>
-              <w:t>FE-006</w:t>
-            </w:r>
-          </w:p>
-        </w:tc>
-        <w:tc>
-          <w:tcPr>
-            <w:tcW w:type="dxa" w:w="3324"/>
-          </w:tcPr>
-          <w:p>
-            <w:r>
-              <w:rPr>
-                <w:rFonts w:ascii="Times New Roman" w:hAnsi="Times New Roman" w:eastAsia="宋体"/>
-                <w:sz w:val="17"/>
-              </w:rPr>
-              <w:t>引用的全大写常量均已声明</w:t>
-            </w:r>
-          </w:p>
-        </w:tc>
-        <w:tc>
-          <w:tcPr>
-            <w:tcW w:type="dxa" w:w="3324"/>
-          </w:tcPr>
-          <w:p>
-            <w:r>
-              <w:rPr>
-                <w:rFonts w:ascii="Times New Roman" w:hAnsi="Times New Roman" w:eastAsia="宋体"/>
-                <w:sz w:val="17"/>
-              </w:rPr>
-              <w:t>无未声明标识符</w:t>
+              <w:t>IT-097~100</w:t>
+            </w:r>
+          </w:p>
+        </w:tc>
+        <w:tc>
+          <w:tcPr>
+            <w:tcW w:type="dxa" w:w="3324"/>
+          </w:tcPr>
+          <w:p>
+            <w:r>
+              <w:rPr>
+                <w:rFonts w:ascii="Times New Roman" w:hAnsi="Times New Roman" w:eastAsia="宋体"/>
+                <w:sz w:val="17"/>
+              </w:rPr>
+              <w:t>超管登录、查看全部账号、账号视图字段、无明文密码列</w:t>
+            </w:r>
+          </w:p>
+        </w:tc>
+        <w:tc>
+          <w:tcPr>
+            <w:tcW w:type="dxa" w:w="3324"/>
+          </w:tcPr>
+          <w:p>
+            <w:r>
+              <w:rPr>
+                <w:rFonts w:ascii="Times New Roman" w:hAnsi="Times New Roman" w:eastAsia="宋体"/>
+                <w:sz w:val="17"/>
+              </w:rPr>
+              <w:t>200 / ≥30 个 / 字段齐全 / 无 password</w:t>
+            </w:r>
+          </w:p>
+        </w:tc>
+      </w:tr>
+      <w:tr>
+        <w:tc>
+          <w:tcPr>
+            <w:tcW w:type="dxa" w:w="3324"/>
+          </w:tcPr>
+          <w:p>
+            <w:r>
+              <w:rPr>
+                <w:rFonts w:ascii="Times New Roman" w:hAnsi="Times New Roman" w:eastAsia="宋体"/>
+                <w:sz w:val="17"/>
+              </w:rPr>
+              <w:t>IT-101~104</w:t>
+            </w:r>
+          </w:p>
+        </w:tc>
+        <w:tc>
+          <w:tcPr>
+            <w:tcW w:type="dxa" w:w="3324"/>
+          </w:tcPr>
+          <w:p>
+            <w:r>
+              <w:rPr>
+                <w:rFonts w:ascii="Times New Roman" w:hAnsi="Times New Roman" w:eastAsia="宋体"/>
+                <w:sz w:val="17"/>
+              </w:rPr>
+              <w:t>管理员、店长、会员、未登录访问账号接口</w:t>
+            </w:r>
+          </w:p>
+        </w:tc>
+        <w:tc>
+          <w:tcPr>
+            <w:tcW w:type="dxa" w:w="3324"/>
+          </w:tcPr>
+          <w:p>
+            <w:r>
+              <w:rPr>
+                <w:rFonts w:ascii="Times New Roman" w:hAnsi="Times New Roman" w:eastAsia="宋体"/>
+                <w:sz w:val="17"/>
+              </w:rPr>
+              <w:t>**403 / 403 / 403 / 401**</w:t>
+            </w:r>
+          </w:p>
+        </w:tc>
+      </w:tr>
+      <w:tr>
+        <w:tc>
+          <w:tcPr>
+            <w:tcW w:type="dxa" w:w="3324"/>
+          </w:tcPr>
+          <w:p>
+            <w:r>
+              <w:rPr>
+                <w:rFonts w:ascii="Times New Roman" w:hAnsi="Times New Roman" w:eastAsia="宋体"/>
+                <w:sz w:val="17"/>
+              </w:rPr>
+              <w:t>IT-105~107</w:t>
+            </w:r>
+          </w:p>
+        </w:tc>
+        <w:tc>
+          <w:tcPr>
+            <w:tcW w:type="dxa" w:w="3324"/>
+          </w:tcPr>
+          <w:p>
+            <w:r>
+              <w:rPr>
+                <w:rFonts w:ascii="Times New Roman" w:hAnsi="Times New Roman" w:eastAsia="宋体"/>
+                <w:sz w:val="17"/>
+              </w:rPr>
+              <w:t>重置密码 → 返回 `123456` → 可用新密码登录</w:t>
+            </w:r>
+          </w:p>
+        </w:tc>
+        <w:tc>
+          <w:tcPr>
+            <w:tcW w:type="dxa" w:w="3324"/>
+          </w:tcPr>
+          <w:p>
+            <w:r>
+              <w:rPr>
+                <w:rFonts w:ascii="Times New Roman" w:hAnsi="Times New Roman" w:eastAsia="宋体"/>
+                <w:sz w:val="17"/>
+              </w:rPr>
+              <w:t>200 且可登录</w:t>
+            </w:r>
+          </w:p>
+        </w:tc>
+      </w:tr>
+      <w:tr>
+        <w:tc>
+          <w:tcPr>
+            <w:tcW w:type="dxa" w:w="3324"/>
+          </w:tcPr>
+          <w:p>
+            <w:r>
+              <w:rPr>
+                <w:rFonts w:ascii="Times New Roman" w:hAnsi="Times New Roman" w:eastAsia="宋体"/>
+                <w:sz w:val="17"/>
+              </w:rPr>
+              <w:t>IT-108~111</w:t>
+            </w:r>
+          </w:p>
+        </w:tc>
+        <w:tc>
+          <w:tcPr>
+            <w:tcW w:type="dxa" w:w="3324"/>
+          </w:tcPr>
+          <w:p>
+            <w:r>
+              <w:rPr>
+                <w:rFonts w:ascii="Times New Roman" w:hAnsi="Times New Roman" w:eastAsia="宋体"/>
+                <w:sz w:val="17"/>
+              </w:rPr>
+              <w:t>停用 → 登录被拒（401）→ 重新启用 → 可再登录</w:t>
+            </w:r>
+          </w:p>
+        </w:tc>
+        <w:tc>
+          <w:tcPr>
+            <w:tcW w:type="dxa" w:w="3324"/>
+          </w:tcPr>
+          <w:p>
+            <w:r>
+              <w:rPr>
+                <w:rFonts w:ascii="Times New Roman" w:hAnsi="Times New Roman" w:eastAsia="宋体"/>
+                <w:sz w:val="17"/>
+              </w:rPr>
+              <w:t>状态往返正确</w:t>
+            </w:r>
+          </w:p>
+        </w:tc>
+      </w:tr>
+      <w:tr>
+        <w:tc>
+          <w:tcPr>
+            <w:tcW w:type="dxa" w:w="3324"/>
+          </w:tcPr>
+          <w:p>
+            <w:r>
+              <w:rPr>
+                <w:rFonts w:ascii="Times New Roman" w:hAnsi="Times New Roman" w:eastAsia="宋体"/>
+                <w:sz w:val="17"/>
+              </w:rPr>
+              <w:t>IT-112</w:t>
+            </w:r>
+          </w:p>
+        </w:tc>
+        <w:tc>
+          <w:tcPr>
+            <w:tcW w:type="dxa" w:w="3324"/>
+          </w:tcPr>
+          <w:p>
+            <w:r>
+              <w:rPr>
+                <w:rFonts w:ascii="Times New Roman" w:hAnsi="Times New Roman" w:eastAsia="宋体"/>
+                <w:sz w:val="17"/>
+              </w:rPr>
+              <w:t>不能停用当前登录账号</w:t>
+            </w:r>
+          </w:p>
+        </w:tc>
+        <w:tc>
+          <w:tcPr>
+            <w:tcW w:type="dxa" w:w="3324"/>
+          </w:tcPr>
+          <w:p>
+            <w:r>
+              <w:rPr>
+                <w:rFonts w:ascii="Times New Roman" w:hAnsi="Times New Roman" w:eastAsia="宋体"/>
+                <w:sz w:val="17"/>
+              </w:rPr>
+              <w:t>非 200</w:t>
+            </w:r>
+          </w:p>
+        </w:tc>
+      </w:tr>
+      <w:tr>
+        <w:tc>
+          <w:tcPr>
+            <w:tcW w:type="dxa" w:w="3324"/>
+          </w:tcPr>
+          <w:p>
+            <w:r>
+              <w:rPr>
+                <w:rFonts w:ascii="Times New Roman" w:hAnsi="Times New Roman" w:eastAsia="宋体"/>
+                <w:sz w:val="17"/>
+              </w:rPr>
+              <w:t>BT-098~099</w:t>
+            </w:r>
+          </w:p>
+        </w:tc>
+        <w:tc>
+          <w:tcPr>
+            <w:tcW w:type="dxa" w:w="3324"/>
+          </w:tcPr>
+          <w:p>
+            <w:r>
+              <w:rPr>
+                <w:rFonts w:ascii="Times New Roman" w:hAnsi="Times New Roman" w:eastAsia="宋体"/>
+                <w:sz w:val="17"/>
+              </w:rPr>
+              <w:t>店长导航无「账号管理」；超管导航有「账号管理」</w:t>
+            </w:r>
+          </w:p>
+        </w:tc>
+        <w:tc>
+          <w:tcPr>
+            <w:tcW w:type="dxa" w:w="3324"/>
+          </w:tcPr>
+          <w:p>
+            <w:r>
+              <w:rPr>
+                <w:rFonts w:ascii="Times New Roman" w:hAnsi="Times New Roman" w:eastAsia="宋体"/>
+                <w:sz w:val="17"/>
+              </w:rPr>
+              <w:t>不可见 / 可见</w:t>
+            </w:r>
+          </w:p>
+        </w:tc>
+      </w:tr>
+      <w:tr>
+        <w:tc>
+          <w:tcPr>
+            <w:tcW w:type="dxa" w:w="3324"/>
+          </w:tcPr>
+          <w:p>
+            <w:r>
+              <w:rPr>
+                <w:rFonts w:ascii="Times New Roman" w:hAnsi="Times New Roman" w:eastAsia="宋体"/>
+                <w:sz w:val="17"/>
+              </w:rPr>
+              <w:t>BT-100~102</w:t>
+            </w:r>
+          </w:p>
+        </w:tc>
+        <w:tc>
+          <w:tcPr>
+            <w:tcW w:type="dxa" w:w="3324"/>
+          </w:tcPr>
+          <w:p>
+            <w:r>
+              <w:rPr>
+                <w:rFonts w:ascii="Times New Roman" w:hAnsi="Times New Roman" w:eastAsia="宋体"/>
+                <w:sz w:val="17"/>
+              </w:rPr>
+              <w:t>账号列表渲染、含密码状态列、分页</w:t>
+            </w:r>
+          </w:p>
+        </w:tc>
+        <w:tc>
+          <w:tcPr>
+            <w:tcW w:type="dxa" w:w="3324"/>
+          </w:tcPr>
+          <w:p>
+            <w:r>
+              <w:rPr>
+                <w:rFonts w:ascii="Times New Roman" w:hAnsi="Times New Roman" w:eastAsia="宋体"/>
+                <w:sz w:val="17"/>
+              </w:rPr>
+              <w:t>7 行（表头 + 每页 6 条）</w:t>
+            </w:r>
+          </w:p>
+        </w:tc>
+      </w:tr>
+      <w:tr>
+        <w:tc>
+          <w:tcPr>
+            <w:tcW w:type="dxa" w:w="3324"/>
+          </w:tcPr>
+          <w:p>
+            <w:r>
+              <w:rPr>
+                <w:rFonts w:ascii="Times New Roman" w:hAnsi="Times New Roman" w:eastAsia="宋体"/>
+                <w:sz w:val="17"/>
+              </w:rPr>
+              <w:t>BT-103~104</w:t>
+            </w:r>
+          </w:p>
+        </w:tc>
+        <w:tc>
+          <w:tcPr>
+            <w:tcW w:type="dxa" w:w="3324"/>
+          </w:tcPr>
+          <w:p>
+            <w:r>
+              <w:rPr>
+                <w:rFonts w:ascii="Times New Roman" w:hAnsi="Times New Roman" w:eastAsia="宋体"/>
+                <w:sz w:val="17"/>
+              </w:rPr>
+              <w:t>点「重置密码」返回新密码；按用户名搜索</w:t>
+            </w:r>
+          </w:p>
+        </w:tc>
+        <w:tc>
+          <w:tcPr>
+            <w:tcW w:type="dxa" w:w="3324"/>
+          </w:tcPr>
+          <w:p>
+            <w:r>
+              <w:rPr>
+                <w:rFonts w:ascii="Times New Roman" w:hAnsi="Times New Roman" w:eastAsia="宋体"/>
+                <w:sz w:val="17"/>
+              </w:rPr>
+              <w:t>提示含 123456 / 只剩匹配项</w:t>
+            </w:r>
+          </w:p>
+        </w:tc>
+      </w:tr>
+      <w:tr>
+        <w:tc>
+          <w:tcPr>
+            <w:tcW w:type="dxa" w:w="3324"/>
+          </w:tcPr>
+          <w:p>
+            <w:r>
+              <w:rPr>
+                <w:rFonts w:ascii="Times New Roman" w:hAnsi="Times New Roman" w:eastAsia="宋体"/>
+                <w:sz w:val="17"/>
+              </w:rPr>
+              <w:t>编号</w:t>
+            </w:r>
+          </w:p>
+        </w:tc>
+        <w:tc>
+          <w:tcPr>
+            <w:tcW w:type="dxa" w:w="3324"/>
+          </w:tcPr>
+          <w:p>
+            <w:r>
+              <w:rPr>
+                <w:rFonts w:ascii="Times New Roman" w:hAnsi="Times New Roman" w:eastAsia="宋体"/>
+                <w:sz w:val="17"/>
+              </w:rPr>
+              <w:t>用例</w:t>
+            </w:r>
+          </w:p>
+        </w:tc>
+        <w:tc>
+          <w:tcPr>
+            <w:tcW w:type="dxa" w:w="3324"/>
+          </w:tcPr>
+          <w:p>
+            <w:r>
+              <w:rPr>
+                <w:rFonts w:ascii="Times New Roman" w:hAnsi="Times New Roman" w:eastAsia="宋体"/>
+                <w:sz w:val="17"/>
+              </w:rPr>
+              <w:t>预期</w:t>
+            </w:r>
+          </w:p>
+        </w:tc>
+      </w:tr>
+      <w:tr>
+        <w:tc>
+          <w:tcPr>
+            <w:tcW w:type="dxa" w:w="3324"/>
+          </w:tcPr>
+          <w:p>
+            <w:r>
+              <w:rPr>
+                <w:rFonts w:ascii="Times New Roman" w:hAnsi="Times New Roman" w:eastAsia="宋体"/>
+                <w:sz w:val="17"/>
+              </w:rPr>
+              <w:t>TT-01~11（单元）</w:t>
+            </w:r>
+          </w:p>
+        </w:tc>
+        <w:tc>
+          <w:tcPr>
+            <w:tcW w:type="dxa" w:w="3324"/>
+          </w:tcPr>
+          <w:p>
+            <w:r>
+              <w:rPr>
+                <w:rFonts w:ascii="Times New Roman" w:hAnsi="Times New Roman" w:eastAsia="宋体"/>
+                <w:sz w:val="17"/>
+              </w:rPr>
+              <w:t>归一到周一且固定 7 天、只统计本周、mine/all 两视角、按教练/会员/场馆筛选、已取消不占位、today 标记</w:t>
+            </w:r>
+          </w:p>
+        </w:tc>
+        <w:tc>
+          <w:tcPr>
+            <w:tcW w:type="dxa" w:w="3324"/>
+          </w:tcPr>
+          <w:p>
+            <w:r>
+              <w:rPr>
+                <w:rFonts w:ascii="Times New Roman" w:hAnsi="Times New Roman" w:eastAsia="宋体"/>
+                <w:sz w:val="17"/>
+              </w:rPr>
+              <w:t>11 / 11 通过</w:t>
+            </w:r>
+          </w:p>
+        </w:tc>
+      </w:tr>
+      <w:tr>
+        <w:tc>
+          <w:tcPr>
+            <w:tcW w:type="dxa" w:w="3324"/>
+          </w:tcPr>
+          <w:p>
+            <w:r>
+              <w:rPr>
+                <w:rFonts w:ascii="Times New Roman" w:hAnsi="Times New Roman" w:eastAsia="宋体"/>
+                <w:sz w:val="17"/>
+              </w:rPr>
+              <w:t>IT-113~117</w:t>
+            </w:r>
+          </w:p>
+        </w:tc>
+        <w:tc>
+          <w:tcPr>
+            <w:tcW w:type="dxa" w:w="3324"/>
+          </w:tcPr>
+          <w:p>
+            <w:r>
+              <w:rPr>
+                <w:rFonts w:ascii="Times New Roman" w:hAnsi="Times New Roman" w:eastAsia="宋体"/>
+                <w:sz w:val="17"/>
+              </w:rPr>
+              <w:t>门店取课表总览、owner 文案、周区间为周一~周日、传周内任意一天归一、**上一周**</w:t>
+            </w:r>
+          </w:p>
+        </w:tc>
+        <w:tc>
+          <w:tcPr>
+            <w:tcW w:type="dxa" w:w="3324"/>
+          </w:tcPr>
+          <w:p>
+            <w:r>
+              <w:rPr>
+                <w:rFonts w:ascii="Times New Roman" w:hAnsi="Times New Roman" w:eastAsia="宋体"/>
+                <w:sz w:val="17"/>
+              </w:rPr>
+              <w:t>均为 200 且口径一致</w:t>
+            </w:r>
+          </w:p>
+        </w:tc>
+      </w:tr>
+      <w:tr>
+        <w:tc>
+          <w:tcPr>
+            <w:tcW w:type="dxa" w:w="3324"/>
+          </w:tcPr>
+          <w:p>
+            <w:r>
+              <w:rPr>
+                <w:rFonts w:ascii="Times New Roman" w:hAnsi="Times New Roman" w:eastAsia="宋体"/>
+                <w:sz w:val="17"/>
+              </w:rPr>
+              <w:t>IT-118~120</w:t>
+            </w:r>
+          </w:p>
+        </w:tc>
+        <w:tc>
+          <w:tcPr>
+            <w:tcW w:type="dxa" w:w="3324"/>
+          </w:tcPr>
+          <w:p>
+            <w:r>
+              <w:rPr>
+                <w:rFonts w:ascii="Times New Roman" w:hAnsi="Times New Roman" w:eastAsia="宋体"/>
+                <w:sz w:val="17"/>
+              </w:rPr>
+              <w:t>会员看到本人课表、`scope=all` 被强制为 mine、条目 mine 全为 true</w:t>
+            </w:r>
+          </w:p>
+        </w:tc>
+        <w:tc>
+          <w:tcPr>
+            <w:tcW w:type="dxa" w:w="3324"/>
+          </w:tcPr>
+          <w:p>
+            <w:r>
+              <w:rPr>
+                <w:rFonts w:ascii="Times New Roman" w:hAnsi="Times New Roman" w:eastAsia="宋体"/>
+                <w:sz w:val="17"/>
+              </w:rPr>
+              <w:t>服务端归一化生效</w:t>
+            </w:r>
+          </w:p>
+        </w:tc>
+      </w:tr>
+      <w:tr>
+        <w:tc>
+          <w:tcPr>
+            <w:tcW w:type="dxa" w:w="3324"/>
+          </w:tcPr>
+          <w:p>
+            <w:r>
+              <w:rPr>
+                <w:rFonts w:ascii="Times New Roman" w:hAnsi="Times New Roman" w:eastAsia="宋体"/>
+                <w:sz w:val="17"/>
+              </w:rPr>
+              <w:t>IT-121~122</w:t>
+            </w:r>
+          </w:p>
+        </w:tc>
+        <w:tc>
+          <w:tcPr>
+            <w:tcW w:type="dxa" w:w="3324"/>
+          </w:tcPr>
+          <w:p>
+            <w:r>
+              <w:rPr>
+                <w:rFonts w:ascii="Times New Roman" w:hAnsi="Times New Roman" w:eastAsia="宋体"/>
+                <w:sz w:val="17"/>
+              </w:rPr>
+              <w:t>教练看到本人授课课表、`scope=all` 被强制为 mine</w:t>
+            </w:r>
+          </w:p>
+        </w:tc>
+        <w:tc>
+          <w:tcPr>
+            <w:tcW w:type="dxa" w:w="3324"/>
+          </w:tcPr>
+          <w:p>
+            <w:r>
+              <w:rPr>
+                <w:rFonts w:ascii="Times New Roman" w:hAnsi="Times New Roman" w:eastAsia="宋体"/>
+                <w:sz w:val="17"/>
+              </w:rPr>
+              <w:t>同上</w:t>
+            </w:r>
+          </w:p>
+        </w:tc>
+      </w:tr>
+      <w:tr>
+        <w:tc>
+          <w:tcPr>
+            <w:tcW w:type="dxa" w:w="3324"/>
+          </w:tcPr>
+          <w:p>
+            <w:r>
+              <w:rPr>
+                <w:rFonts w:ascii="Times New Roman" w:hAnsi="Times New Roman" w:eastAsia="宋体"/>
+                <w:sz w:val="17"/>
+              </w:rPr>
+              <w:t>IT-123~125</w:t>
+            </w:r>
+          </w:p>
+        </w:tc>
+        <w:tc>
+          <w:tcPr>
+            <w:tcW w:type="dxa" w:w="3324"/>
+          </w:tcPr>
+          <w:p>
+            <w:r>
+              <w:rPr>
+                <w:rFonts w:ascii="Times New Roman" w:hAnsi="Times New Roman" w:eastAsia="宋体"/>
+                <w:sz w:val="17"/>
+              </w:rPr>
+              <w:t>门店按教练筛选 / 按会员筛选</w:t>
+            </w:r>
+          </w:p>
+        </w:tc>
+        <w:tc>
+          <w:tcPr>
+            <w:tcW w:type="dxa" w:w="3324"/>
+          </w:tcPr>
+          <w:p>
+            <w:r>
+              <w:rPr>
+                <w:rFonts w:ascii="Times New Roman" w:hAnsi="Times New Roman" w:eastAsia="宋体"/>
+                <w:sz w:val="17"/>
+              </w:rPr>
+              <w:t>owner 写明筛选对象</w:t>
+            </w:r>
+          </w:p>
+        </w:tc>
+      </w:tr>
+      <w:tr>
+        <w:tc>
+          <w:tcPr>
+            <w:tcW w:type="dxa" w:w="3324"/>
+          </w:tcPr>
+          <w:p>
+            <w:r>
+              <w:rPr>
+                <w:rFonts w:ascii="Times New Roman" w:hAnsi="Times New Roman" w:eastAsia="宋体"/>
+                <w:sz w:val="17"/>
+              </w:rPr>
+              <w:t>IT-126~128</w:t>
+            </w:r>
+          </w:p>
+        </w:tc>
+        <w:tc>
+          <w:tcPr>
+            <w:tcW w:type="dxa" w:w="3324"/>
+          </w:tcPr>
+          <w:p>
+            <w:r>
+              <w:rPr>
+                <w:rFonts w:ascii="Times New Roman" w:hAnsi="Times New Roman" w:eastAsia="宋体"/>
+                <w:sz w:val="17"/>
+              </w:rPr>
+              <w:t>场馆占用条数 = 本周 booked 预约数、按场馆筛选、未登录 401</w:t>
+            </w:r>
+          </w:p>
+        </w:tc>
+        <w:tc>
+          <w:tcPr>
+            <w:tcW w:type="dxa" w:w="3324"/>
+          </w:tcPr>
+          <w:p>
+            <w:r>
+              <w:rPr>
+                <w:rFonts w:ascii="Times New Roman" w:hAnsi="Times New Roman" w:eastAsia="宋体"/>
+                <w:sz w:val="17"/>
+              </w:rPr>
+              <w:t>口径一致</w:t>
+            </w:r>
+          </w:p>
+        </w:tc>
+      </w:tr>
+      <w:tr>
+        <w:tc>
+          <w:tcPr>
+            <w:tcW w:type="dxa" w:w="3324"/>
+          </w:tcPr>
+          <w:p>
+            <w:r>
+              <w:rPr>
+                <w:rFonts w:ascii="Times New Roman" w:hAnsi="Times New Roman" w:eastAsia="宋体"/>
+                <w:sz w:val="17"/>
+              </w:rPr>
+              <w:t>BT-082~085</w:t>
+            </w:r>
+          </w:p>
+        </w:tc>
+        <w:tc>
+          <w:tcPr>
+            <w:tcW w:type="dxa" w:w="3324"/>
+          </w:tcPr>
+          <w:p>
+            <w:r>
+              <w:rPr>
+                <w:rFonts w:ascii="Times New Roman" w:hAnsi="Times New Roman" w:eastAsia="宋体"/>
+                <w:sz w:val="17"/>
+              </w:rPr>
+              <w:t>会员端 7 列周视图、owner 含本人姓名、不显示筛选器、下一周/本周切换</w:t>
+            </w:r>
+          </w:p>
+        </w:tc>
+        <w:tc>
+          <w:tcPr>
+            <w:tcW w:type="dxa" w:w="3324"/>
+          </w:tcPr>
+          <w:p>
+            <w:r>
+              <w:rPr>
+                <w:rFonts w:ascii="Times New Roman" w:hAnsi="Times New Roman" w:eastAsia="宋体"/>
+                <w:sz w:val="17"/>
+              </w:rPr>
+              <w:t>通过</w:t>
+            </w:r>
+          </w:p>
+        </w:tc>
+      </w:tr>
+      <w:tr>
+        <w:tc>
+          <w:tcPr>
+            <w:tcW w:type="dxa" w:w="3324"/>
+          </w:tcPr>
+          <w:p>
+            <w:r>
+              <w:rPr>
+                <w:rFonts w:ascii="Times New Roman" w:hAnsi="Times New Roman" w:eastAsia="宋体"/>
+                <w:sz w:val="17"/>
+              </w:rPr>
+              <w:t>BT-086~091</w:t>
+            </w:r>
+          </w:p>
+        </w:tc>
+        <w:tc>
+          <w:tcPr>
+            <w:tcW w:type="dxa" w:w="3324"/>
+          </w:tcPr>
+          <w:p>
+            <w:r>
+              <w:rPr>
+                <w:rFonts w:ascii="Times New Roman" w:hAnsi="Times New Roman" w:eastAsia="宋体"/>
+                <w:sz w:val="17"/>
+              </w:rPr>
+              <w:t>教练视角、店长视角、三筛选器可见、按教练筛选、清空筛选恢复</w:t>
+            </w:r>
+          </w:p>
+        </w:tc>
+        <w:tc>
+          <w:tcPr>
+            <w:tcW w:type="dxa" w:w="3324"/>
+          </w:tcPr>
+          <w:p>
+            <w:r>
+              <w:rPr>
+                <w:rFonts w:ascii="Times New Roman" w:hAnsi="Times New Roman" w:eastAsia="宋体"/>
+                <w:sz w:val="17"/>
+              </w:rPr>
+              <w:t>通过</w:t>
+            </w:r>
+          </w:p>
+        </w:tc>
+      </w:tr>
+      <w:tr>
+        <w:tc>
+          <w:tcPr>
+            <w:tcW w:type="dxa" w:w="3324"/>
+          </w:tcPr>
+          <w:p>
+            <w:r>
+              <w:rPr>
+                <w:rFonts w:ascii="Times New Roman" w:hAnsi="Times New Roman" w:eastAsia="宋体"/>
+                <w:sz w:val="17"/>
+              </w:rPr>
+              <w:t>BT-092~097</w:t>
+            </w:r>
+          </w:p>
+        </w:tc>
+        <w:tc>
+          <w:tcPr>
+            <w:tcW w:type="dxa" w:w="3324"/>
+          </w:tcPr>
+          <w:p>
+            <w:r>
+              <w:rPr>
+                <w:rFonts w:ascii="Times New Roman" w:hAnsi="Times New Roman" w:eastAsia="宋体"/>
+                <w:sz w:val="17"/>
+              </w:rPr>
+              <w:t>课程管理 / 场馆管理的列表 ⇄ 周课表切换、课表卡片可点进编辑</w:t>
+            </w:r>
+          </w:p>
+        </w:tc>
+        <w:tc>
+          <w:tcPr>
+            <w:tcW w:type="dxa" w:w="3324"/>
+          </w:tcPr>
+          <w:p>
+            <w:r>
+              <w:rPr>
+                <w:rFonts w:ascii="Times New Roman" w:hAnsi="Times New Roman" w:eastAsia="宋体"/>
+                <w:sz w:val="17"/>
+              </w:rPr>
+              <w:t>通过</w:t>
             </w:r>
           </w:p>
         </w:tc>
       </w:tr>
     </w:tbl>
+    <w:p>
+      <w:pPr>
+        <w:pStyle w:val="Heading2"/>
+      </w:pPr>
+      <w:r>
+        <w:t>N2 账号管理（超级管理员）· 集成 + 浏览器</w:t>
+      </w:r>
+    </w:p>
+    <w:p>
+      <w:pPr>
+        <w:pStyle w:val="Heading2"/>
+      </w:pPr>
+      <w:r>
+        <w:t>N3 周课表（课程表 / 场馆占用表）· 单元 + 集成 + 浏览器</w:t>
+      </w:r>
+    </w:p>
+    <w:p>
+      <w:pPr>
+        <w:ind w:left="283"/>
+      </w:pPr>
+      <w:r>
+        <w:rPr>
+          <w:b/>
+        </w:rPr>
+        <w:t>权限设计要点</w:t>
+      </w:r>
+      <w:r>
+        <w:t>：会员与教练传入的 `scope`、`memberId`、`coachId` 一律被服务端改写，</w:t>
+      </w:r>
+    </w:p>
+    <w:p>
+      <w:pPr>
+        <w:ind w:left="283"/>
+      </w:pPr>
+      <w:r>
+        <w:t>因此"直接构造 URL"也拿不到别人的课表——这不是前端隐藏，而是服务端强制（REQ-B3-007）。</w:t>
+      </w:r>
+    </w:p>
     <w:p>
       <w:pPr>
         <w:pStyle w:val="Heading2"/>
@@ -8427,6 +9213,126 @@
         <w:t>FE-006 未声明常量引用（本次新增检查）</w:t>
       </w:r>
     </w:p>
+    <w:tbl>
+      <w:tblPr>
+        <w:tblStyle w:val="TableGrid"/>
+        <w:tblW w:type="auto" w:w="0"/>
+        <w:tblLook w:firstColumn="1" w:firstRow="1" w:lastColumn="0" w:lastRow="0" w:noHBand="0" w:noVBand="1" w:val="04A0"/>
+      </w:tblPr>
+      <w:tblGrid>
+        <w:gridCol w:w="3324"/>
+        <w:gridCol w:w="3324"/>
+        <w:gridCol w:w="3324"/>
+      </w:tblGrid>
+      <w:tr>
+        <w:tc>
+          <w:tcPr>
+            <w:tcW w:type="dxa" w:w="3324"/>
+          </w:tcPr>
+          <w:p/>
+        </w:tc>
+        <w:tc>
+          <w:tcPr>
+            <w:tcW w:type="dxa" w:w="3324"/>
+          </w:tcPr>
+          <w:p/>
+        </w:tc>
+        <w:tc>
+          <w:tcPr>
+            <w:tcW w:type="dxa" w:w="3324"/>
+          </w:tcPr>
+          <w:p/>
+        </w:tc>
+      </w:tr>
+      <w:tr>
+        <w:tc>
+          <w:tcPr>
+            <w:tcW w:type="dxa" w:w="3324"/>
+          </w:tcPr>
+          <w:p>
+            <w:r>
+              <w:rPr>
+                <w:rFonts w:ascii="Times New Roman" w:hAnsi="Times New Roman" w:eastAsia="宋体"/>
+                <w:sz w:val="17"/>
+              </w:rPr>
+              <w:t>编号</w:t>
+            </w:r>
+          </w:p>
+        </w:tc>
+        <w:tc>
+          <w:tcPr>
+            <w:tcW w:type="dxa" w:w="3324"/>
+          </w:tcPr>
+          <w:p>
+            <w:r>
+              <w:rPr>
+                <w:rFonts w:ascii="Times New Roman" w:hAnsi="Times New Roman" w:eastAsia="宋体"/>
+                <w:sz w:val="17"/>
+              </w:rPr>
+              <w:t>用例</w:t>
+            </w:r>
+          </w:p>
+        </w:tc>
+        <w:tc>
+          <w:tcPr>
+            <w:tcW w:type="dxa" w:w="3324"/>
+          </w:tcPr>
+          <w:p>
+            <w:r>
+              <w:rPr>
+                <w:rFonts w:ascii="Times New Roman" w:hAnsi="Times New Roman" w:eastAsia="宋体"/>
+                <w:sz w:val="17"/>
+              </w:rPr>
+              <w:t>预期</w:t>
+            </w:r>
+          </w:p>
+        </w:tc>
+      </w:tr>
+      <w:tr>
+        <w:tc>
+          <w:tcPr>
+            <w:tcW w:type="dxa" w:w="3324"/>
+          </w:tcPr>
+          <w:p>
+            <w:r>
+              <w:rPr>
+                <w:rFonts w:ascii="Times New Roman" w:hAnsi="Times New Roman" w:eastAsia="宋体"/>
+                <w:sz w:val="17"/>
+              </w:rPr>
+              <w:t>FE-006</w:t>
+            </w:r>
+          </w:p>
+        </w:tc>
+        <w:tc>
+          <w:tcPr>
+            <w:tcW w:type="dxa" w:w="3324"/>
+          </w:tcPr>
+          <w:p>
+            <w:r>
+              <w:rPr>
+                <w:rFonts w:ascii="Times New Roman" w:hAnsi="Times New Roman" w:eastAsia="宋体"/>
+                <w:sz w:val="17"/>
+              </w:rPr>
+              <w:t>引用的全大写常量均已声明</w:t>
+            </w:r>
+          </w:p>
+        </w:tc>
+        <w:tc>
+          <w:tcPr>
+            <w:tcW w:type="dxa" w:w="3324"/>
+          </w:tcPr>
+          <w:p>
+            <w:r>
+              <w:rPr>
+                <w:rFonts w:ascii="Times New Roman" w:hAnsi="Times New Roman" w:eastAsia="宋体"/>
+                <w:sz w:val="17"/>
+              </w:rPr>
+              <w:t>无未声明标识符</w:t>
+            </w:r>
+          </w:p>
+        </w:tc>
+      </w:tr>
+    </w:tbl>
     <w:p>
       <w:pPr>
         <w:ind w:left="283"/>
@@ -9176,35 +10082,35 @@
                 <w:rFonts w:ascii="Times New Roman" w:hAnsi="Times New Roman" w:eastAsia="宋体"/>
                 <w:sz w:val="17"/>
               </w:rPr>
-              <w:t>编号</w:t>
-            </w:r>
-          </w:p>
-        </w:tc>
-        <w:tc>
-          <w:tcPr>
-            <w:tcW w:type="dxa" w:w="3324"/>
-          </w:tcPr>
-          <w:p>
-            <w:r>
-              <w:rPr>
-                <w:rFonts w:ascii="Times New Roman" w:hAnsi="Times New Roman" w:eastAsia="宋体"/>
-                <w:sz w:val="17"/>
-              </w:rPr>
-              <w:t>现象</w:t>
-            </w:r>
-          </w:p>
-        </w:tc>
-        <w:tc>
-          <w:tcPr>
-            <w:tcW w:type="dxa" w:w="3324"/>
-          </w:tcPr>
-          <w:p>
-            <w:r>
-              <w:rPr>
-                <w:rFonts w:ascii="Times New Roman" w:hAnsi="Times New Roman" w:eastAsia="宋体"/>
-                <w:sz w:val="17"/>
-              </w:rPr>
-              <w:t>修复</w:t>
+              <w:t>**BUG-015**</w:t>
+            </w:r>
+          </w:p>
+        </w:tc>
+        <w:tc>
+          <w:tcPr>
+            <w:tcW w:type="dxa" w:w="3324"/>
+          </w:tcPr>
+          <w:p>
+            <w:r>
+              <w:rPr>
+                <w:rFonts w:ascii="Times New Roman" w:hAnsi="Times New Roman" w:eastAsia="宋体"/>
+                <w:sz w:val="17"/>
+              </w:rPr>
+              <w:t>**中**</w:t>
+            </w:r>
+          </w:p>
+        </w:tc>
+        <w:tc>
+          <w:tcPr>
+            <w:tcW w:type="dxa" w:w="3324"/>
+          </w:tcPr>
+          <w:p>
+            <w:r>
+              <w:rPr>
+                <w:rFonts w:ascii="Times New Roman" w:hAnsi="Times New Roman" w:eastAsia="宋体"/>
+                <w:sz w:val="17"/>
+              </w:rPr>
+              <w:t>演示课程漂移到过去的某一周，导致「本周课表」「场馆占用课表」**全空**，且会员选课因课程已开课而失败 种子脚本用 `CURDATE()` 落库，而 Flyway 的 R__ 脚本只在内容变化时重跑，时间一长日期就不变、相对"今天"却越来越远 新增 `DemoScheduleAligner`：启动后若本周可报名的未来排课不足 3 门，把基础演示课程与演示场地预约对齐到本周剩余的未来日期；系统内已有本周真实数据时**不覆盖**</w:t>
             </w:r>
           </w:p>
         </w:tc>
@@ -9220,35 +10126,35 @@
                 <w:rFonts w:ascii="Times New Roman" w:hAnsi="Times New Roman" w:eastAsia="宋体"/>
                 <w:sz w:val="17"/>
               </w:rPr>
-              <w:t>BUG-001~006</w:t>
-            </w:r>
-          </w:p>
-        </w:tc>
-        <w:tc>
-          <w:tcPr>
-            <w:tcW w:type="dxa" w:w="3324"/>
-          </w:tcPr>
-          <w:p>
-            <w:r>
-              <w:rPr>
-                <w:rFonts w:ascii="Times New Roman" w:hAnsi="Times New Roman" w:eastAsia="宋体"/>
-                <w:sz w:val="17"/>
-              </w:rPr>
-              <w:t>会员端按钮无反应、状态英文、重复操作 500、后台无预约列表等</w:t>
-            </w:r>
-          </w:p>
-        </w:tc>
-        <w:tc>
-          <w:tcPr>
-            <w:tcW w:type="dxa" w:w="3324"/>
-          </w:tcPr>
-          <w:p>
-            <w:r>
-              <w:rPr>
-                <w:rFonts w:ascii="Times New Roman" w:hAnsi="Times New Roman" w:eastAsia="宋体"/>
-                <w:sz w:val="17"/>
-              </w:rPr>
-              <w:t>见上一版测试文档（已合入本版 BUG-012 等条目）</w:t>
+              <w:t>**BUG-016**</w:t>
+            </w:r>
+          </w:p>
+        </w:tc>
+        <w:tc>
+          <w:tcPr>
+            <w:tcW w:type="dxa" w:w="3324"/>
+          </w:tcPr>
+          <w:p>
+            <w:r>
+              <w:rPr>
+                <w:rFonts w:ascii="Times New Roman" w:hAnsi="Times New Roman" w:eastAsia="宋体"/>
+                <w:sz w:val="17"/>
+              </w:rPr>
+              <w:t>低</w:t>
+            </w:r>
+          </w:p>
+        </w:tc>
+        <w:tc>
+          <w:tcPr>
+            <w:tcW w:type="dxa" w:w="3324"/>
+          </w:tcPr>
+          <w:p>
+            <w:r>
+              <w:rPr>
+                <w:rFonts w:ascii="Times New Roman" w:hAnsi="Times New Roman" w:eastAsia="宋体"/>
+                <w:sz w:val="17"/>
+              </w:rPr>
+              <w:t>课表条目里拼接的场馆名/会员姓名未转义 直接把后端返回的中文拼进 HTML 属性与文本 新增 `safe()` 统一转义；课表卡片点击改为**事件委托 + `data-act/data-id`**，不再把函数调用拼进 `onclick` 属性（顺带让静态检查 FE-002 保持零告警）</w:t>
             </w:r>
           </w:p>
         </w:tc>
@@ -9264,35 +10170,35 @@
                 <w:rFonts w:ascii="Times New Roman" w:hAnsi="Times New Roman" w:eastAsia="宋体"/>
                 <w:sz w:val="17"/>
               </w:rPr>
-              <w:t>BUG-007</w:t>
-            </w:r>
-          </w:p>
-        </w:tc>
-        <w:tc>
-          <w:tcPr>
-            <w:tcW w:type="dxa" w:w="3324"/>
-          </w:tcPr>
-          <w:p>
-            <w:r>
-              <w:rPr>
-                <w:rFonts w:ascii="Times New Roman" w:hAnsi="Times New Roman" w:eastAsia="宋体"/>
-                <w:sz w:val="17"/>
-              </w:rPr>
-              <w:t>取消后无法再约同一课程</w:t>
-            </w:r>
-          </w:p>
-        </w:tc>
-        <w:tc>
-          <w:tcPr>
-            <w:tcW w:type="dxa" w:w="3324"/>
-          </w:tcPr>
-          <w:p>
-            <w:r>
-              <w:rPr>
-                <w:rFonts w:ascii="Times New Roman" w:hAnsi="Times New Roman" w:eastAsia="宋体"/>
-                <w:sz w:val="17"/>
-              </w:rPr>
-              <w:t>迁移 V6 删除 booking 唯一键，幂等改由应用层判重</w:t>
+              <w:t>编号</w:t>
+            </w:r>
+          </w:p>
+        </w:tc>
+        <w:tc>
+          <w:tcPr>
+            <w:tcW w:type="dxa" w:w="3324"/>
+          </w:tcPr>
+          <w:p>
+            <w:r>
+              <w:rPr>
+                <w:rFonts w:ascii="Times New Roman" w:hAnsi="Times New Roman" w:eastAsia="宋体"/>
+                <w:sz w:val="17"/>
+              </w:rPr>
+              <w:t>现象</w:t>
+            </w:r>
+          </w:p>
+        </w:tc>
+        <w:tc>
+          <w:tcPr>
+            <w:tcW w:type="dxa" w:w="3324"/>
+          </w:tcPr>
+          <w:p>
+            <w:r>
+              <w:rPr>
+                <w:rFonts w:ascii="Times New Roman" w:hAnsi="Times New Roman" w:eastAsia="宋体"/>
+                <w:sz w:val="17"/>
+              </w:rPr>
+              <w:t>修复</w:t>
             </w:r>
           </w:p>
         </w:tc>
@@ -9308,35 +10214,35 @@
                 <w:rFonts w:ascii="Times New Roman" w:hAnsi="Times New Roman" w:eastAsia="宋体"/>
                 <w:sz w:val="17"/>
               </w:rPr>
-              <w:t>BUG-008</w:t>
-            </w:r>
-          </w:p>
-        </w:tc>
-        <w:tc>
-          <w:tcPr>
-            <w:tcW w:type="dxa" w:w="3324"/>
-          </w:tcPr>
-          <w:p>
-            <w:r>
-              <w:rPr>
-                <w:rFonts w:ascii="Times New Roman" w:hAnsi="Times New Roman" w:eastAsia="宋体"/>
-                <w:sz w:val="17"/>
-              </w:rPr>
-              <w:t>接口中文乱码</w:t>
-            </w:r>
-          </w:p>
-        </w:tc>
-        <w:tc>
-          <w:tcPr>
-            <w:tcW w:type="dxa" w:w="3324"/>
-          </w:tcPr>
-          <w:p>
-            <w:r>
-              <w:rPr>
-                <w:rFonts w:ascii="Times New Roman" w:hAnsi="Times New Roman" w:eastAsia="宋体"/>
-                <w:sz w:val="17"/>
-              </w:rPr>
-              <w:t>`spring.sql.init.encoding: UTF-8`</w:t>
+              <w:t>BUG-001~006</w:t>
+            </w:r>
+          </w:p>
+        </w:tc>
+        <w:tc>
+          <w:tcPr>
+            <w:tcW w:type="dxa" w:w="3324"/>
+          </w:tcPr>
+          <w:p>
+            <w:r>
+              <w:rPr>
+                <w:rFonts w:ascii="Times New Roman" w:hAnsi="Times New Roman" w:eastAsia="宋体"/>
+                <w:sz w:val="17"/>
+              </w:rPr>
+              <w:t>会员端按钮无反应、状态英文、重复操作 500、后台无预约列表等</w:t>
+            </w:r>
+          </w:p>
+        </w:tc>
+        <w:tc>
+          <w:tcPr>
+            <w:tcW w:type="dxa" w:w="3324"/>
+          </w:tcPr>
+          <w:p>
+            <w:r>
+              <w:rPr>
+                <w:rFonts w:ascii="Times New Roman" w:hAnsi="Times New Roman" w:eastAsia="宋体"/>
+                <w:sz w:val="17"/>
+              </w:rPr>
+              <w:t>见上一版测试文档（已合入本版 BUG-012 等条目）</w:t>
             </w:r>
           </w:p>
         </w:tc>
@@ -9352,35 +10258,35 @@
                 <w:rFonts w:ascii="Times New Roman" w:hAnsi="Times New Roman" w:eastAsia="宋体"/>
                 <w:sz w:val="17"/>
               </w:rPr>
-              <w:t>BUG-009</w:t>
-            </w:r>
-          </w:p>
-        </w:tc>
-        <w:tc>
-          <w:tcPr>
-            <w:tcW w:type="dxa" w:w="3324"/>
-          </w:tcPr>
-          <w:p>
-            <w:r>
-              <w:rPr>
-                <w:rFonts w:ascii="Times New Roman" w:hAnsi="Times New Roman" w:eastAsia="宋体"/>
-                <w:sz w:val="17"/>
-              </w:rPr>
-              <w:t>健康检查 DOWN</w:t>
-            </w:r>
-          </w:p>
-        </w:tc>
-        <w:tc>
-          <w:tcPr>
-            <w:tcW w:type="dxa" w:w="3324"/>
-          </w:tcPr>
-          <w:p>
-            <w:r>
-              <w:rPr>
-                <w:rFonts w:ascii="Times New Roman" w:hAnsi="Times New Roman" w:eastAsia="宋体"/>
-                <w:sz w:val="17"/>
-              </w:rPr>
-              <w:t>本地关闭 Redis 健康检查</w:t>
+              <w:t>BUG-007</w:t>
+            </w:r>
+          </w:p>
+        </w:tc>
+        <w:tc>
+          <w:tcPr>
+            <w:tcW w:type="dxa" w:w="3324"/>
+          </w:tcPr>
+          <w:p>
+            <w:r>
+              <w:rPr>
+                <w:rFonts w:ascii="Times New Roman" w:hAnsi="Times New Roman" w:eastAsia="宋体"/>
+                <w:sz w:val="17"/>
+              </w:rPr>
+              <w:t>取消后无法再约同一课程</w:t>
+            </w:r>
+          </w:p>
+        </w:tc>
+        <w:tc>
+          <w:tcPr>
+            <w:tcW w:type="dxa" w:w="3324"/>
+          </w:tcPr>
+          <w:p>
+            <w:r>
+              <w:rPr>
+                <w:rFonts w:ascii="Times New Roman" w:hAnsi="Times New Roman" w:eastAsia="宋体"/>
+                <w:sz w:val="17"/>
+              </w:rPr>
+              <w:t>迁移 V6 删除 booking 唯一键，幂等改由应用层判重</w:t>
             </w:r>
           </w:p>
         </w:tc>
@@ -9396,35 +10302,35 @@
                 <w:rFonts w:ascii="Times New Roman" w:hAnsi="Times New Roman" w:eastAsia="宋体"/>
                 <w:sz w:val="17"/>
               </w:rPr>
-              <w:t>层次</w:t>
-            </w:r>
-          </w:p>
-        </w:tc>
-        <w:tc>
-          <w:tcPr>
-            <w:tcW w:type="dxa" w:w="3324"/>
-          </w:tcPr>
-          <w:p>
-            <w:r>
-              <w:rPr>
-                <w:rFonts w:ascii="Times New Roman" w:hAnsi="Times New Roman" w:eastAsia="宋体"/>
-                <w:sz w:val="17"/>
-              </w:rPr>
-              <w:t>命令</w:t>
-            </w:r>
-          </w:p>
-        </w:tc>
-        <w:tc>
-          <w:tcPr>
-            <w:tcW w:type="dxa" w:w="3324"/>
-          </w:tcPr>
-          <w:p>
-            <w:r>
-              <w:rPr>
-                <w:rFonts w:ascii="Times New Roman" w:hAnsi="Times New Roman" w:eastAsia="宋体"/>
-                <w:sz w:val="17"/>
-              </w:rPr>
-              <w:t>结果</w:t>
+              <w:t>BUG-008</w:t>
+            </w:r>
+          </w:p>
+        </w:tc>
+        <w:tc>
+          <w:tcPr>
+            <w:tcW w:type="dxa" w:w="3324"/>
+          </w:tcPr>
+          <w:p>
+            <w:r>
+              <w:rPr>
+                <w:rFonts w:ascii="Times New Roman" w:hAnsi="Times New Roman" w:eastAsia="宋体"/>
+                <w:sz w:val="17"/>
+              </w:rPr>
+              <w:t>接口中文乱码</w:t>
+            </w:r>
+          </w:p>
+        </w:tc>
+        <w:tc>
+          <w:tcPr>
+            <w:tcW w:type="dxa" w:w="3324"/>
+          </w:tcPr>
+          <w:p>
+            <w:r>
+              <w:rPr>
+                <w:rFonts w:ascii="Times New Roman" w:hAnsi="Times New Roman" w:eastAsia="宋体"/>
+                <w:sz w:val="17"/>
+              </w:rPr>
+              <w:t>`spring.sql.init.encoding: UTF-8`</w:t>
             </w:r>
           </w:p>
         </w:tc>
@@ -9440,35 +10346,35 @@
                 <w:rFonts w:ascii="Times New Roman" w:hAnsi="Times New Roman" w:eastAsia="宋体"/>
                 <w:sz w:val="17"/>
               </w:rPr>
-              <w:t>单元 + 架构 + BDD</w:t>
-            </w:r>
-          </w:p>
-        </w:tc>
-        <w:tc>
-          <w:tcPr>
-            <w:tcW w:type="dxa" w:w="3324"/>
-          </w:tcPr>
-          <w:p>
-            <w:r>
-              <w:rPr>
-                <w:rFonts w:ascii="Times New Roman" w:hAnsi="Times New Roman" w:eastAsia="宋体"/>
-                <w:sz w:val="17"/>
-              </w:rPr>
-              <w:t>`mvn test`</w:t>
-            </w:r>
-          </w:p>
-        </w:tc>
-        <w:tc>
-          <w:tcPr>
-            <w:tcW w:type="dxa" w:w="3324"/>
-          </w:tcPr>
-          <w:p>
-            <w:r>
-              <w:rPr>
-                <w:rFonts w:ascii="Times New Roman" w:hAnsi="Times New Roman" w:eastAsia="宋体"/>
-                <w:sz w:val="17"/>
-              </w:rPr>
-              <w:t>**77 / 77 通过**，BUILD SUCCESS</w:t>
+              <w:t>BUG-009</w:t>
+            </w:r>
+          </w:p>
+        </w:tc>
+        <w:tc>
+          <w:tcPr>
+            <w:tcW w:type="dxa" w:w="3324"/>
+          </w:tcPr>
+          <w:p>
+            <w:r>
+              <w:rPr>
+                <w:rFonts w:ascii="Times New Roman" w:hAnsi="Times New Roman" w:eastAsia="宋体"/>
+                <w:sz w:val="17"/>
+              </w:rPr>
+              <w:t>健康检查 DOWN</w:t>
+            </w:r>
+          </w:p>
+        </w:tc>
+        <w:tc>
+          <w:tcPr>
+            <w:tcW w:type="dxa" w:w="3324"/>
+          </w:tcPr>
+          <w:p>
+            <w:r>
+              <w:rPr>
+                <w:rFonts w:ascii="Times New Roman" w:hAnsi="Times New Roman" w:eastAsia="宋体"/>
+                <w:sz w:val="17"/>
+              </w:rPr>
+              <w:t>本地关闭 Redis 健康检查</w:t>
             </w:r>
           </w:p>
         </w:tc>
@@ -9484,35 +10390,35 @@
                 <w:rFonts w:ascii="Times New Roman" w:hAnsi="Times New Roman" w:eastAsia="宋体"/>
                 <w:sz w:val="17"/>
               </w:rPr>
-              <w:t>集成测试</w:t>
-            </w:r>
-          </w:p>
-        </w:tc>
-        <w:tc>
-          <w:tcPr>
-            <w:tcW w:type="dxa" w:w="3324"/>
-          </w:tcPr>
-          <w:p>
-            <w:r>
-              <w:rPr>
-                <w:rFonts w:ascii="Times New Roman" w:hAnsi="Times New Roman" w:eastAsia="宋体"/>
-                <w:sz w:val="17"/>
-              </w:rPr>
-              <w:t>`node verify/integration-test.js`</w:t>
-            </w:r>
-          </w:p>
-        </w:tc>
-        <w:tc>
-          <w:tcPr>
-            <w:tcW w:type="dxa" w:w="3324"/>
-          </w:tcPr>
-          <w:p>
-            <w:r>
-              <w:rPr>
-                <w:rFonts w:ascii="Times New Roman" w:hAnsi="Times New Roman" w:eastAsia="宋体"/>
-                <w:sz w:val="17"/>
-              </w:rPr>
-              <w:t>**99 / 99 通过**</w:t>
+              <w:t>层次</w:t>
+            </w:r>
+          </w:p>
+        </w:tc>
+        <w:tc>
+          <w:tcPr>
+            <w:tcW w:type="dxa" w:w="3324"/>
+          </w:tcPr>
+          <w:p>
+            <w:r>
+              <w:rPr>
+                <w:rFonts w:ascii="Times New Roman" w:hAnsi="Times New Roman" w:eastAsia="宋体"/>
+                <w:sz w:val="17"/>
+              </w:rPr>
+              <w:t>命令</w:t>
+            </w:r>
+          </w:p>
+        </w:tc>
+        <w:tc>
+          <w:tcPr>
+            <w:tcW w:type="dxa" w:w="3324"/>
+          </w:tcPr>
+          <w:p>
+            <w:r>
+              <w:rPr>
+                <w:rFonts w:ascii="Times New Roman" w:hAnsi="Times New Roman" w:eastAsia="宋体"/>
+                <w:sz w:val="17"/>
+              </w:rPr>
+              <w:t>结果</w:t>
             </w:r>
           </w:p>
         </w:tc>
@@ -9528,35 +10434,35 @@
                 <w:rFonts w:ascii="Times New Roman" w:hAnsi="Times New Roman" w:eastAsia="宋体"/>
                 <w:sz w:val="17"/>
               </w:rPr>
-              <w:t>前端静态检查</w:t>
-            </w:r>
-          </w:p>
-        </w:tc>
-        <w:tc>
-          <w:tcPr>
-            <w:tcW w:type="dxa" w:w="3324"/>
-          </w:tcPr>
-          <w:p>
-            <w:r>
-              <w:rPr>
-                <w:rFonts w:ascii="Times New Roman" w:hAnsi="Times New Roman" w:eastAsia="宋体"/>
-                <w:sz w:val="17"/>
-              </w:rPr>
-              <w:t>`node verify/frontend-check.js`</w:t>
-            </w:r>
-          </w:p>
-        </w:tc>
-        <w:tc>
-          <w:tcPr>
-            <w:tcW w:type="dxa" w:w="3324"/>
-          </w:tcPr>
-          <w:p>
-            <w:r>
-              <w:rPr>
-                <w:rFonts w:ascii="Times New Roman" w:hAnsi="Times New Roman" w:eastAsia="宋体"/>
-                <w:sz w:val="17"/>
-              </w:rPr>
-              <w:t>**6 / 6 通过**</w:t>
+              <w:t>单元 + 架构 + BDD</w:t>
+            </w:r>
+          </w:p>
+        </w:tc>
+        <w:tc>
+          <w:tcPr>
+            <w:tcW w:type="dxa" w:w="3324"/>
+          </w:tcPr>
+          <w:p>
+            <w:r>
+              <w:rPr>
+                <w:rFonts w:ascii="Times New Roman" w:hAnsi="Times New Roman" w:eastAsia="宋体"/>
+                <w:sz w:val="17"/>
+              </w:rPr>
+              <w:t>`mvn test`</w:t>
+            </w:r>
+          </w:p>
+        </w:tc>
+        <w:tc>
+          <w:tcPr>
+            <w:tcW w:type="dxa" w:w="3324"/>
+          </w:tcPr>
+          <w:p>
+            <w:r>
+              <w:rPr>
+                <w:rFonts w:ascii="Times New Roman" w:hAnsi="Times New Roman" w:eastAsia="宋体"/>
+                <w:sz w:val="17"/>
+              </w:rPr>
+              <w:t>**88 / 88 通过**，BUILD SUCCESS</w:t>
             </w:r>
           </w:p>
         </w:tc>
@@ -9572,35 +10478,35 @@
                 <w:rFonts w:ascii="Times New Roman" w:hAnsi="Times New Roman" w:eastAsia="宋体"/>
                 <w:sz w:val="17"/>
               </w:rPr>
-              <w:t>真实浏览器测试</w:t>
-            </w:r>
-          </w:p>
-        </w:tc>
-        <w:tc>
-          <w:tcPr>
-            <w:tcW w:type="dxa" w:w="3324"/>
-          </w:tcPr>
-          <w:p>
-            <w:r>
-              <w:rPr>
-                <w:rFonts w:ascii="Times New Roman" w:hAnsi="Times New Roman" w:eastAsia="宋体"/>
-                <w:sz w:val="17"/>
-              </w:rPr>
-              <w:t>`node verify/browser-test.js`</w:t>
-            </w:r>
-          </w:p>
-        </w:tc>
-        <w:tc>
-          <w:tcPr>
-            <w:tcW w:type="dxa" w:w="3324"/>
-          </w:tcPr>
-          <w:p>
-            <w:r>
-              <w:rPr>
-                <w:rFonts w:ascii="Times New Roman" w:hAnsi="Times New Roman" w:eastAsia="宋体"/>
-                <w:sz w:val="17"/>
-              </w:rPr>
-              <w:t>**84 / 84 通过**（连续 2 次稳定复现）</w:t>
+              <w:t>集成测试</w:t>
+            </w:r>
+          </w:p>
+        </w:tc>
+        <w:tc>
+          <w:tcPr>
+            <w:tcW w:type="dxa" w:w="3324"/>
+          </w:tcPr>
+          <w:p>
+            <w:r>
+              <w:rPr>
+                <w:rFonts w:ascii="Times New Roman" w:hAnsi="Times New Roman" w:eastAsia="宋体"/>
+                <w:sz w:val="17"/>
+              </w:rPr>
+              <w:t>`node verify/integration-test.js`</w:t>
+            </w:r>
+          </w:p>
+        </w:tc>
+        <w:tc>
+          <w:tcPr>
+            <w:tcW w:type="dxa" w:w="3324"/>
+          </w:tcPr>
+          <w:p>
+            <w:r>
+              <w:rPr>
+                <w:rFonts w:ascii="Times New Roman" w:hAnsi="Times New Roman" w:eastAsia="宋体"/>
+                <w:sz w:val="17"/>
+              </w:rPr>
+              <w:t>**130 / 130 通过**</w:t>
             </w:r>
           </w:p>
         </w:tc>
@@ -9616,35 +10522,35 @@
                 <w:rFonts w:ascii="Times New Roman" w:hAnsi="Times New Roman" w:eastAsia="宋体"/>
                 <w:sz w:val="17"/>
               </w:rPr>
-              <w:t>二维码结构校验</w:t>
-            </w:r>
-          </w:p>
-        </w:tc>
-        <w:tc>
-          <w:tcPr>
-            <w:tcW w:type="dxa" w:w="3324"/>
-          </w:tcPr>
-          <w:p>
-            <w:r>
-              <w:rPr>
-                <w:rFonts w:ascii="Times New Roman" w:hAnsi="Times New Roman" w:eastAsia="宋体"/>
-                <w:sz w:val="17"/>
-              </w:rPr>
-              <w:t>`node verify/qr-check.js`</w:t>
-            </w:r>
-          </w:p>
-        </w:tc>
-        <w:tc>
-          <w:tcPr>
-            <w:tcW w:type="dxa" w:w="3324"/>
-          </w:tcPr>
-          <w:p>
-            <w:r>
-              <w:rPr>
-                <w:rFonts w:ascii="Times New Roman" w:hAnsi="Times New Roman" w:eastAsia="宋体"/>
-                <w:sz w:val="17"/>
-              </w:rPr>
-              <w:t>**5 / 5 通过**</w:t>
+              <w:t>前端静态检查</w:t>
+            </w:r>
+          </w:p>
+        </w:tc>
+        <w:tc>
+          <w:tcPr>
+            <w:tcW w:type="dxa" w:w="3324"/>
+          </w:tcPr>
+          <w:p>
+            <w:r>
+              <w:rPr>
+                <w:rFonts w:ascii="Times New Roman" w:hAnsi="Times New Roman" w:eastAsia="宋体"/>
+                <w:sz w:val="17"/>
+              </w:rPr>
+              <w:t>`node verify/frontend-check.js`</w:t>
+            </w:r>
+          </w:p>
+        </w:tc>
+        <w:tc>
+          <w:tcPr>
+            <w:tcW w:type="dxa" w:w="3324"/>
+          </w:tcPr>
+          <w:p>
+            <w:r>
+              <w:rPr>
+                <w:rFonts w:ascii="Times New Roman" w:hAnsi="Times New Roman" w:eastAsia="宋体"/>
+                <w:sz w:val="17"/>
+              </w:rPr>
+              <w:t>**6 / 6 通过**</w:t>
             </w:r>
           </w:p>
         </w:tc>
@@ -9660,35 +10566,35 @@
                 <w:rFonts w:ascii="Times New Roman" w:hAnsi="Times New Roman" w:eastAsia="宋体"/>
                 <w:sz w:val="17"/>
               </w:rPr>
-              <w:t>Node 参考实现 BDD</w:t>
-            </w:r>
-          </w:p>
-        </w:tc>
-        <w:tc>
-          <w:tcPr>
-            <w:tcW w:type="dxa" w:w="3324"/>
-          </w:tcPr>
-          <w:p>
-            <w:r>
-              <w:rPr>
-                <w:rFonts w:ascii="Times New Roman" w:hAnsi="Times New Roman" w:eastAsia="宋体"/>
-                <w:sz w:val="17"/>
-              </w:rPr>
-              <w:t>`node verify/run.js`</w:t>
-            </w:r>
-          </w:p>
-        </w:tc>
-        <w:tc>
-          <w:tcPr>
-            <w:tcW w:type="dxa" w:w="3324"/>
-          </w:tcPr>
-          <w:p>
-            <w:r>
-              <w:rPr>
-                <w:rFonts w:ascii="Times New Roman" w:hAnsi="Times New Roman" w:eastAsia="宋体"/>
-                <w:sz w:val="17"/>
-              </w:rPr>
-              <w:t>**18 / 18 通过**</w:t>
+              <w:t>真实浏览器测试</w:t>
+            </w:r>
+          </w:p>
+        </w:tc>
+        <w:tc>
+          <w:tcPr>
+            <w:tcW w:type="dxa" w:w="3324"/>
+          </w:tcPr>
+          <w:p>
+            <w:r>
+              <w:rPr>
+                <w:rFonts w:ascii="Times New Roman" w:hAnsi="Times New Roman" w:eastAsia="宋体"/>
+                <w:sz w:val="17"/>
+              </w:rPr>
+              <w:t>`node verify/browser-test.js`</w:t>
+            </w:r>
+          </w:p>
+        </w:tc>
+        <w:tc>
+          <w:tcPr>
+            <w:tcW w:type="dxa" w:w="3324"/>
+          </w:tcPr>
+          <w:p>
+            <w:r>
+              <w:rPr>
+                <w:rFonts w:ascii="Times New Roman" w:hAnsi="Times New Roman" w:eastAsia="宋体"/>
+                <w:sz w:val="17"/>
+              </w:rPr>
+              <w:t>**109 / 109 通过**</w:t>
             </w:r>
           </w:p>
         </w:tc>
@@ -9704,35 +10610,35 @@
                 <w:rFonts w:ascii="Times New Roman" w:hAnsi="Times New Roman" w:eastAsia="宋体"/>
                 <w:sz w:val="17"/>
               </w:rPr>
-              <w:t>Node 可运行版接口冒烟</w:t>
-            </w:r>
-          </w:p>
-        </w:tc>
-        <w:tc>
-          <w:tcPr>
-            <w:tcW w:type="dxa" w:w="3324"/>
-          </w:tcPr>
-          <w:p>
-            <w:r>
-              <w:rPr>
-                <w:rFonts w:ascii="Times New Roman" w:hAnsi="Times New Roman" w:eastAsia="宋体"/>
-                <w:sz w:val="17"/>
-              </w:rPr>
-              <w:t>`node app/smoke.js`</w:t>
-            </w:r>
-          </w:p>
-        </w:tc>
-        <w:tc>
-          <w:tcPr>
-            <w:tcW w:type="dxa" w:w="3324"/>
-          </w:tcPr>
-          <w:p>
-            <w:r>
-              <w:rPr>
-                <w:rFonts w:ascii="Times New Roman" w:hAnsi="Times New Roman" w:eastAsia="宋体"/>
-                <w:sz w:val="17"/>
-              </w:rPr>
-              <w:t>**18 / 18 通过**</w:t>
+              <w:t>二维码结构校验</w:t>
+            </w:r>
+          </w:p>
+        </w:tc>
+        <w:tc>
+          <w:tcPr>
+            <w:tcW w:type="dxa" w:w="3324"/>
+          </w:tcPr>
+          <w:p>
+            <w:r>
+              <w:rPr>
+                <w:rFonts w:ascii="Times New Roman" w:hAnsi="Times New Roman" w:eastAsia="宋体"/>
+                <w:sz w:val="17"/>
+              </w:rPr>
+              <w:t>`node verify/qr-check.js`</w:t>
+            </w:r>
+          </w:p>
+        </w:tc>
+        <w:tc>
+          <w:tcPr>
+            <w:tcW w:type="dxa" w:w="3324"/>
+          </w:tcPr>
+          <w:p>
+            <w:r>
+              <w:rPr>
+                <w:rFonts w:ascii="Times New Roman" w:hAnsi="Times New Roman" w:eastAsia="宋体"/>
+                <w:sz w:val="17"/>
+              </w:rPr>
+              <w:t>**5 / 5 通过**</w:t>
             </w:r>
           </w:p>
         </w:tc>
@@ -9748,6 +10654,94 @@
                 <w:rFonts w:ascii="Times New Roman" w:hAnsi="Times New Roman" w:eastAsia="宋体"/>
                 <w:sz w:val="17"/>
               </w:rPr>
+              <w:t>Node 参考实现 BDD</w:t>
+            </w:r>
+          </w:p>
+        </w:tc>
+        <w:tc>
+          <w:tcPr>
+            <w:tcW w:type="dxa" w:w="3324"/>
+          </w:tcPr>
+          <w:p>
+            <w:r>
+              <w:rPr>
+                <w:rFonts w:ascii="Times New Roman" w:hAnsi="Times New Roman" w:eastAsia="宋体"/>
+                <w:sz w:val="17"/>
+              </w:rPr>
+              <w:t>`node verify/run.js`</w:t>
+            </w:r>
+          </w:p>
+        </w:tc>
+        <w:tc>
+          <w:tcPr>
+            <w:tcW w:type="dxa" w:w="3324"/>
+          </w:tcPr>
+          <w:p>
+            <w:r>
+              <w:rPr>
+                <w:rFonts w:ascii="Times New Roman" w:hAnsi="Times New Roman" w:eastAsia="宋体"/>
+                <w:sz w:val="17"/>
+              </w:rPr>
+              <w:t>**18 / 18 通过**</w:t>
+            </w:r>
+          </w:p>
+        </w:tc>
+      </w:tr>
+      <w:tr>
+        <w:tc>
+          <w:tcPr>
+            <w:tcW w:type="dxa" w:w="3324"/>
+          </w:tcPr>
+          <w:p>
+            <w:r>
+              <w:rPr>
+                <w:rFonts w:ascii="Times New Roman" w:hAnsi="Times New Roman" w:eastAsia="宋体"/>
+                <w:sz w:val="17"/>
+              </w:rPr>
+              <w:t>Node 可运行版接口冒烟</w:t>
+            </w:r>
+          </w:p>
+        </w:tc>
+        <w:tc>
+          <w:tcPr>
+            <w:tcW w:type="dxa" w:w="3324"/>
+          </w:tcPr>
+          <w:p>
+            <w:r>
+              <w:rPr>
+                <w:rFonts w:ascii="Times New Roman" w:hAnsi="Times New Roman" w:eastAsia="宋体"/>
+                <w:sz w:val="17"/>
+              </w:rPr>
+              <w:t>`node app/smoke.js`</w:t>
+            </w:r>
+          </w:p>
+        </w:tc>
+        <w:tc>
+          <w:tcPr>
+            <w:tcW w:type="dxa" w:w="3324"/>
+          </w:tcPr>
+          <w:p>
+            <w:r>
+              <w:rPr>
+                <w:rFonts w:ascii="Times New Roman" w:hAnsi="Times New Roman" w:eastAsia="宋体"/>
+                <w:sz w:val="17"/>
+              </w:rPr>
+              <w:t>**18 / 18 通过**</w:t>
+            </w:r>
+          </w:p>
+        </w:tc>
+      </w:tr>
+      <w:tr>
+        <w:tc>
+          <w:tcPr>
+            <w:tcW w:type="dxa" w:w="3324"/>
+          </w:tcPr>
+          <w:p>
+            <w:r>
+              <w:rPr>
+                <w:rFonts w:ascii="Times New Roman" w:hAnsi="Times New Roman" w:eastAsia="宋体"/>
+                <w:sz w:val="17"/>
+              </w:rPr>
               <w:t>**合计**</w:t>
             </w:r>
           </w:p>
@@ -9775,7 +10769,7 @@
                 <w:rFonts w:ascii="Times New Roman" w:hAnsi="Times New Roman" w:eastAsia="宋体"/>
                 <w:sz w:val="17"/>
               </w:rPr>
-              <w:t>**307 项检查全部通过**</w:t>
+              <w:t>**374 项检查全部通过**</w:t>
             </w:r>
           </w:p>
         </w:tc>

--- a/09-代码实现与迭代/系统测试文档.docx
+++ b/09-代码实现与迭代/系统测试文档.docx
@@ -352,7 +352,7 @@
                 <w:rFonts w:ascii="Times New Roman" w:hAnsi="Times New Roman" w:eastAsia="宋体"/>
                 <w:sz w:val="17"/>
               </w:rPr>
-              <w:t>登录、权限、选课退课、排课、注册、教练、场地预约、报名名单、**账号管理（16 项）**、**周课表（16 项）**</w:t>
+              <w:t>登录、权限、选课退课、排课、注册、教练、场地预约、报名名单、账号管理（16 项）、周课表（16 项）、**数据闭合不变量（12 项）**</w:t>
             </w:r>
           </w:p>
         </w:tc>
@@ -366,7 +366,7 @@
                 <w:rFonts w:ascii="Times New Roman" w:hAnsi="Times New Roman" w:eastAsia="宋体"/>
                 <w:sz w:val="17"/>
               </w:rPr>
-              <w:t>130</w:t>
+              <w:t>140</w:t>
             </w:r>
           </w:p>
         </w:tc>
@@ -468,7 +468,7 @@
                 <w:rFonts w:ascii="Times New Roman" w:hAnsi="Times New Roman" w:eastAsia="宋体"/>
                 <w:sz w:val="17"/>
               </w:rPr>
-              <w:t>真实点击有响应、身份登录、左侧导航、二维码弹窗、搜索、扫码核销、场地预约、教练端、教练/场馆/场地预约管理、分页与名单弹窗、**周课表三视角与课表视图切换（24 项）**、**账号管理（7 项）**</w:t>
+              <w:t>真实点击有响应、身份登录、左侧导航、二维码弹窗、搜索、扫码核销、场地预约、教练端、教练/场馆/场地预约管理、分页与名单弹窗、周课表三视角与课表视图切换（24 项）、账号管理（7 项）、**满员名单与余位闭合（4 项）**</w:t>
             </w:r>
           </w:p>
         </w:tc>
@@ -482,7 +482,7 @@
                 <w:rFonts w:ascii="Times New Roman" w:hAnsi="Times New Roman" w:eastAsia="宋体"/>
                 <w:sz w:val="17"/>
               </w:rPr>
-              <w:t>109</w:t>
+              <w:t>113</w:t>
             </w:r>
           </w:p>
         </w:tc>
@@ -10126,35 +10126,35 @@
                 <w:rFonts w:ascii="Times New Roman" w:hAnsi="Times New Roman" w:eastAsia="宋体"/>
                 <w:sz w:val="17"/>
               </w:rPr>
-              <w:t>**BUG-016**</w:t>
-            </w:r>
-          </w:p>
-        </w:tc>
-        <w:tc>
-          <w:tcPr>
-            <w:tcW w:type="dxa" w:w="3324"/>
-          </w:tcPr>
-          <w:p>
-            <w:r>
-              <w:rPr>
-                <w:rFonts w:ascii="Times New Roman" w:hAnsi="Times New Roman" w:eastAsia="宋体"/>
-                <w:sz w:val="17"/>
-              </w:rPr>
-              <w:t>低</w:t>
-            </w:r>
-          </w:p>
-        </w:tc>
-        <w:tc>
-          <w:tcPr>
-            <w:tcW w:type="dxa" w:w="3324"/>
-          </w:tcPr>
-          <w:p>
-            <w:r>
-              <w:rPr>
-                <w:rFonts w:ascii="Times New Roman" w:hAnsi="Times New Roman" w:eastAsia="宋体"/>
-                <w:sz w:val="17"/>
-              </w:rPr>
-              <w:t>课表条目里拼接的场馆名/会员姓名未转义 直接把后端返回的中文拼进 HTML 属性与文本 新增 `safe()` 统一转义；课表卡片点击改为**事件委托 + `data-act/data-id`**，不再把函数调用拼进 `onclick` 属性（顺带让静态检查 FE-002 保持零告警）</w:t>
+              <w:t>**BUG-017**</w:t>
+            </w:r>
+          </w:p>
+        </w:tc>
+        <w:tc>
+          <w:tcPr>
+            <w:tcW w:type="dxa" w:w="3324"/>
+          </w:tcPr>
+          <w:p>
+            <w:r>
+              <w:rPr>
+                <w:rFonts w:ascii="Times New Roman" w:hAnsi="Times New Roman" w:eastAsia="宋体"/>
+                <w:sz w:val="17"/>
+              </w:rPr>
+              <w:t>**严重**</w:t>
+            </w:r>
+          </w:p>
+        </w:tc>
+        <w:tc>
+          <w:tcPr>
+            <w:tcW w:type="dxa" w:w="3324"/>
+          </w:tcPr>
+          <w:p>
+            <w:r>
+              <w:rPr>
+                <w:rFonts w:ascii="Times New Roman" w:hAnsi="Times New Roman" w:eastAsia="宋体"/>
+                <w:sz w:val="17"/>
+              </w:rPr>
+              <w:t>课程显示 **15/15 已满**，点开报名名单却是「共 0 人」——账实不符 种子脚本把 `course.booked_count` 写死为 18/15/5，却没有对应的 `booking` 行；余位与名单是两套数据源 V13 迁移补 20 个演示会员档案（`source='demo'`）；`DemoScheduleAligner.alignRoster()` 为演示课补齐 booking 行，并**全量重算** `booked_count = 有效预约数`；报名名单接口排除「已取消」，使「共 N 人」与余位口径一致；新增全量不变量用例（IT-129，59 门课全部闭合）</w:t>
             </w:r>
           </w:p>
         </w:tc>
@@ -10170,35 +10170,35 @@
                 <w:rFonts w:ascii="Times New Roman" w:hAnsi="Times New Roman" w:eastAsia="宋体"/>
                 <w:sz w:val="17"/>
               </w:rPr>
-              <w:t>编号</w:t>
-            </w:r>
-          </w:p>
-        </w:tc>
-        <w:tc>
-          <w:tcPr>
-            <w:tcW w:type="dxa" w:w="3324"/>
-          </w:tcPr>
-          <w:p>
-            <w:r>
-              <w:rPr>
-                <w:rFonts w:ascii="Times New Roman" w:hAnsi="Times New Roman" w:eastAsia="宋体"/>
-                <w:sz w:val="17"/>
-              </w:rPr>
-              <w:t>现象</w:t>
-            </w:r>
-          </w:p>
-        </w:tc>
-        <w:tc>
-          <w:tcPr>
-            <w:tcW w:type="dxa" w:w="3324"/>
-          </w:tcPr>
-          <w:p>
-            <w:r>
-              <w:rPr>
-                <w:rFonts w:ascii="Times New Roman" w:hAnsi="Times New Roman" w:eastAsia="宋体"/>
-                <w:sz w:val="17"/>
-              </w:rPr>
-              <w:t>修复</w:t>
+              <w:t>**BUG-016**</w:t>
+            </w:r>
+          </w:p>
+        </w:tc>
+        <w:tc>
+          <w:tcPr>
+            <w:tcW w:type="dxa" w:w="3324"/>
+          </w:tcPr>
+          <w:p>
+            <w:r>
+              <w:rPr>
+                <w:rFonts w:ascii="Times New Roman" w:hAnsi="Times New Roman" w:eastAsia="宋体"/>
+                <w:sz w:val="17"/>
+              </w:rPr>
+              <w:t>低</w:t>
+            </w:r>
+          </w:p>
+        </w:tc>
+        <w:tc>
+          <w:tcPr>
+            <w:tcW w:type="dxa" w:w="3324"/>
+          </w:tcPr>
+          <w:p>
+            <w:r>
+              <w:rPr>
+                <w:rFonts w:ascii="Times New Roman" w:hAnsi="Times New Roman" w:eastAsia="宋体"/>
+                <w:sz w:val="17"/>
+              </w:rPr>
+              <w:t>课表条目里拼接的场馆名/会员姓名未转义 直接把后端返回的中文拼进 HTML 属性与文本 新增 `safe()` 统一转义；课表卡片点击改为**事件委托 + `data-act/data-id`**，不再把函数调用拼进 `onclick` 属性（顺带让静态检查 FE-002 保持零告警）</w:t>
             </w:r>
           </w:p>
         </w:tc>
@@ -10214,35 +10214,35 @@
                 <w:rFonts w:ascii="Times New Roman" w:hAnsi="Times New Roman" w:eastAsia="宋体"/>
                 <w:sz w:val="17"/>
               </w:rPr>
-              <w:t>BUG-001~006</w:t>
-            </w:r>
-          </w:p>
-        </w:tc>
-        <w:tc>
-          <w:tcPr>
-            <w:tcW w:type="dxa" w:w="3324"/>
-          </w:tcPr>
-          <w:p>
-            <w:r>
-              <w:rPr>
-                <w:rFonts w:ascii="Times New Roman" w:hAnsi="Times New Roman" w:eastAsia="宋体"/>
-                <w:sz w:val="17"/>
-              </w:rPr>
-              <w:t>会员端按钮无反应、状态英文、重复操作 500、后台无预约列表等</w:t>
-            </w:r>
-          </w:p>
-        </w:tc>
-        <w:tc>
-          <w:tcPr>
-            <w:tcW w:type="dxa" w:w="3324"/>
-          </w:tcPr>
-          <w:p>
-            <w:r>
-              <w:rPr>
-                <w:rFonts w:ascii="Times New Roman" w:hAnsi="Times New Roman" w:eastAsia="宋体"/>
-                <w:sz w:val="17"/>
-              </w:rPr>
-              <w:t>见上一版测试文档（已合入本版 BUG-012 等条目）</w:t>
+              <w:t>编号</w:t>
+            </w:r>
+          </w:p>
+        </w:tc>
+        <w:tc>
+          <w:tcPr>
+            <w:tcW w:type="dxa" w:w="3324"/>
+          </w:tcPr>
+          <w:p>
+            <w:r>
+              <w:rPr>
+                <w:rFonts w:ascii="Times New Roman" w:hAnsi="Times New Roman" w:eastAsia="宋体"/>
+                <w:sz w:val="17"/>
+              </w:rPr>
+              <w:t>现象</w:t>
+            </w:r>
+          </w:p>
+        </w:tc>
+        <w:tc>
+          <w:tcPr>
+            <w:tcW w:type="dxa" w:w="3324"/>
+          </w:tcPr>
+          <w:p>
+            <w:r>
+              <w:rPr>
+                <w:rFonts w:ascii="Times New Roman" w:hAnsi="Times New Roman" w:eastAsia="宋体"/>
+                <w:sz w:val="17"/>
+              </w:rPr>
+              <w:t>修复</w:t>
             </w:r>
           </w:p>
         </w:tc>
@@ -10258,35 +10258,35 @@
                 <w:rFonts w:ascii="Times New Roman" w:hAnsi="Times New Roman" w:eastAsia="宋体"/>
                 <w:sz w:val="17"/>
               </w:rPr>
-              <w:t>BUG-007</w:t>
-            </w:r>
-          </w:p>
-        </w:tc>
-        <w:tc>
-          <w:tcPr>
-            <w:tcW w:type="dxa" w:w="3324"/>
-          </w:tcPr>
-          <w:p>
-            <w:r>
-              <w:rPr>
-                <w:rFonts w:ascii="Times New Roman" w:hAnsi="Times New Roman" w:eastAsia="宋体"/>
-                <w:sz w:val="17"/>
-              </w:rPr>
-              <w:t>取消后无法再约同一课程</w:t>
-            </w:r>
-          </w:p>
-        </w:tc>
-        <w:tc>
-          <w:tcPr>
-            <w:tcW w:type="dxa" w:w="3324"/>
-          </w:tcPr>
-          <w:p>
-            <w:r>
-              <w:rPr>
-                <w:rFonts w:ascii="Times New Roman" w:hAnsi="Times New Roman" w:eastAsia="宋体"/>
-                <w:sz w:val="17"/>
-              </w:rPr>
-              <w:t>迁移 V6 删除 booking 唯一键，幂等改由应用层判重</w:t>
+              <w:t>BUG-001~006</w:t>
+            </w:r>
+          </w:p>
+        </w:tc>
+        <w:tc>
+          <w:tcPr>
+            <w:tcW w:type="dxa" w:w="3324"/>
+          </w:tcPr>
+          <w:p>
+            <w:r>
+              <w:rPr>
+                <w:rFonts w:ascii="Times New Roman" w:hAnsi="Times New Roman" w:eastAsia="宋体"/>
+                <w:sz w:val="17"/>
+              </w:rPr>
+              <w:t>会员端按钮无反应、状态英文、重复操作 500、后台无预约列表等</w:t>
+            </w:r>
+          </w:p>
+        </w:tc>
+        <w:tc>
+          <w:tcPr>
+            <w:tcW w:type="dxa" w:w="3324"/>
+          </w:tcPr>
+          <w:p>
+            <w:r>
+              <w:rPr>
+                <w:rFonts w:ascii="Times New Roman" w:hAnsi="Times New Roman" w:eastAsia="宋体"/>
+                <w:sz w:val="17"/>
+              </w:rPr>
+              <w:t>见上一版测试文档（已合入本版 BUG-012 等条目）</w:t>
             </w:r>
           </w:p>
         </w:tc>
@@ -10302,35 +10302,35 @@
                 <w:rFonts w:ascii="Times New Roman" w:hAnsi="Times New Roman" w:eastAsia="宋体"/>
                 <w:sz w:val="17"/>
               </w:rPr>
-              <w:t>BUG-008</w:t>
-            </w:r>
-          </w:p>
-        </w:tc>
-        <w:tc>
-          <w:tcPr>
-            <w:tcW w:type="dxa" w:w="3324"/>
-          </w:tcPr>
-          <w:p>
-            <w:r>
-              <w:rPr>
-                <w:rFonts w:ascii="Times New Roman" w:hAnsi="Times New Roman" w:eastAsia="宋体"/>
-                <w:sz w:val="17"/>
-              </w:rPr>
-              <w:t>接口中文乱码</w:t>
-            </w:r>
-          </w:p>
-        </w:tc>
-        <w:tc>
-          <w:tcPr>
-            <w:tcW w:type="dxa" w:w="3324"/>
-          </w:tcPr>
-          <w:p>
-            <w:r>
-              <w:rPr>
-                <w:rFonts w:ascii="Times New Roman" w:hAnsi="Times New Roman" w:eastAsia="宋体"/>
-                <w:sz w:val="17"/>
-              </w:rPr>
-              <w:t>`spring.sql.init.encoding: UTF-8`</w:t>
+              <w:t>BUG-007</w:t>
+            </w:r>
+          </w:p>
+        </w:tc>
+        <w:tc>
+          <w:tcPr>
+            <w:tcW w:type="dxa" w:w="3324"/>
+          </w:tcPr>
+          <w:p>
+            <w:r>
+              <w:rPr>
+                <w:rFonts w:ascii="Times New Roman" w:hAnsi="Times New Roman" w:eastAsia="宋体"/>
+                <w:sz w:val="17"/>
+              </w:rPr>
+              <w:t>取消后无法再约同一课程</w:t>
+            </w:r>
+          </w:p>
+        </w:tc>
+        <w:tc>
+          <w:tcPr>
+            <w:tcW w:type="dxa" w:w="3324"/>
+          </w:tcPr>
+          <w:p>
+            <w:r>
+              <w:rPr>
+                <w:rFonts w:ascii="Times New Roman" w:hAnsi="Times New Roman" w:eastAsia="宋体"/>
+                <w:sz w:val="17"/>
+              </w:rPr>
+              <w:t>迁移 V6 删除 booking 唯一键，幂等改由应用层判重</w:t>
             </w:r>
           </w:p>
         </w:tc>
@@ -10346,35 +10346,35 @@
                 <w:rFonts w:ascii="Times New Roman" w:hAnsi="Times New Roman" w:eastAsia="宋体"/>
                 <w:sz w:val="17"/>
               </w:rPr>
-              <w:t>BUG-009</w:t>
-            </w:r>
-          </w:p>
-        </w:tc>
-        <w:tc>
-          <w:tcPr>
-            <w:tcW w:type="dxa" w:w="3324"/>
-          </w:tcPr>
-          <w:p>
-            <w:r>
-              <w:rPr>
-                <w:rFonts w:ascii="Times New Roman" w:hAnsi="Times New Roman" w:eastAsia="宋体"/>
-                <w:sz w:val="17"/>
-              </w:rPr>
-              <w:t>健康检查 DOWN</w:t>
-            </w:r>
-          </w:p>
-        </w:tc>
-        <w:tc>
-          <w:tcPr>
-            <w:tcW w:type="dxa" w:w="3324"/>
-          </w:tcPr>
-          <w:p>
-            <w:r>
-              <w:rPr>
-                <w:rFonts w:ascii="Times New Roman" w:hAnsi="Times New Roman" w:eastAsia="宋体"/>
-                <w:sz w:val="17"/>
-              </w:rPr>
-              <w:t>本地关闭 Redis 健康检查</w:t>
+              <w:t>BUG-008</w:t>
+            </w:r>
+          </w:p>
+        </w:tc>
+        <w:tc>
+          <w:tcPr>
+            <w:tcW w:type="dxa" w:w="3324"/>
+          </w:tcPr>
+          <w:p>
+            <w:r>
+              <w:rPr>
+                <w:rFonts w:ascii="Times New Roman" w:hAnsi="Times New Roman" w:eastAsia="宋体"/>
+                <w:sz w:val="17"/>
+              </w:rPr>
+              <w:t>接口中文乱码</w:t>
+            </w:r>
+          </w:p>
+        </w:tc>
+        <w:tc>
+          <w:tcPr>
+            <w:tcW w:type="dxa" w:w="3324"/>
+          </w:tcPr>
+          <w:p>
+            <w:r>
+              <w:rPr>
+                <w:rFonts w:ascii="Times New Roman" w:hAnsi="Times New Roman" w:eastAsia="宋体"/>
+                <w:sz w:val="17"/>
+              </w:rPr>
+              <w:t>`spring.sql.init.encoding: UTF-8`</w:t>
             </w:r>
           </w:p>
         </w:tc>
@@ -10390,35 +10390,35 @@
                 <w:rFonts w:ascii="Times New Roman" w:hAnsi="Times New Roman" w:eastAsia="宋体"/>
                 <w:sz w:val="17"/>
               </w:rPr>
-              <w:t>层次</w:t>
-            </w:r>
-          </w:p>
-        </w:tc>
-        <w:tc>
-          <w:tcPr>
-            <w:tcW w:type="dxa" w:w="3324"/>
-          </w:tcPr>
-          <w:p>
-            <w:r>
-              <w:rPr>
-                <w:rFonts w:ascii="Times New Roman" w:hAnsi="Times New Roman" w:eastAsia="宋体"/>
-                <w:sz w:val="17"/>
-              </w:rPr>
-              <w:t>命令</w:t>
-            </w:r>
-          </w:p>
-        </w:tc>
-        <w:tc>
-          <w:tcPr>
-            <w:tcW w:type="dxa" w:w="3324"/>
-          </w:tcPr>
-          <w:p>
-            <w:r>
-              <w:rPr>
-                <w:rFonts w:ascii="Times New Roman" w:hAnsi="Times New Roman" w:eastAsia="宋体"/>
-                <w:sz w:val="17"/>
-              </w:rPr>
-              <w:t>结果</w:t>
+              <w:t>BUG-009</w:t>
+            </w:r>
+          </w:p>
+        </w:tc>
+        <w:tc>
+          <w:tcPr>
+            <w:tcW w:type="dxa" w:w="3324"/>
+          </w:tcPr>
+          <w:p>
+            <w:r>
+              <w:rPr>
+                <w:rFonts w:ascii="Times New Roman" w:hAnsi="Times New Roman" w:eastAsia="宋体"/>
+                <w:sz w:val="17"/>
+              </w:rPr>
+              <w:t>健康检查 DOWN</w:t>
+            </w:r>
+          </w:p>
+        </w:tc>
+        <w:tc>
+          <w:tcPr>
+            <w:tcW w:type="dxa" w:w="3324"/>
+          </w:tcPr>
+          <w:p>
+            <w:r>
+              <w:rPr>
+                <w:rFonts w:ascii="Times New Roman" w:hAnsi="Times New Roman" w:eastAsia="宋体"/>
+                <w:sz w:val="17"/>
+              </w:rPr>
+              <w:t>本地关闭 Redis 健康检查</w:t>
             </w:r>
           </w:p>
         </w:tc>
@@ -10434,35 +10434,35 @@
                 <w:rFonts w:ascii="Times New Roman" w:hAnsi="Times New Roman" w:eastAsia="宋体"/>
                 <w:sz w:val="17"/>
               </w:rPr>
-              <w:t>单元 + 架构 + BDD</w:t>
-            </w:r>
-          </w:p>
-        </w:tc>
-        <w:tc>
-          <w:tcPr>
-            <w:tcW w:type="dxa" w:w="3324"/>
-          </w:tcPr>
-          <w:p>
-            <w:r>
-              <w:rPr>
-                <w:rFonts w:ascii="Times New Roman" w:hAnsi="Times New Roman" w:eastAsia="宋体"/>
-                <w:sz w:val="17"/>
-              </w:rPr>
-              <w:t>`mvn test`</w:t>
-            </w:r>
-          </w:p>
-        </w:tc>
-        <w:tc>
-          <w:tcPr>
-            <w:tcW w:type="dxa" w:w="3324"/>
-          </w:tcPr>
-          <w:p>
-            <w:r>
-              <w:rPr>
-                <w:rFonts w:ascii="Times New Roman" w:hAnsi="Times New Roman" w:eastAsia="宋体"/>
-                <w:sz w:val="17"/>
-              </w:rPr>
-              <w:t>**88 / 88 通过**，BUILD SUCCESS</w:t>
+              <w:t>层次</w:t>
+            </w:r>
+          </w:p>
+        </w:tc>
+        <w:tc>
+          <w:tcPr>
+            <w:tcW w:type="dxa" w:w="3324"/>
+          </w:tcPr>
+          <w:p>
+            <w:r>
+              <w:rPr>
+                <w:rFonts w:ascii="Times New Roman" w:hAnsi="Times New Roman" w:eastAsia="宋体"/>
+                <w:sz w:val="17"/>
+              </w:rPr>
+              <w:t>命令</w:t>
+            </w:r>
+          </w:p>
+        </w:tc>
+        <w:tc>
+          <w:tcPr>
+            <w:tcW w:type="dxa" w:w="3324"/>
+          </w:tcPr>
+          <w:p>
+            <w:r>
+              <w:rPr>
+                <w:rFonts w:ascii="Times New Roman" w:hAnsi="Times New Roman" w:eastAsia="宋体"/>
+                <w:sz w:val="17"/>
+              </w:rPr>
+              <w:t>结果</w:t>
             </w:r>
           </w:p>
         </w:tc>
@@ -10478,35 +10478,35 @@
                 <w:rFonts w:ascii="Times New Roman" w:hAnsi="Times New Roman" w:eastAsia="宋体"/>
                 <w:sz w:val="17"/>
               </w:rPr>
-              <w:t>集成测试</w:t>
-            </w:r>
-          </w:p>
-        </w:tc>
-        <w:tc>
-          <w:tcPr>
-            <w:tcW w:type="dxa" w:w="3324"/>
-          </w:tcPr>
-          <w:p>
-            <w:r>
-              <w:rPr>
-                <w:rFonts w:ascii="Times New Roman" w:hAnsi="Times New Roman" w:eastAsia="宋体"/>
-                <w:sz w:val="17"/>
-              </w:rPr>
-              <w:t>`node verify/integration-test.js`</w:t>
-            </w:r>
-          </w:p>
-        </w:tc>
-        <w:tc>
-          <w:tcPr>
-            <w:tcW w:type="dxa" w:w="3324"/>
-          </w:tcPr>
-          <w:p>
-            <w:r>
-              <w:rPr>
-                <w:rFonts w:ascii="Times New Roman" w:hAnsi="Times New Roman" w:eastAsia="宋体"/>
-                <w:sz w:val="17"/>
-              </w:rPr>
-              <w:t>**130 / 130 通过**</w:t>
+              <w:t>单元 + 架构 + BDD</w:t>
+            </w:r>
+          </w:p>
+        </w:tc>
+        <w:tc>
+          <w:tcPr>
+            <w:tcW w:type="dxa" w:w="3324"/>
+          </w:tcPr>
+          <w:p>
+            <w:r>
+              <w:rPr>
+                <w:rFonts w:ascii="Times New Roman" w:hAnsi="Times New Roman" w:eastAsia="宋体"/>
+                <w:sz w:val="17"/>
+              </w:rPr>
+              <w:t>`mvn test`</w:t>
+            </w:r>
+          </w:p>
+        </w:tc>
+        <w:tc>
+          <w:tcPr>
+            <w:tcW w:type="dxa" w:w="3324"/>
+          </w:tcPr>
+          <w:p>
+            <w:r>
+              <w:rPr>
+                <w:rFonts w:ascii="Times New Roman" w:hAnsi="Times New Roman" w:eastAsia="宋体"/>
+                <w:sz w:val="17"/>
+              </w:rPr>
+              <w:t>**88 / 88 通过**，BUILD SUCCESS</w:t>
             </w:r>
           </w:p>
         </w:tc>
@@ -10522,35 +10522,35 @@
                 <w:rFonts w:ascii="Times New Roman" w:hAnsi="Times New Roman" w:eastAsia="宋体"/>
                 <w:sz w:val="17"/>
               </w:rPr>
-              <w:t>前端静态检查</w:t>
-            </w:r>
-          </w:p>
-        </w:tc>
-        <w:tc>
-          <w:tcPr>
-            <w:tcW w:type="dxa" w:w="3324"/>
-          </w:tcPr>
-          <w:p>
-            <w:r>
-              <w:rPr>
-                <w:rFonts w:ascii="Times New Roman" w:hAnsi="Times New Roman" w:eastAsia="宋体"/>
-                <w:sz w:val="17"/>
-              </w:rPr>
-              <w:t>`node verify/frontend-check.js`</w:t>
-            </w:r>
-          </w:p>
-        </w:tc>
-        <w:tc>
-          <w:tcPr>
-            <w:tcW w:type="dxa" w:w="3324"/>
-          </w:tcPr>
-          <w:p>
-            <w:r>
-              <w:rPr>
-                <w:rFonts w:ascii="Times New Roman" w:hAnsi="Times New Roman" w:eastAsia="宋体"/>
-                <w:sz w:val="17"/>
-              </w:rPr>
-              <w:t>**6 / 6 通过**</w:t>
+              <w:t>集成测试</w:t>
+            </w:r>
+          </w:p>
+        </w:tc>
+        <w:tc>
+          <w:tcPr>
+            <w:tcW w:type="dxa" w:w="3324"/>
+          </w:tcPr>
+          <w:p>
+            <w:r>
+              <w:rPr>
+                <w:rFonts w:ascii="Times New Roman" w:hAnsi="Times New Roman" w:eastAsia="宋体"/>
+                <w:sz w:val="17"/>
+              </w:rPr>
+              <w:t>`node verify/integration-test.js`</w:t>
+            </w:r>
+          </w:p>
+        </w:tc>
+        <w:tc>
+          <w:tcPr>
+            <w:tcW w:type="dxa" w:w="3324"/>
+          </w:tcPr>
+          <w:p>
+            <w:r>
+              <w:rPr>
+                <w:rFonts w:ascii="Times New Roman" w:hAnsi="Times New Roman" w:eastAsia="宋体"/>
+                <w:sz w:val="17"/>
+              </w:rPr>
+              <w:t>**140 / 140 通过**</w:t>
             </w:r>
           </w:p>
         </w:tc>
@@ -10566,35 +10566,35 @@
                 <w:rFonts w:ascii="Times New Roman" w:hAnsi="Times New Roman" w:eastAsia="宋体"/>
                 <w:sz w:val="17"/>
               </w:rPr>
-              <w:t>真实浏览器测试</w:t>
-            </w:r>
-          </w:p>
-        </w:tc>
-        <w:tc>
-          <w:tcPr>
-            <w:tcW w:type="dxa" w:w="3324"/>
-          </w:tcPr>
-          <w:p>
-            <w:r>
-              <w:rPr>
-                <w:rFonts w:ascii="Times New Roman" w:hAnsi="Times New Roman" w:eastAsia="宋体"/>
-                <w:sz w:val="17"/>
-              </w:rPr>
-              <w:t>`node verify/browser-test.js`</w:t>
-            </w:r>
-          </w:p>
-        </w:tc>
-        <w:tc>
-          <w:tcPr>
-            <w:tcW w:type="dxa" w:w="3324"/>
-          </w:tcPr>
-          <w:p>
-            <w:r>
-              <w:rPr>
-                <w:rFonts w:ascii="Times New Roman" w:hAnsi="Times New Roman" w:eastAsia="宋体"/>
-                <w:sz w:val="17"/>
-              </w:rPr>
-              <w:t>**109 / 109 通过**</w:t>
+              <w:t>前端静态检查</w:t>
+            </w:r>
+          </w:p>
+        </w:tc>
+        <w:tc>
+          <w:tcPr>
+            <w:tcW w:type="dxa" w:w="3324"/>
+          </w:tcPr>
+          <w:p>
+            <w:r>
+              <w:rPr>
+                <w:rFonts w:ascii="Times New Roman" w:hAnsi="Times New Roman" w:eastAsia="宋体"/>
+                <w:sz w:val="17"/>
+              </w:rPr>
+              <w:t>`node verify/frontend-check.js`</w:t>
+            </w:r>
+          </w:p>
+        </w:tc>
+        <w:tc>
+          <w:tcPr>
+            <w:tcW w:type="dxa" w:w="3324"/>
+          </w:tcPr>
+          <w:p>
+            <w:r>
+              <w:rPr>
+                <w:rFonts w:ascii="Times New Roman" w:hAnsi="Times New Roman" w:eastAsia="宋体"/>
+                <w:sz w:val="17"/>
+              </w:rPr>
+              <w:t>**6 / 6 通过**</w:t>
             </w:r>
           </w:p>
         </w:tc>
@@ -10610,35 +10610,35 @@
                 <w:rFonts w:ascii="Times New Roman" w:hAnsi="Times New Roman" w:eastAsia="宋体"/>
                 <w:sz w:val="17"/>
               </w:rPr>
-              <w:t>二维码结构校验</w:t>
-            </w:r>
-          </w:p>
-        </w:tc>
-        <w:tc>
-          <w:tcPr>
-            <w:tcW w:type="dxa" w:w="3324"/>
-          </w:tcPr>
-          <w:p>
-            <w:r>
-              <w:rPr>
-                <w:rFonts w:ascii="Times New Roman" w:hAnsi="Times New Roman" w:eastAsia="宋体"/>
-                <w:sz w:val="17"/>
-              </w:rPr>
-              <w:t>`node verify/qr-check.js`</w:t>
-            </w:r>
-          </w:p>
-        </w:tc>
-        <w:tc>
-          <w:tcPr>
-            <w:tcW w:type="dxa" w:w="3324"/>
-          </w:tcPr>
-          <w:p>
-            <w:r>
-              <w:rPr>
-                <w:rFonts w:ascii="Times New Roman" w:hAnsi="Times New Roman" w:eastAsia="宋体"/>
-                <w:sz w:val="17"/>
-              </w:rPr>
-              <w:t>**5 / 5 通过**</w:t>
+              <w:t>真实浏览器测试</w:t>
+            </w:r>
+          </w:p>
+        </w:tc>
+        <w:tc>
+          <w:tcPr>
+            <w:tcW w:type="dxa" w:w="3324"/>
+          </w:tcPr>
+          <w:p>
+            <w:r>
+              <w:rPr>
+                <w:rFonts w:ascii="Times New Roman" w:hAnsi="Times New Roman" w:eastAsia="宋体"/>
+                <w:sz w:val="17"/>
+              </w:rPr>
+              <w:t>`node verify/browser-test.js`</w:t>
+            </w:r>
+          </w:p>
+        </w:tc>
+        <w:tc>
+          <w:tcPr>
+            <w:tcW w:type="dxa" w:w="3324"/>
+          </w:tcPr>
+          <w:p>
+            <w:r>
+              <w:rPr>
+                <w:rFonts w:ascii="Times New Roman" w:hAnsi="Times New Roman" w:eastAsia="宋体"/>
+                <w:sz w:val="17"/>
+              </w:rPr>
+              <w:t>**113 / 113 通过**</w:t>
             </w:r>
           </w:p>
         </w:tc>
@@ -10654,35 +10654,35 @@
                 <w:rFonts w:ascii="Times New Roman" w:hAnsi="Times New Roman" w:eastAsia="宋体"/>
                 <w:sz w:val="17"/>
               </w:rPr>
-              <w:t>Node 参考实现 BDD</w:t>
-            </w:r>
-          </w:p>
-        </w:tc>
-        <w:tc>
-          <w:tcPr>
-            <w:tcW w:type="dxa" w:w="3324"/>
-          </w:tcPr>
-          <w:p>
-            <w:r>
-              <w:rPr>
-                <w:rFonts w:ascii="Times New Roman" w:hAnsi="Times New Roman" w:eastAsia="宋体"/>
-                <w:sz w:val="17"/>
-              </w:rPr>
-              <w:t>`node verify/run.js`</w:t>
-            </w:r>
-          </w:p>
-        </w:tc>
-        <w:tc>
-          <w:tcPr>
-            <w:tcW w:type="dxa" w:w="3324"/>
-          </w:tcPr>
-          <w:p>
-            <w:r>
-              <w:rPr>
-                <w:rFonts w:ascii="Times New Roman" w:hAnsi="Times New Roman" w:eastAsia="宋体"/>
-                <w:sz w:val="17"/>
-              </w:rPr>
-              <w:t>**18 / 18 通过**</w:t>
+              <w:t>二维码结构校验</w:t>
+            </w:r>
+          </w:p>
+        </w:tc>
+        <w:tc>
+          <w:tcPr>
+            <w:tcW w:type="dxa" w:w="3324"/>
+          </w:tcPr>
+          <w:p>
+            <w:r>
+              <w:rPr>
+                <w:rFonts w:ascii="Times New Roman" w:hAnsi="Times New Roman" w:eastAsia="宋体"/>
+                <w:sz w:val="17"/>
+              </w:rPr>
+              <w:t>`node verify/qr-check.js`</w:t>
+            </w:r>
+          </w:p>
+        </w:tc>
+        <w:tc>
+          <w:tcPr>
+            <w:tcW w:type="dxa" w:w="3324"/>
+          </w:tcPr>
+          <w:p>
+            <w:r>
+              <w:rPr>
+                <w:rFonts w:ascii="Times New Roman" w:hAnsi="Times New Roman" w:eastAsia="宋体"/>
+                <w:sz w:val="17"/>
+              </w:rPr>
+              <w:t>**5 / 5 通过**</w:t>
             </w:r>
           </w:p>
         </w:tc>
@@ -10698,21 +10698,21 @@
                 <w:rFonts w:ascii="Times New Roman" w:hAnsi="Times New Roman" w:eastAsia="宋体"/>
                 <w:sz w:val="17"/>
               </w:rPr>
-              <w:t>Node 可运行版接口冒烟</w:t>
-            </w:r>
-          </w:p>
-        </w:tc>
-        <w:tc>
-          <w:tcPr>
-            <w:tcW w:type="dxa" w:w="3324"/>
-          </w:tcPr>
-          <w:p>
-            <w:r>
-              <w:rPr>
-                <w:rFonts w:ascii="Times New Roman" w:hAnsi="Times New Roman" w:eastAsia="宋体"/>
-                <w:sz w:val="17"/>
-              </w:rPr>
-              <w:t>`node app/smoke.js`</w:t>
+              <w:t>Node 参考实现 BDD</w:t>
+            </w:r>
+          </w:p>
+        </w:tc>
+        <w:tc>
+          <w:tcPr>
+            <w:tcW w:type="dxa" w:w="3324"/>
+          </w:tcPr>
+          <w:p>
+            <w:r>
+              <w:rPr>
+                <w:rFonts w:ascii="Times New Roman" w:hAnsi="Times New Roman" w:eastAsia="宋体"/>
+                <w:sz w:val="17"/>
+              </w:rPr>
+              <w:t>`node verify/run.js`</w:t>
             </w:r>
           </w:p>
         </w:tc>
@@ -10742,6 +10742,50 @@
                 <w:rFonts w:ascii="Times New Roman" w:hAnsi="Times New Roman" w:eastAsia="宋体"/>
                 <w:sz w:val="17"/>
               </w:rPr>
+              <w:t>Node 可运行版接口冒烟</w:t>
+            </w:r>
+          </w:p>
+        </w:tc>
+        <w:tc>
+          <w:tcPr>
+            <w:tcW w:type="dxa" w:w="3324"/>
+          </w:tcPr>
+          <w:p>
+            <w:r>
+              <w:rPr>
+                <w:rFonts w:ascii="Times New Roman" w:hAnsi="Times New Roman" w:eastAsia="宋体"/>
+                <w:sz w:val="17"/>
+              </w:rPr>
+              <w:t>`node app/smoke.js`</w:t>
+            </w:r>
+          </w:p>
+        </w:tc>
+        <w:tc>
+          <w:tcPr>
+            <w:tcW w:type="dxa" w:w="3324"/>
+          </w:tcPr>
+          <w:p>
+            <w:r>
+              <w:rPr>
+                <w:rFonts w:ascii="Times New Roman" w:hAnsi="Times New Roman" w:eastAsia="宋体"/>
+                <w:sz w:val="17"/>
+              </w:rPr>
+              <w:t>**18 / 18 通过**</w:t>
+            </w:r>
+          </w:p>
+        </w:tc>
+      </w:tr>
+      <w:tr>
+        <w:tc>
+          <w:tcPr>
+            <w:tcW w:type="dxa" w:w="3324"/>
+          </w:tcPr>
+          <w:p>
+            <w:r>
+              <w:rPr>
+                <w:rFonts w:ascii="Times New Roman" w:hAnsi="Times New Roman" w:eastAsia="宋体"/>
+                <w:sz w:val="17"/>
+              </w:rPr>
               <w:t>**合计**</w:t>
             </w:r>
           </w:p>
@@ -10769,7 +10813,7 @@
                 <w:rFonts w:ascii="Times New Roman" w:hAnsi="Times New Roman" w:eastAsia="宋体"/>
                 <w:sz w:val="17"/>
               </w:rPr>
-              <w:t>**374 项检查全部通过**</w:t>
+              <w:t>**388 项检查全部通过**</w:t>
             </w:r>
           </w:p>
         </w:tc>

--- a/09-代码实现与迭代/系统测试文档.docx
+++ b/09-代码实现与迭代/系统测试文档.docx
@@ -10111,6 +10111,94 @@
                 <w:sz w:val="17"/>
               </w:rPr>
               <w:t>演示课程漂移到过去的某一周，导致「本周课表」「场馆占用课表」**全空**，且会员选课因课程已开课而失败 种子脚本用 `CURDATE()` 落库，而 Flyway 的 R__ 脚本只在内容变化时重跑，时间一长日期就不变、相对"今天"却越来越远 新增 `DemoScheduleAligner`：启动后若本周可报名的未来排课不足 3 门，把基础演示课程与演示场地预约对齐到本周剩余的未来日期；系统内已有本周真实数据时**不覆盖**</w:t>
+            </w:r>
+          </w:p>
+        </w:tc>
+      </w:tr>
+      <w:tr>
+        <w:tc>
+          <w:tcPr>
+            <w:tcW w:type="dxa" w:w="3324"/>
+          </w:tcPr>
+          <w:p>
+            <w:r>
+              <w:rPr>
+                <w:rFonts w:ascii="Times New Roman" w:hAnsi="Times New Roman" w:eastAsia="宋体"/>
+                <w:sz w:val="17"/>
+              </w:rPr>
+              <w:t>**BUG-018**</w:t>
+            </w:r>
+          </w:p>
+        </w:tc>
+        <w:tc>
+          <w:tcPr>
+            <w:tcW w:type="dxa" w:w="3324"/>
+          </w:tcPr>
+          <w:p>
+            <w:r>
+              <w:rPr>
+                <w:rFonts w:ascii="Times New Roman" w:hAnsi="Times New Roman" w:eastAsia="宋体"/>
+                <w:sz w:val="17"/>
+              </w:rPr>
+              <w:t>**中**</w:t>
+            </w:r>
+          </w:p>
+        </w:tc>
+        <w:tc>
+          <w:tcPr>
+            <w:tcW w:type="dxa" w:w="3324"/>
+          </w:tcPr>
+          <w:p>
+            <w:r>
+              <w:rPr>
+                <w:rFonts w:ascii="Times New Roman" w:hAnsi="Times New Roman" w:eastAsia="宋体"/>
+                <w:sz w:val="17"/>
+              </w:rPr>
+              <w:t>自助注册的姓名 `&lt;img src=x onerror=…&gt;` 原样入库，名单弹窗/会员列表等渲染点未做 HTML 转义 → 门店后台打开即可触发**存储型 XSS** 前端拼接用户输入时未转义（课表等新页面已用 `safe()`，名单与会员列表漏了） 把 `safe()` 提升为全局工具，统一转义会员名/编号的所有渲染点；新增安全探测脚本 `security-probe.js` 回归验证（脚本名以纯文本呈现、alert 不触发）</w:t>
+            </w:r>
+          </w:p>
+        </w:tc>
+      </w:tr>
+      <w:tr>
+        <w:tc>
+          <w:tcPr>
+            <w:tcW w:type="dxa" w:w="3324"/>
+          </w:tcPr>
+          <w:p>
+            <w:r>
+              <w:rPr>
+                <w:rFonts w:ascii="Times New Roman" w:hAnsi="Times New Roman" w:eastAsia="宋体"/>
+                <w:sz w:val="17"/>
+              </w:rPr>
+              <w:t>**BUG-019**</w:t>
+            </w:r>
+          </w:p>
+        </w:tc>
+        <w:tc>
+          <w:tcPr>
+            <w:tcW w:type="dxa" w:w="3324"/>
+          </w:tcPr>
+          <w:p>
+            <w:r>
+              <w:rPr>
+                <w:rFonts w:ascii="Times New Roman" w:hAnsi="Times New Roman" w:eastAsia="宋体"/>
+                <w:sz w:val="17"/>
+              </w:rPr>
+              <w:t>**高**</w:t>
+            </w:r>
+          </w:p>
+        </w:tc>
+        <w:tc>
+          <w:tcPr>
+            <w:tcW w:type="dxa" w:w="3324"/>
+          </w:tcPr>
+          <w:p>
+            <w:r>
+              <w:rPr>
+                <w:rFonts w:ascii="Times New Roman" w:hAnsi="Times New Roman" w:eastAsia="宋体"/>
+                <w:sz w:val="17"/>
+              </w:rPr>
+              <w:t>支付回调 `/api/pay/notify/{orderNo}` **无鉴权且无验签**：伪造回调（金额对上）即可把订单标为已支付并激活会籍 mock 支付阶段未实现验签（拦截器仅放行回调，未做 HMAC 校验） 列为上线前必须接入的 P0 缺口（REQ-B5-007）：对 orderNo+paidAmount+outTradeNo 做 HMAC-SHA256 验签；本次已在需求文档如实标注，未在 mock 阶段实现</w:t>
             </w:r>
           </w:p>
         </w:tc>
